--- a/manuscript/v4/word/Manuscript_v4.docx
+++ b/manuscript/v4/word/Manuscript_v4.docx
@@ -90,42 +90,7 @@
         <w:pStyle w:val="FirstParagraph"/>
       </w:pPr>
       <w:r>
-        <w:t xml:space="preserve">Influence-area weigh-in-motion estimates gross weight from the area under a response record. That this area equals the response to a uniform unit load, and that channels can be combined by generalised least squares, is classical; this paper uses both to derive design criteria for continuous girders. It gives closed-form blind loci for deflection, strain, rotation and reaction channels on two- and three-span and haunched girders, including a near-blind ring for strain gauges set back from piers; indicators separating cancellation from restraint; a placement rule (sensors at the extremes of the uniform-load response, for strain of</w:t>
-      </w:r>
-      <w:r>
-        <w:t xml:space="preserve"> </w:t>
-      </w:r>
-      <m:oMath>
-        <m:r>
-          <m:t>c</m:t>
-        </m:r>
-        <m:sSub>
-          <m:e>
-            <m:r>
-              <m:t>M</m:t>
-            </m:r>
-          </m:e>
-          <m:sub>
-            <m:r>
-              <m:t>q</m:t>
-            </m:r>
-          </m:sub>
-        </m:sSub>
-        <m:r>
-          <m:rPr>
-            <m:sty m:val="p"/>
-          </m:rPr>
-          <m:t>/</m:t>
-        </m:r>
-        <m:r>
-          <m:t>E</m:t>
-        </m:r>
-        <m:r>
-          <m:t>I</m:t>
-        </m:r>
-      </m:oMath>
-      <w:r>
-        <w:t xml:space="preserve">); and a Möbius law for the effect of uncertain pier stiffness. A laboratory two-span beam confirms the integral within 1.2 %. On public moving-truck records from a five-span box girder, the reference weights vary so little that predicting the mean weight (2.0–2.2 % error) beats every estimator, so weight discrimination cannot be tested; a 5-axle/3-axle constant ratio of 0.98 (95 % CI 0.70–1.37) is consistent with invariance but inconclusive. Out of sample, generalised least squares with the measured noise covariance was worse than the plain gauge average (20.4 % against 11.9 % mean absolute error), because errors during crossings are much less correlated between gauges (0.63) than vehicle-free noise (0.92). On a 55 + 90 + 55 m box girder, two static readings leave the side-span deflection index (effective-rigidity normalisation) between 0.14 and 0.42, and a residual offset of 0.1 mm would bias a 25 t truck by 16–25 % at mid main span.</w:t>
+        <w:t xml:space="preserve">Influence-area weigh-in-motion estimates gross vehicle weight from the area under a response record. On a continuous girder, positive and negative parts of the influence line can cancel and leave a gauge blind to the load. This paper gives pre-installation criteria for choosing channels that observe the total load. Two classical facts underlie the work: the area equals the response to a uniform unit load, and channels can be combined by generalised least squares (GLS). From them follow closed-form blind loci for deflection, strain, rotation and reaction channels on two- and three-span and haunched girders. Strain gauges are blind at every zero of the uniform-load moment and nearly blind in a band around it, including gauges set back from the piers. Indicators separate cancellation from restraint, a placement rule puts sensors at the extremes of the uniform-load response, and a closed-form law describes the effect of uncertain pier stiffness. A static test on a laboratory two-span beam confirms the identity. Public moving-truck records from a five-span box girder support the invariance of the constant only coarsely, because the reference weights hardly vary. Out of sample, GLS weights built from vehicle-free noise were worse than the gauge average (20.4 % against 11.9 % mean absolute error), because errors during crossings are much less correlated between gauges. On an in-service three-span box girder, two static readings leave the constant of the side-span deflection gauge uncertain by a factor of 6.6, whereas the centre-span gauge is identifiable; one pier tiltmeter would close this gap.</w:t>
       </w:r>
     </w:p>
     <w:p>
@@ -172,8 +137,8 @@
         </w:tblBorders>
       </w:tblPr>
       <w:tblGrid>
-        <w:gridCol w:w="2061"/>
-        <w:gridCol w:w="7008"/>
+        <w:gridCol w:w="2480"/>
+        <w:gridCol w:w="6589"/>
       </w:tblGrid>
       <w:tr>
         <w:trPr>
@@ -181,7 +146,7 @@
         </w:trPr>
         <w:tc>
           <w:tcPr>
-            <w:tcW w:type="dxa" w:w="2061"/>
+            <w:tcW w:type="dxa" w:w="2480"/>
             <w:tcBorders>
               <w:top w:val="nil"/>
               <w:left w:val="nil"/>
@@ -201,7 +166,7 @@
         </w:tc>
         <w:tc>
           <w:tcPr>
-            <w:tcW w:type="dxa" w:w="7008"/>
+            <w:tcW w:type="dxa" w:w="6589"/>
             <w:tcBorders>
               <w:top w:val="nil"/>
               <w:left w:val="nil"/>
@@ -223,7 +188,7 @@
       <w:tr>
         <w:tc>
           <w:tcPr>
-            <w:tcW w:type="dxa" w:w="2061"/>
+            <w:tcW w:type="dxa" w:w="2480"/>
           </w:tcPr>
           <w:p>
             <w:pPr>
@@ -251,7 +216,7 @@
         </w:tc>
         <w:tc>
           <w:tcPr>
-            <w:tcW w:type="dxa" w:w="7008"/>
+            <w:tcW w:type="dxa" w:w="6589"/>
           </w:tcPr>
           <w:p>
             <w:pPr>
@@ -267,7 +232,7 @@
       <w:tr>
         <w:tc>
           <w:tcPr>
-            <w:tcW w:type="dxa" w:w="2061"/>
+            <w:tcW w:type="dxa" w:w="2480"/>
           </w:tcPr>
           <w:p>
             <w:pPr>
@@ -292,7 +257,7 @@
         </w:tc>
         <w:tc>
           <w:tcPr>
-            <w:tcW w:type="dxa" w:w="7008"/>
+            <w:tcW w:type="dxa" w:w="6589"/>
           </w:tcPr>
           <w:p>
             <w:pPr>
@@ -370,7 +335,91 @@
       <w:tr>
         <w:tc>
           <w:tcPr>
-            <w:tcW w:type="dxa" w:w="2061"/>
+            <w:tcW w:type="dxa" w:w="2480"/>
+          </w:tcPr>
+          <w:p>
+            <w:pPr>
+              <w:pStyle w:val="Compact"/>
+              <w:jc w:val="left"/>
+            </w:pPr>
+            <m:oMath>
+              <m:sSub>
+                <m:e>
+                  <m:r>
+                    <m:t>C</m:t>
+                  </m:r>
+                </m:e>
+                <m:sub>
+                  <m:r>
+                    <m:t>0</m:t>
+                  </m:r>
+                </m:sub>
+              </m:sSub>
+            </m:oMath>
+            <w:r>
+              <w:t xml:space="preserve">,</w:t>
+            </w:r>
+            <w:r>
+              <w:t xml:space="preserve"> </w:t>
+            </w:r>
+            <m:oMath>
+              <m:sSub>
+                <m:e>
+                  <m:r>
+                    <m:t>C</m:t>
+                  </m:r>
+                </m:e>
+                <m:sub>
+                  <m:r>
+                    <m:rPr>
+                      <m:sty m:val="p"/>
+                    </m:rPr>
+                    <m:t>∞</m:t>
+                  </m:r>
+                </m:sub>
+              </m:sSub>
+            </m:oMath>
+          </w:p>
+        </w:tc>
+        <w:tc>
+          <w:tcPr>
+            <w:tcW w:type="dxa" w:w="6589"/>
+          </w:tcPr>
+          <w:p>
+            <w:pPr>
+              <w:pStyle w:val="Compact"/>
+              <w:jc w:val="left"/>
+            </w:pPr>
+            <w:r>
+              <w:t xml:space="preserve">constant for pinned and for fixed piers at</w:t>
+            </w:r>
+            <w:r>
+              <w:t xml:space="preserve"> </w:t>
+            </w:r>
+            <m:oMath>
+              <m:r>
+                <m:t>α</m:t>
+              </m:r>
+              <m:r>
+                <m:rPr>
+                  <m:sty m:val="p"/>
+                </m:rPr>
+                <m:t>=</m:t>
+              </m:r>
+              <m:r>
+                <m:t>1</m:t>
+              </m:r>
+            </m:oMath>
+            <w:r>
+              <w:t xml:space="preserve">, Eq. (15)</w:t>
+            </w:r>
+          </w:p>
+        </w:tc>
+      </w:tr>
+      <w:tr>
+        <w:tc>
+          <w:tcPr>
+            <w:tcW w:type="dxa" w:w="2480"/>
           </w:tcPr>
           <w:p>
             <w:pPr>
@@ -415,7 +464,7 @@
         </w:tc>
         <w:tc>
           <w:tcPr>
-            <w:tcW w:type="dxa" w:w="7008"/>
+            <w:tcW w:type="dxa" w:w="6589"/>
           </w:tcPr>
           <w:p>
             <w:pPr>
@@ -456,7 +505,7 @@
       <w:tr>
         <w:tc>
           <w:tcPr>
-            <w:tcW w:type="dxa" w:w="2061"/>
+            <w:tcW w:type="dxa" w:w="2480"/>
           </w:tcPr>
           <w:p>
             <w:pPr>
@@ -472,7 +521,7 @@
         </w:tc>
         <w:tc>
           <w:tcPr>
-            <w:tcW w:type="dxa" w:w="7008"/>
+            <w:tcW w:type="dxa" w:w="6589"/>
           </w:tcPr>
           <w:p>
             <w:pPr>
@@ -488,7 +537,7 @@
       <w:tr>
         <w:tc>
           <w:tcPr>
-            <w:tcW w:type="dxa" w:w="2061"/>
+            <w:tcW w:type="dxa" w:w="2480"/>
           </w:tcPr>
           <w:p>
             <w:pPr>
@@ -541,19 +590,80 @@
                 </m:sub>
               </m:sSub>
             </m:oMath>
-          </w:p>
-        </w:tc>
-        <w:tc>
-          <w:tcPr>
-            <w:tcW w:type="dxa" w:w="7008"/>
-          </w:tcPr>
-          <w:p>
-            <w:pPr>
-              <w:pStyle w:val="Compact"/>
-              <w:jc w:val="left"/>
-            </w:pPr>
-            <w:r>
-              <w:t xml:space="preserve">flexural rigidity; design value at mid main span (kN m²)</w:t>
+            <w:r>
+              <w:t xml:space="preserve">,</w:t>
+            </w:r>
+            <w:r>
+              <w:t xml:space="preserve"> </w:t>
+            </w:r>
+            <m:oMath>
+              <m:r>
+                <m:t>E</m:t>
+              </m:r>
+              <m:sSub>
+                <m:e>
+                  <m:r>
+                    <m:t>I</m:t>
+                  </m:r>
+                </m:e>
+                <m:sub>
+                  <m:r>
+                    <m:rPr>
+                      <m:sty m:val="p"/>
+                    </m:rPr>
+                    <m:t>r</m:t>
+                  </m:r>
+                  <m:r>
+                    <m:rPr>
+                      <m:sty m:val="p"/>
+                    </m:rPr>
+                    <m:t>e</m:t>
+                  </m:r>
+                  <m:r>
+                    <m:rPr>
+                      <m:sty m:val="p"/>
+                    </m:rPr>
+                    <m:t>f</m:t>
+                  </m:r>
+                </m:sub>
+              </m:sSub>
+            </m:oMath>
+          </w:p>
+        </w:tc>
+        <w:tc>
+          <w:tcPr>
+            <w:tcW w:type="dxa" w:w="6589"/>
+          </w:tcPr>
+          <w:p>
+            <w:pPr>
+              <w:pStyle w:val="Compact"/>
+              <w:jc w:val="left"/>
+            </w:pPr>
+            <w:r>
+              <w:t xml:space="preserve">flexural rigidity; design value at mid main span; reference value used to normalise</w:t>
+            </w:r>
+            <w:r>
+              <w:t xml:space="preserve"> </w:t>
+            </w:r>
+            <m:oMath>
+              <m:sSub>
+                <m:e>
+                  <m:r>
+                    <m:t>N</m:t>
+                  </m:r>
+                </m:e>
+                <m:sub>
+                  <m:r>
+                    <m:t>w</m:t>
+                  </m:r>
+                </m:sub>
+              </m:sSub>
+            </m:oMath>
+            <w:r>
+              <w:t xml:space="preserve"> </w:t>
+            </w:r>
+            <w:r>
+              <w:t xml:space="preserve">(kN m²)</w:t>
             </w:r>
           </w:p>
         </w:tc>
@@ -561,7 +671,68 @@
       <w:tr>
         <w:tc>
           <w:tcPr>
-            <w:tcW w:type="dxa" w:w="2061"/>
+            <w:tcW w:type="dxa" w:w="2480"/>
+          </w:tcPr>
+          <w:p>
+            <w:pPr>
+              <w:pStyle w:val="Compact"/>
+              <w:jc w:val="left"/>
+            </w:pPr>
+            <m:oMath>
+              <m:sSub>
+                <m:e>
+                  <m:r>
+                    <m:t>f</m:t>
+                  </m:r>
+                </m:e>
+                <m:sub>
+                  <m:r>
+                    <m:t>1</m:t>
+                  </m:r>
+                </m:sub>
+              </m:sSub>
+            </m:oMath>
+            <w:r>
+              <w:t xml:space="preserve">,</w:t>
+            </w:r>
+            <w:r>
+              <w:t xml:space="preserve"> </w:t>
+            </w:r>
+            <m:oMath>
+              <m:sSub>
+                <m:e>
+                  <m:r>
+                    <m:t>T</m:t>
+                  </m:r>
+                </m:e>
+                <m:sub>
+                  <m:r>
+                    <m:t>1</m:t>
+                  </m:r>
+                </m:sub>
+              </m:sSub>
+            </m:oMath>
+          </w:p>
+        </w:tc>
+        <w:tc>
+          <w:tcPr>
+            <w:tcW w:type="dxa" w:w="6589"/>
+          </w:tcPr>
+          <w:p>
+            <w:pPr>
+              <w:pStyle w:val="Compact"/>
+              <w:jc w:val="left"/>
+            </w:pPr>
+            <w:r>
+              <w:t xml:space="preserve">fundamental frequency and period of the girder</w:t>
+            </w:r>
+          </w:p>
+        </w:tc>
+      </w:tr>
+      <w:tr>
+        <w:tc>
+          <w:tcPr>
+            <w:tcW w:type="dxa" w:w="2480"/>
           </w:tcPr>
           <w:p>
             <w:pPr>
@@ -586,7 +757,7 @@
         </w:tc>
         <w:tc>
           <w:tcPr>
-            <w:tcW w:type="dxa" w:w="7008"/>
+            <w:tcW w:type="dxa" w:w="6589"/>
           </w:tcPr>
           <w:p>
             <w:pPr>
@@ -602,7 +773,7 @@
       <w:tr>
         <w:tc>
           <w:tcPr>
-            <w:tcW w:type="dxa" w:w="2061"/>
+            <w:tcW w:type="dxa" w:w="2480"/>
           </w:tcPr>
           <w:p>
             <w:pPr>
@@ -638,7 +809,7 @@
         </w:tc>
         <w:tc>
           <w:tcPr>
-            <w:tcW w:type="dxa" w:w="7008"/>
+            <w:tcW w:type="dxa" w:w="6589"/>
           </w:tcPr>
           <w:p>
             <w:pPr>
@@ -654,7 +825,50 @@
       <w:tr>
         <w:tc>
           <w:tcPr>
-            <w:tcW w:type="dxa" w:w="2061"/>
+            <w:tcW w:type="dxa" w:w="2480"/>
+          </w:tcPr>
+          <w:p>
+            <w:pPr>
+              <w:pStyle w:val="Compact"/>
+              <w:jc w:val="left"/>
+            </w:pPr>
+            <m:oMath>
+              <m:r>
+                <m:t>L</m:t>
+              </m:r>
+            </m:oMath>
+            <w:r>
+              <w:t xml:space="preserve">,</w:t>
+            </w:r>
+            <w:r>
+              <w:t xml:space="preserve"> </w:t>
+            </w:r>
+            <m:oMath>
+              <m:r>
+                <m:t>l</m:t>
+              </m:r>
+            </m:oMath>
+          </w:p>
+        </w:tc>
+        <w:tc>
+          <w:tcPr>
+            <w:tcW w:type="dxa" w:w="6589"/>
+          </w:tcPr>
+          <w:p>
+            <w:pPr>
+              <w:pStyle w:val="Compact"/>
+              <w:jc w:val="left"/>
+            </w:pPr>
+            <w:r>
+              <w:t xml:space="preserve">length of the span containing the sensor; span of the laboratory beam (m)</w:t>
+            </w:r>
+          </w:p>
+        </w:tc>
+      </w:tr>
+      <w:tr>
+        <w:tc>
+          <w:tcPr>
+            <w:tcW w:type="dxa" w:w="2480"/>
           </w:tcPr>
           <w:p>
             <w:pPr>
@@ -694,7 +908,7 @@
         </w:tc>
         <w:tc>
           <w:tcPr>
-            <w:tcW w:type="dxa" w:w="7008"/>
+            <w:tcW w:type="dxa" w:w="6589"/>
           </w:tcPr>
           <w:p>
             <w:pPr>
@@ -710,7 +924,7 @@
       <w:tr>
         <w:tc>
           <w:tcPr>
-            <w:tcW w:type="dxa" w:w="2061"/>
+            <w:tcW w:type="dxa" w:w="2480"/>
           </w:tcPr>
           <w:p>
             <w:pPr>
@@ -735,7 +949,7 @@
         </w:tc>
         <w:tc>
           <w:tcPr>
-            <w:tcW w:type="dxa" w:w="7008"/>
+            <w:tcW w:type="dxa" w:w="6589"/>
           </w:tcPr>
           <w:p>
             <w:pPr>
@@ -774,7 +988,7 @@
       <w:tr>
         <w:tc>
           <w:tcPr>
-            <w:tcW w:type="dxa" w:w="2061"/>
+            <w:tcW w:type="dxa" w:w="2480"/>
           </w:tcPr>
           <w:p>
             <w:pPr>
@@ -819,7 +1033,7 @@
         </w:tc>
         <w:tc>
           <w:tcPr>
-            <w:tcW w:type="dxa" w:w="7008"/>
+            <w:tcW w:type="dxa" w:w="6589"/>
           </w:tcPr>
           <w:p>
             <w:pPr>
@@ -835,7 +1049,88 @@
       <w:tr>
         <w:tc>
           <w:tcPr>
-            <w:tcW w:type="dxa" w:w="2061"/>
+            <w:tcW w:type="dxa" w:w="2480"/>
+          </w:tcPr>
+          <w:p>
+            <w:pPr>
+              <w:pStyle w:val="Compact"/>
+              <w:jc w:val="left"/>
+            </w:pPr>
+            <m:oMath>
+              <m:sSub>
+                <m:e>
+                  <m:r>
+                    <m:t>N</m:t>
+                  </m:r>
+                </m:e>
+                <m:sub>
+                  <m:r>
+                    <m:t>θ</m:t>
+                  </m:r>
+                </m:sub>
+              </m:sSub>
+            </m:oMath>
+            <w:r>
+              <w:t xml:space="preserve">,</w:t>
+            </w:r>
+            <w:r>
+              <w:t xml:space="preserve"> </w:t>
+            </w:r>
+            <m:oMath>
+              <m:sSub>
+                <m:e>
+                  <m:r>
+                    <m:t>N</m:t>
+                  </m:r>
+                </m:e>
+                <m:sub>
+                  <m:r>
+                    <m:t>V</m:t>
+                  </m:r>
+                </m:sub>
+              </m:sSub>
+            </m:oMath>
+            <w:r>
+              <w:t xml:space="preserve">,</w:t>
+            </w:r>
+            <w:r>
+              <w:t xml:space="preserve"> </w:t>
+            </w:r>
+            <m:oMath>
+              <m:sSub>
+                <m:e>
+                  <m:r>
+                    <m:t>N</m:t>
+                  </m:r>
+                </m:e>
+                <m:sub>
+                  <m:r>
+                    <m:t>R</m:t>
+                  </m:r>
+                </m:sub>
+              </m:sSub>
+            </m:oMath>
+          </w:p>
+        </w:tc>
+        <w:tc>
+          <w:tcPr>
+            <w:tcW w:type="dxa" w:w="6589"/>
+          </w:tcPr>
+          <w:p>
+            <w:pPr>
+              <w:pStyle w:val="Compact"/>
+              <w:jc w:val="left"/>
+            </w:pPr>
+            <w:r>
+              <w:t xml:space="preserve">rotation, shear and end-reaction indicators (Section 2.2, Appendix B)</w:t>
+            </w:r>
+          </w:p>
+        </w:tc>
+      </w:tr>
+      <w:tr>
+        <w:tc>
+          <w:tcPr>
+            <w:tcW w:type="dxa" w:w="2480"/>
           </w:tcPr>
           <w:p>
             <w:pPr>
@@ -895,7 +1190,7 @@
         </w:tc>
         <w:tc>
           <w:tcPr>
-            <w:tcW w:type="dxa" w:w="7008"/>
+            <w:tcW w:type="dxa" w:w="6589"/>
           </w:tcPr>
           <w:p>
             <w:pPr>
@@ -911,7 +1206,7 @@
       <w:tr>
         <w:tc>
           <w:tcPr>
-            <w:tcW w:type="dxa" w:w="2061"/>
+            <w:tcW w:type="dxa" w:w="2480"/>
           </w:tcPr>
           <w:p>
             <w:pPr>
@@ -936,7 +1231,7 @@
         </w:tc>
         <w:tc>
           <w:tcPr>
-            <w:tcW w:type="dxa" w:w="7008"/>
+            <w:tcW w:type="dxa" w:w="6589"/>
           </w:tcPr>
           <w:p>
             <w:pPr>
@@ -1011,7 +1306,7 @@
       <w:tr>
         <w:tc>
           <w:tcPr>
-            <w:tcW w:type="dxa" w:w="2061"/>
+            <w:tcW w:type="dxa" w:w="2480"/>
           </w:tcPr>
           <w:p>
             <w:pPr>
@@ -1027,7 +1322,7 @@
         </w:tc>
         <w:tc>
           <w:tcPr>
-            <w:tcW w:type="dxa" w:w="7008"/>
+            <w:tcW w:type="dxa" w:w="6589"/>
           </w:tcPr>
           <w:p>
             <w:pPr>
@@ -1072,7 +1367,7 @@
       <w:tr>
         <w:tc>
           <w:tcPr>
-            <w:tcW w:type="dxa" w:w="2061"/>
+            <w:tcW w:type="dxa" w:w="2480"/>
           </w:tcPr>
           <w:p>
             <w:pPr>
@@ -1097,15 +1392,47 @@
         </w:tc>
         <w:tc>
           <w:tcPr>
-            <w:tcW w:type="dxa" w:w="7008"/>
-          </w:tcPr>
-          <w:p>
-            <w:pPr>
-              <w:pStyle w:val="Compact"/>
-              <w:jc w:val="left"/>
-            </w:pPr>
-            <w:r>
-              <w:t xml:space="preserve">ratio of the measured-to-model ratios at gauges N8 and N7</w:t>
+            <w:tcW w:type="dxa" w:w="6589"/>
+          </w:tcPr>
+          <w:p>
+            <w:pPr>
+              <w:pStyle w:val="Compact"/>
+              <w:jc w:val="left"/>
+            </w:pPr>
+            <w:r>
+              <w:t xml:space="preserve">measured-to-model ratio at gauge N8 divided by that at gauge N7;</w:t>
+            </w:r>
+            <w:r>
+              <w:t xml:space="preserve"> </w:t>
+            </w:r>
+            <m:oMath>
+              <m:sSub>
+                <m:e>
+                  <m:r>
+                    <m:t>r</m:t>
+                  </m:r>
+                </m:e>
+                <m:sub>
+                  <m:r>
+                    <m:t>87</m:t>
+                  </m:r>
+                </m:sub>
+              </m:sSub>
+              <m:r>
+                <m:rPr>
+                  <m:sty m:val="p"/>
+                </m:rPr>
+                <m:t>=</m:t>
+              </m:r>
+              <m:r>
+                <m:t>1</m:t>
+              </m:r>
+            </m:oMath>
+            <w:r>
+              <w:t xml:space="preserve"> </w:t>
+            </w:r>
+            <w:r>
+              <w:t xml:space="preserve">when one model fits both gauges</w:t>
             </w:r>
           </w:p>
         </w:tc>
@@ -1113,7 +1440,227 @@
       <w:tr>
         <w:tc>
           <w:tcPr>
-            <w:tcW w:type="dxa" w:w="2061"/>
+            <w:tcW w:type="dxa" w:w="2480"/>
+          </w:tcPr>
+          <w:p>
+            <w:pPr>
+              <w:pStyle w:val="Compact"/>
+              <w:jc w:val="left"/>
+            </w:pPr>
+            <m:oMath>
+              <m:sSub>
+                <m:e>
+                  <m:r>
+                    <m:t>S</m:t>
+                  </m:r>
+                </m:e>
+                <m:sub>
+                  <m:r>
+                    <m:t>α</m:t>
+                  </m:r>
+                </m:sub>
+              </m:sSub>
+            </m:oMath>
+            <w:r>
+              <w:t xml:space="preserve">,</w:t>
+            </w:r>
+            <w:r>
+              <w:t xml:space="preserve"> </w:t>
+            </w:r>
+            <m:oMath>
+              <m:sSub>
+                <m:e>
+                  <m:r>
+                    <m:t>S</m:t>
+                  </m:r>
+                </m:e>
+                <m:sub>
+                  <m:r>
+                    <m:t>k</m:t>
+                  </m:r>
+                </m:sub>
+              </m:sSub>
+            </m:oMath>
+          </w:p>
+        </w:tc>
+        <w:tc>
+          <w:tcPr>
+            <w:tcW w:type="dxa" w:w="6589"/>
+          </w:tcPr>
+          <w:p>
+            <w:pPr>
+              <w:pStyle w:val="Compact"/>
+              <w:jc w:val="left"/>
+            </w:pPr>
+            <w:r>
+              <w:t xml:space="preserve">logarithmic sensitivities</w:t>
+            </w:r>
+            <w:r>
+              <w:t xml:space="preserve"> </w:t>
+            </w:r>
+            <m:oMath>
+              <m:r>
+                <m:rPr>
+                  <m:sty m:val="p"/>
+                </m:rPr>
+                <m:t>∂</m:t>
+              </m:r>
+              <m:r>
+                <m:rPr>
+                  <m:sty m:val="p"/>
+                </m:rPr>
+                <m:t>ln</m:t>
+              </m:r>
+              <m:sSub>
+                <m:e>
+                  <m:r>
+                    <m:t>C</m:t>
+                  </m:r>
+                </m:e>
+                <m:sub>
+                  <m:r>
+                    <m:t>m</m:t>
+                  </m:r>
+                </m:sub>
+              </m:sSub>
+              <m:r>
+                <m:rPr>
+                  <m:sty m:val="p"/>
+                </m:rPr>
+                <m:t>/</m:t>
+              </m:r>
+              <m:r>
+                <m:rPr>
+                  <m:sty m:val="p"/>
+                </m:rPr>
+                <m:t>∂</m:t>
+              </m:r>
+              <m:r>
+                <m:rPr>
+                  <m:sty m:val="p"/>
+                </m:rPr>
+                <m:t>ln</m:t>
+              </m:r>
+              <m:r>
+                <m:t>α</m:t>
+              </m:r>
+            </m:oMath>
+            <w:r>
+              <w:t xml:space="preserve">,</w:t>
+            </w:r>
+            <w:r>
+              <w:t xml:space="preserve"> </w:t>
+            </w:r>
+            <m:oMath>
+              <m:r>
+                <m:rPr>
+                  <m:sty m:val="p"/>
+                </m:rPr>
+                <m:t>∂</m:t>
+              </m:r>
+              <m:r>
+                <m:rPr>
+                  <m:sty m:val="p"/>
+                </m:rPr>
+                <m:t>ln</m:t>
+              </m:r>
+              <m:sSub>
+                <m:e>
+                  <m:r>
+                    <m:t>C</m:t>
+                  </m:r>
+                </m:e>
+                <m:sub>
+                  <m:r>
+                    <m:t>m</m:t>
+                  </m:r>
+                </m:sub>
+              </m:sSub>
+              <m:r>
+                <m:rPr>
+                  <m:sty m:val="p"/>
+                </m:rPr>
+                <m:t>/</m:t>
+              </m:r>
+              <m:r>
+                <m:rPr>
+                  <m:sty m:val="p"/>
+                </m:rPr>
+                <m:t>∂</m:t>
+              </m:r>
+              <m:r>
+                <m:rPr>
+                  <m:sty m:val="p"/>
+                </m:rPr>
+                <m:t>ln</m:t>
+              </m:r>
+              <m:r>
+                <m:t>k</m:t>
+              </m:r>
+            </m:oMath>
+            <w:r>
+              <w:t xml:space="preserve"> </w:t>
+            </w:r>
+            <w:r>
+              <w:t xml:space="preserve">(Appendix C)</w:t>
+            </w:r>
+          </w:p>
+        </w:tc>
+      </w:tr>
+      <w:tr>
+        <w:tc>
+          <w:tcPr>
+            <w:tcW w:type="dxa" w:w="2480"/>
+          </w:tcPr>
+          <w:p>
+            <w:pPr>
+              <w:pStyle w:val="Compact"/>
+              <w:jc w:val="left"/>
+            </w:pPr>
+            <m:oMath>
+              <m:sSub>
+                <m:e>
+                  <m:r>
+                    <m:t>T</m:t>
+                  </m:r>
+                </m:e>
+                <m:sub>
+                  <m:r>
+                    <m:rPr>
+                      <m:sty m:val="p"/>
+                    </m:rPr>
+                    <m:t>c</m:t>
+                  </m:r>
+                  <m:r>
+                    <m:rPr>
+                      <m:sty m:val="p"/>
+                    </m:rPr>
+                    <m:t>r</m:t>
+                  </m:r>
+                </m:sub>
+              </m:sSub>
+            </m:oMath>
+          </w:p>
+        </w:tc>
+        <w:tc>
+          <w:tcPr>
+            <w:tcW w:type="dxa" w:w="6589"/>
+          </w:tcPr>
+          <w:p>
+            <w:pPr>
+              <w:pStyle w:val="Compact"/>
+              <w:jc w:val="left"/>
+            </w:pPr>
+            <w:r>
+              <w:t xml:space="preserve">duration of a crossing (s)</w:t>
+            </w:r>
+          </w:p>
+        </w:tc>
+      </w:tr>
+      <w:tr>
+        <w:tc>
+          <w:tcPr>
+            <w:tcW w:type="dxa" w:w="2480"/>
           </w:tcPr>
           <w:p>
             <w:pPr>
@@ -1129,7 +1676,7 @@
         </w:tc>
         <w:tc>
           <w:tcPr>
-            <w:tcW w:type="dxa" w:w="7008"/>
+            <w:tcW w:type="dxa" w:w="6589"/>
           </w:tcPr>
           <w:p>
             <w:pPr>
@@ -1145,7 +1692,71 @@
       <w:tr>
         <w:tc>
           <w:tcPr>
-            <w:tcW w:type="dxa" w:w="2061"/>
+            <w:tcW w:type="dxa" w:w="2480"/>
+          </w:tcPr>
+          <w:p>
+            <w:pPr>
+              <w:pStyle w:val="Compact"/>
+              <w:jc w:val="left"/>
+            </w:pPr>
+            <m:oMath>
+              <m:sSub>
+                <m:e>
+                  <m:r>
+                    <m:t>w</m:t>
+                  </m:r>
+                </m:e>
+                <m:sub>
+                  <m:r>
+                    <m:t>q</m:t>
+                  </m:r>
+                </m:sub>
+              </m:sSub>
+            </m:oMath>
+          </w:p>
+        </w:tc>
+        <w:tc>
+          <w:tcPr>
+            <w:tcW w:type="dxa" w:w="6589"/>
+          </w:tcPr>
+          <w:p>
+            <w:pPr>
+              <w:pStyle w:val="Compact"/>
+              <w:jc w:val="left"/>
+            </w:pPr>
+            <w:r>
+              <w:t xml:space="preserve">deflection under the uniform load</w:t>
+            </w:r>
+            <w:r>
+              <w:t xml:space="preserve"> </w:t>
+            </w:r>
+            <m:oMath>
+              <m:sSub>
+                <m:e>
+                  <m:r>
+                    <m:t>q</m:t>
+                  </m:r>
+                </m:e>
+                <m:sub>
+                  <m:r>
+                    <m:t>0</m:t>
+                  </m:r>
+                </m:sub>
+              </m:sSub>
+            </m:oMath>
+            <w:r>
+              <w:t xml:space="preserve"> </w:t>
+            </w:r>
+            <w:r>
+              <w:t xml:space="preserve">over the whole path</w:t>
+            </w:r>
+          </w:p>
+        </w:tc>
+      </w:tr>
+      <w:tr>
+        <w:tc>
+          <w:tcPr>
+            <w:tcW w:type="dxa" w:w="2480"/>
           </w:tcPr>
           <w:p>
             <w:pPr>
@@ -1161,7 +1772,7 @@
         </w:tc>
         <w:tc>
           <w:tcPr>
-            <w:tcW w:type="dxa" w:w="7008"/>
+            <w:tcW w:type="dxa" w:w="6589"/>
           </w:tcPr>
           <w:p>
             <w:pPr>
@@ -1177,7 +1788,7 @@
       <w:tr>
         <w:tc>
           <w:tcPr>
-            <w:tcW w:type="dxa" w:w="2061"/>
+            <w:tcW w:type="dxa" w:w="2480"/>
           </w:tcPr>
           <w:p>
             <w:pPr>
@@ -1213,7 +1824,7 @@
         </w:tc>
         <w:tc>
           <w:tcPr>
-            <w:tcW w:type="dxa" w:w="7008"/>
+            <w:tcW w:type="dxa" w:w="6589"/>
           </w:tcPr>
           <w:p>
             <w:pPr>
@@ -1229,7 +1840,7 @@
       <w:tr>
         <w:tc>
           <w:tcPr>
-            <w:tcW w:type="dxa" w:w="2061"/>
+            <w:tcW w:type="dxa" w:w="2480"/>
           </w:tcPr>
           <w:p>
             <w:pPr>
@@ -1254,7 +1865,7 @@
         </w:tc>
         <w:tc>
           <w:tcPr>
-            <w:tcW w:type="dxa" w:w="7008"/>
+            <w:tcW w:type="dxa" w:w="6589"/>
           </w:tcPr>
           <w:p>
             <w:pPr>
@@ -1270,7 +1881,7 @@
       <w:tr>
         <w:tc>
           <w:tcPr>
-            <w:tcW w:type="dxa" w:w="2061"/>
+            <w:tcW w:type="dxa" w:w="2480"/>
           </w:tcPr>
           <w:p>
             <w:pPr>
@@ -1295,7 +1906,7 @@
         </w:tc>
         <w:tc>
           <w:tcPr>
-            <w:tcW w:type="dxa" w:w="7008"/>
+            <w:tcW w:type="dxa" w:w="6589"/>
           </w:tcPr>
           <w:p>
             <w:pPr>
@@ -1319,7 +1930,7 @@
       <w:tr>
         <w:tc>
           <w:tcPr>
-            <w:tcW w:type="dxa" w:w="2061"/>
+            <w:tcW w:type="dxa" w:w="2480"/>
           </w:tcPr>
           <w:p>
             <w:pPr>
@@ -1335,7 +1946,7 @@
         </w:tc>
         <w:tc>
           <w:tcPr>
-            <w:tcW w:type="dxa" w:w="7008"/>
+            <w:tcW w:type="dxa" w:w="6589"/>
           </w:tcPr>
           <w:p>
             <w:pPr>
@@ -1374,7 +1985,7 @@
       <w:tr>
         <w:tc>
           <w:tcPr>
-            <w:tcW w:type="dxa" w:w="2061"/>
+            <w:tcW w:type="dxa" w:w="2480"/>
           </w:tcPr>
           <w:p>
             <w:pPr>
@@ -1390,7 +2001,7 @@
         </w:tc>
         <w:tc>
           <w:tcPr>
-            <w:tcW w:type="dxa" w:w="7008"/>
+            <w:tcW w:type="dxa" w:w="6589"/>
           </w:tcPr>
           <w:p>
             <w:pPr>
@@ -1486,7 +2097,7 @@
       <w:tr>
         <w:tc>
           <w:tcPr>
-            <w:tcW w:type="dxa" w:w="2061"/>
+            <w:tcW w:type="dxa" w:w="2480"/>
           </w:tcPr>
           <w:p>
             <w:pPr>
@@ -1502,7 +2113,7 @@
         </w:tc>
         <w:tc>
           <w:tcPr>
-            <w:tcW w:type="dxa" w:w="7008"/>
+            <w:tcW w:type="dxa" w:w="6589"/>
           </w:tcPr>
           <w:p>
             <w:pPr>
@@ -1518,7 +2129,130 @@
       <w:tr>
         <w:tc>
           <w:tcPr>
-            <w:tcW w:type="dxa" w:w="2061"/>
+            <w:tcW w:type="dxa" w:w="2480"/>
+          </w:tcPr>
+          <w:p>
+            <w:pPr>
+              <w:pStyle w:val="Compact"/>
+              <w:jc w:val="left"/>
+            </w:pPr>
+            <m:oMath>
+              <m:sSub>
+                <m:e>
+                  <m:r>
+                    <m:t>ρ</m:t>
+                  </m:r>
+                </m:e>
+                <m:sub>
+                  <m:r>
+                    <m:t>E</m:t>
+                  </m:r>
+                  <m:r>
+                    <m:t>I</m:t>
+                  </m:r>
+                </m:sub>
+              </m:sSub>
+            </m:oMath>
+          </w:p>
+        </w:tc>
+        <w:tc>
+          <w:tcPr>
+            <w:tcW w:type="dxa" w:w="6589"/>
+          </w:tcPr>
+          <w:p>
+            <w:pPr>
+              <w:pStyle w:val="Compact"/>
+              <w:jc w:val="left"/>
+            </w:pPr>
+            <w:r>
+              <w:t xml:space="preserve">stiffness ratio of adjacent to instrumented span (two spans);</w:t>
+            </w:r>
+            <w:r>
+              <w:t xml:space="preserve"> </w:t>
+            </w:r>
+            <m:oMath>
+              <m:r>
+                <m:t>E</m:t>
+              </m:r>
+              <m:sSub>
+                <m:e>
+                  <m:r>
+                    <m:t>I</m:t>
+                  </m:r>
+                </m:e>
+                <m:sub>
+                  <m:r>
+                    <m:t>m</m:t>
+                  </m:r>
+                </m:sub>
+              </m:sSub>
+              <m:r>
+                <m:rPr>
+                  <m:sty m:val="p"/>
+                </m:rPr>
+                <m:t>/</m:t>
+              </m:r>
+              <m:r>
+                <m:t>E</m:t>
+              </m:r>
+              <m:sSub>
+                <m:e>
+                  <m:r>
+                    <m:t>I</m:t>
+                  </m:r>
+                </m:e>
+                <m:sub>
+                  <m:r>
+                    <m:t>s</m:t>
+                  </m:r>
+                </m:sub>
+              </m:sSub>
+            </m:oMath>
+            <w:r>
+              <w:t xml:space="preserve"> </w:t>
+            </w:r>
+            <w:r>
+              <w:t xml:space="preserve">(three spans)</w:t>
+            </w:r>
+          </w:p>
+        </w:tc>
+      </w:tr>
+      <w:tr>
+        <w:tc>
+          <w:tcPr>
+            <w:tcW w:type="dxa" w:w="2480"/>
+          </w:tcPr>
+          <w:p>
+            <w:pPr>
+              <w:pStyle w:val="Compact"/>
+              <w:jc w:val="left"/>
+            </w:pPr>
+            <m:oMath>
+              <m:r>
+                <m:t>Σ</m:t>
+              </m:r>
+            </m:oMath>
+          </w:p>
+        </w:tc>
+        <w:tc>
+          <w:tcPr>
+            <w:tcW w:type="dxa" w:w="6589"/>
+          </w:tcPr>
+          <w:p>
+            <w:pPr>
+              <w:pStyle w:val="Compact"/>
+              <w:jc w:val="left"/>
+            </w:pPr>
+            <w:r>
+              <w:t xml:space="preserve">covariance matrix of the channel integrals</w:t>
+            </w:r>
+          </w:p>
+        </w:tc>
+      </w:tr>
+      <w:tr>
+        <w:tc>
+          <w:tcPr>
+            <w:tcW w:type="dxa" w:w="2480"/>
           </w:tcPr>
           <w:p>
             <w:pPr>
@@ -1534,7 +2268,7 @@
         </w:tc>
         <w:tc>
           <w:tcPr>
-            <w:tcW w:type="dxa" w:w="7008"/>
+            <w:tcW w:type="dxa" w:w="6589"/>
           </w:tcPr>
           <w:p>
             <w:pPr>
@@ -1550,7 +2284,7 @@
       <w:tr>
         <w:tc>
           <w:tcPr>
-            <w:tcW w:type="dxa" w:w="2061"/>
+            <w:tcW w:type="dxa" w:w="2480"/>
           </w:tcPr>
           <w:p>
             <w:pPr>
@@ -1566,7 +2300,7 @@
         </w:tc>
         <w:tc>
           <w:tcPr>
-            <w:tcW w:type="dxa" w:w="7008"/>
+            <w:tcW w:type="dxa" w:w="6589"/>
           </w:tcPr>
           <w:p>
             <w:pPr>
@@ -1582,7 +2316,7 @@
       <w:tr>
         <w:tc>
           <w:tcPr>
-            <w:tcW w:type="dxa" w:w="2061"/>
+            <w:tcW w:type="dxa" w:w="2480"/>
           </w:tcPr>
           <w:p>
             <w:pPr>
@@ -1596,7 +2330,7 @@
         </w:tc>
         <w:tc>
           <w:tcPr>
-            <w:tcW w:type="dxa" w:w="7008"/>
+            <w:tcW w:type="dxa" w:w="6589"/>
           </w:tcPr>
           <w:p>
             <w:pPr>
@@ -1605,6 +2339,306 @@
             </w:pPr>
             <w:r>
               <w:t xml:space="preserve">beam-property method; standard-load method</w:t>
+            </w:r>
+          </w:p>
+        </w:tc>
+      </w:tr>
+      <w:tr>
+        <w:tc>
+          <w:tcPr>
+            <w:tcW w:type="dxa" w:w="2480"/>
+          </w:tcPr>
+          <w:p>
+            <w:pPr>
+              <w:pStyle w:val="Compact"/>
+              <w:jc w:val="left"/>
+            </w:pPr>
+            <w:r>
+              <w:t xml:space="preserve">BWIM, NOR</w:t>
+            </w:r>
+          </w:p>
+        </w:tc>
+        <w:tc>
+          <w:tcPr>
+            <w:tcW w:type="dxa" w:w="6589"/>
+          </w:tcPr>
+          <w:p>
+            <w:pPr>
+              <w:pStyle w:val="Compact"/>
+              <w:jc w:val="left"/>
+            </w:pPr>
+            <w:r>
+              <w:t xml:space="preserve">bridge weigh-in-motion; Nothing-on-Road (no sensors on the road surface)</w:t>
+            </w:r>
+          </w:p>
+        </w:tc>
+      </w:tr>
+      <w:tr>
+        <w:tc>
+          <w:tcPr>
+            <w:tcW w:type="dxa" w:w="2480"/>
+          </w:tcPr>
+          <w:p>
+            <w:pPr>
+              <w:pStyle w:val="Compact"/>
+              <w:jc w:val="left"/>
+            </w:pPr>
+            <w:r>
+              <w:t xml:space="preserve">CI, CV, MAE</w:t>
+            </w:r>
+          </w:p>
+        </w:tc>
+        <w:tc>
+          <w:tcPr>
+            <w:tcW w:type="dxa" w:w="6589"/>
+          </w:tcPr>
+          <w:p>
+            <w:pPr>
+              <w:pStyle w:val="Compact"/>
+              <w:jc w:val="left"/>
+            </w:pPr>
+            <w:r>
+              <w:t xml:space="preserve">confidence interval; coefficient of variation; mean absolute error</w:t>
+            </w:r>
+          </w:p>
+        </w:tc>
+      </w:tr>
+      <w:tr>
+        <w:tc>
+          <w:tcPr>
+            <w:tcW w:type="dxa" w:w="2480"/>
+          </w:tcPr>
+          <w:p>
+            <w:pPr>
+              <w:pStyle w:val="Compact"/>
+              <w:jc w:val="left"/>
+            </w:pPr>
+            <w:r>
+              <w:t xml:space="preserve">FE</w:t>
+            </w:r>
+          </w:p>
+        </w:tc>
+        <w:tc>
+          <w:tcPr>
+            <w:tcW w:type="dxa" w:w="6589"/>
+          </w:tcPr>
+          <w:p>
+            <w:pPr>
+              <w:pStyle w:val="Compact"/>
+              <w:jc w:val="left"/>
+            </w:pPr>
+            <w:r>
+              <w:t xml:space="preserve">finite element</w:t>
+            </w:r>
+          </w:p>
+        </w:tc>
+      </w:tr>
+      <w:tr>
+        <w:tc>
+          <w:tcPr>
+            <w:tcW w:type="dxa" w:w="2480"/>
+          </w:tcPr>
+          <w:p>
+            <w:pPr>
+              <w:pStyle w:val="Compact"/>
+              <w:jc w:val="left"/>
+            </w:pPr>
+            <w:r>
+              <w:t xml:space="preserve">GLS</w:t>
+            </w:r>
+          </w:p>
+        </w:tc>
+        <w:tc>
+          <w:tcPr>
+            <w:tcW w:type="dxa" w:w="6589"/>
+          </w:tcPr>
+          <w:p>
+            <w:pPr>
+              <w:pStyle w:val="Compact"/>
+              <w:jc w:val="left"/>
+            </w:pPr>
+            <w:r>
+              <w:t xml:space="preserve">generalised least squares</w:t>
+            </w:r>
+          </w:p>
+        </w:tc>
+      </w:tr>
+      <w:tr>
+        <w:tc>
+          <w:tcPr>
+            <w:tcW w:type="dxa" w:w="2480"/>
+          </w:tcPr>
+          <w:p>
+            <w:pPr>
+              <w:pStyle w:val="Compact"/>
+              <w:jc w:val="left"/>
+            </w:pPr>
+            <w:r>
+              <w:t xml:space="preserve">GUM</w:t>
+            </w:r>
+          </w:p>
+        </w:tc>
+        <w:tc>
+          <w:tcPr>
+            <w:tcW w:type="dxa" w:w="6589"/>
+          </w:tcPr>
+          <w:p>
+            <w:pPr>
+              <w:pStyle w:val="Compact"/>
+              <w:jc w:val="left"/>
+            </w:pPr>
+            <w:r>
+              <w:t xml:space="preserve">Guide to the Expression of Uncertainty in Measurement</w:t>
+            </w:r>
+          </w:p>
+        </w:tc>
+      </w:tr>
+      <w:tr>
+        <w:tc>
+          <w:tcPr>
+            <w:tcW w:type="dxa" w:w="2480"/>
+          </w:tcPr>
+          <w:p>
+            <w:pPr>
+              <w:pStyle w:val="Compact"/>
+              <w:jc w:val="left"/>
+            </w:pPr>
+            <w:r>
+              <w:t xml:space="preserve">GVW</w:t>
+            </w:r>
+          </w:p>
+        </w:tc>
+        <w:tc>
+          <w:tcPr>
+            <w:tcW w:type="dxa" w:w="6589"/>
+          </w:tcPr>
+          <w:p>
+            <w:pPr>
+              <w:pStyle w:val="Compact"/>
+              <w:jc w:val="left"/>
+            </w:pPr>
+            <w:r>
+              <w:t xml:space="preserve">gross vehicle weight</w:t>
+            </w:r>
+          </w:p>
+        </w:tc>
+      </w:tr>
+      <w:tr>
+        <w:tc>
+          <w:tcPr>
+            <w:tcW w:type="dxa" w:w="2480"/>
+          </w:tcPr>
+          <w:p>
+            <w:pPr>
+              <w:pStyle w:val="Compact"/>
+              <w:jc w:val="left"/>
+            </w:pPr>
+            <w:r>
+              <w:t xml:space="preserve">LOTO</w:t>
+            </w:r>
+          </w:p>
+        </w:tc>
+        <w:tc>
+          <w:tcPr>
+            <w:tcW w:type="dxa" w:w="6589"/>
+          </w:tcPr>
+          <w:p>
+            <w:pPr>
+              <w:pStyle w:val="Compact"/>
+              <w:jc w:val="left"/>
+            </w:pPr>
+            <w:r>
+              <w:t xml:space="preserve">leave-one-truck-out cross-validation</w:t>
+            </w:r>
+          </w:p>
+        </w:tc>
+      </w:tr>
+      <w:tr>
+        <w:tc>
+          <w:tcPr>
+            <w:tcW w:type="dxa" w:w="2480"/>
+          </w:tcPr>
+          <w:p>
+            <w:pPr>
+              <w:pStyle w:val="Compact"/>
+              <w:jc w:val="left"/>
+            </w:pPr>
+            <w:r>
+              <w:t xml:space="preserve">TOST</w:t>
+            </w:r>
+          </w:p>
+        </w:tc>
+        <w:tc>
+          <w:tcPr>
+            <w:tcW w:type="dxa" w:w="6589"/>
+          </w:tcPr>
+          <w:p>
+            <w:pPr>
+              <w:pStyle w:val="Compact"/>
+              <w:jc w:val="left"/>
+            </w:pPr>
+            <w:r>
+              <w:t xml:space="preserve">two one-sided tests of equivalence</w:t>
+            </w:r>
+          </w:p>
+        </w:tc>
+      </w:tr>
+      <w:tr>
+        <w:tc>
+          <w:tcPr>
+            <w:tcW w:type="dxa" w:w="2480"/>
+          </w:tcPr>
+          <w:p>
+            <w:pPr>
+              <w:pStyle w:val="Compact"/>
+              <w:jc w:val="left"/>
+            </w:pPr>
+            <w:r>
+              <w:t xml:space="preserve">N7, N8</w:t>
+            </w:r>
+          </w:p>
+        </w:tc>
+        <w:tc>
+          <w:tcPr>
+            <w:tcW w:type="dxa" w:w="6589"/>
+          </w:tcPr>
+          <w:p>
+            <w:pPr>
+              <w:pStyle w:val="Compact"/>
+              <w:jc w:val="left"/>
+            </w:pPr>
+            <w:r>
+              <w:t xml:space="preserve">deflection gauges at mid main span and at 0.4L of a side span (Cầu Mây)</w:t>
+            </w:r>
+          </w:p>
+        </w:tc>
+      </w:tr>
+      <w:tr>
+        <w:tc>
+          <w:tcPr>
+            <w:tcW w:type="dxa" w:w="2480"/>
+          </w:tcPr>
+          <w:p>
+            <w:pPr>
+              <w:pStyle w:val="Compact"/>
+              <w:jc w:val="left"/>
+            </w:pPr>
+            <w:r>
+              <w:t xml:space="preserve">T5, T7, T8</w:t>
+            </w:r>
+          </w:p>
+        </w:tc>
+        <w:tc>
+          <w:tcPr>
+            <w:tcW w:type="dxa" w:w="6589"/>
+          </w:tcPr>
+          <w:p>
+            <w:pPr>
+              <w:pStyle w:val="Compact"/>
+              <w:jc w:val="left"/>
+            </w:pPr>
+            <w:r>
+              <w:t xml:space="preserve">supports of the Cầu Mây main bridge (Section 5.1)</w:t>
             </w:r>
           </w:p>
         </w:tc>
@@ -1633,7 +2667,7 @@
         <w:pStyle w:val="BodyText"/>
       </w:pPr>
       <w:r>
-        <w:t xml:space="preserve">Pavement weigh-in-motion (WIM) is mature [5,6] and has codified accuracy classes [7], but it weighs the vehicle rather than the load on a particular bridge. Bridge weigh-in-motion (BWIM), introduced by Moses [8], fits the measured response to axle loads times influence-line ordinates. It now includes influence lines calibrated from measurements [9], regularised solutions [10], accuracy improvements [11,12], contactless sensing [13] and virtual-axle methods without axle detectors [14]. Nothing-on-road systems also estimate the transverse position of the vehicle [15]. Moving-force identification recovers axle-load histories in the time or frequency domain [16–18], on multi-span bridges [19] and with dynamic and Kalman-filter formulations [20–22]. These methods aim at axle loads and need several sensors, a structural model or a regularised inversion.</w:t>
+        <w:t xml:space="preserve">Pavement weigh-in-motion (WIM) is mature [5,6] and has codified accuracy classes [7], but it weighs the vehicle rather than the load on a particular bridge. Bridge weigh-in-motion (BWIM), introduced by Moses [8], fits the measured response to axle loads times influence-line ordinates. It now includes influence lines calibrated from measurements [9], regularised solutions [10], accuracy improvements [11,12], contactless sensing [13] and virtual-axle methods without axle detectors [14]. Nothing-on-Road (NOR) systems also estimate the transverse position of the vehicle [15]. Moving-force identification recovers axle-load histories in the time or frequency domain [16–18], on multi-span bridges [19] and with dynamic and Kalman-filter formulations [20–22]. These methods aim at axle loads and need several sensors, a structural model or a regularised inversion.</w:t>
       </w:r>
     </w:p>
     <w:p>
@@ -1641,7 +2675,7 @@
         <w:pStyle w:val="BodyText"/>
       </w:pPr>
       <w:r>
-        <w:t xml:space="preserve">A simpler family estimates only the gross weight from the area under the response. Ojio and Yamada integrated the strain records of plate-girder stringers, multiplied the result by the speed and calibrated it against a truck of known weight [23]. The method has been used in long-term monitoring [24] and on a seven-span slab-on-girder bridge, where it was accurate to within 5 % for test trucks with well-estimated speeds [25,26]. Strain-area and strain-integral variants [27–29], shear-strain weighing [30], a sparse-sensing influence-area system that chose the number and location of strain gauges on a single-span bridge [31], simplified BWIM in the field [32] and load-cell reactions [33] followed. Yan et al. proposed a probabilistic, influence-line-free gross-weight scheme based on a transmissibility-like index [34]. A transmissibility is a ratio of response spectra, and at zero frequency a ratio of spectra equals the ratio of the record integrals that the standard-load method uses; the present paper asks instead where such integrals are observable on a continuous girder. The integral of the influence line has also served as a damage feature [35,36], and the present authors used the integral of mid-span deflection on a simply supported beam [37].</w:t>
+        <w:t xml:space="preserve">A simpler family estimates only the gross weight from the area under the response. Ojio and Yamada integrated the strain records of plate-girder stringers, multiplied the result by the speed and calibrated it against a truck of known weight [23]. The method has been used in long-term monitoring [24] and on a seven-span slab-on-girder bridge, where it was accurate to within 5 % for test trucks with well-estimated speeds [25,26]. Strain-area and strain-integral variants [27–29], shear-strain weighing [30], a sparse-sensing influence-area system that chose the number and location of strain gauges on a single-span bridge [31], simplified BWIM in the field [32] and load-cell reactions [33] followed. Yan et al. proposed a probabilistic, influence-line-free gross-weight scheme based on a transmissibility-like index [34]. The integral of the influence line has also served as a damage feature [35,36], and the present authors used the integral of mid-span deflection on a simply supported beam [37].</w:t>
       </w:r>
     </w:p>
     <w:p>
@@ -1669,7 +2703,7 @@
         <w:pStyle w:val="BodyText"/>
       </w:pPr>
       <w:r>
-        <w:t xml:space="preserve">a closed-form catalogue of blind loci for deflection, strain, rotation, shear and reaction channels on two- and three-span and haunched girders, including the near-blind ring of strain gauges set back from the piers;</w:t>
+        <w:t xml:space="preserve">a closed-form catalogue of blind loci for deflection, strain, rotation, shear and reaction channels on two- and three-span and haunched girders, including the near-blind band that can catch strain gauges set back from the piers;</w:t>
       </w:r>
     </w:p>
     <w:p>
@@ -1803,7 +2837,7 @@
         <w:t xml:space="preserve"> </w:t>
       </w:r>
       <w:r>
-        <w:t xml:space="preserve">and a Möbius law, and which names the measurement that resolves it;</w:t>
+        <w:t xml:space="preserve">and a linear-fractional (Möbius) law, and which names the measurement that resolves it;</w:t>
       </w:r>
     </w:p>
     <w:p>
@@ -3149,50 +4183,21 @@
         <w:pStyle w:val="FirstParagraph"/>
       </w:pPr>
       <w:r>
-        <w:t xml:space="preserve">For a prismatic span under a uniform load, every channel is fixed by the two end moments. Write them as hogging parameters</w:t>
-      </w:r>
-      <w:r>
-        <w:t xml:space="preserve"> </w:t>
-      </w:r>
-      <m:oMath>
-        <m:sSub>
-          <m:e>
-            <m:r>
-              <m:t>m</m:t>
-            </m:r>
-          </m:e>
-          <m:sub>
-            <m:r>
-              <m:t>l</m:t>
-            </m:r>
-          </m:sub>
-        </m:sSub>
-      </m:oMath>
-      <w:r>
-        <w:t xml:space="preserve"> </w:t>
-      </w:r>
-      <w:r>
-        <w:t xml:space="preserve">and</w:t>
-      </w:r>
-      <w:r>
-        <w:t xml:space="preserve"> </w:t>
-      </w:r>
-      <m:oMath>
-        <m:sSub>
-          <m:e>
-            <m:r>
-              <m:t>m</m:t>
-            </m:r>
-          </m:e>
-          <m:sub>
-            <m:r>
-              <m:t>r</m:t>
-            </m:r>
-          </m:sub>
-        </m:sSub>
-      </m:oMath>
-      <w:r>
-        <w:t xml:space="preserve">, with</w:t>
+        <w:t xml:space="preserve">For a prismatic span under a uniform load, every channel is fixed by the two end moments. Each end moment</w:t>
+      </w:r>
+      <w:r>
+        <w:t xml:space="preserve"> </w:t>
+      </w:r>
+      <m:oMath>
+        <m:r>
+          <m:t>M</m:t>
+        </m:r>
+      </m:oMath>
+      <w:r>
+        <w:t xml:space="preserve"> </w:t>
+      </w:r>
+      <w:r>
+        <w:t xml:space="preserve">is written as a dimensionless hogging parameter</w:t>
       </w:r>
       <w:r>
         <w:t xml:space="preserve"> </w:t>
@@ -3261,7 +4266,53 @@
         </m:d>
       </m:oMath>
       <w:r>
-        <w:t xml:space="preserve">. For the instrumented span of a two-span beam and for the side span of a symmetric three-span beam,</w:t>
+        <w:t xml:space="preserve">:</w:t>
+      </w:r>
+      <w:r>
+        <w:t xml:space="preserve"> </w:t>
+      </w:r>
+      <m:oMath>
+        <m:sSub>
+          <m:e>
+            <m:r>
+              <m:t>m</m:t>
+            </m:r>
+          </m:e>
+          <m:sub>
+            <m:r>
+              <m:t>l</m:t>
+            </m:r>
+          </m:sub>
+        </m:sSub>
+      </m:oMath>
+      <w:r>
+        <w:t xml:space="preserve"> </w:t>
+      </w:r>
+      <w:r>
+        <w:t xml:space="preserve">at the left end and</w:t>
+      </w:r>
+      <w:r>
+        <w:t xml:space="preserve"> </w:t>
+      </w:r>
+      <m:oMath>
+        <m:sSub>
+          <m:e>
+            <m:r>
+              <m:t>m</m:t>
+            </m:r>
+          </m:e>
+          <m:sub>
+            <m:r>
+              <m:t>r</m:t>
+            </m:r>
+          </m:sub>
+        </m:sSub>
+      </m:oMath>
+      <w:r>
+        <w:t xml:space="preserve"> </w:t>
+      </w:r>
+      <w:r>
+        <w:t xml:space="preserve">at the right end. For the instrumented span of a two-span beam and for the side span of a symmetric three-span beam,</w:t>
       </w:r>
       <w:r>
         <w:t xml:space="preserve"> </w:t>
@@ -3736,7 +4787,7 @@
         <w:t xml:space="preserve"> </w:t>
       </w:r>
       <w:r>
-        <w:t xml:space="preserve">are the adjacent-to-instrumented span and stiffness ratios of the two-span beam, and</w:t>
+        <w:t xml:space="preserve">are the span and stiffness ratios of the adjacent to the instrumented span of the two-span beam, and</w:t>
       </w:r>
       <w:r>
         <w:t xml:space="preserve"> </w:t>
@@ -5052,7 +6103,7 @@
         </m:r>
       </m:oMath>
       <w:r>
-        <w:t xml:space="preserve">. The near-blind band</w:t>
+        <w:t xml:space="preserve">. A channel is called near-blind where its indicator is small,</w:t>
       </w:r>
       <w:r>
         <w:t xml:space="preserve"> </w:t>
@@ -5094,7 +6145,49 @@
         <w:t xml:space="preserve"> </w:t>
       </w:r>
       <w:r>
-        <w:t xml:space="preserve">(Section 2.3) covers</w:t>
+        <w:t xml:space="preserve">for deflection and</w:t>
+      </w:r>
+      <w:r>
+        <w:t xml:space="preserve"> </w:t>
+      </w:r>
+      <m:oMath>
+        <m:d>
+          <m:dPr>
+            <m:begChr m:val="|"/>
+            <m:endChr m:val="|"/>
+            <m:sepChr m:val=""/>
+            <m:grow/>
+          </m:dPr>
+          <m:e>
+            <m:sSub>
+              <m:e>
+                <m:r>
+                  <m:t>N</m:t>
+                </m:r>
+              </m:e>
+              <m:sub>
+                <m:r>
+                  <m:t>M</m:t>
+                </m:r>
+              </m:sub>
+            </m:sSub>
+          </m:e>
+        </m:d>
+        <m:r>
+          <m:rPr>
+            <m:sty m:val="p"/>
+          </m:rPr>
+          <m:t>&lt;</m:t>
+        </m:r>
+        <m:r>
+          <m:t>0.2</m:t>
+        </m:r>
+      </m:oMath>
+      <w:r>
+        <w:t xml:space="preserve"> </w:t>
+      </w:r>
+      <w:r>
+        <w:t xml:space="preserve">for strain (Section 2.3); the set of such positions or span ratios is the near-blind band. For a mid-span deflection gauge the band covers</w:t>
       </w:r>
       <w:r>
         <w:t xml:space="preserve"> </w:t>
@@ -5723,7 +6816,7 @@
         </m:r>
       </m:oMath>
       <w:r>
-        <w:t xml:space="preserve">), so they are a property of every continuous girder, not of particular span ratios. The near-blind band</w:t>
+        <w:t xml:space="preserve">), so they are a property of every continuous girder, not of particular span ratios. The strain near-blind band</w:t>
       </w:r>
       <w:r>
         <w:t xml:space="preserve"> </w:t>
@@ -5765,7 +6858,7 @@
         <w:t xml:space="preserve"> </w:t>
       </w:r>
       <w:r>
-        <w:t xml:space="preserve">forms a ring around each zero. For two equal spans it covers</w:t>
+        <w:t xml:space="preserve">surrounds each zero. For two equal spans it covers</w:t>
       </w:r>
       <w:r>
         <w:t xml:space="preserve"> </w:t>
@@ -5833,7 +6926,7 @@
         </m:r>
       </m:oMath>
       <w:r>
-        <w:t xml:space="preserve">, but a gauge set back from the pier to clear the diaphragm, or placed at a quarter point, can fall into the ring. Table 1 collects the blind loci of all channels; Fig. 3 shows the indicators along two prismatic girders.</w:t>
+        <w:t xml:space="preserve">, but a gauge set back from the pier to clear the diaphragm, or placed at a quarter point, can fall into the band. Table 1 collects the blind loci of all channels; Fig. 3 shows the indicators along two prismatic girders.</w:t>
       </w:r>
     </w:p>
     <w:p>
@@ -6324,7 +7417,7 @@
               <w:jc w:val="left"/>
             </w:pPr>
             <w:r>
-              <w:t xml:space="preserve">zeros of</w:t>
+              <w:t xml:space="preserve">zeros of the uniform-load deflection</w:t>
             </w:r>
             <w:r>
               <w:t xml:space="preserve"> </w:t>
@@ -7142,12 +8235,30 @@
         <w:pStyle w:val="BodyText"/>
       </w:pPr>
       <w:r>
-        <w:t xml:space="preserve">Two identities in Table 1 are useful in practice. The end-reaction indicator equals the strain blind abscissa,</w:t>
-      </w:r>
-      <w:r>
-        <w:t xml:space="preserve"> </w:t>
-      </w:r>
-      <m:oMath>
+        <w:t xml:space="preserve">Two identities in Table 1 are useful in practice. The end-reaction indicator</w:t>
+      </w:r>
+      <w:r>
+        <w:t xml:space="preserve"> </w:t>
+      </w:r>
+      <m:oMath>
+        <m:sSub>
+          <m:e>
+            <m:r>
+              <m:t>N</m:t>
+            </m:r>
+          </m:e>
+          <m:sub>
+            <m:r>
+              <m:t>R</m:t>
+            </m:r>
+          </m:sub>
+        </m:sSub>
+        <m:r>
+          <m:rPr>
+            <m:sty m:val="p"/>
+          </m:rPr>
+          <m:t>=</m:t>
+        </m:r>
         <m:r>
           <m:t>2</m:t>
         </m:r>
@@ -7203,6 +8314,29 @@
             </m:sSub>
           </m:e>
         </m:d>
+      </m:oMath>
+      <w:r>
+        <w:t xml:space="preserve"> </w:t>
+      </w:r>
+      <w:r>
+        <w:t xml:space="preserve">equals the strain blind abscissa,</w:t>
+      </w:r>
+      <w:r>
+        <w:t xml:space="preserve"> </w:t>
+      </w:r>
+      <m:oMath>
+        <m:sSub>
+          <m:e>
+            <m:r>
+              <m:t>N</m:t>
+            </m:r>
+          </m:e>
+          <m:sub>
+            <m:r>
+              <m:t>R</m:t>
+            </m:r>
+          </m:sub>
+        </m:sSub>
         <m:r>
           <m:rPr>
             <m:sty m:val="p"/>
@@ -8146,7 +9280,7 @@
         <w:pStyle w:val="BodyText"/>
       </w:pPr>
       <w:r>
-        <w:t xml:space="preserve">Neither index carries the absolute signal level, on which the offset error depends. A residual offset</w:t>
+        <w:t xml:space="preserve">Neither indicator carries the absolute signal level, on which the offset error depends. A residual offset</w:t>
       </w:r>
       <w:r>
         <w:t xml:space="preserve"> </w:t>
@@ -9158,7 +10292,7 @@
         </m:sSubSup>
       </m:oMath>
       <w:r>
-        <w:t xml:space="preserve">. Within one channel, the uniform weight is the only weight that keeps the integral invariant for every structure (Appendix B), which is the property the standard-load method needs. A record integrated uniformly in time weights space by</w:t>
+        <w:t xml:space="preserve">. Within one channel, the uniform weight is the only weight that keeps the integral invariant for every structure (Appendix B), which is the property the standard-load method needs. This also links the standard-load method to transmissibility-based weighing [34]: a transmissibility is a ratio of response spectra, and at zero frequency a ratio of spectra equals the ratio of the record integrals that the standard-load method uses. A record integrated uniformly in time weights space by</w:t>
       </w:r>
       <w:r>
         <w:t xml:space="preserve"> </w:t>
@@ -9310,7 +10444,7 @@
         <w:t xml:space="preserve"> </w:t>
       </w:r>
       <w:r>
-        <w:t xml:space="preserve">insensitive to any disturbance shared by the channels: a constant offset, a drift, or motion of the reference frame. With equal noise and offset statistics, the variance becomes</w:t>
+        <w:t xml:space="preserve">insensitive to any disturbance shared by the channels: a constant offset, a drift, or motion of the reference frame. This zero-sum estimator is called offset-immune below. With equal noise and offset statistics, the variance becomes</w:t>
       </w:r>
     </w:p>
     <w:tbl>
@@ -10364,7 +11498,7 @@
         <w:t xml:space="preserve"> </w:t>
       </w:r>
       <w:r>
-        <w:t xml:space="preserve">differ. Independent offsets call for clustering at the maximum; correlated offsets call for one sensor at the minimum. A brute-force search over 96 cases found no design better than the vertex design, and a Monte Carlo study with 10⁵ random axle configurations per case confirmed that the estimators are unbiased and that the variances of Eqs. (13) and (14) hold to within 0.6 % (Supplementary Material). Fig. 4 shows the gain over the best single sensor.</w:t>
+        <w:t xml:space="preserve">differ. With independent offsets, every sensor should sit as close as possible to the maximum, because the GLS variance then falls with the sum of the squared constants. With correlated offsets, one sensor should sit at the minimum, because a common offset cancels in the difference of two channels and the variance of Eq. (14) falls with the spread of the constants. A brute-force search over 96 cases found no design better than the vertex design, and a Monte Carlo study with 10⁵ random axle configurations per case confirmed that the estimators are unbiased and that the variances of Eqs. (13) and (14) hold to within 0.6 % (Supplementary Material). Fig. 4 shows the gain over the best single sensor.</w:t>
       </w:r>
     </w:p>
     <w:p>
@@ -10372,7 +11506,7 @@
         <w:pStyle w:val="BodyText"/>
       </w:pPr>
       <w:r>
-        <w:t xml:space="preserve">These results hold for the noise model assumed, and Section 4.3 shows that the model can fail on real records. Offset immunity helps only if the disturbance is common-mode during the crossings themselves, not merely in vehicle-free periods. On the field records the vehicle-free noise was strongly common-mode, but the crossing-to-crossing errors were not, and GLS weights built from vehicle-free noise did worse than the plain average. The covariance</w:t>
+        <w:t xml:space="preserve">These results hold for the noise model assumed, and Section 4.3 shows that the model can fail on real records. Offset immunity helps only if the disturbance is common-mode during the crossings themselves, not merely in vehicle-free periods. On the field records the vehicle-free noise was strongly common-mode, but the crossing residuals, that is the deviations of each crossing’s integral from its calibrated value, were not, and GLS weights built from vehicle-free noise did worse than the plain average. The covariance</w:t>
       </w:r>
       <w:r>
         <w:t xml:space="preserve"> </w:t>
@@ -10394,7 +11528,7 @@
         </m:r>
       </m:oMath>
       <w:r>
-        <w:t xml:space="preserve">, should therefore be estimated from the residuals of calibration crossings, with enough crossings to avoid over-fitting, and not from quiet windows alone.</w:t>
+        <w:t xml:space="preserve">, should therefore be estimated from the residuals of calibration crossings, with enough crossings to avoid over-fitting, and not from vehicle-free windows alone.</w:t>
       </w:r>
     </w:p>
     <w:bookmarkEnd w:id="26"/>
@@ -10558,7 +11692,18 @@
         </m:r>
       </m:oMath>
       <w:r>
-        <w:t xml:space="preserve">, so two static readings fix</w:t>
+        <w:t xml:space="preserve">. For any assumed</w:t>
+      </w:r>
+      <w:r>
+        <w:t xml:space="preserve"> </w:t>
+      </w:r>
+      <m:oMath>
+        <m:r>
+          <m:t>κ</m:t>
+        </m:r>
+      </m:oMath>
+      <w:r>
+        <w:t xml:space="preserve">, two static readings therefore fix</w:t>
       </w:r>
       <w:r>
         <w:t xml:space="preserve"> </w:t>
@@ -10569,10 +11714,7 @@
         </m:r>
       </m:oMath>
       <w:r>
-        <w:t xml:space="preserve"> </w:t>
-      </w:r>
-      <w:r>
-        <w:t xml:space="preserve">for each</w:t>
+        <w:t xml:space="preserve">, and they constrain</w:t>
       </w:r>
       <w:r>
         <w:t xml:space="preserve"> </w:t>
@@ -10586,21 +11728,7 @@
         <w:t xml:space="preserve"> </w:t>
       </w:r>
       <w:r>
-        <w:t xml:space="preserve">and constrain</w:t>
-      </w:r>
-      <w:r>
-        <w:t xml:space="preserve"> </w:t>
-      </w:r>
-      <m:oMath>
-        <m:r>
-          <m:t>κ</m:t>
-        </m:r>
-      </m:oMath>
-      <w:r>
-        <w:t xml:space="preserve"> </w:t>
-      </w:r>
-      <w:r>
-        <w:t xml:space="preserve">only through their ratio. For a mirror-symmetric girder with equal piers, the uniform load excites only the antisymmetric pier-rotation pattern, and the Sherman–Morrison formula gives (Appendix C)</w:t>
+        <w:t xml:space="preserve">only through the ratio of the two readings. For a mirror-symmetric girder with equal piers, the uniform load excites only the antisymmetric pier-rotation pattern, and the Sherman–Morrison formula gives (Appendix C)</w:t>
       </w:r>
     </w:p>
     <w:tbl>
@@ -10912,7 +12040,18 @@
         <w:t xml:space="preserve"> </w:t>
       </w:r>
       <w:r>
-        <w:t xml:space="preserve">is the girder’s own antisymmetric pier stiffness. The ratio</w:t>
+        <w:t xml:space="preserve">is the girder’s own antisymmetric pier stiffness. Eq. (15) makes the constant a linear-fractional (Möbius) function of</w:t>
+      </w:r>
+      <w:r>
+        <w:t xml:space="preserve"> </w:t>
+      </w:r>
+      <m:oMath>
+        <m:r>
+          <m:t>κ</m:t>
+        </m:r>
+      </m:oMath>
+      <w:r>
+        <w:t xml:space="preserve">; it is called the Möbius law below. The ratio</w:t>
       </w:r>
       <w:r>
         <w:t xml:space="preserve"> </w:t>
@@ -11051,7 +12190,21 @@
         <w:t xml:space="preserve"> </w:t>
       </w:r>
       <w:r>
-        <w:t xml:space="preserve">at the piers, slope-deflection gives</w:t>
+        <w:t xml:space="preserve">at the piers, slope-deflection gives, with</w:t>
+      </w:r>
+      <w:r>
+        <w:t xml:space="preserve"> </w:t>
+      </w:r>
+      <m:oMath>
+        <m:r>
+          <m:t>K</m:t>
+        </m:r>
+      </m:oMath>
+      <w:r>
+        <w:t xml:space="preserve"> </w:t>
+      </w:r>
+      <w:r>
+        <w:t xml:space="preserve">the pier stiffness relative to the side-span rigidity,</w:t>
       </w:r>
     </w:p>
     <w:tbl>
@@ -11368,7 +12521,7 @@
         <w:t xml:space="preserve"> </w:t>
       </w:r>
       <w:r>
-        <w:t xml:space="preserve">the side-span index at</w:t>
+        <w:t xml:space="preserve">the side-span indicator at</w:t>
       </w:r>
       <w:r>
         <w:t xml:space="preserve"> </w:t>
@@ -11391,7 +12544,7 @@
         <w:t xml:space="preserve"> </w:t>
       </w:r>
       <w:r>
-        <w:t xml:space="preserve">rises from 0.287 (pinned) to 1.037 (fixed), whereas the mid main-span index falls from 0.755 to 0.500. Rotational restraint moves the side-span gauge away from blindness but makes its constant strongly dependent on</w:t>
+        <w:t xml:space="preserve">rises from 0.287 (pinned) to 1.037 (fixed), whereas the mid main-span indicator falls from 0.755 to 0.500. Rotational restraint moves the side-span gauge away from blindness but makes its constant strongly dependent on</w:t>
       </w:r>
       <w:r>
         <w:t xml:space="preserve"> </w:t>
@@ -11561,7 +12714,21 @@
         <w:t xml:space="preserve"> </w:t>
       </w:r>
       <w:r>
-        <w:t xml:space="preserve">mm²/N. Deflection at that point was measured with a linear variable differential transformer of 0.005 mm resolution while calibrated weights were suspended at 250 mm steps along the traverse. Three configurations were tested: a single 40.64 N reference load, two loads 250 mm apart, and three loads. The order of the three-load group was not recorded independently and was chosen by fit (root-mean-square residual 0.030 mm against 0.55 mm for the reverse spacing), so that test is not fully independent. The specimen, the influence line and the data are in the Supplementary Material.</w:t>
+        <w:t xml:space="preserve">mm²/N, where</w:t>
+      </w:r>
+      <w:r>
+        <w:t xml:space="preserve"> </w:t>
+      </w:r>
+      <m:oMath>
+        <m:r>
+          <m:t>l</m:t>
+        </m:r>
+      </m:oMath>
+      <w:r>
+        <w:t xml:space="preserve"> </w:t>
+      </w:r>
+      <w:r>
+        <w:t xml:space="preserve">is the span length. Deflection at that point was measured with a linear variable differential transformer of 0.005 mm resolution while calibrated weights were suspended at 250 mm steps along the traverse. Three configurations were tested: a single 40.64 N reference load, two loads 250 mm apart, and three loads. The order of the three-load group was not recorded independently and was chosen by fit (root-mean-square residual 0.030 mm against 0.55 mm for the reverse spacing), so that test is not fully independent. The specimen, the influence line and the data are in the Supplementary Material.</w:t>
       </w:r>
     </w:p>
     <w:p>
@@ -12022,7 +13189,7 @@
         </m:sSub>
       </m:oMath>
       <w:r>
-        <w:t xml:space="preserve">, which is the Ojio–Yamada calibration written for a deflection record [23]. Two ratios explain the residuals. The measured reference integral divided by its exact analytical value is 1.0049, and the ratio of the BPM and SLM estimates equals it for both configurations: SLM absorbs the calibration error of the reference record, BPM does not. The measured-to-analytical integral ratio, both evaluated with the trapezoidal rule, grows with the load group: 1.010, 1.016 and 1.017 for one, two and three loads. The SLM residuals of 0.61 % and 0.70 % are exactly this step, which the data cannot attribute to support seating or to errors in the stated masses. Because the configurations differ in both total load and spacing, the invariance of Eq. (2) is supported only indirectly, and the predicted blind configuration (spans of 2500 mm and 3644 mm) was not tested.</w:t>
+        <w:t xml:space="preserve">, which is the Ojio–Yamada calibration written for a deflection record [23]. Two ratios explain the residuals. The measured reference integral divided by its exact analytical value is 1.0049, and the ratio of the BPM and SLM estimates equals it for both configurations: SLM absorbs the calibration error of the reference record, whereas BPM does not. The measured-to-analytical integral ratio, both evaluated with the trapezoidal rule, grows with the load group: 1.010, 1.016 and 1.017 for one, two and three loads. The SLM residuals of 0.61 % and 0.70 % are exactly this step, which the data cannot attribute to support seating or to errors in the stated masses. Because the configurations differ in both total load and spacing, the invariance of Eq. (2) is supported only indirectly, and the predicted blind configuration (spans of 2500 mm and 3644 mm) was not tested.</w:t>
       </w:r>
     </w:p>
     <w:bookmarkEnd w:id="29"/>
@@ -12057,7 +13224,7 @@
         <w:pStyle w:val="FirstParagraph"/>
       </w:pPr>
       <w:r>
-        <w:t xml:space="preserve">The Nothing-on-Road BWIM dataset [48] (CC0 licence) contains strain records of the Virginia Smart Road Bridge, documented in [41–43,49]. The bridge is a post-tensioned concrete box girder continuous over five spans of 86.5 + 3 × 144 + 86.5 m = 605 m, with a depth of about 3.8 m at mid-span and 9.5 m at the piers. Strain transducers on the soffit of the top slab lie near mid-span of span 2, 158.5 m from the first abutment, in longitudinal stations about 2 m apart under the wheel path. Day 1 has 12 channels at 100 Hz: four stations, each with one gauge that shows axle spikes (the wheel-path gauges ch4, ch5, ch11, ch12), a partner gauge, and four gauges without axle spikes (ch1, ch2, ch8, ch9). Day 2 has four in-line channels at 200 Hz.</w:t>
+        <w:t xml:space="preserve">The Nothing-on-Road BWIM (NOR-BWIM) dataset [48] (CC0 licence) contains strain records of the Virginia Smart Road Bridge, documented in [41–43,49]. The bridge is a post-tensioned concrete box girder continuous over five spans of 86.5 + 3 × 144 + 86.5 m = 605 m. Its depth is about 3.8 m at mid-span and 9.5 m at the piers. Strain transducers on the soffit of the top slab lie near mid-span of span 2, 158.5 m from the first abutment, in longitudinal stations about 2 m apart under the wheel path.</w:t>
       </w:r>
     </w:p>
     <w:p>
@@ -12065,7 +13232,40 @@
         <w:pStyle w:val="BodyText"/>
       </w:pPr>
       <w:r>
-        <w:t xml:space="preserve">The reference weights differ in quality between the days. On day 1 two 3-axle trucks ran in the instrumented lane; their gross weights were reported by the drivers for each pass (21.2–22.8 t for the runs used) [49]. On day 2 a 3-axle truck of 26.8 t and a 5-axle truck of 25.9 t were weighed on a static scale [49] and ran in the instrumented lane (lane A), on the return trip in the other lane (lane B), and in two in-line two-truck runs. Because the weights vary by only a few per cent within each day, a constant predictor equal to the mean calibration weight has a mean absolute error (MAE) of 2.0 % on day 2 and 2.2 % on day 1. The field data therefore test the scatter and invariance of the integral constant, not the ability to discriminate weights.</w:t>
+        <w:t xml:space="preserve">Day 1 has 12 channels at 100 Hz, labelled with the prefix</w:t>
+      </w:r>
+      <w:r>
+        <w:t xml:space="preserve"> </w:t>
+      </w:r>
+      <w:r>
+        <w:t xml:space="preserve">“</w:t>
+      </w:r>
+      <w:r>
+        <w:t xml:space="preserve">ch</w:t>
+      </w:r>
+      <w:r>
+        <w:t xml:space="preserve">”</w:t>
+      </w:r>
+      <w:r>
+        <w:t xml:space="preserve">. Four stations each carry two gauges: a wheel-path gauge that shows axle spikes (ch4, ch5, ch11, ch12) and a partner gauge. The other four gauges show no axle spikes (ch1, ch2, ch8, ch9). Day 2 has four in-line channels at 200 Hz, which keep the dataset’s labels with the prefix</w:t>
+      </w:r>
+      <w:r>
+        <w:t xml:space="preserve"> </w:t>
+      </w:r>
+      <w:r>
+        <w:t xml:space="preserve">“</w:t>
+      </w:r>
+      <w:r>
+        <w:t xml:space="preserve">st</w:t>
+      </w:r>
+      <w:r>
+        <w:t xml:space="preserve">”</w:t>
+      </w:r>
+      <w:r>
+        <w:t xml:space="preserve"> </w:t>
+      </w:r>
+      <w:r>
+        <w:t xml:space="preserve">(for example st36 and st40).</w:t>
       </w:r>
     </w:p>
     <w:p>
@@ -12073,7 +13273,15 @@
         <w:pStyle w:val="BodyText"/>
       </w:pPr>
       <w:r>
-        <w:t xml:space="preserve">Speeds were obtained from the axle spikes and the measured wheelbase; they agree with the speeds computed by the dataset authors’ processing script within 1–2 %. For each crossing a linear baseline was fitted to quiet segments before and after the event, the strain was integrated over the whole time the truck was on the bridge plus 5 s at each end, and the result was converted to</w:t>
+        <w:t xml:space="preserve">The reference weights differ in quality between the days. On day 1 two 3-axle trucks ran in the instrumented lane; their gross weights were reported by the drivers for each pass (21.2–22.8 t for the runs used) [49]. On day 2 a 3-axle truck of 26.8 t and a 5-axle truck of 25.9 t were weighed on a static scale [49]. They ran in the instrumented lane (lane A), on the return trip in the other lane (lane B), and in two in-line two-truck runs. Errors below are given as a percentage of the gross vehicle weight (GVW). Because the weights vary by only a few per cent within each day, a mean-weight predictor, which always returns the mean calibration weight, has a mean absolute error (MAE) of 2.0 % on day 2 and 2.2 % on day 1. The field data therefore test the scatter and invariance of the integral constant, not the ability to discriminate weights.</w:t>
+      </w:r>
+    </w:p>
+    <w:p>
+      <w:pPr>
+        <w:pStyle w:val="BodyText"/>
+      </w:pPr>
+      <w:r>
+        <w:t xml:space="preserve">Speeds were obtained from the axle spikes and the measured wheelbase; they agree with the speeds computed by the dataset authors’ processing script within 1–2 %. For each crossing a linear baseline was fitted to vehicle-free segments before and after the event. The strain was integrated over the whole time the truck was on the bridge plus 5 s at each end, and the result was converted to</w:t>
       </w:r>
       <w:r>
         <w:t xml:space="preserve"> </w:t>
@@ -12123,7 +13331,7 @@
         <w:pStyle w:val="FirstParagraph"/>
       </w:pPr>
       <w:r>
-        <w:t xml:space="preserve">Table 3 gives the constant of representative channels; all 23 channel and average rows are in the Supplementary Material. On day 1, eight gauges have a constant whose scatter is consistent with the measured noise (coefficient of variation, CV, 5.8–13.5 %; χ² p = 0.13–0.71). The two trucks agree within ±10 % only for ch11 (ratio 0.996, 90 % CI 0.904–1.098). For the four-gauge wheel-path average the ratio is 0.955 (95 % CI 0.863–1.057), and equivalence can be shown only within ±11.8 %. The four gauges without axle spikes fail: their constant is 22–26 % lower for the second truck, and the 95 % CIs exclude 1 (Fig. 6a). Their crossing residuals exceed the quiet-window noise variance by factors of 2.9–5.1.</w:t>
+        <w:t xml:space="preserve">On day 1 most gauges give a constant whose scatter matches the measured noise, but only one gauge, ch11, shows that the two trucks give the same constant within ±10 %. Table 3 gives the constant of representative channels; all 23 channel and average rows are in the Supplementary Material. For eight gauges the scatter is consistent with the noise (Table 3, second row). For the average of the four wheel-path gauges, equivalence can be shown only within ±11.8 %.</w:t>
       </w:r>
     </w:p>
     <w:p>
@@ -12131,6 +13339,14 @@
         <w:pStyle w:val="BodyText"/>
       </w:pPr>
       <w:r>
+        <w:t xml:space="preserve">The four gauges without axle spikes fail the invariance test. Their constant is 22–26 % lower for the second truck, and the 95 % CIs of the ratio exclude 1 (Fig. 6a). Their crossing residuals are also much larger than the vehicle-free noise (Table 3).</w:t>
+      </w:r>
+    </w:p>
+    <w:p>
+      <w:pPr>
+        <w:pStyle w:val="BodyText"/>
+      </w:pPr>
+      <w:r>
         <w:rPr>
           <w:bCs/>
           <w:b/>
@@ -12155,7 +13371,7 @@
         <w:t xml:space="preserve"> </w:t>
       </w:r>
       <w:r>
-        <w:t xml:space="preserve">(µε m/t) and invariance, lane A unless stated. Ratio: T2/T1 on day 1 (both 3-axle), 5-axle/3-axle on day 2. CV expected from the measured noise in brackets. Equivalence by two one-sided tests at the 5 % level.</w:t>
+        <w:t xml:space="preserve">(µε m/t) and invariance, lane A unless stated. Ratio: T2/T1, second to first truck, on day 1 (both 3-axle); 5-axle/3-axle on day 2. CV expected from the measured noise in brackets. Equivalence by two one-sided tests (TOST) at the 5 % level, that is, the 90 % CI of the ratio lies inside the stated margin.</w:t>
       </w:r>
     </w:p>
     <w:tbl>
@@ -12174,13 +13390,13 @@
         </w:tblBorders>
       </w:tblPr>
       <w:tblGrid>
-        <w:gridCol w:w="1507"/>
-        <w:gridCol w:w="478"/>
-        <w:gridCol w:w="1435"/>
-        <w:gridCol w:w="1435"/>
-        <w:gridCol w:w="777"/>
-        <w:gridCol w:w="1938"/>
-        <w:gridCol w:w="1495"/>
+        <w:gridCol w:w="1662"/>
+        <w:gridCol w:w="369"/>
+        <w:gridCol w:w="1108"/>
+        <w:gridCol w:w="1108"/>
+        <w:gridCol w:w="1662"/>
+        <w:gridCol w:w="1496"/>
+        <w:gridCol w:w="1662"/>
       </w:tblGrid>
       <w:tr>
         <w:trPr>
@@ -12188,7 +13404,7 @@
         </w:trPr>
         <w:tc>
           <w:tcPr>
-            <w:tcW w:type="dxa" w:w="1507"/>
+            <w:tcW w:type="dxa" w:w="1662"/>
             <w:tcBorders>
               <w:top w:val="nil"/>
               <w:left w:val="nil"/>
@@ -12208,7 +13424,7 @@
         </w:tc>
         <w:tc>
           <w:tcPr>
-            <w:tcW w:type="dxa" w:w="478"/>
+            <w:tcW w:type="dxa" w:w="369"/>
             <w:tcBorders>
               <w:top w:val="nil"/>
               <w:left w:val="nil"/>
@@ -12228,7 +13444,7 @@
         </w:tc>
         <w:tc>
           <w:tcPr>
-            <w:tcW w:type="dxa" w:w="1435"/>
+            <w:tcW w:type="dxa" w:w="1108"/>
             <w:tcBorders>
               <w:top w:val="nil"/>
               <w:left w:val="nil"/>
@@ -12256,7 +13472,7 @@
         </w:tc>
         <w:tc>
           <w:tcPr>
-            <w:tcW w:type="dxa" w:w="1435"/>
+            <w:tcW w:type="dxa" w:w="1108"/>
             <w:tcBorders>
               <w:top w:val="nil"/>
               <w:left w:val="nil"/>
@@ -12276,7 +13492,7 @@
         </w:tc>
         <w:tc>
           <w:tcPr>
-            <w:tcW w:type="dxa" w:w="777"/>
+            <w:tcW w:type="dxa" w:w="1662"/>
             <w:tcBorders>
               <w:top w:val="nil"/>
               <w:left w:val="nil"/>
@@ -12296,7 +13512,7 @@
         </w:tc>
         <w:tc>
           <w:tcPr>
-            <w:tcW w:type="dxa" w:w="1938"/>
+            <w:tcW w:type="dxa" w:w="1496"/>
             <w:tcBorders>
               <w:top w:val="nil"/>
               <w:left w:val="nil"/>
@@ -12316,7 +13532,7 @@
         </w:tc>
         <w:tc>
           <w:tcPr>
-            <w:tcW w:type="dxa" w:w="1495"/>
+            <w:tcW w:type="dxa" w:w="1662"/>
             <w:tcBorders>
               <w:top w:val="nil"/>
               <w:left w:val="nil"/>
@@ -12338,7 +13554,7 @@
       <w:tr>
         <w:tc>
           <w:tcPr>
-            <w:tcW w:type="dxa" w:w="1507"/>
+            <w:tcW w:type="dxa" w:w="1662"/>
           </w:tcPr>
           <w:p>
             <w:pPr>
@@ -12352,7 +13568,7 @@
         </w:tc>
         <w:tc>
           <w:tcPr>
-            <w:tcW w:type="dxa" w:w="478"/>
+            <w:tcW w:type="dxa" w:w="369"/>
           </w:tcPr>
           <w:p>
             <w:pPr>
@@ -12366,7 +13582,7 @@
         </w:tc>
         <w:tc>
           <w:tcPr>
-            <w:tcW w:type="dxa" w:w="1435"/>
+            <w:tcW w:type="dxa" w:w="1108"/>
           </w:tcPr>
           <w:p>
             <w:pPr>
@@ -12380,7 +13596,7 @@
         </w:tc>
         <w:tc>
           <w:tcPr>
-            <w:tcW w:type="dxa" w:w="1435"/>
+            <w:tcW w:type="dxa" w:w="1108"/>
           </w:tcPr>
           <w:p>
             <w:pPr>
@@ -12394,7 +13610,7 @@
         </w:tc>
         <w:tc>
           <w:tcPr>
-            <w:tcW w:type="dxa" w:w="777"/>
+            <w:tcW w:type="dxa" w:w="1662"/>
           </w:tcPr>
           <w:p>
             <w:pPr>
@@ -12408,7 +13624,7 @@
         </w:tc>
         <w:tc>
           <w:tcPr>
-            <w:tcW w:type="dxa" w:w="1938"/>
+            <w:tcW w:type="dxa" w:w="1496"/>
           </w:tcPr>
           <w:p>
             <w:pPr>
@@ -12422,15 +13638,15 @@
         </w:tc>
         <w:tc>
           <w:tcPr>
-            <w:tcW w:type="dxa" w:w="1495"/>
-          </w:tcPr>
-          <w:p>
-            <w:pPr>
-              <w:pStyle w:val="Compact"/>
-              <w:jc w:val="left"/>
-            </w:pPr>
-            <w:r>
-              <w:t xml:space="preserve">within ±10 %</w:t>
+            <w:tcW w:type="dxa" w:w="1662"/>
+          </w:tcPr>
+          <w:p>
+            <w:pPr>
+              <w:pStyle w:val="Compact"/>
+              <w:jc w:val="left"/>
+            </w:pPr>
+            <w:r>
+              <w:t xml:space="preserve">within ±10 % (90 % CI 0.904–1.098)</w:t>
             </w:r>
           </w:p>
         </w:tc>
@@ -12438,21 +13654,21 @@
       <w:tr>
         <w:tc>
           <w:tcPr>
-            <w:tcW w:type="dxa" w:w="1507"/>
-          </w:tcPr>
-          <w:p>
-            <w:pPr>
-              <w:pStyle w:val="Compact"/>
-              <w:jc w:val="left"/>
-            </w:pPr>
-            <w:r>
-              <w:t xml:space="preserve">1, wheel-path average</w:t>
-            </w:r>
-          </w:p>
-        </w:tc>
-        <w:tc>
-          <w:tcPr>
-            <w:tcW w:type="dxa" w:w="478"/>
+            <w:tcW w:type="dxa" w:w="1662"/>
+          </w:tcPr>
+          <w:p>
+            <w:pPr>
+              <w:pStyle w:val="Compact"/>
+              <w:jc w:val="left"/>
+            </w:pPr>
+            <w:r>
+              <w:t xml:space="preserve">1, eight gauges consistent with the noise</w:t>
+            </w:r>
+          </w:p>
+        </w:tc>
+        <w:tc>
+          <w:tcPr>
+            <w:tcW w:type="dxa" w:w="369"/>
           </w:tcPr>
           <w:p>
             <w:pPr>
@@ -12466,71 +13682,71 @@
         </w:tc>
         <w:tc>
           <w:tcPr>
-            <w:tcW w:type="dxa" w:w="1435"/>
-          </w:tcPr>
-          <w:p>
-            <w:pPr>
-              <w:pStyle w:val="Compact"/>
-              <w:jc w:val="left"/>
-            </w:pPr>
-            <w:r>
-              <w:t xml:space="preserve">−4.03 (−4.24, −3.82)</w:t>
-            </w:r>
-          </w:p>
-        </w:tc>
-        <w:tc>
-          <w:tcPr>
-            <w:tcW w:type="dxa" w:w="1435"/>
-          </w:tcPr>
-          <w:p>
-            <w:pPr>
-              <w:pStyle w:val="Compact"/>
-              <w:jc w:val="left"/>
-            </w:pPr>
-            <w:r>
-              <w:t xml:space="preserve">5.6 (6.1)</w:t>
-            </w:r>
-          </w:p>
-        </w:tc>
-        <w:tc>
-          <w:tcPr>
-            <w:tcW w:type="dxa" w:w="777"/>
-          </w:tcPr>
-          <w:p>
-            <w:pPr>
-              <w:pStyle w:val="Compact"/>
-              <w:jc w:val="left"/>
-            </w:pPr>
-            <w:r>
-              <w:t xml:space="preserve">0.53</w:t>
-            </w:r>
-          </w:p>
-        </w:tc>
-        <w:tc>
-          <w:tcPr>
-            <w:tcW w:type="dxa" w:w="1938"/>
-          </w:tcPr>
-          <w:p>
-            <w:pPr>
-              <w:pStyle w:val="Compact"/>
-              <w:jc w:val="left"/>
-            </w:pPr>
-            <w:r>
-              <w:t xml:space="preserve">0.955 (0.863–1.057)</w:t>
-            </w:r>
-          </w:p>
-        </w:tc>
-        <w:tc>
-          <w:tcPr>
-            <w:tcW w:type="dxa" w:w="1495"/>
-          </w:tcPr>
-          <w:p>
-            <w:pPr>
-              <w:pStyle w:val="Compact"/>
-              <w:jc w:val="left"/>
-            </w:pPr>
-            <w:r>
-              <w:t xml:space="preserve">within ±11.8 % only</w:t>
+            <w:tcW w:type="dxa" w:w="1108"/>
+          </w:tcPr>
+          <w:p>
+            <w:pPr>
+              <w:pStyle w:val="Compact"/>
+              <w:jc w:val="left"/>
+            </w:pPr>
+            <w:r>
+              <w:t xml:space="preserve">–</w:t>
+            </w:r>
+          </w:p>
+        </w:tc>
+        <w:tc>
+          <w:tcPr>
+            <w:tcW w:type="dxa" w:w="1108"/>
+          </w:tcPr>
+          <w:p>
+            <w:pPr>
+              <w:pStyle w:val="Compact"/>
+              <w:jc w:val="left"/>
+            </w:pPr>
+            <w:r>
+              <w:t xml:space="preserve">5.8–13.5</w:t>
+            </w:r>
+          </w:p>
+        </w:tc>
+        <w:tc>
+          <w:tcPr>
+            <w:tcW w:type="dxa" w:w="1662"/>
+          </w:tcPr>
+          <w:p>
+            <w:pPr>
+              <w:pStyle w:val="Compact"/>
+              <w:jc w:val="left"/>
+            </w:pPr>
+            <w:r>
+              <w:t xml:space="preserve">0.13–0.71</w:t>
+            </w:r>
+          </w:p>
+        </w:tc>
+        <w:tc>
+          <w:tcPr>
+            <w:tcW w:type="dxa" w:w="1496"/>
+          </w:tcPr>
+          <w:p>
+            <w:pPr>
+              <w:pStyle w:val="Compact"/>
+              <w:jc w:val="left"/>
+            </w:pPr>
+            <w:r>
+              <w:t xml:space="preserve">–</w:t>
+            </w:r>
+          </w:p>
+        </w:tc>
+        <w:tc>
+          <w:tcPr>
+            <w:tcW w:type="dxa" w:w="1662"/>
+          </w:tcPr>
+          <w:p>
+            <w:pPr>
+              <w:pStyle w:val="Compact"/>
+              <w:jc w:val="left"/>
+            </w:pPr>
+            <w:r>
+              <w:t xml:space="preserve">–</w:t>
             </w:r>
           </w:p>
         </w:tc>
@@ -12538,21 +13754,21 @@
       <w:tr>
         <w:tc>
           <w:tcPr>
-            <w:tcW w:type="dxa" w:w="1507"/>
-          </w:tcPr>
-          <w:p>
-            <w:pPr>
-              <w:pStyle w:val="Compact"/>
-              <w:jc w:val="left"/>
-            </w:pPr>
-            <w:r>
-              <w:t xml:space="preserve">1, ch1, ch2, ch8, ch9</w:t>
-            </w:r>
-          </w:p>
-        </w:tc>
-        <w:tc>
-          <w:tcPr>
-            <w:tcW w:type="dxa" w:w="478"/>
+            <w:tcW w:type="dxa" w:w="1662"/>
+          </w:tcPr>
+          <w:p>
+            <w:pPr>
+              <w:pStyle w:val="Compact"/>
+              <w:jc w:val="left"/>
+            </w:pPr>
+            <w:r>
+              <w:t xml:space="preserve">1, wheel-path average</w:t>
+            </w:r>
+          </w:p>
+        </w:tc>
+        <w:tc>
+          <w:tcPr>
+            <w:tcW w:type="dxa" w:w="369"/>
           </w:tcPr>
           <w:p>
             <w:pPr>
@@ -12566,71 +13782,71 @@
         </w:tc>
         <w:tc>
           <w:tcPr>
-            <w:tcW w:type="dxa" w:w="1435"/>
-          </w:tcPr>
-          <w:p>
-            <w:pPr>
-              <w:pStyle w:val="Compact"/>
-              <w:jc w:val="left"/>
-            </w:pPr>
-            <w:r>
-              <w:t xml:space="preserve">−1.49 to −2.38</w:t>
-            </w:r>
-          </w:p>
-        </w:tc>
-        <w:tc>
-          <w:tcPr>
-            <w:tcW w:type="dxa" w:w="1435"/>
-          </w:tcPr>
-          <w:p>
-            <w:pPr>
-              <w:pStyle w:val="Compact"/>
-              <w:jc w:val="left"/>
-            </w:pPr>
-            <w:r>
-              <w:t xml:space="preserve">17.2–19.1 (7.8–11.0)</w:t>
-            </w:r>
-          </w:p>
-        </w:tc>
-        <w:tc>
-          <w:tcPr>
-            <w:tcW w:type="dxa" w:w="777"/>
-          </w:tcPr>
-          <w:p>
-            <w:pPr>
-              <w:pStyle w:val="Compact"/>
-              <w:jc w:val="left"/>
-            </w:pPr>
-            <w:r>
-              <w:t xml:space="preserve">≤ 0.012</w:t>
-            </w:r>
-          </w:p>
-        </w:tc>
-        <w:tc>
-          <w:tcPr>
-            <w:tcW w:type="dxa" w:w="1938"/>
-          </w:tcPr>
-          <w:p>
-            <w:pPr>
-              <w:pStyle w:val="Compact"/>
-              <w:jc w:val="left"/>
-            </w:pPr>
-            <w:r>
-              <w:t xml:space="preserve">0.740–0.783 (CIs exclude 1)</w:t>
-            </w:r>
-          </w:p>
-        </w:tc>
-        <w:tc>
-          <w:tcPr>
-            <w:tcW w:type="dxa" w:w="1495"/>
-          </w:tcPr>
-          <w:p>
-            <w:pPr>
-              <w:pStyle w:val="Compact"/>
-              <w:jc w:val="left"/>
-            </w:pPr>
-            <w:r>
-              <w:t xml:space="preserve">fails</w:t>
+            <w:tcW w:type="dxa" w:w="1108"/>
+          </w:tcPr>
+          <w:p>
+            <w:pPr>
+              <w:pStyle w:val="Compact"/>
+              <w:jc w:val="left"/>
+            </w:pPr>
+            <w:r>
+              <w:t xml:space="preserve">−4.03 (−4.24, −3.82)</w:t>
+            </w:r>
+          </w:p>
+        </w:tc>
+        <w:tc>
+          <w:tcPr>
+            <w:tcW w:type="dxa" w:w="1108"/>
+          </w:tcPr>
+          <w:p>
+            <w:pPr>
+              <w:pStyle w:val="Compact"/>
+              <w:jc w:val="left"/>
+            </w:pPr>
+            <w:r>
+              <w:t xml:space="preserve">5.6 (6.1)</w:t>
+            </w:r>
+          </w:p>
+        </w:tc>
+        <w:tc>
+          <w:tcPr>
+            <w:tcW w:type="dxa" w:w="1662"/>
+          </w:tcPr>
+          <w:p>
+            <w:pPr>
+              <w:pStyle w:val="Compact"/>
+              <w:jc w:val="left"/>
+            </w:pPr>
+            <w:r>
+              <w:t xml:space="preserve">0.53</w:t>
+            </w:r>
+          </w:p>
+        </w:tc>
+        <w:tc>
+          <w:tcPr>
+            <w:tcW w:type="dxa" w:w="1496"/>
+          </w:tcPr>
+          <w:p>
+            <w:pPr>
+              <w:pStyle w:val="Compact"/>
+              <w:jc w:val="left"/>
+            </w:pPr>
+            <w:r>
+              <w:t xml:space="preserve">0.955 (0.863–1.057)</w:t>
+            </w:r>
+          </w:p>
+        </w:tc>
+        <w:tc>
+          <w:tcPr>
+            <w:tcW w:type="dxa" w:w="1662"/>
+          </w:tcPr>
+          <w:p>
+            <w:pPr>
+              <w:pStyle w:val="Compact"/>
+              <w:jc w:val="left"/>
+            </w:pPr>
+            <w:r>
+              <w:t xml:space="preserve">within ±11.8 % only</w:t>
             </w:r>
           </w:p>
         </w:tc>
@@ -12638,99 +13854,99 @@
       <w:tr>
         <w:tc>
           <w:tcPr>
-            <w:tcW w:type="dxa" w:w="1507"/>
-          </w:tcPr>
-          <w:p>
-            <w:pPr>
-              <w:pStyle w:val="Compact"/>
-              <w:jc w:val="left"/>
-            </w:pPr>
-            <w:r>
-              <w:t xml:space="preserve">2, st36</w:t>
-            </w:r>
-          </w:p>
-        </w:tc>
-        <w:tc>
-          <w:tcPr>
-            <w:tcW w:type="dxa" w:w="478"/>
-          </w:tcPr>
-          <w:p>
-            <w:pPr>
-              <w:pStyle w:val="Compact"/>
-              <w:jc w:val="left"/>
-            </w:pPr>
-            <w:r>
-              <w:t xml:space="preserve">8</w:t>
-            </w:r>
-          </w:p>
-        </w:tc>
-        <w:tc>
-          <w:tcPr>
-            <w:tcW w:type="dxa" w:w="1435"/>
-          </w:tcPr>
-          <w:p>
-            <w:pPr>
-              <w:pStyle w:val="Compact"/>
-              <w:jc w:val="left"/>
-            </w:pPr>
-            <w:r>
-              <w:t xml:space="preserve">−5.97 (−6.57, −5.38)</w:t>
-            </w:r>
-          </w:p>
-        </w:tc>
-        <w:tc>
-          <w:tcPr>
-            <w:tcW w:type="dxa" w:w="1435"/>
-          </w:tcPr>
-          <w:p>
-            <w:pPr>
-              <w:pStyle w:val="Compact"/>
-              <w:jc w:val="left"/>
-            </w:pPr>
-            <w:r>
-              <w:t xml:space="preserve">12.0 (16.5)</w:t>
-            </w:r>
-          </w:p>
-        </w:tc>
-        <w:tc>
-          <w:tcPr>
-            <w:tcW w:type="dxa" w:w="777"/>
-          </w:tcPr>
-          <w:p>
-            <w:pPr>
-              <w:pStyle w:val="Compact"/>
-              <w:jc w:val="left"/>
-            </w:pPr>
-            <w:r>
-              <w:t xml:space="preserve">0.73</w:t>
-            </w:r>
-          </w:p>
-        </w:tc>
-        <w:tc>
-          <w:tcPr>
-            <w:tcW w:type="dxa" w:w="1938"/>
-          </w:tcPr>
-          <w:p>
-            <w:pPr>
-              <w:pStyle w:val="Compact"/>
-              <w:jc w:val="left"/>
-            </w:pPr>
-            <w:r>
-              <w:t xml:space="preserve">1.005 (0.735–1.375)</w:t>
-            </w:r>
-          </w:p>
-        </w:tc>
-        <w:tc>
-          <w:tcPr>
-            <w:tcW w:type="dxa" w:w="1495"/>
-          </w:tcPr>
-          <w:p>
-            <w:pPr>
-              <w:pStyle w:val="Compact"/>
-              <w:jc w:val="left"/>
-            </w:pPr>
-            <w:r>
-              <w:t xml:space="preserve">not shown</w:t>
+            <w:tcW w:type="dxa" w:w="1662"/>
+          </w:tcPr>
+          <w:p>
+            <w:pPr>
+              <w:pStyle w:val="Compact"/>
+              <w:jc w:val="left"/>
+            </w:pPr>
+            <w:r>
+              <w:t xml:space="preserve">1, ch1, ch2, ch8, ch9</w:t>
+            </w:r>
+          </w:p>
+        </w:tc>
+        <w:tc>
+          <w:tcPr>
+            <w:tcW w:type="dxa" w:w="369"/>
+          </w:tcPr>
+          <w:p>
+            <w:pPr>
+              <w:pStyle w:val="Compact"/>
+              <w:jc w:val="left"/>
+            </w:pPr>
+            <w:r>
+              <w:t xml:space="preserve">7</w:t>
+            </w:r>
+          </w:p>
+        </w:tc>
+        <w:tc>
+          <w:tcPr>
+            <w:tcW w:type="dxa" w:w="1108"/>
+          </w:tcPr>
+          <w:p>
+            <w:pPr>
+              <w:pStyle w:val="Compact"/>
+              <w:jc w:val="left"/>
+            </w:pPr>
+            <w:r>
+              <w:t xml:space="preserve">−1.49 to −2.38</w:t>
+            </w:r>
+          </w:p>
+        </w:tc>
+        <w:tc>
+          <w:tcPr>
+            <w:tcW w:type="dxa" w:w="1108"/>
+          </w:tcPr>
+          <w:p>
+            <w:pPr>
+              <w:pStyle w:val="Compact"/>
+              <w:jc w:val="left"/>
+            </w:pPr>
+            <w:r>
+              <w:t xml:space="preserve">17.2–19.1 (7.8–11.0)</w:t>
+            </w:r>
+          </w:p>
+        </w:tc>
+        <w:tc>
+          <w:tcPr>
+            <w:tcW w:type="dxa" w:w="1662"/>
+          </w:tcPr>
+          <w:p>
+            <w:pPr>
+              <w:pStyle w:val="Compact"/>
+              <w:jc w:val="left"/>
+            </w:pPr>
+            <w:r>
+              <w:t xml:space="preserve">≤ 0.012</w:t>
+            </w:r>
+          </w:p>
+        </w:tc>
+        <w:tc>
+          <w:tcPr>
+            <w:tcW w:type="dxa" w:w="1496"/>
+          </w:tcPr>
+          <w:p>
+            <w:pPr>
+              <w:pStyle w:val="Compact"/>
+              <w:jc w:val="left"/>
+            </w:pPr>
+            <w:r>
+              <w:t xml:space="preserve">0.740–0.783 (CIs exclude 1)</w:t>
+            </w:r>
+          </w:p>
+        </w:tc>
+        <w:tc>
+          <w:tcPr>
+            <w:tcW w:type="dxa" w:w="1662"/>
+          </w:tcPr>
+          <w:p>
+            <w:pPr>
+              <w:pStyle w:val="Compact"/>
+              <w:jc w:val="left"/>
+            </w:pPr>
+            <w:r>
+              <w:t xml:space="preserve">fails; residual variance 2.9–5.1 times the vehicle-free noise variance</w:t>
             </w:r>
           </w:p>
         </w:tc>
@@ -12738,21 +13954,21 @@
       <w:tr>
         <w:tc>
           <w:tcPr>
-            <w:tcW w:type="dxa" w:w="1507"/>
-          </w:tcPr>
-          <w:p>
-            <w:pPr>
-              <w:pStyle w:val="Compact"/>
-              <w:jc w:val="left"/>
-            </w:pPr>
-            <w:r>
-              <w:t xml:space="preserve">2, average of 4</w:t>
-            </w:r>
-          </w:p>
-        </w:tc>
-        <w:tc>
-          <w:tcPr>
-            <w:tcW w:type="dxa" w:w="478"/>
+            <w:tcW w:type="dxa" w:w="1662"/>
+          </w:tcPr>
+          <w:p>
+            <w:pPr>
+              <w:pStyle w:val="Compact"/>
+              <w:jc w:val="left"/>
+            </w:pPr>
+            <w:r>
+              <w:t xml:space="preserve">2, st36</w:t>
+            </w:r>
+          </w:p>
+        </w:tc>
+        <w:tc>
+          <w:tcPr>
+            <w:tcW w:type="dxa" w:w="369"/>
           </w:tcPr>
           <w:p>
             <w:pPr>
@@ -12766,71 +13982,71 @@
         </w:tc>
         <w:tc>
           <w:tcPr>
-            <w:tcW w:type="dxa" w:w="1435"/>
-          </w:tcPr>
-          <w:p>
-            <w:pPr>
-              <w:pStyle w:val="Compact"/>
-              <w:jc w:val="left"/>
-            </w:pPr>
-            <w:r>
-              <w:t xml:space="preserve">−4.12 (−4.62, −3.63)</w:t>
-            </w:r>
-          </w:p>
-        </w:tc>
-        <w:tc>
-          <w:tcPr>
-            <w:tcW w:type="dxa" w:w="1435"/>
-          </w:tcPr>
-          <w:p>
-            <w:pPr>
-              <w:pStyle w:val="Compact"/>
-              <w:jc w:val="left"/>
-            </w:pPr>
-            <w:r>
-              <w:t xml:space="preserve">14.4 (20.2)</w:t>
-            </w:r>
-          </w:p>
-        </w:tc>
-        <w:tc>
-          <w:tcPr>
-            <w:tcW w:type="dxa" w:w="777"/>
-          </w:tcPr>
-          <w:p>
-            <w:pPr>
-              <w:pStyle w:val="Compact"/>
-              <w:jc w:val="left"/>
-            </w:pPr>
-            <w:r>
-              <w:t xml:space="preserve">0.79</w:t>
-            </w:r>
-          </w:p>
-        </w:tc>
-        <w:tc>
-          <w:tcPr>
-            <w:tcW w:type="dxa" w:w="1938"/>
-          </w:tcPr>
-          <w:p>
-            <w:pPr>
-              <w:pStyle w:val="Compact"/>
-              <w:jc w:val="left"/>
-            </w:pPr>
-            <w:r>
-              <w:t xml:space="preserve">0.978 (0.697–1.374)</w:t>
-            </w:r>
-          </w:p>
-        </w:tc>
-        <w:tc>
-          <w:tcPr>
-            <w:tcW w:type="dxa" w:w="1495"/>
-          </w:tcPr>
-          <w:p>
-            <w:pPr>
-              <w:pStyle w:val="Compact"/>
-              <w:jc w:val="left"/>
-            </w:pPr>
-            <w:r>
-              <w:t xml:space="preserve">within ±26.7 % only</w:t>
+            <w:tcW w:type="dxa" w:w="1108"/>
+          </w:tcPr>
+          <w:p>
+            <w:pPr>
+              <w:pStyle w:val="Compact"/>
+              <w:jc w:val="left"/>
+            </w:pPr>
+            <w:r>
+              <w:t xml:space="preserve">−5.97 (−6.57, −5.38)</w:t>
+            </w:r>
+          </w:p>
+        </w:tc>
+        <w:tc>
+          <w:tcPr>
+            <w:tcW w:type="dxa" w:w="1108"/>
+          </w:tcPr>
+          <w:p>
+            <w:pPr>
+              <w:pStyle w:val="Compact"/>
+              <w:jc w:val="left"/>
+            </w:pPr>
+            <w:r>
+              <w:t xml:space="preserve">12.0 (16.5)</w:t>
+            </w:r>
+          </w:p>
+        </w:tc>
+        <w:tc>
+          <w:tcPr>
+            <w:tcW w:type="dxa" w:w="1662"/>
+          </w:tcPr>
+          <w:p>
+            <w:pPr>
+              <w:pStyle w:val="Compact"/>
+              <w:jc w:val="left"/>
+            </w:pPr>
+            <w:r>
+              <w:t xml:space="preserve">0.73</w:t>
+            </w:r>
+          </w:p>
+        </w:tc>
+        <w:tc>
+          <w:tcPr>
+            <w:tcW w:type="dxa" w:w="1496"/>
+          </w:tcPr>
+          <w:p>
+            <w:pPr>
+              <w:pStyle w:val="Compact"/>
+              <w:jc w:val="left"/>
+            </w:pPr>
+            <w:r>
+              <w:t xml:space="preserve">1.005 (0.735–1.375)</w:t>
+            </w:r>
+          </w:p>
+        </w:tc>
+        <w:tc>
+          <w:tcPr>
+            <w:tcW w:type="dxa" w:w="1662"/>
+          </w:tcPr>
+          <w:p>
+            <w:pPr>
+              <w:pStyle w:val="Compact"/>
+              <w:jc w:val="left"/>
+            </w:pPr>
+            <w:r>
+              <w:t xml:space="preserve">not shown</w:t>
             </w:r>
           </w:p>
         </w:tc>
@@ -12838,7 +14054,107 @@
       <w:tr>
         <w:tc>
           <w:tcPr>
-            <w:tcW w:type="dxa" w:w="1507"/>
+            <w:tcW w:type="dxa" w:w="1662"/>
+          </w:tcPr>
+          <w:p>
+            <w:pPr>
+              <w:pStyle w:val="Compact"/>
+              <w:jc w:val="left"/>
+            </w:pPr>
+            <w:r>
+              <w:t xml:space="preserve">2, average of 4</w:t>
+            </w:r>
+          </w:p>
+        </w:tc>
+        <w:tc>
+          <w:tcPr>
+            <w:tcW w:type="dxa" w:w="369"/>
+          </w:tcPr>
+          <w:p>
+            <w:pPr>
+              <w:pStyle w:val="Compact"/>
+              <w:jc w:val="left"/>
+            </w:pPr>
+            <w:r>
+              <w:t xml:space="preserve">8</w:t>
+            </w:r>
+          </w:p>
+        </w:tc>
+        <w:tc>
+          <w:tcPr>
+            <w:tcW w:type="dxa" w:w="1108"/>
+          </w:tcPr>
+          <w:p>
+            <w:pPr>
+              <w:pStyle w:val="Compact"/>
+              <w:jc w:val="left"/>
+            </w:pPr>
+            <w:r>
+              <w:t xml:space="preserve">−4.12 (−4.62, −3.63)</w:t>
+            </w:r>
+          </w:p>
+        </w:tc>
+        <w:tc>
+          <w:tcPr>
+            <w:tcW w:type="dxa" w:w="1108"/>
+          </w:tcPr>
+          <w:p>
+            <w:pPr>
+              <w:pStyle w:val="Compact"/>
+              <w:jc w:val="left"/>
+            </w:pPr>
+            <w:r>
+              <w:t xml:space="preserve">14.4 (20.2)</w:t>
+            </w:r>
+          </w:p>
+        </w:tc>
+        <w:tc>
+          <w:tcPr>
+            <w:tcW w:type="dxa" w:w="1662"/>
+          </w:tcPr>
+          <w:p>
+            <w:pPr>
+              <w:pStyle w:val="Compact"/>
+              <w:jc w:val="left"/>
+            </w:pPr>
+            <w:r>
+              <w:t xml:space="preserve">0.79</w:t>
+            </w:r>
+          </w:p>
+        </w:tc>
+        <w:tc>
+          <w:tcPr>
+            <w:tcW w:type="dxa" w:w="1496"/>
+          </w:tcPr>
+          <w:p>
+            <w:pPr>
+              <w:pStyle w:val="Compact"/>
+              <w:jc w:val="left"/>
+            </w:pPr>
+            <w:r>
+              <w:t xml:space="preserve">0.978 (0.697–1.374)</w:t>
+            </w:r>
+          </w:p>
+        </w:tc>
+        <w:tc>
+          <w:tcPr>
+            <w:tcW w:type="dxa" w:w="1662"/>
+          </w:tcPr>
+          <w:p>
+            <w:pPr>
+              <w:pStyle w:val="Compact"/>
+              <w:jc w:val="left"/>
+            </w:pPr>
+            <w:r>
+              <w:t xml:space="preserve">within ±26.7 % only</w:t>
+            </w:r>
+          </w:p>
+        </w:tc>
+      </w:tr>
+      <w:tr>
+        <w:tc>
+          <w:tcPr>
+            <w:tcW w:type="dxa" w:w="1662"/>
           </w:tcPr>
           <w:p>
             <w:pPr>
@@ -12852,7 +14168,7 @@
         </w:tc>
         <w:tc>
           <w:tcPr>
-            <w:tcW w:type="dxa" w:w="478"/>
+            <w:tcW w:type="dxa" w:w="369"/>
           </w:tcPr>
           <w:p>
             <w:pPr>
@@ -12866,7 +14182,7 @@
         </w:tc>
         <w:tc>
           <w:tcPr>
-            <w:tcW w:type="dxa" w:w="1435"/>
+            <w:tcW w:type="dxa" w:w="1108"/>
           </w:tcPr>
           <w:p>
             <w:pPr>
@@ -12880,7 +14196,7 @@
         </w:tc>
         <w:tc>
           <w:tcPr>
-            <w:tcW w:type="dxa" w:w="1435"/>
+            <w:tcW w:type="dxa" w:w="1108"/>
           </w:tcPr>
           <w:p>
             <w:pPr>
@@ -12894,7 +14210,7 @@
         </w:tc>
         <w:tc>
           <w:tcPr>
-            <w:tcW w:type="dxa" w:w="777"/>
+            <w:tcW w:type="dxa" w:w="1662"/>
           </w:tcPr>
           <w:p>
             <w:pPr>
@@ -12908,7 +14224,7 @@
         </w:tc>
         <w:tc>
           <w:tcPr>
-            <w:tcW w:type="dxa" w:w="1938"/>
+            <w:tcW w:type="dxa" w:w="1496"/>
           </w:tcPr>
           <w:p>
             <w:pPr>
@@ -12922,7 +14238,107 @@
         </w:tc>
         <w:tc>
           <w:tcPr>
-            <w:tcW w:type="dxa" w:w="1495"/>
+            <w:tcW w:type="dxa" w:w="1662"/>
+          </w:tcPr>
+          <w:p>
+            <w:pPr>
+              <w:pStyle w:val="Compact"/>
+              <w:jc w:val="left"/>
+            </w:pPr>
+            <w:r>
+              <w:t xml:space="preserve">fails χ²</w:t>
+            </w:r>
+          </w:p>
+        </w:tc>
+      </w:tr>
+      <w:tr>
+        <w:tc>
+          <w:tcPr>
+            <w:tcW w:type="dxa" w:w="1662"/>
+          </w:tcPr>
+          <w:p>
+            <w:pPr>
+              <w:pStyle w:val="Compact"/>
+              <w:jc w:val="left"/>
+            </w:pPr>
+            <w:r>
+              <w:t xml:space="preserve">2, lane B, range over channels</w:t>
+            </w:r>
+          </w:p>
+        </w:tc>
+        <w:tc>
+          <w:tcPr>
+            <w:tcW w:type="dxa" w:w="369"/>
+          </w:tcPr>
+          <w:p>
+            <w:pPr>
+              <w:pStyle w:val="Compact"/>
+              <w:jc w:val="left"/>
+            </w:pPr>
+            <w:r>
+              <w:t xml:space="preserve">8</w:t>
+            </w:r>
+          </w:p>
+        </w:tc>
+        <w:tc>
+          <w:tcPr>
+            <w:tcW w:type="dxa" w:w="1108"/>
+          </w:tcPr>
+          <w:p>
+            <w:pPr>
+              <w:pStyle w:val="Compact"/>
+              <w:jc w:val="left"/>
+            </w:pPr>
+            <w:r>
+              <w:t xml:space="preserve">–</w:t>
+            </w:r>
+          </w:p>
+        </w:tc>
+        <w:tc>
+          <w:tcPr>
+            <w:tcW w:type="dxa" w:w="1108"/>
+          </w:tcPr>
+          <w:p>
+            <w:pPr>
+              <w:pStyle w:val="Compact"/>
+              <w:jc w:val="left"/>
+            </w:pPr>
+            <w:r>
+              <w:t xml:space="preserve">31–40</w:t>
+            </w:r>
+          </w:p>
+        </w:tc>
+        <w:tc>
+          <w:tcPr>
+            <w:tcW w:type="dxa" w:w="1662"/>
+          </w:tcPr>
+          <w:p>
+            <w:pPr>
+              <w:pStyle w:val="Compact"/>
+              <w:jc w:val="left"/>
+            </w:pPr>
+            <w:r>
+              <w:t xml:space="preserve">0.016–0.027 (failing channels)</w:t>
+            </w:r>
+          </w:p>
+        </w:tc>
+        <w:tc>
+          <w:tcPr>
+            <w:tcW w:type="dxa" w:w="1496"/>
+          </w:tcPr>
+          <w:p>
+            <w:pPr>
+              <w:pStyle w:val="Compact"/>
+              <w:jc w:val="left"/>
+            </w:pPr>
+            <w:r>
+              <w:t xml:space="preserve">–</w:t>
+            </w:r>
+          </w:p>
+        </w:tc>
+        <w:tc>
+          <w:tcPr>
+            <w:tcW w:type="dxa" w:w="1662"/>
           </w:tcPr>
           <w:p>
             <w:pPr>
@@ -12941,7 +14357,7 @@
         <w:pStyle w:val="BodyText"/>
       </w:pPr>
       <w:r>
-        <w:t xml:space="preserve">On day 2 the 5-axle/3-axle ratio of the gauge average is 0.98 (95 % CI 0.70–1.37). This is consistent with independence of the axle configuration, which Eq. (2) guarantees for a linear structure, but differences up to about 27 % cannot be excluded with eight runs. The test thus checks linearity and processing at a coarse level, not the identity itself. The day-2 lane-B constants fail the χ² test (p = 0.016–0.027), with CVs of 31–40 %.</w:t>
+        <w:t xml:space="preserve">On day 2 the constant does not depend detectably on the axle configuration, but the test is coarse. The ratio of the gauge-average constants of the 5-axle and the 3-axle truck is 0.98 (95 % CI 0.70–1.37). This is consistent with independence of the axle configuration, which Eq. (2) guarantees for a linear structure, but differences up to about 27 % cannot be excluded with eight runs. The test thus checks linearity and processing at a coarse level, not the identity itself. In lane B the constants fail the χ² test (Table 3).</w:t>
       </w:r>
     </w:p>
     <w:p>
@@ -12949,7 +14365,15 @@
         <w:pStyle w:val="BodyText"/>
       </w:pPr>
       <w:r>
-        <w:t xml:space="preserve">Speed and truck are almost perfectly confounded on day 1: the first truck ran at 10.4–12.8 m/s and the second at 19.1–19.8 m/s (correlation 0.98). The 22–26 % difference of the gauges without axle spikes may therefore reflect a different transverse wheel path, local deck action or speed; the data cannot separate them. On day 2, where speed and truck are not confounded (13–28 m/s), the slope of the gauge-average constant is +6 % per 10 m/s with a 95 % CI of −23 to +35 %. No speed effect was resolved, but the constant cannot be called speed-independent (Supplementary Fig. S2).</w:t>
+        <w:t xml:space="preserve">On day 1, speed and truck are almost perfectly confounded, with a correlation of 0.98. The first truck ran at 10.4–12.8 m/s and the second at 19.1–19.8 m/s. The 22–26 % difference of the gauges without axle spikes may therefore reflect a different transverse wheel path, local deck action or speed; the data cannot separate them.</w:t>
+      </w:r>
+    </w:p>
+    <w:p>
+      <w:pPr>
+        <w:pStyle w:val="BodyText"/>
+      </w:pPr>
+      <w:r>
+        <w:t xml:space="preserve">On day 2 speed and truck are not confounded (13–28 m/s). No speed effect was resolved, but the confidence interval of the slope is too wide to call the constant speed-independent (Table 10; Supplementary Fig. S2).</w:t>
       </w:r>
     </w:p>
     <w:bookmarkEnd w:id="31"/>
@@ -12967,21 +14391,7 @@
         <w:pStyle w:val="FirstParagraph"/>
       </w:pPr>
       <w:r>
-        <w:t xml:space="preserve">To test Section 2.4 on real records, the covariance of the integrated noise was measured from vehicle-free windows (1227 windows on day 2, 3405 on day 1). On day 2 the four channels are strongly common-mode, with a mean correlation of 0.92 (95 % CI 0.83–0.96), but with unequal amplitudes (13.7–32.8 µε m at the median speed). On day 1 the mean correlation is 0.42 (95 % CI 0.26–0.54) (Supplementary Fig. S1). Single-gauge, gauge-average, GLS (Eq. 13) and offset-immune (Eq. 14) estimators were compared by leave-one-run-out cross-validation: the constants were calibrated without the test run, and</w:t>
-      </w:r>
-      <w:r>
-        <w:t xml:space="preserve"> </w:t>
-      </w:r>
-      <m:oMath>
-        <m:r>
-          <m:t>Σ</m:t>
-        </m:r>
-      </m:oMath>
-      <w:r>
-        <w:t xml:space="preserve"> </w:t>
-      </w:r>
-      <w:r>
-        <w:t xml:space="preserve">never contained a crossing. Table 4 and Fig. 7 give the results.</w:t>
+        <w:t xml:space="preserve">To test Section 2.4 on real records, the covariance of the integrated noise was measured from vehicle-free windows of crossing length (Table 4). On day 2 the four channels are strongly common-mode, with a mean correlation of 0.92, but their noise amplitudes are unequal. On day 1 the mean correlation is only 0.42 (Supplementary Fig. S1).</w:t>
       </w:r>
     </w:p>
     <w:p>
@@ -12994,6 +14404,509 @@
           <w:b/>
         </w:rPr>
         <w:t xml:space="preserve">Table 4.</w:t>
+      </w:r>
+      <w:r>
+        <w:t xml:space="preserve"> </w:t>
+      </w:r>
+      <w:r>
+        <w:t xml:space="preserve">Vehicle-free noise and crossing residuals of the integrated strain. Correlations are means over gauge pairs; 95 % bootstrap CIs in brackets. Crossing residual: deviation of a crossing’s integral from its calibrated value.</w:t>
+      </w:r>
+    </w:p>
+    <w:tbl>
+      <w:tblPr>
+        <w:tblStyle w:val="Table"/>
+        <w:tblW w:type="pct" w:w="5000"/>
+        <w:tblLook w:firstRow="1" w:lastRow="0" w:firstColumn="0" w:lastColumn="0" w:noHBand="0" w:noVBand="0" w:val="0020"/>
+        <w:jc w:val="start"/>
+        <w:tblBorders>
+          <w:top w:val="single" w:sz="8" w:space="0" w:color="000000"/>
+          <w:left w:val="nil"/>
+          <w:bottom w:val="single" w:sz="8" w:space="0" w:color="000000"/>
+          <w:right w:val="nil"/>
+          <w:insideH w:val="nil"/>
+          <w:insideV w:val="nil"/>
+        </w:tblBorders>
+      </w:tblPr>
+      <w:tblGrid>
+        <w:gridCol w:w="3796"/>
+        <w:gridCol w:w="2636"/>
+        <w:gridCol w:w="2636"/>
+      </w:tblGrid>
+      <w:tr>
+        <w:trPr>
+          <w:tblHeader w:val="true"/>
+        </w:trPr>
+        <w:tc>
+          <w:tcPr>
+            <w:tcW w:type="dxa" w:w="3796"/>
+            <w:tcBorders>
+              <w:top w:val="nil"/>
+              <w:left w:val="nil"/>
+              <w:bottom w:val="single" w:sz="6" w:space="0" w:color="000000"/>
+              <w:right w:val="nil"/>
+            </w:tcBorders>
+          </w:tcPr>
+          <w:p>
+            <w:pPr>
+              <w:pStyle w:val="Compact"/>
+              <w:jc w:val="left"/>
+            </w:pPr>
+            <w:r>
+              <w:t xml:space="preserve">Quantity</w:t>
+            </w:r>
+          </w:p>
+        </w:tc>
+        <w:tc>
+          <w:tcPr>
+            <w:tcW w:type="dxa" w:w="2636"/>
+            <w:tcBorders>
+              <w:top w:val="nil"/>
+              <w:left w:val="nil"/>
+              <w:bottom w:val="single" w:sz="6" w:space="0" w:color="000000"/>
+              <w:right w:val="nil"/>
+            </w:tcBorders>
+          </w:tcPr>
+          <w:p>
+            <w:pPr>
+              <w:pStyle w:val="Compact"/>
+              <w:jc w:val="left"/>
+            </w:pPr>
+            <w:r>
+              <w:t xml:space="preserve">Day 2, 4 gauges</w:t>
+            </w:r>
+          </w:p>
+        </w:tc>
+        <w:tc>
+          <w:tcPr>
+            <w:tcW w:type="dxa" w:w="2636"/>
+            <w:tcBorders>
+              <w:top w:val="nil"/>
+              <w:left w:val="nil"/>
+              <w:bottom w:val="single" w:sz="6" w:space="0" w:color="000000"/>
+              <w:right w:val="nil"/>
+            </w:tcBorders>
+          </w:tcPr>
+          <w:p>
+            <w:pPr>
+              <w:pStyle w:val="Compact"/>
+              <w:jc w:val="left"/>
+            </w:pPr>
+            <w:r>
+              <w:t xml:space="preserve">Day 1, 12 gauges</w:t>
+            </w:r>
+          </w:p>
+        </w:tc>
+      </w:tr>
+      <w:tr>
+        <w:tc>
+          <w:tcPr>
+            <w:tcW w:type="dxa" w:w="3796"/>
+          </w:tcPr>
+          <w:p>
+            <w:pPr>
+              <w:pStyle w:val="Compact"/>
+              <w:jc w:val="left"/>
+            </w:pPr>
+            <w:r>
+              <w:t xml:space="preserve">Vehicle-free windows of crossing length</w:t>
+            </w:r>
+          </w:p>
+        </w:tc>
+        <w:tc>
+          <w:tcPr>
+            <w:tcW w:type="dxa" w:w="2636"/>
+          </w:tcPr>
+          <w:p>
+            <w:pPr>
+              <w:pStyle w:val="Compact"/>
+              <w:jc w:val="left"/>
+            </w:pPr>
+            <w:r>
+              <w:t xml:space="preserve">1227</w:t>
+            </w:r>
+          </w:p>
+        </w:tc>
+        <w:tc>
+          <w:tcPr>
+            <w:tcW w:type="dxa" w:w="2636"/>
+          </w:tcPr>
+          <w:p>
+            <w:pPr>
+              <w:pStyle w:val="Compact"/>
+              <w:jc w:val="left"/>
+            </w:pPr>
+            <w:r>
+              <w:t xml:space="preserve">3405</w:t>
+            </w:r>
+          </w:p>
+        </w:tc>
+      </w:tr>
+      <w:tr>
+        <w:tc>
+          <w:tcPr>
+            <w:tcW w:type="dxa" w:w="3796"/>
+          </w:tcPr>
+          <w:p>
+            <w:pPr>
+              <w:pStyle w:val="Compact"/>
+              <w:jc w:val="left"/>
+            </w:pPr>
+            <w:r>
+              <w:t xml:space="preserve">Correlation of vehicle-free noise, non-overlapping windows</w:t>
+            </w:r>
+          </w:p>
+        </w:tc>
+        <w:tc>
+          <w:tcPr>
+            <w:tcW w:type="dxa" w:w="2636"/>
+          </w:tcPr>
+          <w:p>
+            <w:pPr>
+              <w:pStyle w:val="Compact"/>
+              <w:jc w:val="left"/>
+            </w:pPr>
+            <w:r>
+              <w:t xml:space="preserve">0.92 (0.83–0.96)</w:t>
+            </w:r>
+          </w:p>
+        </w:tc>
+        <w:tc>
+          <w:tcPr>
+            <w:tcW w:type="dxa" w:w="2636"/>
+          </w:tcPr>
+          <w:p>
+            <w:pPr>
+              <w:pStyle w:val="Compact"/>
+              <w:jc w:val="left"/>
+            </w:pPr>
+            <w:r>
+              <w:t xml:space="preserve">0.42 (0.26–0.54)</w:t>
+            </w:r>
+          </w:p>
+        </w:tc>
+      </w:tr>
+      <w:tr>
+        <w:tc>
+          <w:tcPr>
+            <w:tcW w:type="dxa" w:w="3796"/>
+          </w:tcPr>
+          <w:p>
+            <w:pPr>
+              <w:pStyle w:val="Compact"/>
+              <w:jc w:val="left"/>
+            </w:pPr>
+            <w:r>
+              <w:t xml:space="preserve">Correlation of vehicle-free noise at the window length of each crossing</w:t>
+            </w:r>
+          </w:p>
+        </w:tc>
+        <w:tc>
+          <w:tcPr>
+            <w:tcW w:type="dxa" w:w="2636"/>
+          </w:tcPr>
+          <w:p>
+            <w:pPr>
+              <w:pStyle w:val="Compact"/>
+              <w:jc w:val="left"/>
+            </w:pPr>
+            <w:r>
+              <w:t xml:space="preserve">0.90</w:t>
+            </w:r>
+          </w:p>
+        </w:tc>
+        <w:tc>
+          <w:tcPr>
+            <w:tcW w:type="dxa" w:w="2636"/>
+          </w:tcPr>
+          <w:p>
+            <w:pPr>
+              <w:pStyle w:val="Compact"/>
+              <w:jc w:val="left"/>
+            </w:pPr>
+            <w:r>
+              <w:t xml:space="preserve">–</w:t>
+            </w:r>
+          </w:p>
+        </w:tc>
+      </w:tr>
+      <w:tr>
+        <w:tc>
+          <w:tcPr>
+            <w:tcW w:type="dxa" w:w="3796"/>
+          </w:tcPr>
+          <w:p>
+            <w:pPr>
+              <w:pStyle w:val="Compact"/>
+              <w:jc w:val="left"/>
+            </w:pPr>
+            <w:r>
+              <w:t xml:space="preserve">Noise amplitude at the median speed (µε m)</w:t>
+            </w:r>
+          </w:p>
+        </w:tc>
+        <w:tc>
+          <w:tcPr>
+            <w:tcW w:type="dxa" w:w="2636"/>
+          </w:tcPr>
+          <w:p>
+            <w:pPr>
+              <w:pStyle w:val="Compact"/>
+              <w:jc w:val="left"/>
+            </w:pPr>
+            <w:r>
+              <w:t xml:space="preserve">13.7–32.8</w:t>
+            </w:r>
+          </w:p>
+        </w:tc>
+        <w:tc>
+          <w:tcPr>
+            <w:tcW w:type="dxa" w:w="2636"/>
+          </w:tcPr>
+          <w:p>
+            <w:pPr>
+              <w:pStyle w:val="Compact"/>
+              <w:jc w:val="left"/>
+            </w:pPr>
+            <w:r>
+              <w:t xml:space="preserve">–</w:t>
+            </w:r>
+          </w:p>
+        </w:tc>
+      </w:tr>
+      <w:tr>
+        <w:tc>
+          <w:tcPr>
+            <w:tcW w:type="dxa" w:w="3796"/>
+          </w:tcPr>
+          <w:p>
+            <w:pPr>
+              <w:pStyle w:val="Compact"/>
+              <w:jc w:val="left"/>
+            </w:pPr>
+            <w:r>
+              <w:t xml:space="preserve">Correlation of crossing residuals, mean; st40 with its neighbours</w:t>
+            </w:r>
+          </w:p>
+        </w:tc>
+        <w:tc>
+          <w:tcPr>
+            <w:tcW w:type="dxa" w:w="2636"/>
+          </w:tcPr>
+          <w:p>
+            <w:pPr>
+              <w:pStyle w:val="Compact"/>
+              <w:jc w:val="left"/>
+            </w:pPr>
+            <w:r>
+              <w:t xml:space="preserve">0.63; 0.30–0.37</w:t>
+            </w:r>
+          </w:p>
+        </w:tc>
+        <w:tc>
+          <w:tcPr>
+            <w:tcW w:type="dxa" w:w="2636"/>
+          </w:tcPr>
+          <w:p>
+            <w:pPr>
+              <w:pStyle w:val="Compact"/>
+              <w:jc w:val="left"/>
+            </w:pPr>
+            <w:r>
+              <w:t xml:space="preserve">–</w:t>
+            </w:r>
+          </w:p>
+        </w:tc>
+      </w:tr>
+      <w:tr>
+        <w:tc>
+          <w:tcPr>
+            <w:tcW w:type="dxa" w:w="3796"/>
+          </w:tcPr>
+          <w:p>
+            <w:pPr>
+              <w:pStyle w:val="Compact"/>
+              <w:jc w:val="left"/>
+            </w:pPr>
+            <w:r>
+              <w:t xml:space="preserve">GLS weights with the measured</w:t>
+            </w:r>
+            <w:r>
+              <w:t xml:space="preserve"> </w:t>
+            </w:r>
+            <m:oMath>
+              <m:r>
+                <m:t>Σ</m:t>
+              </m:r>
+            </m:oMath>
+            <w:r>
+              <w:t xml:space="preserve">: st40; st36</w:t>
+            </w:r>
+          </w:p>
+        </w:tc>
+        <w:tc>
+          <w:tcPr>
+            <w:tcW w:type="dxa" w:w="2636"/>
+          </w:tcPr>
+          <w:p>
+            <w:pPr>
+              <w:pStyle w:val="Compact"/>
+              <w:jc w:val="left"/>
+            </w:pPr>
+            <w:r>
+              <w:t xml:space="preserve">+0.16; −0.35</w:t>
+            </w:r>
+          </w:p>
+        </w:tc>
+        <w:tc>
+          <w:tcPr>
+            <w:tcW w:type="dxa" w:w="2636"/>
+          </w:tcPr>
+          <w:p>
+            <w:pPr>
+              <w:pStyle w:val="Compact"/>
+              <w:jc w:val="left"/>
+            </w:pPr>
+            <w:r>
+              <w:t xml:space="preserve">–</w:t>
+            </w:r>
+          </w:p>
+        </w:tc>
+      </w:tr>
+      <w:tr>
+        <w:tc>
+          <w:tcPr>
+            <w:tcW w:type="dxa" w:w="3796"/>
+          </w:tcPr>
+          <w:p>
+            <w:pPr>
+              <w:pStyle w:val="Compact"/>
+              <w:jc w:val="left"/>
+            </w:pPr>
+            <w:r>
+              <w:t xml:space="preserve">Per-crossing sd predicted by the covariance of the crossing residuals: GLS; average (% of GVW)</w:t>
+            </w:r>
+          </w:p>
+        </w:tc>
+        <w:tc>
+          <w:tcPr>
+            <w:tcW w:type="dxa" w:w="2636"/>
+          </w:tcPr>
+          <w:p>
+            <w:pPr>
+              <w:pStyle w:val="Compact"/>
+              <w:jc w:val="left"/>
+            </w:pPr>
+            <w:r>
+              <w:t xml:space="preserve">21.0; 14.6</w:t>
+            </w:r>
+          </w:p>
+        </w:tc>
+        <w:tc>
+          <w:tcPr>
+            <w:tcW w:type="dxa" w:w="2636"/>
+          </w:tcPr>
+          <w:p>
+            <w:pPr>
+              <w:pStyle w:val="Compact"/>
+              <w:jc w:val="left"/>
+            </w:pPr>
+            <w:r>
+              <w:t xml:space="preserve">–</w:t>
+            </w:r>
+          </w:p>
+        </w:tc>
+      </w:tr>
+      <w:tr>
+        <w:tc>
+          <w:tcPr>
+            <w:tcW w:type="dxa" w:w="3796"/>
+          </w:tcPr>
+          <w:p>
+            <w:pPr>
+              <w:pStyle w:val="Compact"/>
+              <w:jc w:val="left"/>
+            </w:pPr>
+            <w:r>
+              <w:t xml:space="preserve">Error of GLS with</w:t>
+            </w:r>
+            <w:r>
+              <w:t xml:space="preserve"> </w:t>
+            </w:r>
+            <m:oMath>
+              <m:r>
+                <m:t>Σ</m:t>
+              </m:r>
+            </m:oMath>
+            <w:r>
+              <w:t xml:space="preserve"> </w:t>
+            </w:r>
+            <w:r>
+              <w:t xml:space="preserve">from the crossings: in sample; out of sample (% of GVW)</w:t>
+            </w:r>
+          </w:p>
+        </w:tc>
+        <w:tc>
+          <w:tcPr>
+            <w:tcW w:type="dxa" w:w="2636"/>
+          </w:tcPr>
+          <w:p>
+            <w:pPr>
+              <w:pStyle w:val="Compact"/>
+              <w:jc w:val="left"/>
+            </w:pPr>
+            <w:r>
+              <w:t xml:space="preserve">10.4; 28.4</w:t>
+            </w:r>
+          </w:p>
+        </w:tc>
+        <w:tc>
+          <w:tcPr>
+            <w:tcW w:type="dxa" w:w="2636"/>
+          </w:tcPr>
+          <w:p>
+            <w:pPr>
+              <w:pStyle w:val="Compact"/>
+              <w:jc w:val="left"/>
+            </w:pPr>
+            <w:r>
+              <w:t xml:space="preserve">–</w:t>
+            </w:r>
+          </w:p>
+        </w:tc>
+      </w:tr>
+    </w:tbl>
+    <w:p>
+      <w:pPr>
+        <w:pStyle w:val="BodyText"/>
+      </w:pPr>
+      <w:r>
+        <w:t xml:space="preserve">Four kinds of estimator were compared by leave-one-run-out cross-validation: single gauges, the gauge average, GLS (Eq. 13) and the offset-immune combination (Eq. 14). In each fold the constants were calibrated without the test run, and</w:t>
+      </w:r>
+      <w:r>
+        <w:t xml:space="preserve"> </w:t>
+      </w:r>
+      <m:oMath>
+        <m:r>
+          <m:t>Σ</m:t>
+        </m:r>
+      </m:oMath>
+      <w:r>
+        <w:t xml:space="preserve"> </w:t>
+      </w:r>
+      <w:r>
+        <w:t xml:space="preserve">never contained a crossing. Leave-one-truck-out (LOTO) results, calibrated on one truck and tested on the other, are given as well. Table 5 and Fig. 7 give the results.</w:t>
+      </w:r>
+    </w:p>
+    <w:p>
+      <w:pPr>
+        <w:pStyle w:val="BodyText"/>
+      </w:pPr>
+      <w:r>
+        <w:rPr>
+          <w:bCs/>
+          <w:b/>
+        </w:rPr>
+        <w:t xml:space="preserve">Table 5.</w:t>
       </w:r>
       <w:r>
         <w:t xml:space="preserve"> </w:t>
@@ -13885,7 +15798,7 @@
         <w:pStyle w:val="BodyText"/>
       </w:pPr>
       <w:r>
-        <w:t xml:space="preserve">On day 2 the gauge average gave an MAE of 11.9 % (95 % CI 6.0–18.6 %). GLS with the measured covariance gave 20.4 % and the offset-immune combination 20.3 %. The paired difference between GLS and the average is +8.5 points (95 % CI +2.3 to +15.1), so both estimators are significantly worse than the average, although the noise model predicted a per-crossing standard deviation of 12.7 % for GLS against 19.8 % for the average. On day 1 the estimators cannot be told apart (average 5.3 %, GLS 5.8 %, best single gauge 4.8 %). On both days every estimator is worse than the constant predictor.</w:t>
+        <w:t xml:space="preserve">On day 2, GLS with the measured covariance was worse than the plain gauge average. The average gave an MAE of 11.9 % (95 % CI 6.0–18.6 %), and GLS gave 20.4 %. The paired difference between GLS and the average is +8.5 points (95 % CI +2.3 to +15.1), so GLS and the offset-immune combination are both significantly worse than the average. The vehicle-free noise model had predicted the opposite order (Table 5, predicted sd). On day 1 the estimators cannot be told apart. On both days every estimator is worse than the mean-weight predictor.</w:t>
       </w:r>
     </w:p>
     <w:p>
@@ -13893,7 +15806,7 @@
         <w:pStyle w:val="BodyText"/>
       </w:pPr>
       <w:r>
-        <w:t xml:space="preserve">The failure on day 2 is itself a finding. The crossing residuals are much less correlated between gauges (mean 0.63, and only 0.30–0.37 between st40 and its neighbours) than the vehicle-free noise (0.90 for the same window length). Evaluated with the covariance of the crossing residuals themselves, GLS predicts 21.0 % and the average 14.6 %, which reverses the order. The common-mode wander measured in quiet periods is real, but each crossing also carries a gauge-specific component, plausibly the wheel path and local slab action, and the large opposite-sign GLS weights (+0.16 on st40, −0.35 on st36) amplify it. Estimating</w:t>
+        <w:t xml:space="preserve">The failure on day 2 is itself a finding: crossing residuals are much less correlated between gauges than the vehicle-free noise. Their mean correlation is 0.63, against 0.90 for vehicle-free noise at the same window length (Table 4). With the covariance of the crossing residuals themselves, GLS is predicted to be worse than the average, which reverses the order. The common-mode wander measured in vehicle-free periods is real, but each crossing also carries a gauge-specific component, plausibly the wheel path and local slab action. The large opposite-sign GLS weights on st40 and st36 amplify this component (Table 4). Estimating</w:t>
       </w:r>
       <w:r>
         <w:t xml:space="preserve"> </w:t>
@@ -13907,7 +15820,7 @@
         <w:t xml:space="preserve"> </w:t>
       </w:r>
       <w:r>
-        <w:t xml:space="preserve">from the crossings instead over-fits with eight runs: 10.4 % in sample against 28.4 % out of sample. This is the design caution of Section 2.4: offset immunity pays only for disturbances that are common-mode during crossings.</w:t>
+        <w:t xml:space="preserve">from the crossings instead over-fits with eight runs: its out-of-sample error is much larger than its in-sample error (Table 4). Offset immunity therefore pays only for disturbances that are common-mode during crossings, as anticipated in Section 2.4.</w:t>
       </w:r>
     </w:p>
     <w:bookmarkEnd w:id="32"/>
@@ -13925,7 +15838,7 @@
         <w:pStyle w:val="FirstParagraph"/>
       </w:pPr>
       <w:r>
-        <w:t xml:space="preserve">Return trips in the other lane gave constants 0.79 times those of lane A for the gauge average (95 % CI 0.59–1.00). The lane effect is clearly resolved for one gauge only (st36: 0.64, 95 % CI 0.47–0.81). Each lane therefore needs its own constant, as found on another continuous girder [40]. The two in-line two-truck runs gave 0.92 and 0.92 of the summed single-truck predictions for the gauge average (pooled 0.92, 95 % CI 0.77–1.06). That is consistent with superposition, but low in both events; the GLS combination gave 0.82 (95 % CI 0.73–0.91).</w:t>
+        <w:t xml:space="preserve">Each lane needs its own constant. Return trips in the other lane gave constants 0.79 times those of lane A for the gauge average (95 % CI 0.59–1.00). The lane effect is clearly resolved for one gauge only (st36: 0.64, 95 % CI 0.47–0.81). The same need was found on another continuous girder [40].</w:t>
       </w:r>
     </w:p>
     <w:p>
@@ -13933,7 +15846,7 @@
         <w:pStyle w:val="BodyText"/>
       </w:pPr>
       <w:r>
-        <w:t xml:space="preserve">Gauges within 6 m of each other along the girder have very different constants. On day 1 the constants range from −1.49 µε m/t (ch8) to −5.85 µε m/t (ch11), a factor of 3.9, and the 95 % CIs of these two constants do not overlap (Table 3). A one-dimensional beam model predicts ratios of 0.978–1.003 between them. The difference is unlikely to be gauge-factor spread, because the ratio of st36 to st40 changes with the lane, 3.24 ± 0.56 in lane A against 1.82 ± 0.10 in lane B (± one standard error; about 2.5 standard errors apart). The deck-soffit gauges respond to slab bending and shear lag as well as to girder bending, so the constant must come from a weighed reference vehicle or a three-dimensional model; a beam-model BPM would fail.</w:t>
+        <w:t xml:space="preserve">The two in-line two-truck runs are consistent with superposition but low in both events. For the gauge average they gave 0.92 and 0.92 of the summed single-truck predictions (pooled 0.92, 95 % CI 0.77–1.06). The GLS combination gave 0.82 (95 % CI 0.73–0.91).</w:t>
       </w:r>
     </w:p>
     <w:p>
@@ -13941,6 +15854,22 @@
         <w:pStyle w:val="BodyText"/>
       </w:pPr>
       <w:r>
+        <w:t xml:space="preserve">Gauges within 6 m of each other along the girder have very different constants. On day 1 the constant of ch11 is 3.9 times that of ch8, and the 95 % CIs of these two constants do not overlap (Table 3). A one-dimensional beam model predicts nearly equal constants for them, with ratios of 0.978–1.003.</w:t>
+      </w:r>
+    </w:p>
+    <w:p>
+      <w:pPr>
+        <w:pStyle w:val="BodyText"/>
+      </w:pPr>
+      <w:r>
+        <w:t xml:space="preserve">Gauge-factor spread is an unlikely cause, because the ratio of the st36 and st40 constants changes with the lane: 3.24 ± 0.56 in lane A against 1.82 ± 0.10 in lane B (± one standard error), about 2.5 standard errors apart. The deck-soffit gauges respond to slab bending and shear lag as well as to girder bending. The constant must therefore come from a weighed reference vehicle or a three-dimensional model; a beam-model BPM would fail.</w:t>
+      </w:r>
+    </w:p>
+    <w:p>
+      <w:pPr>
+        <w:pStyle w:val="BodyText"/>
+      </w:pPr>
+      <w:r>
         <w:t xml:space="preserve">A beam model of the girder (Euler–Bernoulli, parabolic haunch,</w:t>
       </w:r>
       <w:r>
@@ -13990,7 +15919,29 @@
         <w:t xml:space="preserve"> </w:t>
       </w:r>
       <w:r>
-        <w:t xml:space="preserve">= 0.79–0.94). It places the zero-moment points of the uniform-load moment diagram in span 2 at 121.6 m and 190.8 m, about 35 m from the gauges, so the gauges are not blind; their strain constant is 0.69 of the largest on the girder (0.56–0.93 across the stiffness laws tested). The net-to-positive ratio of the gauge influence line is 0.51. Span 2 contributes about 170 % of the net integral and the adjacent spans −26 % and −66 %, so the whole 605 m crossing must be integrated.</w:t>
+        <w:t xml:space="preserve">= 0.79–0.94). The gauges are not blind: the zeros of the uniform-load moment diagram in span 2 lie at 121.6 m and 190.8 m, about 35 m from the gauges.</w:t>
+      </w:r>
+    </w:p>
+    <w:p>
+      <w:pPr>
+        <w:pStyle w:val="BodyText"/>
+      </w:pPr>
+      <w:r>
+        <w:t xml:space="preserve">The model also shows why the whole crossing must be integrated. The strain constant of the gauges is 0.69 of the largest on the girder (0.56–0.93 across the stiffness laws tested), and the cancellation ratio</w:t>
+      </w:r>
+      <w:r>
+        <w:t xml:space="preserve"> </w:t>
+      </w:r>
+      <m:oMath>
+        <m:r>
+          <m:t>R</m:t>
+        </m:r>
+      </m:oMath>
+      <w:r>
+        <w:t xml:space="preserve"> </w:t>
+      </w:r>
+      <w:r>
+        <w:t xml:space="preserve">of their influence line is 0.51. Span 2 contributes about 170 % of the net integral and the adjacent spans −26 % and −66 %, so the whole 605 m crossing must be integrated.</w:t>
       </w:r>
     </w:p>
     <w:bookmarkEnd w:id="33"/>
@@ -14008,7 +15959,7 @@
         <w:pStyle w:val="FirstParagraph"/>
       </w:pPr>
       <w:r>
-        <w:t xml:space="preserve">The records support linearity, superposition and per-gauge invariance at the 10–27 % level that the noise allows, and they show that each lane, and each deck gauge, needs its own constant. They cannot show weight discrimination, because the reference weights hardly vary, and they show no benefit from GLS or offset-immune combinations. The common-mode assumption behind Eq. (14) holds for vehicle-free noise but not for crossing errors. The tests rest on four trucks, two axle counts and seven or eight runs per day; the gauge calibration factors and exact positions are not published, so absolute constants cannot be checked, and the GVW accuracy that the dataset authors reported for their influence-line system on this bridge [41–43] was not compared [NEED VALUE: GVW accuracy reported in [41–43] for the same runs, if the authors wish to add it].</w:t>
+        <w:t xml:space="preserve">The records support linearity, superposition and per-gauge invariance at the 10–27 % level that the noise allows, and they show that each lane, and each deck gauge, needs its own constant. They cannot show weight discrimination, because the reference weights hardly vary, and they show no benefit from GLS or offset-immune combinations. The common-mode assumption behind Eq. (14) holds for vehicle-free noise but not for crossing residuals. The tests rest on four trucks, two axle counts and seven or eight runs per day; the gauge calibration factors and exact positions are not published, so absolute constants cannot be checked, and the GVW accuracy that the dataset authors reported for their influence-line system on this bridge [41–43] was not compared [NEED VALUE: GVW accuracy reported in [41–43] for the same runs, if the authors wish to add it].</w:t>
       </w:r>
     </w:p>
     <w:bookmarkEnd w:id="34"/>
@@ -14044,7 +15995,7 @@
         <w:pStyle w:val="FirstParagraph"/>
       </w:pPr>
       <w:r>
-        <w:t xml:space="preserve">The Cầu Mây Bridge carries provincial road DT389 over the Kinh Mon River in Hai Duong, Viet Nam. Its main bridge is a three-span continuous prestressed concrete box girder of 55 + 90 + 55 m built by balanced cantilever (</w:t>
+        <w:t xml:space="preserve">The Cầu Mây Bridge carries provincial road DT389 over the Kinh Môn River in Hải Dương, Viet Nam. Its main bridge is a three-span continuous prestressed concrete box girder of 55 + 90 + 55 m built by balanced cantilever (</w:t>
       </w:r>
       <m:oMath>
         <m:r>
@@ -14099,7 +16050,7 @@
         <w:t xml:space="preserve"> </w:t>
       </w:r>
       <w:r>
-        <w:t xml:space="preserve">MPa. The inner piers are monolithic with the girder; the end piers carry pot bearings. In the June 2020 acceptance test, four trucks stood in side span N8 and six in centre span N7. The trucks were three-axle, nominally 5 + 10 + 10 t, with a weighed mean of 25.06 t. Dial gauges read the peak deflection under centric and eccentric transverse positions [NEED VALUE: instrument type and fixed reference datum of the dial gauges, temperature correction, load-hold time and zero-reading procedure]. Gauge N8 is at 0.4L of the side span and N7 at mid main span. The mean of six readings is 5.55 mm at N8 and 15.42 mm at N7.</w:t>
+        <w:t xml:space="preserve">MPa. The inner piers, including pier T7, are monolithic with the girder; the end supports T5 and T8 carry pot bearings. Two deflection gauges were read: gauge N8 at 0.4L of the side span between pier T7 and end support T8, and gauge N7 at mid main span. In the June 2020 acceptance test, four trucks stood in the side span that carries gauge N8, and six in the main span, which carries gauge N7. The trucks were three-axle, nominally 5 + 10 + 10 t, with a weighed mean of 25.06 t. Dial gauges read the peak deflection under centric and eccentric transverse positions [NEED VALUE: instrument type and fixed reference datum of the dial gauges, temperature correction, load-hold time and zero-reading procedure]. The mean of six readings is 5.55 mm at N8 and 15.42 mm at N7.</w:t>
       </w:r>
     </w:p>
     <w:p>
@@ -14342,7 +16293,7 @@
         <w:pStyle w:val="FirstParagraph"/>
       </w:pPr>
       <w:r>
-        <w:t xml:space="preserve">The ratio</w:t>
+        <w:t xml:space="preserve">No pier stiffness lets the beam model fit both static readings exactly. The test quantity is</w:t>
       </w:r>
       <w:r>
         <w:t xml:space="preserve"> </w:t>
@@ -14362,42 +16313,39 @@
         </m:sSub>
       </m:oMath>
       <w:r>
-        <w:t xml:space="preserve"> </w:t>
-      </w:r>
-      <w:r>
-        <w:t xml:space="preserve">of the measured-to-model ratios at N8 and N7 never reaches 1 (Fig. 9a). It falls from 1.126 at</w:t>
-      </w:r>
-      <w:r>
-        <w:t xml:space="preserve"> </w:t>
-      </w:r>
-      <m:oMath>
-        <m:r>
-          <m:t>κ</m:t>
-        </m:r>
+        <w:t xml:space="preserve">, the measured-to-model ratio at gauge N8 divided by that at gauge N7;</w:t>
+      </w:r>
+      <w:r>
+        <w:t xml:space="preserve"> </w:t>
+      </w:r>
+      <m:oMath>
+        <m:sSub>
+          <m:e>
+            <m:r>
+              <m:t>r</m:t>
+            </m:r>
+          </m:e>
+          <m:sub>
+            <m:r>
+              <m:t>87</m:t>
+            </m:r>
+          </m:sub>
+        </m:sSub>
         <m:r>
           <m:rPr>
             <m:sty m:val="p"/>
           </m:rPr>
           <m:t>=</m:t>
         </m:r>
-        <m:sSup>
-          <m:e>
-            <m:r>
-              <m:t>10</m:t>
-            </m:r>
-          </m:e>
-          <m:sup>
-            <m:r>
-              <m:t>7</m:t>
-            </m:r>
-          </m:sup>
-        </m:sSup>
-      </m:oMath>
-      <w:r>
-        <w:t xml:space="preserve"> </w:t>
-      </w:r>
-      <w:r>
-        <w:t xml:space="preserve">kN m/rad to a minimum of 1.058 at</w:t>
+        <m:r>
+          <m:t>1</m:t>
+        </m:r>
+      </m:oMath>
+      <w:r>
+        <w:t xml:space="preserve"> </w:t>
+      </w:r>
+      <w:r>
+        <w:t xml:space="preserve">would mean that one model fits both gauges exactly. It never reaches 1 (Fig. 9a). It falls from 1.126 at</w:t>
       </w:r>
       <w:r>
         <w:t xml:space="preserve"> </w:t>
@@ -14412,6 +16360,38 @@
           </m:rPr>
           <m:t>=</m:t>
         </m:r>
+        <m:sSup>
+          <m:e>
+            <m:r>
+              <m:t>10</m:t>
+            </m:r>
+          </m:e>
+          <m:sup>
+            <m:r>
+              <m:t>7</m:t>
+            </m:r>
+          </m:sup>
+        </m:sSup>
+      </m:oMath>
+      <w:r>
+        <w:t xml:space="preserve"> </w:t>
+      </w:r>
+      <w:r>
+        <w:t xml:space="preserve">kN m/rad to a minimum of 1.058 at</w:t>
+      </w:r>
+      <w:r>
+        <w:t xml:space="preserve"> </w:t>
+      </w:r>
+      <m:oMath>
+        <m:r>
+          <m:t>κ</m:t>
+        </m:r>
+        <m:r>
+          <m:rPr>
+            <m:sty m:val="p"/>
+          </m:rPr>
+          <m:t>=</m:t>
+        </m:r>
         <m:r>
           <m:t>1.68</m:t>
         </m:r>
@@ -14438,30 +16418,7 @@
         <w:t xml:space="preserve"> </w:t>
       </w:r>
       <w:r>
-        <w:t xml:space="preserve">kN m/rad, which is calibration B, and returns to 1.091 for fixed piers. The model-form variants move the minimum between 1.039 and 1.092 but never to 1, so the 4–9 % residual is model-form error. Calibration B is therefore the nearest fit, not an exact one, and its</w:t>
-      </w:r>
-      <w:r>
-        <w:t xml:space="preserve"> </w:t>
-      </w:r>
-      <m:oMath>
-        <m:r>
-          <m:t>α</m:t>
-        </m:r>
-        <m:r>
-          <m:rPr>
-            <m:sty m:val="p"/>
-          </m:rPr>
-          <m:t>=</m:t>
-        </m:r>
-        <m:r>
-          <m:t>0.716</m:t>
-        </m:r>
-      </m:oMath>
-      <w:r>
-        <w:t xml:space="preserve"> </w:t>
-      </w:r>
-      <w:r>
-        <w:t xml:space="preserve">would mean a 28 % loss of rigidity in a young prestressed girder.</w:t>
+        <w:t xml:space="preserve">kN m/rad, which is calibration B, and returns to 1.091 for fixed piers.</w:t>
       </w:r>
     </w:p>
     <w:p>
@@ -14469,28 +16426,14 @@
         <w:pStyle w:val="BodyText"/>
       </w:pPr>
       <w:r>
-        <w:t xml:space="preserve">The admissible set depends on the tolerance</w:t>
-      </w:r>
-      <w:r>
-        <w:t xml:space="preserve"> </w:t>
-      </w:r>
-      <m:oMath>
-        <m:r>
-          <m:t>τ</m:t>
-        </m:r>
-      </m:oMath>
-      <w:r>
-        <w:t xml:space="preserve"> </w:t>
-      </w:r>
-      <w:r>
-        <w:t xml:space="preserve">on the misfit of each gauge. The six readings of each gauge (three lines, centric and eccentric) spread by 1.9–2.0 % about their mean. This is a systematic transverse spread, not a repeatability: the readings are not replicates. Adding a model-form spread of 1.75 % per gauge gives</w:t>
-      </w:r>
-      <w:r>
-        <w:t xml:space="preserve"> </w:t>
-      </w:r>
-      <m:oMath>
-        <m:r>
-          <m:t>τ</m:t>
+        <w:t xml:space="preserve">The model-form variants move the minimum between 1.039 and 1.092 but never to 1, so the 4–9 % residual is model-form error. Calibration B is therefore the nearest fit, not an exact one, and its</w:t>
+      </w:r>
+      <w:r>
+        <w:t xml:space="preserve"> </w:t>
+      </w:r>
+      <m:oMath>
+        <m:r>
+          <m:t>α</m:t>
         </m:r>
         <m:r>
           <m:rPr>
@@ -14499,273 +16442,14 @@
           <m:t>=</m:t>
         </m:r>
         <m:r>
-          <m:t>5.3</m:t>
-        </m:r>
-      </m:oMath>
-      <w:r>
-        <w:t xml:space="preserve"> </w:t>
-      </w:r>
-      <w:r>
-        <w:t xml:space="preserve">% at two standard deviations. At this tolerance every</w:t>
-      </w:r>
-      <w:r>
-        <w:t xml:space="preserve"> </w:t>
-      </w:r>
-      <m:oMath>
-        <m:r>
-          <m:t>κ</m:t>
-        </m:r>
-        <m:r>
-          <m:rPr>
-            <m:sty m:val="p"/>
-          </m:rPr>
-          <m:t>≥</m:t>
-        </m:r>
-        <m:r>
-          <m:t>1.8</m:t>
-        </m:r>
-        <m:r>
-          <m:rPr>
-            <m:sty m:val="p"/>
-          </m:rPr>
-          <m:t>×</m:t>
-        </m:r>
-        <m:sSup>
-          <m:e>
-            <m:r>
-              <m:t>10</m:t>
-            </m:r>
-          </m:e>
-          <m:sup>
-            <m:r>
-              <m:t>7</m:t>
-            </m:r>
-          </m:sup>
-        </m:sSup>
-      </m:oMath>
-      <w:r>
-        <w:t xml:space="preserve"> </w:t>
-      </w:r>
-      <w:r>
-        <w:t xml:space="preserve">kN m/rad is admissible, with</w:t>
-      </w:r>
-      <w:r>
-        <w:t xml:space="preserve"> </w:t>
-      </w:r>
-      <m:oMath>
-        <m:r>
-          <m:t>α</m:t>
-        </m:r>
-      </m:oMath>
-      <w:r>
-        <w:t xml:space="preserve"> </w:t>
-      </w:r>
-      <w:r>
-        <w:t xml:space="preserve">= 0.51–1.15: the static data alone bound</w:t>
-      </w:r>
-      <w:r>
-        <w:t xml:space="preserve"> </w:t>
-      </w:r>
-      <m:oMath>
-        <m:r>
-          <m:t>κ</m:t>
-        </m:r>
-      </m:oMath>
-      <w:r>
-        <w:t xml:space="preserve"> </w:t>
-      </w:r>
-      <w:r>
-        <w:t xml:space="preserve">only from below. The conclusion depends on the tolerance. At</w:t>
-      </w:r>
-      <w:r>
-        <w:t xml:space="preserve"> </w:t>
-      </w:r>
-      <m:oMath>
-        <m:r>
-          <m:t>τ</m:t>
-        </m:r>
-        <m:r>
-          <m:rPr>
-            <m:sty m:val="p"/>
-          </m:rPr>
-          <m:t>=</m:t>
-        </m:r>
-        <m:r>
-          <m:t>3</m:t>
-        </m:r>
-      </m:oMath>
-      <w:r>
-        <w:t xml:space="preserve"> </w:t>
-      </w:r>
-      <w:r>
-        <w:t xml:space="preserve">% the admissible set shrinks to</w:t>
-      </w:r>
-      <w:r>
-        <w:t xml:space="preserve"> </w:t>
-      </w:r>
-      <m:oMath>
-        <m:r>
-          <m:t>κ</m:t>
-        </m:r>
-        <m:r>
-          <m:rPr>
-            <m:sty m:val="p"/>
-          </m:rPr>
-          <m:t>=</m:t>
-        </m:r>
-        <m:r>
-          <m:t>1.0</m:t>
-        </m:r>
-      </m:oMath>
-      <w:r>
-        <w:t xml:space="preserve">–</w:t>
-      </w:r>
-      <m:oMath>
-        <m:r>
-          <m:t>3.0</m:t>
-        </m:r>
-        <m:r>
-          <m:rPr>
-            <m:sty m:val="p"/>
-          </m:rPr>
-          <m:t>×</m:t>
-        </m:r>
-        <m:sSup>
-          <m:e>
-            <m:r>
-              <m:t>10</m:t>
-            </m:r>
-          </m:e>
-          <m:sup>
-            <m:r>
-              <m:t>8</m:t>
-            </m:r>
-          </m:sup>
-        </m:sSup>
-      </m:oMath>
-      <w:r>
-        <w:t xml:space="preserve"> </w:t>
-      </w:r>
-      <w:r>
-        <w:t xml:space="preserve">kN m/rad with</w:t>
-      </w:r>
-      <w:r>
-        <w:t xml:space="preserve"> </w:t>
-      </w:r>
-      <m:oMath>
-        <m:r>
-          <m:t>α</m:t>
-        </m:r>
-      </m:oMath>
-      <w:r>
-        <w:t xml:space="preserve"> </w:t>
-      </w:r>
-      <w:r>
-        <w:t xml:space="preserve">= 0.64–0.80, which excludes the design rigidity; at</w:t>
-      </w:r>
-      <w:r>
-        <w:t xml:space="preserve"> </w:t>
-      </w:r>
-      <m:oMath>
-        <m:r>
-          <m:t>τ</m:t>
-        </m:r>
-        <m:r>
-          <m:rPr>
-            <m:sty m:val="p"/>
-          </m:rPr>
-          <m:t>=</m:t>
-        </m:r>
-        <m:r>
-          <m:t>4</m:t>
-        </m:r>
-      </m:oMath>
-      <w:r>
-        <w:t xml:space="preserve"> </w:t>
-      </w:r>
-      <w:r>
-        <w:t xml:space="preserve">% it is</w:t>
-      </w:r>
-      <w:r>
-        <w:t xml:space="preserve"> </w:t>
-      </w:r>
-      <m:oMath>
-        <m:r>
-          <m:t>κ</m:t>
-        </m:r>
-        <m:r>
-          <m:rPr>
-            <m:sty m:val="p"/>
-          </m:rPr>
-          <m:t>=</m:t>
-        </m:r>
-        <m:r>
-          <m:t>4.2</m:t>
-        </m:r>
-        <m:r>
-          <m:rPr>
-            <m:sty m:val="p"/>
-          </m:rPr>
-          <m:t>×</m:t>
-        </m:r>
-        <m:sSup>
-          <m:e>
-            <m:r>
-              <m:t>10</m:t>
-            </m:r>
-          </m:e>
-          <m:sup>
-            <m:r>
-              <m:t>7</m:t>
-            </m:r>
-          </m:sup>
-        </m:sSup>
-      </m:oMath>
-      <w:r>
-        <w:t xml:space="preserve">–</w:t>
-      </w:r>
-      <m:oMath>
-        <m:r>
-          <m:t>2.0</m:t>
-        </m:r>
-        <m:r>
-          <m:rPr>
-            <m:sty m:val="p"/>
-          </m:rPr>
-          <m:t>×</m:t>
-        </m:r>
-        <m:sSup>
-          <m:e>
-            <m:r>
-              <m:t>10</m:t>
-            </m:r>
-          </m:e>
-          <m:sup>
-            <m:r>
-              <m:t>9</m:t>
-            </m:r>
-          </m:sup>
-        </m:sSup>
-      </m:oMath>
-      <w:r>
-        <w:t xml:space="preserve"> </w:t>
-      </w:r>
-      <w:r>
-        <w:t xml:space="preserve">kN m/rad with</w:t>
-      </w:r>
-      <w:r>
-        <w:t xml:space="preserve"> </w:t>
-      </w:r>
-      <m:oMath>
-        <m:r>
-          <m:t>α</m:t>
-        </m:r>
-      </m:oMath>
-      <w:r>
-        <w:t xml:space="preserve"> </w:t>
-      </w:r>
-      <w:r>
-        <w:t xml:space="preserve">= 0.54–0.98.</w:t>
+          <m:t>0.716</m:t>
+        </m:r>
+      </m:oMath>
+      <w:r>
+        <w:t xml:space="preserve"> </w:t>
+      </w:r>
+      <w:r>
+        <w:t xml:space="preserve">would mean a 28 % loss of rigidity in a young prestressed girder.</w:t>
       </w:r>
     </w:p>
     <w:p>
@@ -14773,68 +16457,18 @@
         <w:pStyle w:val="BodyText"/>
       </w:pPr>
       <w:r>
-        <w:t xml:space="preserve">Because</w:t>
-      </w:r>
-      <w:r>
-        <w:t xml:space="preserve"> </w:t>
-      </w:r>
-      <m:oMath>
-        <m:sSub>
-          <m:e>
-            <m:r>
-              <m:t>N</m:t>
-            </m:r>
-          </m:e>
-          <m:sub>
-            <m:r>
-              <m:t>w</m:t>
-            </m:r>
-          </m:sub>
-        </m:sSub>
-      </m:oMath>
-      <w:r>
-        <w:t xml:space="preserve"> </w:t>
-      </w:r>
-      <w:r>
-        <w:t xml:space="preserve">depends on</w:t>
-      </w:r>
-      <w:r>
-        <w:t xml:space="preserve"> </w:t>
-      </w:r>
-      <m:oMath>
-        <m:r>
-          <m:t>E</m:t>
-        </m:r>
-        <m:sSub>
-          <m:e>
-            <m:r>
-              <m:t>I</m:t>
-            </m:r>
-          </m:e>
-          <m:sub>
-            <m:r>
-              <m:rPr>
-                <m:sty m:val="p"/>
-              </m:rPr>
-              <m:t>r</m:t>
-            </m:r>
-            <m:r>
-              <m:rPr>
-                <m:sty m:val="p"/>
-              </m:rPr>
-              <m:t>e</m:t>
-            </m:r>
-            <m:r>
-              <m:rPr>
-                <m:sty m:val="p"/>
-              </m:rPr>
-              <m:t>f</m:t>
-            </m:r>
-          </m:sub>
-        </m:sSub>
-      </m:oMath>
-      <w:r>
-        <w:t xml:space="preserve">, Table 5 reports it in two normalisations. Over the static set at</w:t>
+        <w:t xml:space="preserve">The static admissible set, called the admissible set below, contains every model whose misfit at each gauge stays within a tolerance</w:t>
+      </w:r>
+      <w:r>
+        <w:t xml:space="preserve"> </w:t>
+      </w:r>
+      <m:oMath>
+        <m:r>
+          <m:t>τ</m:t>
+        </m:r>
+      </m:oMath>
+      <w:r>
+        <w:t xml:space="preserve">. The six readings of each gauge (three lines, centric and eccentric) spread by 1.9–2.0 % about their mean. This is a systematic transverse spread, not a repeatability: the readings are not replicates. Adding a model-form spread of 1.75 % per gauge gives</w:t>
       </w:r>
       <w:r>
         <w:t xml:space="preserve"> </w:t>
@@ -14857,300 +16491,7 @@
         <w:t xml:space="preserve"> </w:t>
       </w:r>
       <w:r>
-        <w:t xml:space="preserve">%, the N8 index is 0.14–0.42 when normalised by the effective rigidity</w:t>
-      </w:r>
-      <w:r>
-        <w:t xml:space="preserve"> </w:t>
-      </w:r>
-      <m:oMath>
-        <m:r>
-          <m:t>α</m:t>
-        </m:r>
-        <m:r>
-          <m:t>E</m:t>
-        </m:r>
-        <m:sSub>
-          <m:e>
-            <m:r>
-              <m:t>I</m:t>
-            </m:r>
-          </m:e>
-          <m:sub>
-            <m:r>
-              <m:rPr>
-                <m:sty m:val="p"/>
-              </m:rPr>
-              <m:t>m</m:t>
-            </m:r>
-            <m:r>
-              <m:rPr>
-                <m:sty m:val="p"/>
-              </m:rPr>
-              <m:t>i</m:t>
-            </m:r>
-            <m:r>
-              <m:rPr>
-                <m:sty m:val="p"/>
-              </m:rPr>
-              <m:t>d</m:t>
-            </m:r>
-          </m:sub>
-        </m:sSub>
-      </m:oMath>
-      <w:r>
-        <w:t xml:space="preserve">, and 0.12–0.82 with the design</w:t>
-      </w:r>
-      <w:r>
-        <w:t xml:space="preserve"> </w:t>
-      </w:r>
-      <m:oMath>
-        <m:r>
-          <m:t>E</m:t>
-        </m:r>
-        <m:sSub>
-          <m:e>
-            <m:r>
-              <m:t>I</m:t>
-            </m:r>
-          </m:e>
-          <m:sub>
-            <m:r>
-              <m:rPr>
-                <m:sty m:val="p"/>
-              </m:rPr>
-              <m:t>m</m:t>
-            </m:r>
-            <m:r>
-              <m:rPr>
-                <m:sty m:val="p"/>
-              </m:rPr>
-              <m:t>i</m:t>
-            </m:r>
-            <m:r>
-              <m:rPr>
-                <m:sty m:val="p"/>
-              </m:rPr>
-              <m:t>d</m:t>
-            </m:r>
-          </m:sub>
-        </m:sSub>
-      </m:oMath>
-      <w:r>
-        <w:t xml:space="preserve">; the upper part of the latter range requires</w:t>
-      </w:r>
-      <w:r>
-        <w:t xml:space="preserve"> </w:t>
-      </w:r>
-      <m:oMath>
-        <m:r>
-          <m:t>α</m:t>
-        </m:r>
-        <m:r>
-          <m:rPr>
-            <m:sty m:val="p"/>
-          </m:rPr>
-          <m:t>≈</m:t>
-        </m:r>
-        <m:r>
-          <m:t>0.5</m:t>
-        </m:r>
-      </m:oMath>
-      <w:r>
-        <w:t xml:space="preserve">. A prior</w:t>
-      </w:r>
-      <w:r>
-        <w:t xml:space="preserve"> </w:t>
-      </w:r>
-      <m:oMath>
-        <m:r>
-          <m:t>α</m:t>
-        </m:r>
-        <m:r>
-          <m:rPr>
-            <m:sty m:val="p"/>
-          </m:rPr>
-          <m:t>∈</m:t>
-        </m:r>
-        <m:d>
-          <m:dPr>
-            <m:begChr m:val="["/>
-            <m:endChr m:val="]"/>
-            <m:sepChr m:val=""/>
-            <m:grow/>
-          </m:dPr>
-          <m:e>
-            <m:r>
-              <m:t>0.9</m:t>
-            </m:r>
-            <m:r>
-              <m:rPr>
-                <m:sty m:val="p"/>
-              </m:rPr>
-              <m:t>,</m:t>
-            </m:r>
-            <m:r>
-              <m:t>1.3</m:t>
-            </m:r>
-          </m:e>
-        </m:d>
-      </m:oMath>
-      <w:r>
-        <w:t xml:space="preserve"> </w:t>
-      </w:r>
-      <w:r>
-        <w:t xml:space="preserve">leaves 0.14–0.27 (effective) or 0.12–0.30 (design). The absolute constant, which needs no reference, spans</w:t>
-      </w:r>
-      <w:r>
-        <w:t xml:space="preserve"> </w:t>
-      </w:r>
-      <m:oMath>
-        <m:sSub>
-          <m:e>
-            <m:r>
-              <m:t>C</m:t>
-            </m:r>
-          </m:e>
-          <m:sub>
-            <m:r>
-              <m:t>8</m:t>
-            </m:r>
-          </m:sub>
-        </m:sSub>
-        <m:r>
-          <m:rPr>
-            <m:sty m:val="p"/>
-          </m:rPr>
-          <m:t>=</m:t>
-        </m:r>
-        <m:r>
-          <m:t>3.0</m:t>
-        </m:r>
-        <m:r>
-          <m:rPr>
-            <m:sty m:val="p"/>
-          </m:rPr>
-          <m:t>×</m:t>
-        </m:r>
-        <m:sSup>
-          <m:e>
-            <m:r>
-              <m:t>10</m:t>
-            </m:r>
-          </m:e>
-          <m:sup>
-            <m:r>
-              <m:rPr>
-                <m:sty m:val="p"/>
-              </m:rPr>
-              <m:t>−</m:t>
-            </m:r>
-            <m:r>
-              <m:t>5</m:t>
-            </m:r>
-          </m:sup>
-        </m:sSup>
-      </m:oMath>
-      <w:r>
-        <w:t xml:space="preserve">–</w:t>
-      </w:r>
-      <m:oMath>
-        <m:r>
-          <m:t>2.0</m:t>
-        </m:r>
-        <m:r>
-          <m:rPr>
-            <m:sty m:val="p"/>
-          </m:rPr>
-          <m:t>×</m:t>
-        </m:r>
-        <m:sSup>
-          <m:e>
-            <m:r>
-              <m:t>10</m:t>
-            </m:r>
-          </m:e>
-          <m:sup>
-            <m:r>
-              <m:rPr>
-                <m:sty m:val="p"/>
-              </m:rPr>
-              <m:t>−</m:t>
-            </m:r>
-            <m:r>
-              <m:t>4</m:t>
-            </m:r>
-          </m:sup>
-        </m:sSup>
-      </m:oMath>
-      <w:r>
-        <w:t xml:space="preserve"> </w:t>
-      </w:r>
-      <w:r>
-        <w:t xml:space="preserve">m²/kN over the static set, a factor of 6.6, against</w:t>
-      </w:r>
-      <w:r>
-        <w:t xml:space="preserve"> </w:t>
-      </w:r>
-      <m:oMath>
-        <m:sSub>
-          <m:e>
-            <m:r>
-              <m:t>C</m:t>
-            </m:r>
-          </m:e>
-          <m:sub>
-            <m:r>
-              <m:t>7</m:t>
-            </m:r>
-          </m:sub>
-        </m:sSub>
-        <m:r>
-          <m:rPr>
-            <m:sty m:val="p"/>
-          </m:rPr>
-          <m:t>=</m:t>
-        </m:r>
-        <m:r>
-          <m:t>3.3</m:t>
-        </m:r>
-      </m:oMath>
-      <w:r>
-        <w:t xml:space="preserve">–</w:t>
-      </w:r>
-      <m:oMath>
-        <m:r>
-          <m:t>5.0</m:t>
-        </m:r>
-        <m:r>
-          <m:rPr>
-            <m:sty m:val="p"/>
-          </m:rPr>
-          <m:t>×</m:t>
-        </m:r>
-        <m:sSup>
-          <m:e>
-            <m:r>
-              <m:t>10</m:t>
-            </m:r>
-          </m:e>
-          <m:sup>
-            <m:r>
-              <m:rPr>
-                <m:sty m:val="p"/>
-              </m:rPr>
-              <m:t>−</m:t>
-            </m:r>
-            <m:r>
-              <m:t>4</m:t>
-            </m:r>
-          </m:sup>
-        </m:sSup>
-      </m:oMath>
-      <w:r>
-        <w:t xml:space="preserve"> </w:t>
-      </w:r>
-      <w:r>
-        <w:t xml:space="preserve">m²/kN for N7.</w:t>
+        <w:t xml:space="preserve">% at two standard deviations.</w:t>
       </w:r>
     </w:p>
     <w:p>
@@ -15158,24 +16499,56 @@
         <w:pStyle w:val="BodyText"/>
       </w:pPr>
       <w:r>
-        <w:t xml:space="preserve">The Möbius law of Eq. (15) explains the asymmetry. With</w:t>
-      </w:r>
-      <w:r>
-        <w:t xml:space="preserve"> </w:t>
-      </w:r>
-      <m:oMath>
-        <m:sSub>
-          <m:e>
-            <m:r>
-              <m:t>k</m:t>
-            </m:r>
-          </m:e>
-          <m:sub>
-            <m:r>
-              <m:t>g</m:t>
-            </m:r>
-          </m:sub>
-        </m:sSub>
+        <w:t xml:space="preserve">At this tolerance the static data bound the pier-to-girder stiffness ratio only from below: every</w:t>
+      </w:r>
+      <w:r>
+        <w:t xml:space="preserve"> </w:t>
+      </w:r>
+      <m:oMath>
+        <m:r>
+          <m:t>κ</m:t>
+        </m:r>
+        <m:r>
+          <m:rPr>
+            <m:sty m:val="p"/>
+          </m:rPr>
+          <m:t>≥</m:t>
+        </m:r>
+        <m:r>
+          <m:t>1.8</m:t>
+        </m:r>
+        <m:r>
+          <m:rPr>
+            <m:sty m:val="p"/>
+          </m:rPr>
+          <m:t>×</m:t>
+        </m:r>
+        <m:sSup>
+          <m:e>
+            <m:r>
+              <m:t>10</m:t>
+            </m:r>
+          </m:e>
+          <m:sup>
+            <m:r>
+              <m:t>7</m:t>
+            </m:r>
+          </m:sup>
+        </m:sSup>
+      </m:oMath>
+      <w:r>
+        <w:t xml:space="preserve"> </w:t>
+      </w:r>
+      <w:r>
+        <w:t xml:space="preserve">kN m/rad is admissible (Table 6). The conclusion depends on the tolerance. At</w:t>
+      </w:r>
+      <w:r>
+        <w:t xml:space="preserve"> </w:t>
+      </w:r>
+      <m:oMath>
+        <m:r>
+          <m:t>τ</m:t>
+        </m:r>
         <m:r>
           <m:rPr>
             <m:sty m:val="p"/>
@@ -15183,102 +16556,22 @@
           <m:t>=</m:t>
         </m:r>
         <m:r>
-          <m:t>4.36</m:t>
-        </m:r>
-        <m:r>
-          <m:rPr>
-            <m:sty m:val="p"/>
-          </m:rPr>
-          <m:t>×</m:t>
-        </m:r>
-        <m:sSup>
-          <m:e>
-            <m:r>
-              <m:t>10</m:t>
-            </m:r>
-          </m:e>
-          <m:sup>
-            <m:r>
-              <m:t>7</m:t>
-            </m:r>
-          </m:sup>
-        </m:sSup>
-      </m:oMath>
-      <w:r>
-        <w:t xml:space="preserve"> </w:t>
-      </w:r>
-      <w:r>
-        <w:t xml:space="preserve">kN m/rad,</w:t>
-      </w:r>
-      <w:r>
-        <w:t xml:space="preserve"> </w:t>
-      </w:r>
-      <m:oMath>
-        <m:sSub>
-          <m:e>
-            <m:r>
-              <m:t>C</m:t>
-            </m:r>
-          </m:e>
-          <m:sub>
-            <m:r>
-              <m:rPr>
-                <m:sty m:val="p"/>
-              </m:rPr>
-              <m:t>∞</m:t>
-            </m:r>
-          </m:sub>
-        </m:sSub>
-        <m:r>
-          <m:rPr>
-            <m:sty m:val="p"/>
-          </m:rPr>
-          <m:t>/</m:t>
-        </m:r>
-        <m:sSub>
-          <m:e>
-            <m:r>
-              <m:t>C</m:t>
-            </m:r>
-          </m:e>
-          <m:sub>
-            <m:r>
-              <m:t>0</m:t>
-            </m:r>
-          </m:sub>
-        </m:sSub>
-      </m:oMath>
-      <w:r>
-        <w:t xml:space="preserve"> </w:t>
-      </w:r>
-      <w:r>
-        <w:t xml:space="preserve">is 14.0 at N8 and 0.59 at N7, and the design stiffness sits at</w:t>
-      </w:r>
-      <w:r>
-        <w:t xml:space="preserve"> </w:t>
-      </w:r>
-      <m:oMath>
-        <m:r>
-          <m:t>κ</m:t>
-        </m:r>
-        <m:r>
-          <m:rPr>
-            <m:sty m:val="p"/>
-          </m:rPr>
-          <m:t>/</m:t>
-        </m:r>
-        <m:sSub>
-          <m:e>
-            <m:r>
-              <m:t>k</m:t>
-            </m:r>
-          </m:e>
-          <m:sub>
-            <m:r>
-              <m:t>g</m:t>
-            </m:r>
-          </m:sub>
-        </m:sSub>
+          <m:t>3</m:t>
+        </m:r>
+      </m:oMath>
+      <w:r>
+        <w:t xml:space="preserve"> </w:t>
+      </w:r>
+      <w:r>
+        <w:t xml:space="preserve">% the admissible set shrinks and excludes the design rigidity; Table 6 also gives the set at</w:t>
+      </w:r>
+      <w:r>
+        <w:t xml:space="preserve"> </w:t>
+      </w:r>
+      <m:oMath>
+        <m:r>
+          <m:t>τ</m:t>
+        </m:r>
         <m:r>
           <m:rPr>
             <m:sty m:val="p"/>
@@ -15286,57 +16579,14 @@
           <m:t>=</m:t>
         </m:r>
         <m:r>
-          <m:t>0.63</m:t>
-        </m:r>
-      </m:oMath>
-      <w:r>
-        <w:t xml:space="preserve">, near the steepest part of the curve, where</w:t>
-      </w:r>
-      <w:r>
-        <w:t xml:space="preserve"> </w:t>
-      </w:r>
-      <m:oMath>
-        <m:sSub>
-          <m:e>
-            <m:r>
-              <m:t>B</m:t>
-            </m:r>
-          </m:e>
-          <m:sub>
-            <m:r>
-              <m:t>m</m:t>
-            </m:r>
-          </m:sub>
-        </m:sSub>
-      </m:oMath>
-      <w:r>
-        <w:t xml:space="preserve"> </w:t>
-      </w:r>
-      <w:r>
-        <w:t xml:space="preserve">is 0.51 at N8 and 0.12 at N7. Calibrating the model to the N8 reading does not fix the N8 constant either: over the static set, the ratio of</w:t>
-      </w:r>
-      <w:r>
-        <w:t xml:space="preserve"> </w:t>
-      </w:r>
-      <m:oMath>
-        <m:sSub>
-          <m:e>
-            <m:r>
-              <m:t>C</m:t>
-            </m:r>
-          </m:e>
-          <m:sub>
-            <m:r>
-              <m:t>m</m:t>
-            </m:r>
-          </m:sub>
-        </m:sSub>
-      </m:oMath>
-      <w:r>
-        <w:t xml:space="preserve"> </w:t>
-      </w:r>
-      <w:r>
-        <w:t xml:space="preserve">to the modelled N8 deflection varies by a factor of 6.5, against 1.5 for N7.</w:t>
+          <m:t>4</m:t>
+        </m:r>
+      </m:oMath>
+      <w:r>
+        <w:t xml:space="preserve"> </w:t>
+      </w:r>
+      <w:r>
+        <w:t xml:space="preserve">%.</w:t>
       </w:r>
     </w:p>
     <w:p>
@@ -15348,13 +16598,27 @@
           <w:bCs/>
           <w:b/>
         </w:rPr>
-        <w:t xml:space="preserve">Table 5.</w:t>
-      </w:r>
-      <w:r>
-        <w:t xml:space="preserve"> </w:t>
-      </w:r>
-      <w:r>
-        <w:t xml:space="preserve">Deflection indicators of the Cầu Mây gauges.</w:t>
+        <w:t xml:space="preserve">Table 6.</w:t>
+      </w:r>
+      <w:r>
+        <w:t xml:space="preserve"> </w:t>
+      </w:r>
+      <w:r>
+        <w:t xml:space="preserve">Static admissible set of the Cầu Mây model against the tolerance</w:t>
+      </w:r>
+      <w:r>
+        <w:t xml:space="preserve"> </w:t>
+      </w:r>
+      <m:oMath>
+        <m:r>
+          <m:t>τ</m:t>
+        </m:r>
+      </m:oMath>
+      <w:r>
+        <w:t xml:space="preserve"> </w:t>
+      </w:r>
+      <w:r>
+        <w:t xml:space="preserve">on the misfit of each gauge. N8 indicator:</w:t>
       </w:r>
       <w:r>
         <w:t xml:space="preserve"> </w:t>
@@ -15377,47 +16641,14 @@
         <w:t xml:space="preserve"> </w:t>
       </w:r>
       <w:r>
-        <w:t xml:space="preserve">from Eq. (10) with</w:t>
-      </w:r>
-      <w:r>
-        <w:t xml:space="preserve"> </w:t>
-      </w:r>
-      <m:oMath>
-        <m:r>
-          <m:t>E</m:t>
-        </m:r>
-        <m:sSub>
-          <m:e>
-            <m:r>
-              <m:t>I</m:t>
-            </m:r>
-          </m:e>
-          <m:sub>
-            <m:r>
-              <m:rPr>
-                <m:sty m:val="p"/>
-              </m:rPr>
-              <m:t>r</m:t>
-            </m:r>
-            <m:r>
-              <m:rPr>
-                <m:sty m:val="p"/>
-              </m:rPr>
-              <m:t>e</m:t>
-            </m:r>
-            <m:r>
-              <m:rPr>
-                <m:sty m:val="p"/>
-              </m:rPr>
-              <m:t>f</m:t>
-            </m:r>
-          </m:sub>
-        </m:sSub>
-        <m:r>
-          <m:rPr>
-            <m:sty m:val="p"/>
-          </m:rPr>
-          <m:t>=</m:t>
+        <w:t xml:space="preserve">of Eq. (10) normalised by the effective rigidity</w:t>
+      </w:r>
+      <w:r>
+        <w:t xml:space="preserve"> </w:t>
+      </w:r>
+      <m:oMath>
+        <m:r>
+          <m:t>α</m:t>
         </m:r>
         <m:r>
           <m:t>E</m:t>
@@ -15454,49 +16685,7 @@
         <w:t xml:space="preserve"> </w:t>
       </w:r>
       <w:r>
-        <w:t xml:space="preserve">of the design section,</w:t>
-      </w:r>
-      <w:r>
-        <w:t xml:space="preserve"> </w:t>
-      </w:r>
-      <m:oMath>
-        <m:r>
-          <m:t>L</m:t>
-        </m:r>
-      </m:oMath>
-      <w:r>
-        <w:t xml:space="preserve"> </w:t>
-      </w:r>
-      <w:r>
-        <w:t xml:space="preserve">the span containing the gauge;</w:t>
-      </w:r>
-      <w:r>
-        <w:t xml:space="preserve"> </w:t>
-      </w:r>
-      <m:oMath>
-        <m:r>
-          <m:t>R</m:t>
-        </m:r>
-      </m:oMath>
-      <w:r>
-        <w:t xml:space="preserve"> </w:t>
-      </w:r>
-      <w:r>
-        <w:t xml:space="preserve">from Eq. (11) in brackets. Static set:</w:t>
-      </w:r>
-      <w:r>
-        <w:t xml:space="preserve"> </w:t>
-      </w:r>
-      <m:oMath>
-        <m:r>
-          <m:t>τ</m:t>
-        </m:r>
-      </m:oMath>
-      <w:r>
-        <w:t xml:space="preserve"> </w:t>
-      </w:r>
-      <w:r>
-        <w:t xml:space="preserve">= 5.3 %. Bound: pinned to fixed piers with design</w:t>
+        <w:t xml:space="preserve">or by the design</w:t>
       </w:r>
       <w:r>
         <w:t xml:space="preserve"> </w:t>
@@ -15505,38 +16694,36 @@
         <m:r>
           <m:t>E</m:t>
         </m:r>
-        <m:r>
-          <m:t>I</m:t>
-        </m:r>
-      </m:oMath>
-      <w:r>
-        <w:t xml:space="preserve"> </w:t>
-      </w:r>
-      <w:r>
-        <w:t xml:space="preserve">and all</w:t>
-      </w:r>
-      <w:r>
-        <w:t xml:space="preserve"> </w:t>
-      </w:r>
-      <m:oMath>
         <m:sSub>
           <m:e>
             <m:r>
-              <m:t>L</m:t>
+              <m:t>I</m:t>
             </m:r>
           </m:e>
           <m:sub>
             <m:r>
-              <m:t>v</m:t>
+              <m:rPr>
+                <m:sty m:val="p"/>
+              </m:rPr>
+              <m:t>m</m:t>
+            </m:r>
+            <m:r>
+              <m:rPr>
+                <m:sty m:val="p"/>
+              </m:rPr>
+              <m:t>i</m:t>
+            </m:r>
+            <m:r>
+              <m:rPr>
+                <m:sty m:val="p"/>
+              </m:rPr>
+              <m:t>d</m:t>
             </m:r>
           </m:sub>
         </m:sSub>
       </m:oMath>
       <w:r>
-        <w:t xml:space="preserve"> </w:t>
-      </w:r>
-      <w:r>
-        <w:t xml:space="preserve">variants. –: not computed.</w:t>
+        <w:t xml:space="preserve">. –: not computed.</w:t>
       </w:r>
     </w:p>
     <w:tbl>
@@ -15555,13 +16742,12 @@
         </w:tblBorders>
       </w:tblPr>
       <w:tblGrid>
-        <w:gridCol w:w="1854"/>
-        <w:gridCol w:w="1225"/>
-        <w:gridCol w:w="1012"/>
-        <w:gridCol w:w="831"/>
-        <w:gridCol w:w="1470"/>
-        <w:gridCol w:w="1332"/>
-        <w:gridCol w:w="1342"/>
+        <w:gridCol w:w="1452"/>
+        <w:gridCol w:w="1664"/>
+        <w:gridCol w:w="1059"/>
+        <w:gridCol w:w="1210"/>
+        <w:gridCol w:w="1816"/>
+        <w:gridCol w:w="1866"/>
       </w:tblGrid>
       <w:tr>
         <w:trPr>
@@ -15569,7 +16755,7 @@
         </w:trPr>
         <w:tc>
           <w:tcPr>
-            <w:tcW w:type="dxa" w:w="1854"/>
+            <w:tcW w:type="dxa" w:w="1452"/>
             <w:tcBorders>
               <w:top w:val="nil"/>
               <w:left w:val="nil"/>
@@ -15583,13 +16769,13 @@
               <w:jc w:val="left"/>
             </w:pPr>
             <w:r>
-              <w:t xml:space="preserve">Gauge</w:t>
-            </w:r>
-          </w:p>
-        </w:tc>
-        <w:tc>
-          <w:tcPr>
-            <w:tcW w:type="dxa" w:w="1225"/>
+              <w:t xml:space="preserve">Tolerance, prior</w:t>
+            </w:r>
+          </w:p>
+        </w:tc>
+        <w:tc>
+          <w:tcPr>
+            <w:tcW w:type="dxa" w:w="1664"/>
             <w:tcBorders>
               <w:top w:val="nil"/>
               <w:left w:val="nil"/>
@@ -15602,14 +16788,22 @@
               <w:pStyle w:val="Compact"/>
               <w:jc w:val="left"/>
             </w:pPr>
-            <w:r>
-              <w:t xml:space="preserve">Prismatic, pinned</w:t>
-            </w:r>
-          </w:p>
-        </w:tc>
-        <w:tc>
-          <w:tcPr>
-            <w:tcW w:type="dxa" w:w="1012"/>
+            <m:oMath>
+              <m:r>
+                <m:t>κ</m:t>
+              </m:r>
+            </m:oMath>
+            <w:r>
+              <w:t xml:space="preserve"> </w:t>
+            </w:r>
+            <w:r>
+              <w:t xml:space="preserve">(kN m/rad)</w:t>
+            </w:r>
+          </w:p>
+        </w:tc>
+        <w:tc>
+          <w:tcPr>
+            <w:tcW w:type="dxa" w:w="1059"/>
             <w:tcBorders>
               <w:top w:val="nil"/>
               <w:left w:val="nil"/>
@@ -15622,14 +16816,16 @@
               <w:pStyle w:val="Compact"/>
               <w:jc w:val="left"/>
             </w:pPr>
-            <w:r>
-              <w:t xml:space="preserve">A (design)</w:t>
-            </w:r>
-          </w:p>
-        </w:tc>
-        <w:tc>
-          <w:tcPr>
-            <w:tcW w:type="dxa" w:w="831"/>
+            <m:oMath>
+              <m:r>
+                <m:t>α</m:t>
+              </m:r>
+            </m:oMath>
+          </w:p>
+        </w:tc>
+        <w:tc>
+          <w:tcPr>
+            <w:tcW w:type="dxa" w:w="1210"/>
             <w:tcBorders>
               <w:top w:val="nil"/>
               <w:left w:val="nil"/>
@@ -15643,24 +16839,51 @@
               <w:jc w:val="left"/>
             </w:pPr>
             <w:r>
-              <w:t xml:space="preserve">B (</w:t>
+              <w:t xml:space="preserve">N8 indicator,</w:t>
+            </w:r>
+            <w:r>
+              <w:t xml:space="preserve"> </w:t>
             </w:r>
             <m:oMath>
               <m:r>
                 <m:t>α</m:t>
               </m:r>
+              <m:r>
+                <m:t>E</m:t>
+              </m:r>
+              <m:sSub>
+                <m:e>
+                  <m:r>
+                    <m:t>I</m:t>
+                  </m:r>
+                </m:e>
+                <m:sub>
+                  <m:r>
+                    <m:rPr>
+                      <m:sty m:val="p"/>
+                    </m:rPr>
+                    <m:t>m</m:t>
+                  </m:r>
+                  <m:r>
+                    <m:rPr>
+                      <m:sty m:val="p"/>
+                    </m:rPr>
+                    <m:t>i</m:t>
+                  </m:r>
+                  <m:r>
+                    <m:rPr>
+                      <m:sty m:val="p"/>
+                    </m:rPr>
+                    <m:t>d</m:t>
+                  </m:r>
+                </m:sub>
+              </m:sSub>
             </m:oMath>
-            <w:r>
-              <w:t xml:space="preserve"> </w:t>
-            </w:r>
-            <w:r>
-              <w:t xml:space="preserve">= 0.716)</w:t>
-            </w:r>
-          </w:p>
-        </w:tc>
-        <w:tc>
-          <w:tcPr>
-            <w:tcW w:type="dxa" w:w="1470"/>
+          </w:p>
+        </w:tc>
+        <w:tc>
+          <w:tcPr>
+            <w:tcW w:type="dxa" w:w="1816"/>
             <w:tcBorders>
               <w:top w:val="nil"/>
               <w:left w:val="nil"/>
@@ -15674,7 +16897,1357 @@
               <w:jc w:val="left"/>
             </w:pPr>
             <w:r>
-              <w:t xml:space="preserve">Static set, design</w:t>
+              <w:t xml:space="preserve">N8 indicator, design</w:t>
+            </w:r>
+            <w:r>
+              <w:t xml:space="preserve"> </w:t>
+            </w:r>
+            <m:oMath>
+              <m:r>
+                <m:t>E</m:t>
+              </m:r>
+              <m:sSub>
+                <m:e>
+                  <m:r>
+                    <m:t>I</m:t>
+                  </m:r>
+                </m:e>
+                <m:sub>
+                  <m:r>
+                    <m:rPr>
+                      <m:sty m:val="p"/>
+                    </m:rPr>
+                    <m:t>m</m:t>
+                  </m:r>
+                  <m:r>
+                    <m:rPr>
+                      <m:sty m:val="p"/>
+                    </m:rPr>
+                    <m:t>i</m:t>
+                  </m:r>
+                  <m:r>
+                    <m:rPr>
+                      <m:sty m:val="p"/>
+                    </m:rPr>
+                    <m:t>d</m:t>
+                  </m:r>
+                </m:sub>
+              </m:sSub>
+            </m:oMath>
+          </w:p>
+        </w:tc>
+        <w:tc>
+          <w:tcPr>
+            <w:tcW w:type="dxa" w:w="1866"/>
+            <w:tcBorders>
+              <w:top w:val="nil"/>
+              <w:left w:val="nil"/>
+              <w:bottom w:val="single" w:sz="6" w:space="0" w:color="000000"/>
+              <w:right w:val="nil"/>
+            </w:tcBorders>
+          </w:tcPr>
+          <w:p>
+            <w:pPr>
+              <w:pStyle w:val="Compact"/>
+              <w:jc w:val="left"/>
+            </w:pPr>
+            <m:oMath>
+              <m:sSub>
+                <m:e>
+                  <m:r>
+                    <m:t>C</m:t>
+                  </m:r>
+                </m:e>
+                <m:sub>
+                  <m:r>
+                    <m:t>8</m:t>
+                  </m:r>
+                </m:sub>
+              </m:sSub>
+            </m:oMath>
+            <w:r>
+              <w:t xml:space="preserve"> </w:t>
+            </w:r>
+            <w:r>
+              <w:t xml:space="preserve">(m²/kN)</w:t>
+            </w:r>
+          </w:p>
+        </w:tc>
+      </w:tr>
+      <w:tr>
+        <w:tc>
+          <w:tcPr>
+            <w:tcW w:type="dxa" w:w="1452"/>
+          </w:tcPr>
+          <w:p>
+            <w:pPr>
+              <w:pStyle w:val="Compact"/>
+              <w:jc w:val="left"/>
+            </w:pPr>
+            <m:oMath>
+              <m:r>
+                <m:t>τ</m:t>
+              </m:r>
+              <m:r>
+                <m:rPr>
+                  <m:sty m:val="p"/>
+                </m:rPr>
+                <m:t>=</m:t>
+              </m:r>
+              <m:r>
+                <m:t>3</m:t>
+              </m:r>
+            </m:oMath>
+            <w:r>
+              <w:t xml:space="preserve"> </w:t>
+            </w:r>
+            <w:r>
+              <w:t xml:space="preserve">%</w:t>
+            </w:r>
+          </w:p>
+        </w:tc>
+        <w:tc>
+          <w:tcPr>
+            <w:tcW w:type="dxa" w:w="1664"/>
+          </w:tcPr>
+          <w:p>
+            <w:pPr>
+              <w:pStyle w:val="Compact"/>
+              <w:jc w:val="left"/>
+            </w:pPr>
+            <w:r>
+              <w:t xml:space="preserve">1.0–</w:t>
+            </w:r>
+            <m:oMath>
+              <m:r>
+                <m:t>3.0</m:t>
+              </m:r>
+              <m:r>
+                <m:rPr>
+                  <m:sty m:val="p"/>
+                </m:rPr>
+                <m:t>×</m:t>
+              </m:r>
+              <m:sSup>
+                <m:e>
+                  <m:r>
+                    <m:t>10</m:t>
+                  </m:r>
+                </m:e>
+                <m:sup>
+                  <m:r>
+                    <m:t>8</m:t>
+                  </m:r>
+                </m:sup>
+              </m:sSup>
+            </m:oMath>
+          </w:p>
+        </w:tc>
+        <w:tc>
+          <w:tcPr>
+            <w:tcW w:type="dxa" w:w="1059"/>
+          </w:tcPr>
+          <w:p>
+            <w:pPr>
+              <w:pStyle w:val="Compact"/>
+              <w:jc w:val="left"/>
+            </w:pPr>
+            <w:r>
+              <w:t xml:space="preserve">0.64–0.80</w:t>
+            </w:r>
+          </w:p>
+        </w:tc>
+        <w:tc>
+          <w:tcPr>
+            <w:tcW w:type="dxa" w:w="1210"/>
+          </w:tcPr>
+          <w:p>
+            <w:pPr>
+              <w:pStyle w:val="Compact"/>
+              <w:jc w:val="left"/>
+            </w:pPr>
+            <w:r>
+              <w:t xml:space="preserve">–</w:t>
+            </w:r>
+          </w:p>
+        </w:tc>
+        <w:tc>
+          <w:tcPr>
+            <w:tcW w:type="dxa" w:w="1816"/>
+          </w:tcPr>
+          <w:p>
+            <w:pPr>
+              <w:pStyle w:val="Compact"/>
+              <w:jc w:val="left"/>
+            </w:pPr>
+            <w:r>
+              <w:t xml:space="preserve">–</w:t>
+            </w:r>
+          </w:p>
+        </w:tc>
+        <w:tc>
+          <w:tcPr>
+            <w:tcW w:type="dxa" w:w="1866"/>
+          </w:tcPr>
+          <w:p>
+            <w:pPr>
+              <w:pStyle w:val="Compact"/>
+              <w:jc w:val="left"/>
+            </w:pPr>
+            <w:r>
+              <w:t xml:space="preserve">–</w:t>
+            </w:r>
+          </w:p>
+        </w:tc>
+      </w:tr>
+      <w:tr>
+        <w:tc>
+          <w:tcPr>
+            <w:tcW w:type="dxa" w:w="1452"/>
+          </w:tcPr>
+          <w:p>
+            <w:pPr>
+              <w:pStyle w:val="Compact"/>
+              <w:jc w:val="left"/>
+            </w:pPr>
+            <m:oMath>
+              <m:r>
+                <m:t>τ</m:t>
+              </m:r>
+              <m:r>
+                <m:rPr>
+                  <m:sty m:val="p"/>
+                </m:rPr>
+                <m:t>=</m:t>
+              </m:r>
+              <m:r>
+                <m:t>4</m:t>
+              </m:r>
+            </m:oMath>
+            <w:r>
+              <w:t xml:space="preserve"> </w:t>
+            </w:r>
+            <w:r>
+              <w:t xml:space="preserve">%</w:t>
+            </w:r>
+          </w:p>
+        </w:tc>
+        <w:tc>
+          <w:tcPr>
+            <w:tcW w:type="dxa" w:w="1664"/>
+          </w:tcPr>
+          <w:p>
+            <w:pPr>
+              <w:pStyle w:val="Compact"/>
+              <w:jc w:val="left"/>
+            </w:pPr>
+            <m:oMath>
+              <m:r>
+                <m:t>4.2</m:t>
+              </m:r>
+              <m:r>
+                <m:rPr>
+                  <m:sty m:val="p"/>
+                </m:rPr>
+                <m:t>×</m:t>
+              </m:r>
+              <m:sSup>
+                <m:e>
+                  <m:r>
+                    <m:t>10</m:t>
+                  </m:r>
+                </m:e>
+                <m:sup>
+                  <m:r>
+                    <m:t>7</m:t>
+                  </m:r>
+                </m:sup>
+              </m:sSup>
+            </m:oMath>
+            <w:r>
+              <w:t xml:space="preserve">–</w:t>
+            </w:r>
+            <m:oMath>
+              <m:r>
+                <m:t>2.0</m:t>
+              </m:r>
+              <m:r>
+                <m:rPr>
+                  <m:sty m:val="p"/>
+                </m:rPr>
+                <m:t>×</m:t>
+              </m:r>
+              <m:sSup>
+                <m:e>
+                  <m:r>
+                    <m:t>10</m:t>
+                  </m:r>
+                </m:e>
+                <m:sup>
+                  <m:r>
+                    <m:t>9</m:t>
+                  </m:r>
+                </m:sup>
+              </m:sSup>
+            </m:oMath>
+          </w:p>
+        </w:tc>
+        <w:tc>
+          <w:tcPr>
+            <w:tcW w:type="dxa" w:w="1059"/>
+          </w:tcPr>
+          <w:p>
+            <w:pPr>
+              <w:pStyle w:val="Compact"/>
+              <w:jc w:val="left"/>
+            </w:pPr>
+            <w:r>
+              <w:t xml:space="preserve">0.54–0.98</w:t>
+            </w:r>
+          </w:p>
+        </w:tc>
+        <w:tc>
+          <w:tcPr>
+            <w:tcW w:type="dxa" w:w="1210"/>
+          </w:tcPr>
+          <w:p>
+            <w:pPr>
+              <w:pStyle w:val="Compact"/>
+              <w:jc w:val="left"/>
+            </w:pPr>
+            <w:r>
+              <w:t xml:space="preserve">–</w:t>
+            </w:r>
+          </w:p>
+        </w:tc>
+        <w:tc>
+          <w:tcPr>
+            <w:tcW w:type="dxa" w:w="1816"/>
+          </w:tcPr>
+          <w:p>
+            <w:pPr>
+              <w:pStyle w:val="Compact"/>
+              <w:jc w:val="left"/>
+            </w:pPr>
+            <w:r>
+              <w:t xml:space="preserve">–</w:t>
+            </w:r>
+          </w:p>
+        </w:tc>
+        <w:tc>
+          <w:tcPr>
+            <w:tcW w:type="dxa" w:w="1866"/>
+          </w:tcPr>
+          <w:p>
+            <w:pPr>
+              <w:pStyle w:val="Compact"/>
+              <w:jc w:val="left"/>
+            </w:pPr>
+            <w:r>
+              <w:t xml:space="preserve">–</w:t>
+            </w:r>
+          </w:p>
+        </w:tc>
+      </w:tr>
+      <w:tr>
+        <w:tc>
+          <w:tcPr>
+            <w:tcW w:type="dxa" w:w="1452"/>
+          </w:tcPr>
+          <w:p>
+            <w:pPr>
+              <w:pStyle w:val="Compact"/>
+              <w:jc w:val="left"/>
+            </w:pPr>
+            <m:oMath>
+              <m:r>
+                <m:t>τ</m:t>
+              </m:r>
+              <m:r>
+                <m:rPr>
+                  <m:sty m:val="p"/>
+                </m:rPr>
+                <m:t>=</m:t>
+              </m:r>
+              <m:r>
+                <m:t>5.3</m:t>
+              </m:r>
+            </m:oMath>
+            <w:r>
+              <w:t xml:space="preserve"> </w:t>
+            </w:r>
+            <w:r>
+              <w:t xml:space="preserve">%</w:t>
+            </w:r>
+          </w:p>
+        </w:tc>
+        <w:tc>
+          <w:tcPr>
+            <w:tcW w:type="dxa" w:w="1664"/>
+          </w:tcPr>
+          <w:p>
+            <w:pPr>
+              <w:pStyle w:val="Compact"/>
+              <w:jc w:val="left"/>
+            </w:pPr>
+            <m:oMath>
+              <m:r>
+                <m:rPr>
+                  <m:sty m:val="p"/>
+                </m:rPr>
+                <m:t>≥</m:t>
+              </m:r>
+              <m:r>
+                <m:t>1.8</m:t>
+              </m:r>
+              <m:r>
+                <m:rPr>
+                  <m:sty m:val="p"/>
+                </m:rPr>
+                <m:t>×</m:t>
+              </m:r>
+              <m:sSup>
+                <m:e>
+                  <m:r>
+                    <m:t>10</m:t>
+                  </m:r>
+                </m:e>
+                <m:sup>
+                  <m:r>
+                    <m:t>7</m:t>
+                  </m:r>
+                </m:sup>
+              </m:sSup>
+            </m:oMath>
+          </w:p>
+        </w:tc>
+        <w:tc>
+          <w:tcPr>
+            <w:tcW w:type="dxa" w:w="1059"/>
+          </w:tcPr>
+          <w:p>
+            <w:pPr>
+              <w:pStyle w:val="Compact"/>
+              <w:jc w:val="left"/>
+            </w:pPr>
+            <w:r>
+              <w:t xml:space="preserve">0.51–1.15</w:t>
+            </w:r>
+          </w:p>
+        </w:tc>
+        <w:tc>
+          <w:tcPr>
+            <w:tcW w:type="dxa" w:w="1210"/>
+          </w:tcPr>
+          <w:p>
+            <w:pPr>
+              <w:pStyle w:val="Compact"/>
+              <w:jc w:val="left"/>
+            </w:pPr>
+            <w:r>
+              <w:t xml:space="preserve">0.14–0.42</w:t>
+            </w:r>
+          </w:p>
+        </w:tc>
+        <w:tc>
+          <w:tcPr>
+            <w:tcW w:type="dxa" w:w="1816"/>
+          </w:tcPr>
+          <w:p>
+            <w:pPr>
+              <w:pStyle w:val="Compact"/>
+              <w:jc w:val="left"/>
+            </w:pPr>
+            <w:r>
+              <w:t xml:space="preserve">0.12–0.82 (upper part requires</w:t>
+            </w:r>
+            <w:r>
+              <w:t xml:space="preserve"> </w:t>
+            </w:r>
+            <m:oMath>
+              <m:r>
+                <m:t>α</m:t>
+              </m:r>
+              <m:r>
+                <m:rPr>
+                  <m:sty m:val="p"/>
+                </m:rPr>
+                <m:t>≈</m:t>
+              </m:r>
+              <m:r>
+                <m:t>0.5</m:t>
+              </m:r>
+            </m:oMath>
+            <w:r>
+              <w:t xml:space="preserve">)</w:t>
+            </w:r>
+          </w:p>
+        </w:tc>
+        <w:tc>
+          <w:tcPr>
+            <w:tcW w:type="dxa" w:w="1866"/>
+          </w:tcPr>
+          <w:p>
+            <w:pPr>
+              <w:pStyle w:val="Compact"/>
+              <w:jc w:val="left"/>
+            </w:pPr>
+            <m:oMath>
+              <m:r>
+                <m:t>3.0</m:t>
+              </m:r>
+              <m:r>
+                <m:rPr>
+                  <m:sty m:val="p"/>
+                </m:rPr>
+                <m:t>×</m:t>
+              </m:r>
+              <m:sSup>
+                <m:e>
+                  <m:r>
+                    <m:t>10</m:t>
+                  </m:r>
+                </m:e>
+                <m:sup>
+                  <m:r>
+                    <m:rPr>
+                      <m:sty m:val="p"/>
+                    </m:rPr>
+                    <m:t>−</m:t>
+                  </m:r>
+                  <m:r>
+                    <m:t>5</m:t>
+                  </m:r>
+                </m:sup>
+              </m:sSup>
+            </m:oMath>
+            <w:r>
+              <w:t xml:space="preserve">–</w:t>
+            </w:r>
+            <m:oMath>
+              <m:r>
+                <m:t>2.0</m:t>
+              </m:r>
+              <m:r>
+                <m:rPr>
+                  <m:sty m:val="p"/>
+                </m:rPr>
+                <m:t>×</m:t>
+              </m:r>
+              <m:sSup>
+                <m:e>
+                  <m:r>
+                    <m:t>10</m:t>
+                  </m:r>
+                </m:e>
+                <m:sup>
+                  <m:r>
+                    <m:rPr>
+                      <m:sty m:val="p"/>
+                    </m:rPr>
+                    <m:t>−</m:t>
+                  </m:r>
+                  <m:r>
+                    <m:t>4</m:t>
+                  </m:r>
+                </m:sup>
+              </m:sSup>
+            </m:oMath>
+          </w:p>
+        </w:tc>
+      </w:tr>
+      <w:tr>
+        <w:tc>
+          <w:tcPr>
+            <w:tcW w:type="dxa" w:w="1452"/>
+          </w:tcPr>
+          <w:p>
+            <w:pPr>
+              <w:pStyle w:val="Compact"/>
+              <w:jc w:val="left"/>
+            </w:pPr>
+            <m:oMath>
+              <m:r>
+                <m:t>τ</m:t>
+              </m:r>
+              <m:r>
+                <m:rPr>
+                  <m:sty m:val="p"/>
+                </m:rPr>
+                <m:t>=</m:t>
+              </m:r>
+              <m:r>
+                <m:t>5.3</m:t>
+              </m:r>
+            </m:oMath>
+            <w:r>
+              <w:t xml:space="preserve"> </w:t>
+            </w:r>
+            <w:r>
+              <w:t xml:space="preserve">%, prior</w:t>
+            </w:r>
+            <w:r>
+              <w:t xml:space="preserve"> </w:t>
+            </w:r>
+            <m:oMath>
+              <m:r>
+                <m:t>α</m:t>
+              </m:r>
+              <m:r>
+                <m:rPr>
+                  <m:sty m:val="p"/>
+                </m:rPr>
+                <m:t>∈</m:t>
+              </m:r>
+              <m:d>
+                <m:dPr>
+                  <m:begChr m:val="["/>
+                  <m:endChr m:val="]"/>
+                  <m:sepChr m:val=""/>
+                  <m:grow/>
+                </m:dPr>
+                <m:e>
+                  <m:r>
+                    <m:t>0.9</m:t>
+                  </m:r>
+                  <m:r>
+                    <m:rPr>
+                      <m:sty m:val="p"/>
+                    </m:rPr>
+                    <m:t>,</m:t>
+                  </m:r>
+                  <m:r>
+                    <m:t>1.3</m:t>
+                  </m:r>
+                </m:e>
+              </m:d>
+            </m:oMath>
+          </w:p>
+        </w:tc>
+        <w:tc>
+          <w:tcPr>
+            <w:tcW w:type="dxa" w:w="1664"/>
+          </w:tcPr>
+          <w:p>
+            <w:pPr>
+              <w:pStyle w:val="Compact"/>
+              <w:jc w:val="left"/>
+            </w:pPr>
+            <w:r>
+              <w:t xml:space="preserve">–</w:t>
+            </w:r>
+          </w:p>
+        </w:tc>
+        <w:tc>
+          <w:tcPr>
+            <w:tcW w:type="dxa" w:w="1059"/>
+          </w:tcPr>
+          <w:p>
+            <w:pPr>
+              <w:pStyle w:val="Compact"/>
+              <w:jc w:val="left"/>
+            </w:pPr>
+            <w:r>
+              <w:t xml:space="preserve">–</w:t>
+            </w:r>
+          </w:p>
+        </w:tc>
+        <w:tc>
+          <w:tcPr>
+            <w:tcW w:type="dxa" w:w="1210"/>
+          </w:tcPr>
+          <w:p>
+            <w:pPr>
+              <w:pStyle w:val="Compact"/>
+              <w:jc w:val="left"/>
+            </w:pPr>
+            <w:r>
+              <w:t xml:space="preserve">0.14–0.27</w:t>
+            </w:r>
+          </w:p>
+        </w:tc>
+        <w:tc>
+          <w:tcPr>
+            <w:tcW w:type="dxa" w:w="1816"/>
+          </w:tcPr>
+          <w:p>
+            <w:pPr>
+              <w:pStyle w:val="Compact"/>
+              <w:jc w:val="left"/>
+            </w:pPr>
+            <w:r>
+              <w:t xml:space="preserve">0.12–0.30</w:t>
+            </w:r>
+          </w:p>
+        </w:tc>
+        <w:tc>
+          <w:tcPr>
+            <w:tcW w:type="dxa" w:w="1866"/>
+          </w:tcPr>
+          <w:p>
+            <w:pPr>
+              <w:pStyle w:val="Compact"/>
+              <w:jc w:val="left"/>
+            </w:pPr>
+            <w:r>
+              <w:t xml:space="preserve">–</w:t>
+            </w:r>
+          </w:p>
+        </w:tc>
+      </w:tr>
+    </w:tbl>
+    <w:p>
+      <w:pPr>
+        <w:pStyle w:val="BodyText"/>
+      </w:pPr>
+      <w:r>
+        <w:t xml:space="preserve">The side-span gauge is poorly determined by these data, whereas the centre-span gauge is not. Normalised by the effective rigidity, the N8 indicator lies anywhere between 0.14 and 0.42 over the admissible set; Table 6 gives the design normalisation and the effect of a prior on</w:t>
+      </w:r>
+      <w:r>
+        <w:t xml:space="preserve"> </w:t>
+      </w:r>
+      <m:oMath>
+        <m:r>
+          <m:t>α</m:t>
+        </m:r>
+      </m:oMath>
+      <w:r>
+        <w:t xml:space="preserve">. The absolute constant needs no reference rigidity and shows the same contrast: over the admissible set</w:t>
+      </w:r>
+      <w:r>
+        <w:t xml:space="preserve"> </w:t>
+      </w:r>
+      <m:oMath>
+        <m:sSub>
+          <m:e>
+            <m:r>
+              <m:t>C</m:t>
+            </m:r>
+          </m:e>
+          <m:sub>
+            <m:r>
+              <m:t>8</m:t>
+            </m:r>
+          </m:sub>
+        </m:sSub>
+      </m:oMath>
+      <w:r>
+        <w:t xml:space="preserve"> </w:t>
+      </w:r>
+      <w:r>
+        <w:t xml:space="preserve">varies by a factor of 6.6, against</w:t>
+      </w:r>
+      <w:r>
+        <w:t xml:space="preserve"> </w:t>
+      </w:r>
+      <m:oMath>
+        <m:sSub>
+          <m:e>
+            <m:r>
+              <m:t>C</m:t>
+            </m:r>
+          </m:e>
+          <m:sub>
+            <m:r>
+              <m:t>7</m:t>
+            </m:r>
+          </m:sub>
+        </m:sSub>
+        <m:r>
+          <m:rPr>
+            <m:sty m:val="p"/>
+          </m:rPr>
+          <m:t>=</m:t>
+        </m:r>
+        <m:r>
+          <m:t>3.3</m:t>
+        </m:r>
+      </m:oMath>
+      <w:r>
+        <w:t xml:space="preserve">–</w:t>
+      </w:r>
+      <m:oMath>
+        <m:r>
+          <m:t>5.0</m:t>
+        </m:r>
+        <m:r>
+          <m:rPr>
+            <m:sty m:val="p"/>
+          </m:rPr>
+          <m:t>×</m:t>
+        </m:r>
+        <m:sSup>
+          <m:e>
+            <m:r>
+              <m:t>10</m:t>
+            </m:r>
+          </m:e>
+          <m:sup>
+            <m:r>
+              <m:rPr>
+                <m:sty m:val="p"/>
+              </m:rPr>
+              <m:t>−</m:t>
+            </m:r>
+            <m:r>
+              <m:t>4</m:t>
+            </m:r>
+          </m:sup>
+        </m:sSup>
+      </m:oMath>
+      <w:r>
+        <w:t xml:space="preserve"> </w:t>
+      </w:r>
+      <w:r>
+        <w:t xml:space="preserve">m²/kN for N7.</w:t>
+      </w:r>
+    </w:p>
+    <w:p>
+      <w:pPr>
+        <w:pStyle w:val="BodyText"/>
+      </w:pPr>
+      <w:r>
+        <w:t xml:space="preserve">The Möbius law of Eq. (15) explains this asymmetry. With</w:t>
+      </w:r>
+      <w:r>
+        <w:t xml:space="preserve"> </w:t>
+      </w:r>
+      <m:oMath>
+        <m:sSub>
+          <m:e>
+            <m:r>
+              <m:t>k</m:t>
+            </m:r>
+          </m:e>
+          <m:sub>
+            <m:r>
+              <m:t>g</m:t>
+            </m:r>
+          </m:sub>
+        </m:sSub>
+        <m:r>
+          <m:rPr>
+            <m:sty m:val="p"/>
+          </m:rPr>
+          <m:t>=</m:t>
+        </m:r>
+        <m:r>
+          <m:t>4.36</m:t>
+        </m:r>
+        <m:r>
+          <m:rPr>
+            <m:sty m:val="p"/>
+          </m:rPr>
+          <m:t>×</m:t>
+        </m:r>
+        <m:sSup>
+          <m:e>
+            <m:r>
+              <m:t>10</m:t>
+            </m:r>
+          </m:e>
+          <m:sup>
+            <m:r>
+              <m:t>7</m:t>
+            </m:r>
+          </m:sup>
+        </m:sSup>
+      </m:oMath>
+      <w:r>
+        <w:t xml:space="preserve"> </w:t>
+      </w:r>
+      <w:r>
+        <w:t xml:space="preserve">kN m/rad, pier fixity can change the constant by a factor</w:t>
+      </w:r>
+      <w:r>
+        <w:t xml:space="preserve"> </w:t>
+      </w:r>
+      <m:oMath>
+        <m:sSub>
+          <m:e>
+            <m:r>
+              <m:t>C</m:t>
+            </m:r>
+          </m:e>
+          <m:sub>
+            <m:r>
+              <m:rPr>
+                <m:sty m:val="p"/>
+              </m:rPr>
+              <m:t>∞</m:t>
+            </m:r>
+          </m:sub>
+        </m:sSub>
+        <m:r>
+          <m:rPr>
+            <m:sty m:val="p"/>
+          </m:rPr>
+          <m:t>/</m:t>
+        </m:r>
+        <m:sSub>
+          <m:e>
+            <m:r>
+              <m:t>C</m:t>
+            </m:r>
+          </m:e>
+          <m:sub>
+            <m:r>
+              <m:t>0</m:t>
+            </m:r>
+          </m:sub>
+        </m:sSub>
+      </m:oMath>
+      <w:r>
+        <w:t xml:space="preserve"> </w:t>
+      </w:r>
+      <w:r>
+        <w:t xml:space="preserve">of 14.0 at N8 but only 0.59 at N7. The design stiffness sits at</w:t>
+      </w:r>
+      <w:r>
+        <w:t xml:space="preserve"> </w:t>
+      </w:r>
+      <m:oMath>
+        <m:r>
+          <m:t>κ</m:t>
+        </m:r>
+        <m:r>
+          <m:rPr>
+            <m:sty m:val="p"/>
+          </m:rPr>
+          <m:t>/</m:t>
+        </m:r>
+        <m:sSub>
+          <m:e>
+            <m:r>
+              <m:t>k</m:t>
+            </m:r>
+          </m:e>
+          <m:sub>
+            <m:r>
+              <m:t>g</m:t>
+            </m:r>
+          </m:sub>
+        </m:sSub>
+        <m:r>
+          <m:rPr>
+            <m:sty m:val="p"/>
+          </m:rPr>
+          <m:t>=</m:t>
+        </m:r>
+        <m:r>
+          <m:t>0.63</m:t>
+        </m:r>
+      </m:oMath>
+      <w:r>
+        <w:t xml:space="preserve">, near the steepest part of the curve, where</w:t>
+      </w:r>
+      <w:r>
+        <w:t xml:space="preserve"> </w:t>
+      </w:r>
+      <m:oMath>
+        <m:sSub>
+          <m:e>
+            <m:r>
+              <m:t>B</m:t>
+            </m:r>
+          </m:e>
+          <m:sub>
+            <m:r>
+              <m:t>m</m:t>
+            </m:r>
+          </m:sub>
+        </m:sSub>
+      </m:oMath>
+      <w:r>
+        <w:t xml:space="preserve"> </w:t>
+      </w:r>
+      <w:r>
+        <w:t xml:space="preserve">is much larger at N8 than at N7 (Table 7). Calibrating the model to the N8 reading does not fix the N8 constant either: over the admissible set, the ratio of</w:t>
+      </w:r>
+      <w:r>
+        <w:t xml:space="preserve"> </w:t>
+      </w:r>
+      <m:oMath>
+        <m:sSub>
+          <m:e>
+            <m:r>
+              <m:t>C</m:t>
+            </m:r>
+          </m:e>
+          <m:sub>
+            <m:r>
+              <m:t>m</m:t>
+            </m:r>
+          </m:sub>
+        </m:sSub>
+      </m:oMath>
+      <w:r>
+        <w:t xml:space="preserve"> </w:t>
+      </w:r>
+      <w:r>
+        <w:t xml:space="preserve">to the modelled N8 deflection varies by a factor of 6.5, against 1.5 for N7.</w:t>
+      </w:r>
+    </w:p>
+    <w:p>
+      <w:pPr>
+        <w:pStyle w:val="BodyText"/>
+      </w:pPr>
+      <w:r>
+        <w:rPr>
+          <w:bCs/>
+          <w:b/>
+        </w:rPr>
+        <w:t xml:space="preserve">Table 7.</w:t>
+      </w:r>
+      <w:r>
+        <w:t xml:space="preserve"> </w:t>
+      </w:r>
+      <w:r>
+        <w:t xml:space="preserve">Deflection indicators of the Cầu Mây gauges.</w:t>
+      </w:r>
+      <w:r>
+        <w:t xml:space="preserve"> </w:t>
+      </w:r>
+      <m:oMath>
+        <m:sSub>
+          <m:e>
+            <m:r>
+              <m:t>N</m:t>
+            </m:r>
+          </m:e>
+          <m:sub>
+            <m:r>
+              <m:t>w</m:t>
+            </m:r>
+          </m:sub>
+        </m:sSub>
+      </m:oMath>
+      <w:r>
+        <w:t xml:space="preserve"> </w:t>
+      </w:r>
+      <w:r>
+        <w:t xml:space="preserve">from Eq. (10) with</w:t>
+      </w:r>
+      <w:r>
+        <w:t xml:space="preserve"> </w:t>
+      </w:r>
+      <m:oMath>
+        <m:r>
+          <m:t>E</m:t>
+        </m:r>
+        <m:sSub>
+          <m:e>
+            <m:r>
+              <m:t>I</m:t>
+            </m:r>
+          </m:e>
+          <m:sub>
+            <m:r>
+              <m:rPr>
+                <m:sty m:val="p"/>
+              </m:rPr>
+              <m:t>r</m:t>
+            </m:r>
+            <m:r>
+              <m:rPr>
+                <m:sty m:val="p"/>
+              </m:rPr>
+              <m:t>e</m:t>
+            </m:r>
+            <m:r>
+              <m:rPr>
+                <m:sty m:val="p"/>
+              </m:rPr>
+              <m:t>f</m:t>
+            </m:r>
+          </m:sub>
+        </m:sSub>
+        <m:r>
+          <m:rPr>
+            <m:sty m:val="p"/>
+          </m:rPr>
+          <m:t>=</m:t>
+        </m:r>
+        <m:r>
+          <m:t>E</m:t>
+        </m:r>
+        <m:sSub>
+          <m:e>
+            <m:r>
+              <m:t>I</m:t>
+            </m:r>
+          </m:e>
+          <m:sub>
+            <m:r>
+              <m:rPr>
+                <m:sty m:val="p"/>
+              </m:rPr>
+              <m:t>m</m:t>
+            </m:r>
+            <m:r>
+              <m:rPr>
+                <m:sty m:val="p"/>
+              </m:rPr>
+              <m:t>i</m:t>
+            </m:r>
+            <m:r>
+              <m:rPr>
+                <m:sty m:val="p"/>
+              </m:rPr>
+              <m:t>d</m:t>
+            </m:r>
+          </m:sub>
+        </m:sSub>
+      </m:oMath>
+      <w:r>
+        <w:t xml:space="preserve"> </w:t>
+      </w:r>
+      <w:r>
+        <w:t xml:space="preserve">of the design section,</w:t>
+      </w:r>
+      <w:r>
+        <w:t xml:space="preserve"> </w:t>
+      </w:r>
+      <m:oMath>
+        <m:r>
+          <m:t>L</m:t>
+        </m:r>
+      </m:oMath>
+      <w:r>
+        <w:t xml:space="preserve"> </w:t>
+      </w:r>
+      <w:r>
+        <w:t xml:space="preserve">the span containing the gauge;</w:t>
+      </w:r>
+      <w:r>
+        <w:t xml:space="preserve"> </w:t>
+      </w:r>
+      <m:oMath>
+        <m:r>
+          <m:t>R</m:t>
+        </m:r>
+      </m:oMath>
+      <w:r>
+        <w:t xml:space="preserve"> </w:t>
+      </w:r>
+      <w:r>
+        <w:t xml:space="preserve">from Eq. (11) in brackets. Admissible set:</w:t>
+      </w:r>
+      <w:r>
+        <w:t xml:space="preserve"> </w:t>
+      </w:r>
+      <m:oMath>
+        <m:r>
+          <m:t>τ</m:t>
+        </m:r>
+      </m:oMath>
+      <w:r>
+        <w:t xml:space="preserve"> </w:t>
+      </w:r>
+      <w:r>
+        <w:t xml:space="preserve">= 5.3 %. Bound: values for pinned and for fixed piers, in that order, with design</w:t>
+      </w:r>
+      <w:r>
+        <w:t xml:space="preserve"> </w:t>
+      </w:r>
+      <m:oMath>
+        <m:r>
+          <m:t>E</m:t>
+        </m:r>
+        <m:r>
+          <m:t>I</m:t>
+        </m:r>
+      </m:oMath>
+      <w:r>
+        <w:t xml:space="preserve"> </w:t>
+      </w:r>
+      <w:r>
+        <w:t xml:space="preserve">and all</w:t>
+      </w:r>
+      <w:r>
+        <w:t xml:space="preserve"> </w:t>
+      </w:r>
+      <m:oMath>
+        <m:sSub>
+          <m:e>
+            <m:r>
+              <m:t>L</m:t>
+            </m:r>
+          </m:e>
+          <m:sub>
+            <m:r>
+              <m:t>v</m:t>
+            </m:r>
+          </m:sub>
+        </m:sSub>
+      </m:oMath>
+      <w:r>
+        <w:t xml:space="preserve"> </w:t>
+      </w:r>
+      <w:r>
+        <w:t xml:space="preserve">variants; the N7 indicator decreases with pier fixity.</w:t>
+      </w:r>
+      <w:r>
+        <w:t xml:space="preserve"> </w:t>
+      </w:r>
+      <m:oMath>
+        <m:sSub>
+          <m:e>
+            <m:r>
+              <m:t>B</m:t>
+            </m:r>
+          </m:e>
+          <m:sub>
+            <m:r>
+              <m:t>m</m:t>
+            </m:r>
+          </m:sub>
+        </m:sSub>
+      </m:oMath>
+      <w:r>
+        <w:t xml:space="preserve"> </w:t>
+      </w:r>
+      <w:r>
+        <w:t xml:space="preserve">at the design stiffness. –: not computed.</w:t>
+      </w:r>
+    </w:p>
+    <w:tbl>
+      <w:tblPr>
+        <w:tblStyle w:val="Table"/>
+        <w:tblW w:type="pct" w:w="5000"/>
+        <w:tblLook w:firstRow="1" w:lastRow="0" w:firstColumn="0" w:lastColumn="0" w:noHBand="0" w:noVBand="0" w:val="0020"/>
+        <w:jc w:val="start"/>
+        <w:tblBorders>
+          <w:top w:val="single" w:sz="8" w:space="0" w:color="000000"/>
+          <w:left w:val="nil"/>
+          <w:bottom w:val="single" w:sz="8" w:space="0" w:color="000000"/>
+          <w:right w:val="nil"/>
+          <w:insideH w:val="nil"/>
+          <w:insideV w:val="nil"/>
+        </w:tblBorders>
+      </w:tblPr>
+      <w:tblGrid>
+        <w:gridCol w:w="1547"/>
+        <w:gridCol w:w="1022"/>
+        <w:gridCol w:w="844"/>
+        <w:gridCol w:w="1600"/>
+        <w:gridCol w:w="1333"/>
+        <w:gridCol w:w="1111"/>
+        <w:gridCol w:w="1120"/>
+        <w:gridCol w:w="489"/>
+      </w:tblGrid>
+      <w:tr>
+        <w:trPr>
+          <w:tblHeader w:val="true"/>
+        </w:trPr>
+        <w:tc>
+          <w:tcPr>
+            <w:tcW w:type="dxa" w:w="1547"/>
+            <w:tcBorders>
+              <w:top w:val="nil"/>
+              <w:left w:val="nil"/>
+              <w:bottom w:val="single" w:sz="6" w:space="0" w:color="000000"/>
+              <w:right w:val="nil"/>
+            </w:tcBorders>
+          </w:tcPr>
+          <w:p>
+            <w:pPr>
+              <w:pStyle w:val="Compact"/>
+              <w:jc w:val="left"/>
+            </w:pPr>
+            <w:r>
+              <w:t xml:space="preserve">Gauge</w:t>
+            </w:r>
+          </w:p>
+        </w:tc>
+        <w:tc>
+          <w:tcPr>
+            <w:tcW w:type="dxa" w:w="1022"/>
+            <w:tcBorders>
+              <w:top w:val="nil"/>
+              <w:left w:val="nil"/>
+              <w:bottom w:val="single" w:sz="6" w:space="0" w:color="000000"/>
+              <w:right w:val="nil"/>
+            </w:tcBorders>
+          </w:tcPr>
+          <w:p>
+            <w:pPr>
+              <w:pStyle w:val="Compact"/>
+              <w:jc w:val="left"/>
+            </w:pPr>
+            <w:r>
+              <w:t xml:space="preserve">Prismatic, pinned</w:t>
+            </w:r>
+          </w:p>
+        </w:tc>
+        <w:tc>
+          <w:tcPr>
+            <w:tcW w:type="dxa" w:w="844"/>
+            <w:tcBorders>
+              <w:top w:val="nil"/>
+              <w:left w:val="nil"/>
+              <w:bottom w:val="single" w:sz="6" w:space="0" w:color="000000"/>
+              <w:right w:val="nil"/>
+            </w:tcBorders>
+          </w:tcPr>
+          <w:p>
+            <w:pPr>
+              <w:pStyle w:val="Compact"/>
+              <w:jc w:val="left"/>
+            </w:pPr>
+            <w:r>
+              <w:t xml:space="preserve">A (design)</w:t>
+            </w:r>
+          </w:p>
+        </w:tc>
+        <w:tc>
+          <w:tcPr>
+            <w:tcW w:type="dxa" w:w="1600"/>
+            <w:tcBorders>
+              <w:top w:val="nil"/>
+              <w:left w:val="nil"/>
+              <w:bottom w:val="single" w:sz="6" w:space="0" w:color="000000"/>
+              <w:right w:val="nil"/>
+            </w:tcBorders>
+          </w:tcPr>
+          <w:p>
+            <w:pPr>
+              <w:pStyle w:val="Compact"/>
+              <w:jc w:val="left"/>
+            </w:pPr>
+            <w:r>
+              <w:t xml:space="preserve">B (</w:t>
+            </w:r>
+            <m:oMath>
+              <m:r>
+                <m:t>α</m:t>
+              </m:r>
+            </m:oMath>
+            <w:r>
+              <w:t xml:space="preserve"> </w:t>
+            </w:r>
+            <w:r>
+              <w:t xml:space="preserve">= 0.716)</w:t>
+            </w:r>
+          </w:p>
+        </w:tc>
+        <w:tc>
+          <w:tcPr>
+            <w:tcW w:type="dxa" w:w="1333"/>
+            <w:tcBorders>
+              <w:top w:val="nil"/>
+              <w:left w:val="nil"/>
+              <w:bottom w:val="single" w:sz="6" w:space="0" w:color="000000"/>
+              <w:right w:val="nil"/>
+            </w:tcBorders>
+          </w:tcPr>
+          <w:p>
+            <w:pPr>
+              <w:pStyle w:val="Compact"/>
+              <w:jc w:val="left"/>
+            </w:pPr>
+            <w:r>
+              <w:t xml:space="preserve">Admissible set, design</w:t>
             </w:r>
             <w:r>
               <w:t xml:space="preserve"> </w:t>
@@ -15691,7 +18264,7 @@
         </w:tc>
         <w:tc>
           <w:tcPr>
-            <w:tcW w:type="dxa" w:w="1332"/>
+            <w:tcW w:type="dxa" w:w="1111"/>
             <w:tcBorders>
               <w:top w:val="nil"/>
               <w:left w:val="nil"/>
@@ -15705,7 +18278,7 @@
               <w:jc w:val="left"/>
             </w:pPr>
             <w:r>
-              <w:t xml:space="preserve">Static set,</w:t>
+              <w:t xml:space="preserve">Admissible set,</w:t>
             </w:r>
             <w:r>
               <w:t xml:space="preserve"> </w:t>
@@ -15725,7 +18298,7 @@
         </w:tc>
         <w:tc>
           <w:tcPr>
-            <w:tcW w:type="dxa" w:w="1342"/>
+            <w:tcW w:type="dxa" w:w="1120"/>
             <w:tcBorders>
               <w:top w:val="nil"/>
               <w:left w:val="nil"/>
@@ -15743,11 +18316,42 @@
             </w:r>
           </w:p>
         </w:tc>
+        <w:tc>
+          <w:tcPr>
+            <w:tcW w:type="dxa" w:w="489"/>
+            <w:tcBorders>
+              <w:top w:val="nil"/>
+              <w:left w:val="nil"/>
+              <w:bottom w:val="single" w:sz="6" w:space="0" w:color="000000"/>
+              <w:right w:val="nil"/>
+            </w:tcBorders>
+          </w:tcPr>
+          <w:p>
+            <w:pPr>
+              <w:pStyle w:val="Compact"/>
+              <w:jc w:val="left"/>
+            </w:pPr>
+            <m:oMath>
+              <m:sSub>
+                <m:e>
+                  <m:r>
+                    <m:t>B</m:t>
+                  </m:r>
+                </m:e>
+                <m:sub>
+                  <m:r>
+                    <m:t>m</m:t>
+                  </m:r>
+                </m:sub>
+              </m:sSub>
+            </m:oMath>
+          </w:p>
+        </w:tc>
       </w:tr>
       <w:tr>
         <w:tc>
           <w:tcPr>
-            <w:tcW w:type="dxa" w:w="1854"/>
+            <w:tcW w:type="dxa" w:w="1547"/>
           </w:tcPr>
           <w:p>
             <w:pPr>
@@ -15761,7 +18365,7 @@
         </w:tc>
         <w:tc>
           <w:tcPr>
-            <w:tcW w:type="dxa" w:w="1225"/>
+            <w:tcW w:type="dxa" w:w="1022"/>
           </w:tcPr>
           <w:p>
             <w:pPr>
@@ -15775,7 +18379,7 @@
         </w:tc>
         <w:tc>
           <w:tcPr>
-            <w:tcW w:type="dxa" w:w="1012"/>
+            <w:tcW w:type="dxa" w:w="844"/>
           </w:tcPr>
           <w:p>
             <w:pPr>
@@ -15789,21 +18393,59 @@
         </w:tc>
         <w:tc>
           <w:tcPr>
-            <w:tcW w:type="dxa" w:w="831"/>
-          </w:tcPr>
-          <w:p>
-            <w:pPr>
-              <w:pStyle w:val="Compact"/>
-              <w:jc w:val="left"/>
-            </w:pPr>
-            <w:r>
-              <w:t xml:space="preserve">0.476 (0.56)</w:t>
-            </w:r>
-          </w:p>
-        </w:tc>
-        <w:tc>
-          <w:tcPr>
-            <w:tcW w:type="dxa" w:w="1470"/>
+            <w:tcW w:type="dxa" w:w="1600"/>
+          </w:tcPr>
+          <w:p>
+            <w:pPr>
+              <w:pStyle w:val="Compact"/>
+              <w:jc w:val="left"/>
+            </w:pPr>
+            <w:r>
+              <w:t xml:space="preserve">0.476 (0.56); 0.341 with</w:t>
+            </w:r>
+            <w:r>
+              <w:t xml:space="preserve"> </w:t>
+            </w:r>
+            <m:oMath>
+              <m:r>
+                <m:t>α</m:t>
+              </m:r>
+              <m:r>
+                <m:t>E</m:t>
+              </m:r>
+              <m:sSub>
+                <m:e>
+                  <m:r>
+                    <m:t>I</m:t>
+                  </m:r>
+                </m:e>
+                <m:sub>
+                  <m:r>
+                    <m:rPr>
+                      <m:sty m:val="p"/>
+                    </m:rPr>
+                    <m:t>m</m:t>
+                  </m:r>
+                  <m:r>
+                    <m:rPr>
+                      <m:sty m:val="p"/>
+                    </m:rPr>
+                    <m:t>i</m:t>
+                  </m:r>
+                  <m:r>
+                    <m:rPr>
+                      <m:sty m:val="p"/>
+                    </m:rPr>
+                    <m:t>d</m:t>
+                  </m:r>
+                </m:sub>
+              </m:sSub>
+            </m:oMath>
+          </w:p>
+        </w:tc>
+        <w:tc>
+          <w:tcPr>
+            <w:tcW w:type="dxa" w:w="1333"/>
           </w:tcPr>
           <w:p>
             <w:pPr>
@@ -15817,7 +18459,7 @@
         </w:tc>
         <w:tc>
           <w:tcPr>
-            <w:tcW w:type="dxa" w:w="1332"/>
+            <w:tcW w:type="dxa" w:w="1111"/>
           </w:tcPr>
           <w:p>
             <w:pPr>
@@ -15831,7 +18473,7 @@
         </w:tc>
         <w:tc>
           <w:tcPr>
-            <w:tcW w:type="dxa" w:w="1342"/>
+            <w:tcW w:type="dxa" w:w="1120"/>
           </w:tcPr>
           <w:p>
             <w:pPr>
@@ -15840,6 +18482,20 @@
             </w:pPr>
             <w:r>
               <w:t xml:space="preserve">0.023 … 0.446</w:t>
+            </w:r>
+          </w:p>
+        </w:tc>
+        <w:tc>
+          <w:tcPr>
+            <w:tcW w:type="dxa" w:w="489"/>
+          </w:tcPr>
+          <w:p>
+            <w:pPr>
+              <w:pStyle w:val="Compact"/>
+              <w:jc w:val="left"/>
+            </w:pPr>
+            <w:r>
+              <w:t xml:space="preserve">0.51</w:t>
             </w:r>
           </w:p>
         </w:tc>
@@ -15847,7 +18503,7 @@
       <w:tr>
         <w:tc>
           <w:tcPr>
-            <w:tcW w:type="dxa" w:w="1854"/>
+            <w:tcW w:type="dxa" w:w="1547"/>
           </w:tcPr>
           <w:p>
             <w:pPr>
@@ -15861,7 +18517,7 @@
         </w:tc>
         <w:tc>
           <w:tcPr>
-            <w:tcW w:type="dxa" w:w="1225"/>
+            <w:tcW w:type="dxa" w:w="1022"/>
           </w:tcPr>
           <w:p>
             <w:pPr>
@@ -15875,7 +18531,7 @@
         </w:tc>
         <w:tc>
           <w:tcPr>
-            <w:tcW w:type="dxa" w:w="1012"/>
+            <w:tcW w:type="dxa" w:w="844"/>
           </w:tcPr>
           <w:p>
             <w:pPr>
@@ -15889,7 +18545,7 @@
         </w:tc>
         <w:tc>
           <w:tcPr>
-            <w:tcW w:type="dxa" w:w="831"/>
+            <w:tcW w:type="dxa" w:w="1600"/>
           </w:tcPr>
           <w:p>
             <w:pPr>
@@ -15903,7 +18559,7 @@
         </w:tc>
         <w:tc>
           <w:tcPr>
-            <w:tcW w:type="dxa" w:w="1470"/>
+            <w:tcW w:type="dxa" w:w="1333"/>
           </w:tcPr>
           <w:p>
             <w:pPr>
@@ -15917,7 +18573,7 @@
         </w:tc>
         <w:tc>
           <w:tcPr>
-            <w:tcW w:type="dxa" w:w="1332"/>
+            <w:tcW w:type="dxa" w:w="1111"/>
           </w:tcPr>
           <w:p>
             <w:pPr>
@@ -15931,7 +18587,7 @@
         </w:tc>
         <w:tc>
           <w:tcPr>
-            <w:tcW w:type="dxa" w:w="1342"/>
+            <w:tcW w:type="dxa" w:w="1120"/>
           </w:tcPr>
           <w:p>
             <w:pPr>
@@ -15940,6 +18596,20 @@
             </w:pPr>
             <w:r>
               <w:t xml:space="preserve">−0.066 … 0.375</w:t>
+            </w:r>
+          </w:p>
+        </w:tc>
+        <w:tc>
+          <w:tcPr>
+            <w:tcW w:type="dxa" w:w="489"/>
+          </w:tcPr>
+          <w:p>
+            <w:pPr>
+              <w:pStyle w:val="Compact"/>
+              <w:jc w:val="left"/>
+            </w:pPr>
+            <w:r>
+              <w:t xml:space="preserve">–</w:t>
             </w:r>
           </w:p>
         </w:tc>
@@ -15947,7 +18617,7 @@
       <w:tr>
         <w:tc>
           <w:tcPr>
-            <w:tcW w:type="dxa" w:w="1854"/>
+            <w:tcW w:type="dxa" w:w="1547"/>
           </w:tcPr>
           <w:p>
             <w:pPr>
@@ -15961,7 +18631,7 @@
         </w:tc>
         <w:tc>
           <w:tcPr>
-            <w:tcW w:type="dxa" w:w="1225"/>
+            <w:tcW w:type="dxa" w:w="1022"/>
           </w:tcPr>
           <w:p>
             <w:pPr>
@@ -15975,7 +18645,7 @@
         </w:tc>
         <w:tc>
           <w:tcPr>
-            <w:tcW w:type="dxa" w:w="1012"/>
+            <w:tcW w:type="dxa" w:w="844"/>
           </w:tcPr>
           <w:p>
             <w:pPr>
@@ -15989,7 +18659,7 @@
         </w:tc>
         <w:tc>
           <w:tcPr>
-            <w:tcW w:type="dxa" w:w="831"/>
+            <w:tcW w:type="dxa" w:w="1600"/>
           </w:tcPr>
           <w:p>
             <w:pPr>
@@ -16003,7 +18673,7 @@
         </w:tc>
         <w:tc>
           <w:tcPr>
-            <w:tcW w:type="dxa" w:w="1470"/>
+            <w:tcW w:type="dxa" w:w="1333"/>
           </w:tcPr>
           <w:p>
             <w:pPr>
@@ -16017,7 +18687,7 @@
         </w:tc>
         <w:tc>
           <w:tcPr>
-            <w:tcW w:type="dxa" w:w="1332"/>
+            <w:tcW w:type="dxa" w:w="1111"/>
           </w:tcPr>
           <w:p>
             <w:pPr>
@@ -16031,7 +18701,7 @@
         </w:tc>
         <w:tc>
           <w:tcPr>
-            <w:tcW w:type="dxa" w:w="1342"/>
+            <w:tcW w:type="dxa" w:w="1120"/>
           </w:tcPr>
           <w:p>
             <w:pPr>
@@ -16040,6 +18710,20 @@
             </w:pPr>
             <w:r>
               <w:t xml:space="preserve">0.263 … 0.145</w:t>
+            </w:r>
+          </w:p>
+        </w:tc>
+        <w:tc>
+          <w:tcPr>
+            <w:tcW w:type="dxa" w:w="489"/>
+          </w:tcPr>
+          <w:p>
+            <w:pPr>
+              <w:pStyle w:val="Compact"/>
+              <w:jc w:val="left"/>
+            </w:pPr>
+            <w:r>
+              <w:t xml:space="preserve">0.12</w:t>
             </w:r>
           </w:p>
         </w:tc>
@@ -16050,7 +18734,7 @@
         <w:pStyle w:val="BodyText"/>
       </w:pPr>
       <w:r>
-        <w:t xml:space="preserve">Calibration B’s N8 value of 0.476 lies outside the bound column because the bound uses design</w:t>
+        <w:t xml:space="preserve">Calibration B’s N8 value lies outside the bound column because the bound uses design</w:t>
       </w:r>
       <w:r>
         <w:t xml:space="preserve"> </w:t>
@@ -16064,51 +18748,10 @@
         </m:r>
       </m:oMath>
       <w:r>
-        <w:t xml:space="preserve">; normalised by</w:t>
-      </w:r>
-      <w:r>
-        <w:t xml:space="preserve"> </w:t>
-      </w:r>
-      <m:oMath>
-        <m:r>
-          <m:t>α</m:t>
-        </m:r>
-        <m:r>
-          <m:t>E</m:t>
-        </m:r>
-        <m:sSub>
-          <m:e>
-            <m:r>
-              <m:t>I</m:t>
-            </m:r>
-          </m:e>
-          <m:sub>
-            <m:r>
-              <m:rPr>
-                <m:sty m:val="p"/>
-              </m:rPr>
-              <m:t>m</m:t>
-            </m:r>
-            <m:r>
-              <m:rPr>
-                <m:sty m:val="p"/>
-              </m:rPr>
-              <m:t>i</m:t>
-            </m:r>
-            <m:r>
-              <m:rPr>
-                <m:sty m:val="p"/>
-              </m:rPr>
-              <m:t>d</m:t>
-            </m:r>
-          </m:sub>
-        </m:sSub>
-      </m:oMath>
-      <w:r>
-        <w:t xml:space="preserve"> </w:t>
-      </w:r>
-      <w:r>
-        <w:t xml:space="preserve">it is 0.341. The centre-span index is low (0.19–0.29) although</w:t>
+        <w:t xml:space="preserve"> </w:t>
+      </w:r>
+      <w:r>
+        <w:t xml:space="preserve">(Table 7). The centre-span indicator is low (0.19–0.29) although</w:t>
       </w:r>
       <w:r>
         <w:t xml:space="preserve"> </w:t>
@@ -16122,7 +18765,7 @@
         <w:t xml:space="preserve"> </w:t>
       </w:r>
       <w:r>
-        <w:t xml:space="preserve">is 0.56–1.00, so its smallness reflects restraint by the haunches, not cancellation. The measured vertical frequencies (3.43–3.64 Hz) would narrow the set further if they were the third vertical mode; that interpretation is conditional, and the analysis is given in the Supplementary Material.</w:t>
+        <w:t xml:space="preserve">is 0.56–1.00, so its smallness reflects restraint by the haunches, not cancellation. The measured vertical frequencies (3.43–3.64 Hz) would narrow the admissible set further if they were the third vertical mode; that interpretation is conditional, and the analysis is given in the Supplementary Material.</w:t>
       </w:r>
     </w:p>
     <w:bookmarkEnd w:id="37"/>
@@ -16140,7 +18783,15 @@
         <w:pStyle w:val="FirstParagraph"/>
       </w:pPr>
       <w:r>
-        <w:t xml:space="preserve">For this girder the deflection channel at mid main span is the robust choice. A side-span deflection gauge is ill-conditioned with respect to pier stiffness and should not take its constant from a design model unless that stiffness is identified. The strain channel behaves differently (Fig. 8). The haunches move every zero-moment point towards mid-span, and the side-span zero lies 26.0–33.3 m from the abutment over the range of pier fixity, so a strain gauge at mid side span would be blind under calibration A (</w:t>
+        <w:t xml:space="preserve">For this girder the deflection channel at mid main span is the robust choice. A side-span deflection gauge is ill-conditioned with respect to pier stiffness and should not take its constant from a design model unless that stiffness is identified.</w:t>
+      </w:r>
+    </w:p>
+    <w:p>
+      <w:pPr>
+        <w:pStyle w:val="BodyText"/>
+      </w:pPr>
+      <w:r>
+        <w:t xml:space="preserve">Strain channels behave differently (Fig. 8). The haunches move every zero-moment point towards mid-span. The side-span zero lies 26.0–33.3 m from the abutment over the range of pier fixity, so a strain gauge at mid side span would be blind under calibration A (</w:t>
       </w:r>
       <m:oMath>
         <m:sSub>
@@ -16166,7 +18817,7 @@
         </m:r>
       </m:oMath>
       <w:r>
-        <w:t xml:space="preserve">) and change sign with pinned piers. The centre of the main span is near-blind for strain in every haunched model (</w:t>
+        <w:t xml:space="preserve">) and change sign with pinned piers. The centre of the main span lies in the strain near-blind band in every haunched model (</w:t>
       </w:r>
       <m:oMath>
         <m:sSub>
@@ -16206,7 +18857,15 @@
         <w:t xml:space="preserve"> </w:t>
       </w:r>
       <w:r>
-        <w:t xml:space="preserve">= 0.65–1). The best-conditioned strain locations by</w:t>
+        <w:t xml:space="preserve">= 0.65–1).</w:t>
+      </w:r>
+    </w:p>
+    <w:p>
+      <w:pPr>
+        <w:pStyle w:val="BodyText"/>
+      </w:pPr>
+      <w:r>
+        <w:t xml:space="preserve">Judged by</w:t>
       </w:r>
       <w:r>
         <w:t xml:space="preserve"> </w:t>
@@ -16229,7 +18888,7 @@
         <w:t xml:space="preserve"> </w:t>
       </w:r>
       <w:r>
-        <w:t xml:space="preserve">are 5–10 m from the piers, where</w:t>
+        <w:t xml:space="preserve">alone, the best-conditioned strain locations are 5–10 m from the piers, where</w:t>
       </w:r>
       <w:r>
         <w:t xml:space="preserve"> </w:t>
@@ -16271,7 +18930,7 @@
         <w:t xml:space="preserve"> </w:t>
       </w:r>
       <w:r>
-        <w:t xml:space="preserve">in all haunched models. The placement rule, however, ranks locations by</w:t>
+        <w:t xml:space="preserve">in all haunched models. This ranking changes when the section gain is included. The placement rule ranks locations by</w:t>
       </w:r>
       <w:r>
         <w:t xml:space="preserve"> </w:t>
@@ -16349,7 +19008,7 @@
         </m:d>
       </m:oMath>
       <w:r>
-        <w:t xml:space="preserve">: with</w:t>
+        <w:t xml:space="preserve">, and with</w:t>
       </w:r>
       <w:r>
         <w:t xml:space="preserve"> </w:t>
@@ -16369,7 +19028,10 @@
         </m:r>
       </m:oMath>
       <w:r>
-        <w:t xml:space="preserve">, the gain</w:t>
+        <w:t xml:space="preserve"> </w:t>
+      </w:r>
+      <w:r>
+        <w:t xml:space="preserve">the gain</w:t>
       </w:r>
       <w:r>
         <w:t xml:space="preserve"> </w:t>
@@ -16395,7 +19057,7 @@
         <w:t xml:space="preserve"> </w:t>
       </w:r>
       <w:r>
-        <w:t xml:space="preserve">there is about one fifth of that at mid-span (Fig. 8c), so the choice depends on whether the noise is set by the strain resolution or by the offset. Bearing load cells at the end supports give</w:t>
+        <w:t xml:space="preserve">at those locations is about one fifth of that at mid-span (Fig. 8c). The choice therefore depends on whether the noise is set by the strain resolution or by the offset. Bearing load cells at the end supports give an end-reaction indicator</w:t>
       </w:r>
       <w:r>
         <w:t xml:space="preserve"> </w:t>
@@ -16444,108 +19106,7 @@
         <w:pStyle w:val="BodyText"/>
       </w:pPr>
       <w:r>
-        <w:t xml:space="preserve">For two deflection channels, Section 2.4 places the second sensor at the most negative constant, in the side span 4–10 m from the inner pier. The pair at 100 m and 152 m from the end support T5 is within 0.9 % of the calibration-specific optimum under both A and B, so placement is insensitive to the unresolved pier stiffness. The placement study used a record of 220 m (the 200 m unit plus a 20 m convoy allowance). With it, at</w:t>
-      </w:r>
-      <w:r>
-        <w:t xml:space="preserve"> </w:t>
-      </w:r>
-      <m:oMath>
-        <m:r>
-          <m:t>σ</m:t>
-        </m:r>
-        <m:r>
-          <m:rPr>
-            <m:sty m:val="p"/>
-          </m:rPr>
-          <m:t>=</m:t>
-        </m:r>
-        <m:r>
-          <m:t>0.01</m:t>
-        </m:r>
-      </m:oMath>
-      <w:r>
-        <w:t xml:space="preserve"> </w:t>
-      </w:r>
-      <w:r>
-        <w:t xml:space="preserve">mm and</w:t>
-      </w:r>
-      <w:r>
-        <w:t xml:space="preserve"> </w:t>
-      </w:r>
-      <m:oMath>
-        <m:sSub>
-          <m:e>
-            <m:r>
-              <m:t>ε</m:t>
-            </m:r>
-          </m:e>
-          <m:sub>
-            <m:r>
-              <m:t>0</m:t>
-            </m:r>
-          </m:sub>
-        </m:sSub>
-        <m:r>
-          <m:rPr>
-            <m:sty m:val="p"/>
-          </m:rPr>
-          <m:t>=</m:t>
-        </m:r>
-        <m:r>
-          <m:t>0.1</m:t>
-        </m:r>
-      </m:oMath>
-      <w:r>
-        <w:t xml:space="preserve"> </w:t>
-      </w:r>
-      <w:r>
-        <w:t xml:space="preserve">mm, the standard deviation of the load falls from 24.8 % with N7 alone (22.5 % for the 200 m record of Table 7) to 10.6 % at</w:t>
-      </w:r>
-      <w:r>
-        <w:t xml:space="preserve"> </w:t>
-      </w:r>
-      <m:oMath>
-        <m:r>
-          <m:t>ρ</m:t>
-        </m:r>
-        <m:r>
-          <m:rPr>
-            <m:sty m:val="p"/>
-          </m:rPr>
-          <m:t>=</m:t>
-        </m:r>
-        <m:r>
-          <m:t>0.9</m:t>
-        </m:r>
-      </m:oMath>
-      <w:r>
-        <w:t xml:space="preserve"> </w:t>
-      </w:r>
-      <w:r>
-        <w:t xml:space="preserve">(calibration A). The value at</w:t>
-      </w:r>
-      <w:r>
-        <w:t xml:space="preserve"> </w:t>
-      </w:r>
-      <m:oMath>
-        <m:r>
-          <m:t>ρ</m:t>
-        </m:r>
-        <m:r>
-          <m:rPr>
-            <m:sty m:val="p"/>
-          </m:rPr>
-          <m:t>=</m:t>
-        </m:r>
-        <m:r>
-          <m:t>1</m:t>
-        </m:r>
-      </m:oMath>
-      <w:r>
-        <w:t xml:space="preserve"> </w:t>
-      </w:r>
-      <w:r>
-        <w:t xml:space="preserve">would be far smaller, but Section 4.3 shows that a common-mode fraction measured in quiet periods need not hold during crossings, so these gains are upper bounds.</w:t>
+        <w:t xml:space="preserve">For two deflection channels, Section 2.4 places the second sensor at the most negative constant, in the side span 4–10 m from the inner pier. The pair at 100 m and 152 m from the end support T5 is within 0.9 % of the calibration-specific optimum under both A and B, so placement is insensitive to the unresolved pier stiffness.</w:t>
       </w:r>
     </w:p>
     <w:p>
@@ -16553,11 +19114,14 @@
         <w:pStyle w:val="BodyText"/>
       </w:pPr>
       <w:r>
-        <w:t xml:space="preserve">If a model-based constant is wanted, the most informative additional measurement is a tiltmeter on the monolithic pier T7, which would read about 167 µrad under the side-span convoy. The Cramér–Rao bounds below are evaluated at calibration A (</w:t>
-      </w:r>
-      <m:oMath>
-        <m:r>
-          <m:t>κ</m:t>
+        <w:t xml:space="preserve">Under the assumed noise model, a second gauge reduces the scatter of the load. The placement study assumed</w:t>
+      </w:r>
+      <w:r>
+        <w:t xml:space="preserve"> </w:t>
+      </w:r>
+      <m:oMath>
+        <m:r>
+          <m:t>σ</m:t>
         </m:r>
         <m:r>
           <m:rPr>
@@ -16566,52 +19130,31 @@
           <m:t>=</m:t>
         </m:r>
         <m:r>
-          <m:t>2.75</m:t>
-        </m:r>
-        <m:r>
-          <m:rPr>
-            <m:sty m:val="p"/>
-          </m:rPr>
-          <m:t>×</m:t>
-        </m:r>
-        <m:sSup>
-          <m:e>
-            <m:r>
-              <m:t>10</m:t>
-            </m:r>
-          </m:e>
-          <m:sup>
-            <m:r>
-              <m:t>7</m:t>
-            </m:r>
-          </m:sup>
-        </m:sSup>
-      </m:oMath>
-      <w:r>
-        <w:t xml:space="preserve"> </w:t>
-      </w:r>
-      <w:r>
-        <w:t xml:space="preserve">kN m/rad,</w:t>
-      </w:r>
-      <w:r>
-        <w:t xml:space="preserve"> </w:t>
-      </w:r>
-      <m:oMath>
-        <m:sSup>
-          <m:e>
-            <m:r>
-              <m:t>α</m:t>
-            </m:r>
-          </m:e>
-          <m:sup>
-            <m:r>
-              <m:rPr>
-                <m:sty m:val="p"/>
-              </m:rPr>
-              <m:t>*</m:t>
-            </m:r>
-          </m:sup>
-        </m:sSup>
+          <m:t>0.01</m:t>
+        </m:r>
+      </m:oMath>
+      <w:r>
+        <w:t xml:space="preserve"> </w:t>
+      </w:r>
+      <w:r>
+        <w:t xml:space="preserve">mm,</w:t>
+      </w:r>
+      <w:r>
+        <w:t xml:space="preserve"> </w:t>
+      </w:r>
+      <m:oMath>
+        <m:sSub>
+          <m:e>
+            <m:r>
+              <m:t>ε</m:t>
+            </m:r>
+          </m:e>
+          <m:sub>
+            <m:r>
+              <m:t>0</m:t>
+            </m:r>
+          </m:sub>
+        </m:sSub>
         <m:r>
           <m:rPr>
             <m:sty m:val="p"/>
@@ -16619,40 +19162,60 @@
           <m:t>=</m:t>
         </m:r>
         <m:r>
-          <m:t>1.07</m:t>
-        </m:r>
-      </m:oMath>
-      <w:r>
-        <w:t xml:space="preserve">), with 2.64 % per static reading and an assumed 3 % for the rotation. There, the two deflections give a standard deviation of</w:t>
-      </w:r>
-      <w:r>
-        <w:t xml:space="preserve"> </w:t>
-      </w:r>
-      <m:oMath>
+          <m:t>0.1</m:t>
+        </m:r>
+      </m:oMath>
+      <w:r>
+        <w:t xml:space="preserve"> </w:t>
+      </w:r>
+      <w:r>
+        <w:t xml:space="preserve">mm and a record of 220 m (the 200 m unit plus a 20 m convoy allowance). At</w:t>
+      </w:r>
+      <w:r>
+        <w:t xml:space="preserve"> </w:t>
+      </w:r>
+      <m:oMath>
+        <m:r>
+          <m:t>ρ</m:t>
+        </m:r>
         <m:r>
           <m:rPr>
             <m:sty m:val="p"/>
           </m:rPr>
-          <m:t>ln</m:t>
-        </m:r>
-        <m:sSub>
-          <m:e>
-            <m:r>
-              <m:t>C</m:t>
-            </m:r>
-          </m:e>
-          <m:sub>
-            <m:r>
-              <m:t>8</m:t>
-            </m:r>
-          </m:sub>
-        </m:sSub>
-      </m:oMath>
-      <w:r>
-        <w:t xml:space="preserve"> </w:t>
-      </w:r>
-      <w:r>
-        <w:t xml:space="preserve">of 0.87; adding the tiltmeter reduces it to 0.18, and identified first and third frequencies to 0.24. At calibration B the two-reading Fisher matrix is singular, so the bound from the deflections alone is infinite; with the tiltmeter it is 0.04. A rotation reading at the end bearing T8 adds little, because its sensitivity duplicates that of N8.</w:t>
+          <m:t>=</m:t>
+        </m:r>
+        <m:r>
+          <m:t>0.9</m:t>
+        </m:r>
+      </m:oMath>
+      <w:r>
+        <w:t xml:space="preserve"> </w:t>
+      </w:r>
+      <w:r>
+        <w:t xml:space="preserve">the standard deviation of the load falls from 24.8 % with N7 alone to 10.6 % with the pair (calibration A); for the 200 m record of Table 9 the single-gauge value is 22.5 %. The value at</w:t>
+      </w:r>
+      <w:r>
+        <w:t xml:space="preserve"> </w:t>
+      </w:r>
+      <m:oMath>
+        <m:r>
+          <m:t>ρ</m:t>
+        </m:r>
+        <m:r>
+          <m:rPr>
+            <m:sty m:val="p"/>
+          </m:rPr>
+          <m:t>=</m:t>
+        </m:r>
+        <m:r>
+          <m:t>1</m:t>
+        </m:r>
+      </m:oMath>
+      <w:r>
+        <w:t xml:space="preserve"> </w:t>
+      </w:r>
+      <w:r>
+        <w:t xml:space="preserve">would be far smaller, but Section 4.3 shows that a common-mode fraction measured in vehicle-free periods need not hold during crossings, so these gains are upper bounds.</w:t>
       </w:r>
     </w:p>
     <w:p>
@@ -16660,7 +19223,103 @@
         <w:pStyle w:val="BodyText"/>
       </w:pPr>
       <w:r>
-        <w:t xml:space="preserve">A moving-load test with weighed trucks has been designed for this bridge; Table 6 gives the predicted values that would decide between the reference calibrations. These are predictions, not results. The ratio of integrals at the side-span and centre-span deflection gauges is independent of truck weight and absolute rigidity, and it differs by a factor of 2.3 between A and B.</w:t>
+        <w:t xml:space="preserve">If a model-based constant is wanted, a tiltmeter on the monolithic pier T7 is the most informative additional measurement; it would read about 167 µrad under the side-span convoy. Its benefit is quantified by Cramér–Rao bounds on the standard deviation of</w:t>
+      </w:r>
+      <w:r>
+        <w:t xml:space="preserve"> </w:t>
+      </w:r>
+      <m:oMath>
+        <m:r>
+          <m:rPr>
+            <m:sty m:val="p"/>
+          </m:rPr>
+          <m:t>ln</m:t>
+        </m:r>
+        <m:sSub>
+          <m:e>
+            <m:r>
+              <m:t>C</m:t>
+            </m:r>
+          </m:e>
+          <m:sub>
+            <m:r>
+              <m:t>8</m:t>
+            </m:r>
+          </m:sub>
+        </m:sSub>
+      </m:oMath>
+      <w:r>
+        <w:t xml:space="preserve">, evaluated at calibration A (</w:t>
+      </w:r>
+      <m:oMath>
+        <m:r>
+          <m:t>κ</m:t>
+        </m:r>
+        <m:r>
+          <m:rPr>
+            <m:sty m:val="p"/>
+          </m:rPr>
+          <m:t>=</m:t>
+        </m:r>
+        <m:r>
+          <m:t>2.75</m:t>
+        </m:r>
+        <m:r>
+          <m:rPr>
+            <m:sty m:val="p"/>
+          </m:rPr>
+          <m:t>×</m:t>
+        </m:r>
+        <m:sSup>
+          <m:e>
+            <m:r>
+              <m:t>10</m:t>
+            </m:r>
+          </m:e>
+          <m:sup>
+            <m:r>
+              <m:t>7</m:t>
+            </m:r>
+          </m:sup>
+        </m:sSup>
+      </m:oMath>
+      <w:r>
+        <w:t xml:space="preserve"> </w:t>
+      </w:r>
+      <w:r>
+        <w:t xml:space="preserve">kN m/rad,</w:t>
+      </w:r>
+      <w:r>
+        <w:t xml:space="preserve"> </w:t>
+      </w:r>
+      <m:oMath>
+        <m:sSup>
+          <m:e>
+            <m:r>
+              <m:t>α</m:t>
+            </m:r>
+          </m:e>
+          <m:sup>
+            <m:r>
+              <m:rPr>
+                <m:sty m:val="p"/>
+              </m:rPr>
+              <m:t>*</m:t>
+            </m:r>
+          </m:sup>
+        </m:sSup>
+        <m:r>
+          <m:rPr>
+            <m:sty m:val="p"/>
+          </m:rPr>
+          <m:t>=</m:t>
+        </m:r>
+        <m:r>
+          <m:t>1.07</m:t>
+        </m:r>
+      </m:oMath>
+      <w:r>
+        <w:t xml:space="preserve">) with 2.64 % per static reading and an assumed 3 % for the rotation.</w:t>
       </w:r>
     </w:p>
     <w:p>
@@ -16668,11 +19327,53 @@
         <w:pStyle w:val="BodyText"/>
       </w:pPr>
       <w:r>
+        <w:t xml:space="preserve">At calibration A the two deflections alone give a bound of 0.87. Adding the tiltmeter reduces it to 0.18, and adding the identified first and third vertical frequencies instead reduces it to 0.24. At calibration B the two-reading Fisher matrix is singular, so the deflections alone cannot bound</w:t>
+      </w:r>
+      <w:r>
+        <w:t xml:space="preserve"> </w:t>
+      </w:r>
+      <m:oMath>
+        <m:r>
+          <m:rPr>
+            <m:sty m:val="p"/>
+          </m:rPr>
+          <m:t>ln</m:t>
+        </m:r>
+        <m:sSub>
+          <m:e>
+            <m:r>
+              <m:t>C</m:t>
+            </m:r>
+          </m:e>
+          <m:sub>
+            <m:r>
+              <m:t>8</m:t>
+            </m:r>
+          </m:sub>
+        </m:sSub>
+      </m:oMath>
+      <w:r>
+        <w:t xml:space="preserve">; with the tiltmeter the bound is 0.04. A rotation reading at the end bearing T8 adds little, because its sensitivity duplicates that of N8.</w:t>
+      </w:r>
+    </w:p>
+    <w:p>
+      <w:pPr>
+        <w:pStyle w:val="BodyText"/>
+      </w:pPr>
+      <w:r>
+        <w:t xml:space="preserve">A moving-load test with weighed trucks has been designed for this bridge; Table 8 gives the predicted values that would decide between the reference calibrations. These are predictions, not results. The ratio of integrals at the side-span and centre-span deflection gauges is independent of truck weight and absolute rigidity, and it differs by a factor of 2.3 between A and B.</w:t>
+      </w:r>
+    </w:p>
+    <w:p>
+      <w:pPr>
+        <w:pStyle w:val="BodyText"/>
+      </w:pPr>
+      <w:r>
         <w:rPr>
           <w:bCs/>
           <w:b/>
         </w:rPr>
-        <w:t xml:space="preserve">Table 6.</w:t>
+        <w:t xml:space="preserve">Table 8.</w:t>
       </w:r>
       <w:r>
         <w:t xml:space="preserve"> </w:t>
@@ -16865,7 +19566,7 @@
               <w:jc w:val="left"/>
             </w:pPr>
             <w:r>
-              <w:t xml:space="preserve">Strain integral at the zero-moment point of A (171.3 m) / at mid N7</w:t>
+              <w:t xml:space="preserve">Strain integral at the zero-moment point of A (171.3 m) / at gauge N7 (mid main span)</w:t>
             </w:r>
           </w:p>
         </w:tc>
@@ -16923,7 +19624,7 @@
         <w:pStyle w:val="FirstParagraph"/>
       </w:pPr>
       <w:r>
-        <w:t xml:space="preserve">This section states the error terms of the integral estimator with their sensitivities and the values measured or assumed in this paper. The budget is indicative, not an evaluation according to the GUM: several entries are scenario ranges and the correlations between terms are not quantified.</w:t>
+        <w:t xml:space="preserve">This section states the error terms of the integral estimator with their sensitivities and the values measured or assumed in this paper. The budget is indicative, not an evaluation according to the Guide to the Expression of Uncertainty in Measurement (GUM): several entries are scenario ranges and the correlations between terms are not quantified.</w:t>
       </w:r>
     </w:p>
     <w:p>
@@ -16942,7 +19643,7 @@
         </m:r>
       </m:oMath>
       <w:r>
-        <w:t xml:space="preserve">. Every other term survives as the difference between the target and reference crossings. Speed enters twice: as an effect on the response and through its measurement, because the space integral is the time integral times the speed measured at the gauges, and a speed error passes one-to-one into the weight. Speed variation over a 605 m crossing was not measured. For a constant force crossing the laboratory beam, the quasi-static error is at most about 1 % for</w:t>
+        <w:t xml:space="preserve">. Every other term survives as the difference between the target and reference crossings. Speed enters twice: as an effect on the response and through its measurement, because the space integral is the time integral times the speed measured at the gauges, and a speed error passes one-to-one into the weight. Speed variation over a 605 m crossing was not measured. For a constant force crossing the laboratory beam, the quasi-static error is at most about 1 % when the ratio of the crossing time to the fundamental period,</w:t>
       </w:r>
       <w:r>
         <w:t xml:space="preserve"> </w:t>
@@ -16987,21 +19688,9 @@
             </m:r>
           </m:sub>
         </m:sSub>
-        <m:r>
-          <m:rPr>
-            <m:sty m:val="p"/>
-          </m:rPr>
-          <m:t>≥</m:t>
-        </m:r>
-        <m:r>
-          <m:t>8</m:t>
-        </m:r>
-      </m:oMath>
-      <w:r>
-        <w:t xml:space="preserve"> </w:t>
-      </w:r>
-      <w:r>
-        <w:t xml:space="preserve">and exceeds 15 % below 2.5 [50]; this bound omits vehicle–bridge interaction and road roughness.</w:t>
+      </m:oMath>
+      <w:r>
+        <w:t xml:space="preserve">, is at least 8, and it exceeds 15 % below 2.5 [50]; this bound omits vehicle–bridge interaction and road roughness.</w:t>
       </w:r>
     </w:p>
     <w:p>
@@ -17009,7 +19698,7 @@
         <w:pStyle w:val="BodyText"/>
       </w:pPr>
       <w:r>
-        <w:t xml:space="preserve">Table 7 evaluates Eq. (12) for the Cầu Mây gauges with</w:t>
+        <w:t xml:space="preserve">Table 9 evaluates Eq. (12) for the Cầu Mây gauges with</w:t>
       </w:r>
       <w:r>
         <w:t xml:space="preserve"> </w:t>
@@ -17056,7 +19745,7 @@
         <w:t xml:space="preserve"> </w:t>
       </w:r>
       <w:r>
-        <w:t xml:space="preserve">m and the mean weighed truck of 25.06 t, over the static admissible set. The lower offsets are of displacement-transducer class. Absolute deflection on a 90 m span over water would usually come from a non-contact technique, whose residual offset after re-zeroing has to be established on site, since environmental effects act over the same window [51,52]. The authors’ deflection records from simply supported spans showed post-minus-pre level differences of up to 0.23 mm; linear re-zeroing removes such differences, so this value bounds the drift before re-zeroing, not</w:t>
+        <w:t xml:space="preserve">m and the mean weighed truck of 25.06 t, over the admissible set. The lower offsets are of displacement-transducer class. Absolute deflection on a 90 m span over water would usually come from a non-contact technique, whose residual offset after re-zeroing has to be established on site, since environmental effects act over the same window [51,52]. The authors’ deflection records from simply supported spans showed post-minus-pre level differences of up to 0.23 mm; linear re-zeroing removes such differences, so this value bounds the drift before re-zeroing, not</w:t>
       </w:r>
       <w:r>
         <w:t xml:space="preserve"> </w:t>
@@ -17088,7 +19777,7 @@
           <w:bCs/>
           <w:b/>
         </w:rPr>
-        <w:t xml:space="preserve">Table 7.</w:t>
+        <w:t xml:space="preserve">Table 9.</w:t>
       </w:r>
       <w:r>
         <w:t xml:space="preserve"> </w:t>
@@ -17152,7 +19841,7 @@
         <w:t xml:space="preserve"> </w:t>
       </w:r>
       <w:r>
-        <w:t xml:space="preserve">= 200 m. Ranges over the static admissible set (</w:t>
+        <w:t xml:space="preserve">= 200 m. Ranges over the admissible set (</w:t>
       </w:r>
       <m:oMath>
         <m:r>
@@ -17601,7 +20290,7 @@
           <w:bCs/>
           <w:b/>
         </w:rPr>
-        <w:t xml:space="preserve">Table 8.</w:t>
+        <w:t xml:space="preserve">Table 10.</w:t>
       </w:r>
       <w:r>
         <w:t xml:space="preserve"> </w:t>
@@ -17780,7 +20469,7 @@
               <w:jc w:val="left"/>
             </w:pPr>
             <w:r>
-              <w:t xml:space="preserve">BPM only; Cầu Mây N8 constant varies 6.6-fold over the static set</w:t>
+              <w:t xml:space="preserve">BPM only; Cầu Mây N8 constant varies 6.6-fold over the admissible set</w:t>
             </w:r>
           </w:p>
         </w:tc>
@@ -18081,7 +20770,7 @@
               <w:jc w:val="left"/>
             </w:pPr>
             <w:r>
-              <w:t xml:space="preserve">Table 7; field per-crossing sd of the gauge average predicted 19.8 % (day 2), 5.3 % (day 1)</w:t>
+              <w:t xml:space="preserve">Table 9; field per-crossing sd of the gauge average predicted 19.8 % (day 2), 5.3 % (day 1)</w:t>
             </w:r>
           </w:p>
         </w:tc>
@@ -18507,7 +21196,7 @@
         <w:pStyle w:val="BodyText"/>
       </w:pPr>
       <w:r>
-        <w:t xml:space="preserve">In the laboratory the reference record and the load-dependent step limit SLM to 0.6–0.7 %. In the field the noise, the lane and the gauge position dominate, and the per-crossing errors of 5–12 % on these records exceed the spread of the reference weights. The method is therefore proposed for preliminary overload screening, with the decision threshold set apart from the legal limit and the design live loads [53,54]; setting that threshold needs field calibration with trucks of clearly different weights, which this study did not have.</w:t>
+        <w:t xml:space="preserve">In the laboratory the reference record and the load-dependent step limit SLM to 0.6–0.7 %. In the field the noise, the lane and the gauge position dominate, and the weight errors of single crossings, 5–12 % on these records, exceed the spread of the reference weights. The method is therefore proposed for preliminary overload screening, with the decision threshold set apart from the legal limit and the design live loads [53,54]; setting that threshold needs field calibration with trucks of clearly different weights, which this study did not have.</w:t>
       </w:r>
     </w:p>
     <w:bookmarkEnd w:id="40"/>
@@ -18583,7 +21272,7 @@
         <w:t xml:space="preserve"> </w:t>
       </w:r>
       <w:r>
-        <w:t xml:space="preserve">Locate the blind loci of Table 1. Keep strain gauges out of the ring</w:t>
+        <w:t xml:space="preserve">Locate the blind loci of Table 1. Keep strain gauges out of the near-blind band</w:t>
       </w:r>
       <w:r>
         <w:t xml:space="preserve"> </w:t>
@@ -19145,7 +21834,7 @@
         <w:t xml:space="preserve"> </w:t>
       </w:r>
       <w:r>
-        <w:t xml:space="preserve">from the residuals of calibration crossings and checking it out of sample against the plain average; quiet-window covariances alone can mislead. Use BPM only where the location is well conditioned and the structure is known; on box girders with deck-mounted gauges, a beam model does not give the constant.</w:t>
+        <w:t xml:space="preserve">from the residuals of calibration crossings and checking it out of sample against the plain average; covariances from vehicle-free windows alone can mislead. Use BPM only where the location is well conditioned and the structure is known; on box girders with deck-mounted gauges, a beam model does not give the constant.</w:t>
       </w:r>
     </w:p>
     <w:p>
@@ -19246,7 +21935,54 @@
         <w:t xml:space="preserve"> </w:t>
       </w:r>
       <w:r>
-        <w:t xml:space="preserve">with the measured fundamental frequency.</w:t>
+        <w:t xml:space="preserve">with the measured fundamental frequency</w:t>
+      </w:r>
+      <w:r>
+        <w:t xml:space="preserve"> </w:t>
+      </w:r>
+      <m:oMath>
+        <m:sSub>
+          <m:e>
+            <m:r>
+              <m:t>f</m:t>
+            </m:r>
+          </m:e>
+          <m:sub>
+            <m:r>
+              <m:t>1</m:t>
+            </m:r>
+          </m:sub>
+        </m:sSub>
+        <m:r>
+          <m:rPr>
+            <m:sty m:val="p"/>
+          </m:rPr>
+          <m:t>=</m:t>
+        </m:r>
+        <m:r>
+          <m:t>1</m:t>
+        </m:r>
+        <m:r>
+          <m:rPr>
+            <m:sty m:val="p"/>
+          </m:rPr>
+          <m:t>/</m:t>
+        </m:r>
+        <m:sSub>
+          <m:e>
+            <m:r>
+              <m:t>T</m:t>
+            </m:r>
+          </m:e>
+          <m:sub>
+            <m:r>
+              <m:t>1</m:t>
+            </m:r>
+          </m:sub>
+        </m:sSub>
+      </m:oMath>
+      <w:r>
+        <w:t xml:space="preserve">.</w:t>
       </w:r>
     </w:p>
     <w:p>
@@ -19268,7 +22004,7 @@
         <w:t xml:space="preserve"> </w:t>
       </w:r>
       <w:r>
-        <w:t xml:space="preserve">Integrate in space over the complete crossing, re-zero before and after each crossing, remove dynamics with a low-pass filter well below</w:t>
+        <w:t xml:space="preserve">Integrate in space over the complete crossing, re-zero before and after each crossing, remove dynamics with a low-pass filter well below the fundamental frequency</w:t>
       </w:r>
       <w:r>
         <w:t xml:space="preserve"> </w:t>
@@ -19307,7 +22043,7 @@
         <w:pStyle w:val="BodyText"/>
       </w:pPr>
       <w:r>
-        <w:t xml:space="preserve">Several limitations remain. The laboratory beam had equal spans and statically positioned loads, and the blind configuration was not tested. The field assessment rests on one public dataset with four trucks, two axle counts, nearly constant reference weights and no gauge at a zero-moment point; it could not test weight discrimination, the deflection blind loci or a deflection pair. The in-service application uses static data, a two-dimensional model with an assumed depth law and equal pier springs. The treatment is one-dimensional along each lane.</w:t>
+        <w:t xml:space="preserve">Several limitations remain. The laboratory beam had equal spans and statically positioned loads, and the blind configuration was not tested. The field assessment rests on one public dataset with four trucks, two axle counts, nearly constant reference weights and no gauge at a zero-moment point; it could not test weight discrimination, the deflection blind loci or a deflection pair. The in-service application uses static data and an Euler–Bernoulli beam model with an assumed depth law and equal pier springs. The treatment is one-dimensional along each lane.</w:t>
       </w:r>
     </w:p>
     <w:bookmarkEnd w:id="41"/>
@@ -19337,7 +22073,7 @@
         <w:pStyle w:val="BodyText"/>
       </w:pPr>
       <w:r>
-        <w:t xml:space="preserve">Strain channels are blind at every zero of the uniform-load moment diagram, which every continuous girder has, and a near-blind ring surrounds each zero: on two equal spans it lies 0.19–0.32 of the span from the interior support. Deflection channels are blind only near particular span ratios, such as</w:t>
+        <w:t xml:space="preserve">Strain channels are blind at every zero of the uniform-load moment diagram, which every continuous girder has, and a near-blind band surrounds each zero: on two equal spans it lies 0.19–0.32 of the span from the interior support. Deflection channels are blind only near particular span ratios, such as</w:t>
       </w:r>
       <w:r>
         <w:t xml:space="preserve"> </w:t>
@@ -19483,7 +22219,7 @@
         </m:r>
       </m:oMath>
       <w:r>
-        <w:t xml:space="preserve">. Zero-sum weights remove a common-mode offset exactly, but on public field records GLS weights built from vehicle-free noise were worse out of sample than the plain gauge average (20.4 % against 11.9 % mean absolute error), because crossing errors were much less correlated between gauges than quiet noise (0.63 against 0.92).</w:t>
+        <w:t xml:space="preserve">. Zero-sum weights remove a common-mode offset exactly, but on public field records GLS weights built from vehicle-free noise were worse out of sample than the plain gauge average (20.4 % against 11.9 % mean absolute error), because crossing residuals were much less correlated between gauges than vehicle-free noise (0.63 against 0.92).</w:t>
       </w:r>
     </w:p>
     <w:p>
@@ -19507,7 +22243,7 @@
         <w:pStyle w:val="BodyText"/>
       </w:pPr>
       <w:r>
-        <w:t xml:space="preserve">On a 55 + 90 + 55 m box girder, two static readings bound the pier-to-girder stiffness ratio only from below at a 5.3 % tolerance, leaving the side-span deflection index between 0.14 and 0.42; at a 3 % tolerance the design rigidity would be excluded. A pier tiltmeter would identify the constant, and a residual offset of 0.1 mm would bias a 25 t truck by 16–25 % at mid main span.</w:t>
+        <w:t xml:space="preserve">On a 55 + 90 + 55 m box girder, two static readings bound the pier-to-girder stiffness ratio only from below at a 5.3 % tolerance, leaving the side-span deflection indicator between 0.14 and 0.42; at a 3 % tolerance the design rigidity would be excluded. A pier tiltmeter would identify the constant, and a residual offset of 0.1 mm would bias a 25 t truck by 16–25 % at mid main span.</w:t>
       </w:r>
     </w:p>
     <w:p>
@@ -19969,35 +22705,60 @@
         <w:t xml:space="preserve"> </w:t>
       </w:r>
       <w:r>
-        <w:t xml:space="preserve">of Eq. (4). Setting</w:t>
-      </w:r>
-      <w:r>
-        <w:t xml:space="preserve"> </w:t>
-      </w:r>
-      <m:oMath>
-        <m:r>
-          <m:t>F</m:t>
-        </m:r>
+        <w:t xml:space="preserve">of Eq. (4). Because</w:t>
+      </w:r>
+      <w:r>
+        <w:t xml:space="preserve"> </w:t>
+      </w:r>
+      <m:oMath>
+        <m:r>
+          <m:t>1</m:t>
+        </m:r>
+        <m:r>
+          <m:rPr>
+            <m:sty m:val="p"/>
+          </m:rPr>
+          <m:t>−</m:t>
+        </m:r>
+        <m:r>
+          <m:t>2</m:t>
+        </m:r>
+        <m:sSup>
+          <m:e>
+            <m:r>
+              <m:t>ξ</m:t>
+            </m:r>
+          </m:e>
+          <m:sup>
+            <m:r>
+              <m:t>2</m:t>
+            </m:r>
+          </m:sup>
+        </m:sSup>
+        <m:r>
+          <m:rPr>
+            <m:sty m:val="p"/>
+          </m:rPr>
+          <m:t>+</m:t>
+        </m:r>
+        <m:sSup>
+          <m:e>
+            <m:r>
+              <m:t>ξ</m:t>
+            </m:r>
+          </m:e>
+          <m:sup>
+            <m:r>
+              <m:t>3</m:t>
+            </m:r>
+          </m:sup>
+        </m:sSup>
         <m:r>
           <m:rPr>
             <m:sty m:val="p"/>
           </m:rPr>
           <m:t>=</m:t>
         </m:r>
-        <m:r>
-          <m:t>0</m:t>
-        </m:r>
-      </m:oMath>
-      <w:r>
-        <w:t xml:space="preserve"> </w:t>
-      </w:r>
-      <w:r>
-        <w:t xml:space="preserve">factors as</w:t>
-      </w:r>
-      <w:r>
-        <w:t xml:space="preserve"> </w:t>
-      </w:r>
-      <m:oMath>
         <m:d>
           <m:dPr>
             <m:begChr m:val="("/>
@@ -20062,10 +22823,30 @@
         </m:d>
       </m:oMath>
       <w:r>
-        <w:t xml:space="preserve"> </w:t>
-      </w:r>
-      <w:r>
-        <w:t xml:space="preserve">and gives Eq. (6). With uniform stiffness, the blind condition for a mid-span sensor is</w:t>
+        <w:t xml:space="preserve">, setting</w:t>
+      </w:r>
+      <w:r>
+        <w:t xml:space="preserve"> </w:t>
+      </w:r>
+      <m:oMath>
+        <m:r>
+          <m:t>F</m:t>
+        </m:r>
+        <m:r>
+          <m:rPr>
+            <m:sty m:val="p"/>
+          </m:rPr>
+          <m:t>=</m:t>
+        </m:r>
+        <m:r>
+          <m:t>0</m:t>
+        </m:r>
+      </m:oMath>
+      <w:r>
+        <w:t xml:space="preserve"> </w:t>
+      </w:r>
+      <w:r>
+        <w:t xml:space="preserve">gives Eq. (6). With uniform stiffness, the blind condition for a mid-span sensor is</w:t>
       </w:r>
       <w:r>
         <w:t xml:space="preserve"> </w:t>
@@ -23822,7 +26603,155 @@
         <w:t xml:space="preserve"> </w:t>
       </w:r>
       <w:r>
-        <w:t xml:space="preserve">are the pier rotations under a unit load at the gauge and under the uniform load, and</w:t>
+        <w:t xml:space="preserve">are the pier rotations under a unit load at the gauge and under the uniform load, and the logarithmic sensitivities</w:t>
+      </w:r>
+      <w:r>
+        <w:t xml:space="preserve"> </w:t>
+      </w:r>
+      <m:oMath>
+        <m:sSub>
+          <m:e>
+            <m:r>
+              <m:t>S</m:t>
+            </m:r>
+          </m:e>
+          <m:sub>
+            <m:r>
+              <m:t>α</m:t>
+            </m:r>
+          </m:sub>
+        </m:sSub>
+        <m:r>
+          <m:rPr>
+            <m:sty m:val="p"/>
+          </m:rPr>
+          <m:t>=</m:t>
+        </m:r>
+        <m:r>
+          <m:rPr>
+            <m:sty m:val="p"/>
+          </m:rPr>
+          <m:t>∂</m:t>
+        </m:r>
+        <m:r>
+          <m:rPr>
+            <m:sty m:val="p"/>
+          </m:rPr>
+          <m:t>ln</m:t>
+        </m:r>
+        <m:sSub>
+          <m:e>
+            <m:r>
+              <m:t>C</m:t>
+            </m:r>
+          </m:e>
+          <m:sub>
+            <m:r>
+              <m:t>m</m:t>
+            </m:r>
+          </m:sub>
+        </m:sSub>
+        <m:r>
+          <m:rPr>
+            <m:sty m:val="p"/>
+          </m:rPr>
+          <m:t>/</m:t>
+        </m:r>
+        <m:r>
+          <m:rPr>
+            <m:sty m:val="p"/>
+          </m:rPr>
+          <m:t>∂</m:t>
+        </m:r>
+        <m:r>
+          <m:rPr>
+            <m:sty m:val="p"/>
+          </m:rPr>
+          <m:t>ln</m:t>
+        </m:r>
+        <m:r>
+          <m:t>α</m:t>
+        </m:r>
+      </m:oMath>
+      <w:r>
+        <w:t xml:space="preserve"> </w:t>
+      </w:r>
+      <w:r>
+        <w:t xml:space="preserve">and</w:t>
+      </w:r>
+      <w:r>
+        <w:t xml:space="preserve"> </w:t>
+      </w:r>
+      <m:oMath>
+        <m:sSub>
+          <m:e>
+            <m:r>
+              <m:t>S</m:t>
+            </m:r>
+          </m:e>
+          <m:sub>
+            <m:r>
+              <m:t>k</m:t>
+            </m:r>
+          </m:sub>
+        </m:sSub>
+        <m:r>
+          <m:rPr>
+            <m:sty m:val="p"/>
+          </m:rPr>
+          <m:t>=</m:t>
+        </m:r>
+        <m:r>
+          <m:rPr>
+            <m:sty m:val="p"/>
+          </m:rPr>
+          <m:t>∂</m:t>
+        </m:r>
+        <m:r>
+          <m:rPr>
+            <m:sty m:val="p"/>
+          </m:rPr>
+          <m:t>ln</m:t>
+        </m:r>
+        <m:sSub>
+          <m:e>
+            <m:r>
+              <m:t>C</m:t>
+            </m:r>
+          </m:e>
+          <m:sub>
+            <m:r>
+              <m:t>m</m:t>
+            </m:r>
+          </m:sub>
+        </m:sSub>
+        <m:r>
+          <m:rPr>
+            <m:sty m:val="p"/>
+          </m:rPr>
+          <m:t>/</m:t>
+        </m:r>
+        <m:r>
+          <m:rPr>
+            <m:sty m:val="p"/>
+          </m:rPr>
+          <m:t>∂</m:t>
+        </m:r>
+        <m:r>
+          <m:rPr>
+            <m:sty m:val="p"/>
+          </m:rPr>
+          <m:t>ln</m:t>
+        </m:r>
+        <m:r>
+          <m:t>k</m:t>
+        </m:r>
+      </m:oMath>
+      <w:r>
+        <w:t xml:space="preserve"> </w:t>
+      </w:r>
+      <w:r>
+        <w:t xml:space="preserve">satisfy</w:t>
       </w:r>
       <w:r>
         <w:t xml:space="preserve"> </w:t>
@@ -23931,7 +26860,7 @@
         </m:d>
       </m:oMath>
       <w:r>
-        <w:t xml:space="preserve">. Mirror symmetry decouples the symmetric and antisymmetric pier-rotation patterns, the uniform load excites only the antisymmetric one, and the Sherman–Morrison formula gives Eq. (15) with</w:t>
+        <w:t xml:space="preserve">. Mirror symmetry decouples the symmetric and antisymmetric pier-rotation patterns, the uniform load excites only the antisymmetric one, and the Sherman–Morrison formula gives the linear-fractional (Möbius) law of Eq. (15) with</w:t>
       </w:r>
       <w:r>
         <w:t xml:space="preserve"> </w:t>
@@ -24095,7 +27024,70 @@
         </m:sSup>
       </m:oMath>
       <w:r>
-        <w:t xml:space="preserve">, which vanishes at the minimum of the ratio misfit, that is at calibration B. A frequency adds a row with the mass as nuisance parameter; a pier rotation adds a row without nuisance. Unequal pier stiffnesses would bring in the symmetric pattern, which Eq. (15) does not cover.</w:t>
+        <w:t xml:space="preserve">, where</w:t>
+      </w:r>
+      <w:r>
+        <w:t xml:space="preserve"> </w:t>
+      </w:r>
+      <m:oMath>
+        <m:sSub>
+          <m:e>
+            <m:r>
+              <m:t>S</m:t>
+            </m:r>
+          </m:e>
+          <m:sub>
+            <m:r>
+              <m:t>y</m:t>
+            </m:r>
+            <m:r>
+              <m:t>8</m:t>
+            </m:r>
+          </m:sub>
+        </m:sSub>
+      </m:oMath>
+      <w:r>
+        <w:t xml:space="preserve"> </w:t>
+      </w:r>
+      <w:r>
+        <w:t xml:space="preserve">and</w:t>
+      </w:r>
+      <w:r>
+        <w:t xml:space="preserve"> </w:t>
+      </w:r>
+      <m:oMath>
+        <m:sSub>
+          <m:e>
+            <m:r>
+              <m:t>S</m:t>
+            </m:r>
+          </m:e>
+          <m:sub>
+            <m:r>
+              <m:t>y</m:t>
+            </m:r>
+            <m:r>
+              <m:t>7</m:t>
+            </m:r>
+          </m:sub>
+        </m:sSub>
+      </m:oMath>
+      <w:r>
+        <w:t xml:space="preserve"> </w:t>
+      </w:r>
+      <w:r>
+        <w:t xml:space="preserve">are the logarithmic sensitivities of the N8 and N7 readings to</w:t>
+      </w:r>
+      <w:r>
+        <w:t xml:space="preserve"> </w:t>
+      </w:r>
+      <m:oMath>
+        <m:r>
+          <m:t>κ</m:t>
+        </m:r>
+      </m:oMath>
+      <w:r>
+        <w:t xml:space="preserve">; this determinant vanishes at the minimum of the ratio misfit, that is at calibration B. A frequency adds a row with the mass as nuisance parameter; a pier rotation adds a row without nuisance. Unequal pier stiffnesses would bring in the symmetric pattern, which Eq. (15) does not cover.</w:t>
       </w:r>
     </w:p>
     <w:bookmarkEnd w:id="45"/>
@@ -25768,7 +28760,7 @@
         <w:t xml:space="preserve"> </w:t>
       </w:r>
       <w:r>
-        <w:t xml:space="preserve">Mean absolute error of the gross weight for single-gauge, gauge-average, GLS, offset-immune and constant (mean-GVW) predictors, with 95 % bootstrap confidence intervals: in sample (IN), leave-one-run-out (LOO) and leave-one-truck-out (LOTO). (a) Day 2, 4 gauges; (b) day 1, 4 wheel-path gauges; (c) day 1, 12 gauges. GLS-diag: diagonal covariance; immune-eq: zero-sum weights with equal noise; GLS-resid: covariance from crossing residuals.</w:t>
+        <w:t xml:space="preserve">Mean absolute error of the gross weight for single-gauge, gauge-average, GLS, offset-immune and mean-weight (mean-GVW) predictors, with 95 % bootstrap confidence intervals: in sample (IN), leave-one-run-out (LOO) and leave-one-truck-out (LOTO). (a) Day 2, 4 gauges; (b) day 1, 4 wheel-path gauges; (c) day 1, 12 gauges. GLS-diag: diagonal covariance; immune-eq: zero-sum weights with equal noise; GLS-resid: covariance from crossing residuals.</w:t>
       </w:r>
     </w:p>
     <w:p>
@@ -26004,7 +28996,7 @@
         <w:t xml:space="preserve"> </w:t>
       </w:r>
       <w:r>
-        <w:t xml:space="preserve">of the measured-to-model ratios at N8 and N7 against</w:t>
+        <w:t xml:space="preserve">of the measured-to-model ratio at gauge N8 to that at gauge N7 against</w:t>
       </w:r>
       <w:r>
         <w:t xml:space="preserve"> </w:t>
@@ -26095,7 +29087,7 @@
         <w:t xml:space="preserve"> </w:t>
       </w:r>
       <w:r>
-        <w:t xml:space="preserve">= 5.3 %; (b) N8 and N7 indicators and cancellation ratios along the static valley</w:t>
+        <w:t xml:space="preserve">= 5.3 %; (b) N8 and N7 indicators and cancellation ratios along the valley of best static fit</w:t>
       </w:r>
       <w:r>
         <w:t xml:space="preserve"> </w:t>
@@ -26131,7 +29123,7 @@
         </m:d>
       </m:oMath>
       <w:r>
-        <w:t xml:space="preserve">; shaded: static admissible range of</w:t>
+        <w:t xml:space="preserve">; shaded: admissible range of</w:t>
       </w:r>
       <w:r>
         <w:t xml:space="preserve"> </w:t>

--- a/manuscript/v4/word/Manuscript_v4.docx
+++ b/manuscript/v4/word/Manuscript_v4.docx
@@ -2,7 +2,7 @@
 <file path=word/document.xml><?xml version="1.0" encoding="utf-8"?>
 <w:document xmlns:w="http://schemas.openxmlformats.org/wordprocessingml/2006/main" xmlns:m="http://schemas.openxmlformats.org/officeDocument/2006/math" xmlns:r="http://schemas.openxmlformats.org/officeDocument/2006/relationships" xmlns:o="urn:schemas-microsoft-com:office:office" xmlns:v="urn:schemas-microsoft-com:vml" xmlns:w10="urn:schemas-microsoft-com:office:word" xmlns:a="http://schemas.openxmlformats.org/drawingml/2006/main" xmlns:pic="http://schemas.openxmlformats.org/drawingml/2006/picture" xmlns:wp="http://schemas.openxmlformats.org/drawingml/2006/wordprocessingDrawing">
   <w:body>
-    <w:bookmarkStart w:id="80" w:name="Xe84059547080af466f9bb5675d2e24099a46e6a"/>
+    <w:bookmarkStart w:id="79" w:name="Xe84059547080af466f9bb5675d2e24099a46e6a"/>
     <w:p>
       <w:pPr>
         <w:pStyle w:val="Heading1"/>
@@ -5349,7 +5349,7 @@
         <w:pStyle w:val="BodyText"/>
       </w:pPr>
       <w:r>
-        <w:t xml:space="preserve">Eq. (2) holds under five conditions, each of which the later sections test. The structure must be linear and time-invariant during the crossing (Section 3 and the superposition test of Section 4.4). A quasi-static response is assumed (Section 6). Because the axles must follow the path on which</w:t>
+        <w:t xml:space="preserve">Eq. (2) holds under five conditions, each of which the later sections test. The structure must be linear and time-invariant during the crossing (Section 3 and the superposition test of Section 4.2). A quasi-static response is assumed (Section 6). Because the axles must follow the path on which</w:t>
       </w:r>
       <w:r>
         <w:t xml:space="preserve"> </w:t>
@@ -5372,7 +5372,7 @@
         <w:t xml:space="preserve"> </w:t>
       </w:r>
       <w:r>
-        <w:t xml:space="preserve">is defined, each lane has its own constant (Section 4.4). A complete crossing is needed: truncating the record when the first axle leaves changes the rotation integral by up to 59 % on a two-span example (Appendix B). The record must be re-zeroed to the unloaded state, and any residual offset or slow drift enters the integral directly (Sections 2.3 and 4.3).</w:t>
+        <w:t xml:space="preserve">is defined, each lane has its own constant (Section 4.2). A complete crossing is needed: truncating the record when the first axle leaves changes the rotation integral by up to 59 % on a two-span example (Appendix B). The record must be re-zeroed to the unloaded state, and any residual offset or slow drift enters the integral directly (Sections 2.3 and 4.3).</w:t>
       </w:r>
     </w:p>
     <w:bookmarkEnd w:id="23"/>
@@ -14220,7 +14220,7 @@
       </w:r>
     </w:p>
     <w:bookmarkEnd w:id="29"/>
-    <w:bookmarkStart w:id="35" w:name="Xdadd06c016725474a00d3ead6ba4e194881151b"/>
+    <w:bookmarkStart w:id="34" w:name="Xdadd06c016725474a00d3ead6ba4e194881151b"/>
     <w:p>
       <w:pPr>
         <w:pStyle w:val="Heading2"/>
@@ -14234,7 +14234,7 @@
         <w:pStyle w:val="FirstParagraph"/>
       </w:pPr>
       <w:r>
-        <w:t xml:space="preserve">This section asks what integral estimators deliver on real moving-load records from a continuous girder. It reports every channel with 95 % confidence intervals (CIs), tests equivalence instead of stating agreement, and compares single- and multi-channel estimators out of sample.</w:t>
+        <w:t xml:space="preserve">This section asks what integral estimators deliver on real moving-load records from a continuous girder. It reports the main results with 95 % confidence intervals (CIs) and compares single- and multi-channel estimators out of sample. The per-channel tables, the equivalence tests, the noise correlations and the speed regressions are in the Supplementary Material (Tables S1–S4).</w:t>
       </w:r>
     </w:p>
     <w:bookmarkStart w:id="30" w:name="data-and-reference-weights"/>
@@ -14251,7 +14251,7 @@
         <w:pStyle w:val="FirstParagraph"/>
       </w:pPr>
       <w:r>
-        <w:t xml:space="preserve">The Nothing-on-Road BWIM (NOR-BWIM) dataset [48] (CC0 licence) contains strain records of the Virginia Smart Road Bridge, documented in [41–43,49]. The bridge is a post-tensioned concrete box girder continuous over five spans of 86.5 + 3 × 144 + 86.5 m = 605 m. Its depth is about 3.8 m at mid-span and 9.5 m at the piers. Strain transducers on the soffit of the top slab lie near mid-span of span 2, 158.5 m from the first abutment, in longitudinal stations about 2 m apart under the wheel path.</w:t>
+        <w:t xml:space="preserve">The Nothing-on-Road BWIM (NOR-BWIM) dataset [48] (CC0 licence) contains strain records of the Virginia Smart Road Bridge, documented in [41–43,49]. The bridge is a post-tensioned concrete box girder continuous over five spans of 86.5 + 3 × 144 + 86.5 m = 605 m. Strain transducers on the soffit of the top slab lie near mid-span of span 2, 158.5 m from the first abutment, in longitudinal stations about 2 m apart under the wheel path.</w:t>
       </w:r>
     </w:p>
     <w:p>
@@ -14259,7 +14259,7 @@
         <w:pStyle w:val="BodyText"/>
       </w:pPr>
       <w:r>
-        <w:t xml:space="preserve">Day 1 has 12 channels at 100 Hz, labelled with the prefix</w:t>
+        <w:t xml:space="preserve">Day 1 has 12 channels, labelled with the prefix</w:t>
       </w:r>
       <w:r>
         <w:t xml:space="preserve"> </w:t>
@@ -14274,7 +14274,7 @@
         <w:t xml:space="preserve">”</w:t>
       </w:r>
       <w:r>
-        <w:t xml:space="preserve">. They fall into three groups: four wheel-path gauges with clear axle spikes (ch4, ch5, ch11, ch12), a partner gauge at each of these four stations, and four further gauges without axle spikes (ch1, ch2, ch8, ch9). Day 2 has four in-line channels at 200 Hz, which keep the dataset’s labels with the prefix</w:t>
+        <w:t xml:space="preserve">. They fall into three groups: four wheel-path gauges with clear axle spikes (ch4, ch5, ch11, ch12), a partner gauge at each of these four stations, and four further gauges without axle spikes (ch1, ch2, ch8, ch9). Day 2 has four in-line channels, labelled with the prefix</w:t>
       </w:r>
       <w:r>
         <w:t xml:space="preserve"> </w:t>
@@ -14300,7 +14300,7 @@
         <w:pStyle w:val="BodyText"/>
       </w:pPr>
       <w:r>
-        <w:t xml:space="preserve">The reference weights differ in quality between the days. On day 1, two 3-axle trucks ran in the instrumented lane; their gross weights were reported by the drivers for each pass (21.2–22.8 t for the runs used) [49]. On day 2, a 3-axle truck of 26.8 t and a 5-axle truck of 25.9 t were weighed on a static scale [49]. They ran in the instrumented lane (lane A), on the return trip in the other lane (lane B), and in two in-line two-truck runs.</w:t>
+        <w:t xml:space="preserve">The reference weights differ in quality between the days. On day 1, two 3-axle trucks ran in the instrumented lane, and their gross weights were reported by the drivers [49]. On day 2, a 3-axle truck of 26.8 t and a 5-axle truck of 25.9 t were weighed on a static scale [49]. They ran in the instrumented lane (lane A), on the return trip in the other lane (lane B), and in two in-line two-truck runs.</w:t>
       </w:r>
     </w:p>
     <w:p>
@@ -14316,7 +14316,7 @@
         <w:pStyle w:val="BodyText"/>
       </w:pPr>
       <w:r>
-        <w:t xml:space="preserve">Speeds were obtained from the axle spikes and the measured wheelbase; they agree with the speeds computed by the dataset authors’ processing script within 1–2 %. For each crossing a linear baseline was fitted to vehicle-free segments before and after the event. The strain was integrated over the whole time the truck was on the bridge plus 5 s at each end, and the result was converted to</w:t>
+        <w:t xml:space="preserve">Each record was re-zeroed with a linear baseline fitted to vehicle-free segments before and after the crossing, integrated over the whole time the truck was on the bridge, and converted to</w:t>
       </w:r>
       <w:r>
         <w:t xml:space="preserve"> </w:t>
@@ -14348,17 +14348,17 @@
         <w:t xml:space="preserve"> </w:t>
       </w:r>
       <w:r>
-        <w:t xml:space="preserve">with the speed measured at the gauges. Three day-1 runs with two trucks on the bridge and four passes without documented weights were excluded; the same runs are used throughout. The noise of the integral was measured from vehicle-free windows of crossing length, at least 70 s from any detected vehicle. Fig. 5 shows three crossings.</w:t>
+        <w:t xml:space="preserve">with the speed measured from the axle spikes. The noise of the integral was measured from vehicle-free windows of crossing length. Processing details and the excluded runs are in the Supplementary Material; Fig. 5 shows three crossings.</w:t>
       </w:r>
     </w:p>
     <w:bookmarkEnd w:id="30"/>
-    <w:bookmarkStart w:id="31" w:name="invariance-of-the-constant-and-speed"/>
+    <w:bookmarkStart w:id="31" w:name="invariance-lanes-and-gauges"/>
     <w:p>
       <w:pPr>
         <w:pStyle w:val="Heading3"/>
       </w:pPr>
       <w:r>
-        <w:t xml:space="preserve">4.2. Invariance of the constant and speed</w:t>
+        <w:t xml:space="preserve">4.2. Invariance, lanes and gauges</w:t>
       </w:r>
     </w:p>
     <w:p>
@@ -14366,7 +14366,7 @@
         <w:pStyle w:val="FirstParagraph"/>
       </w:pPr>
       <w:r>
-        <w:t xml:space="preserve">The constant is stable within the noise for most gauges, but invariance between trucks can be shown only within wide margins. On day 1, eight of the twelve gauges have a coefficient of variation of 5.8–13.5 %, and the χ² test accepts consistency with the noise (Table 3). The full table, with every channel and every average, is in the Supplementary Material.</w:t>
+        <w:t xml:space="preserve">The constant is stable within the noise for most gauges, but invariance between trucks can be shown only within margins of 10–27 %. On day 1, eight of the twelve gauges scatter as much as the measured noise predicts, and one gauge, ch11, gives the same constant for both trucks within ±10 % (Fig. 6a).</w:t>
       </w:r>
     </w:p>
     <w:p>
@@ -14374,7 +14374,7 @@
         <w:pStyle w:val="BodyText"/>
       </w:pPr>
       <w:r>
-        <w:t xml:space="preserve">The four gauges without axle spikes fail the invariance test. Their crossing residuals are much larger than the vehicle-free noise (Table 3), and their constant is 22–26 % lower for the second truck, with 95 % CIs of the ratio that exclude 1 (Table 4, Fig. 6a).</w:t>
+        <w:t xml:space="preserve">The four gauges without axle spikes fail this test: their constant is 22–26 % lower for the second truck. On day 1, however, speed and truck are almost perfectly confounded (correlation 0.98), so the difference may reflect a different wheel path, local deck action or speed.</w:t>
       </w:r>
     </w:p>
     <w:p>
@@ -14382,712 +14382,7 @@
         <w:pStyle w:val="BodyText"/>
       </w:pPr>
       <w:r>
-        <w:rPr>
-          <w:bCs/>
-          <w:b/>
-        </w:rPr>
-        <w:t xml:space="preserve">Table 3.</w:t>
-      </w:r>
-      <w:r>
-        <w:t xml:space="preserve"> </w:t>
-      </w:r>
-      <w:r>
-        <w:t xml:space="preserve">Integral constant</w:t>
-      </w:r>
-      <w:r>
-        <w:t xml:space="preserve"> </w:t>
-      </w:r>
-      <m:oMath>
-        <m:r>
-          <m:t>C</m:t>
-        </m:r>
-      </m:oMath>
-      <w:r>
-        <w:t xml:space="preserve"> </w:t>
-      </w:r>
-      <w:r>
-        <w:t xml:space="preserve">and its scatter over the runs, lane A unless stated. CV expected: coefficient of variation predicted from the measured vehicle-free noise. For ch1, ch2, ch8 and ch9 the residual variance is 2.9–5.1 times the vehicle-free noise variance.</w:t>
-      </w:r>
-    </w:p>
-    <w:tbl>
-      <w:tblPr>
-        <w:tblStyle w:val="Table"/>
-        <w:tblW w:type="pct" w:w="5000"/>
-        <w:tblLook w:firstRow="1" w:lastRow="0" w:firstColumn="0" w:lastColumn="0" w:noHBand="0" w:noVBand="0" w:val="0020"/>
-        <w:jc w:val="start"/>
-        <w:tblBorders>
-          <w:top w:val="single" w:sz="8" w:space="0" w:color="000000"/>
-          <w:left w:val="nil"/>
-          <w:bottom w:val="single" w:sz="8" w:space="0" w:color="000000"/>
-          <w:right w:val="nil"/>
-          <w:insideH w:val="nil"/>
-          <w:insideV w:val="nil"/>
-        </w:tblBorders>
-      </w:tblPr>
-      <w:tblGrid>
-        <w:gridCol w:w="2633"/>
-        <w:gridCol w:w="804"/>
-        <w:gridCol w:w="1755"/>
-        <w:gridCol w:w="1536"/>
-        <w:gridCol w:w="1389"/>
-        <w:gridCol w:w="950"/>
-      </w:tblGrid>
-      <w:tr>
-        <w:trPr>
-          <w:tblHeader w:val="true"/>
-        </w:trPr>
-        <w:tc>
-          <w:tcPr>
-            <w:tcW w:type="dxa" w:w="2633"/>
-            <w:tcBorders>
-              <w:top w:val="nil"/>
-              <w:left w:val="nil"/>
-              <w:bottom w:val="single" w:sz="6" w:space="0" w:color="000000"/>
-              <w:right w:val="nil"/>
-            </w:tcBorders>
-          </w:tcPr>
-          <w:p>
-            <w:pPr>
-              <w:pStyle w:val="Compact"/>
-              <w:jc w:val="left"/>
-            </w:pPr>
-            <w:r>
-              <w:t xml:space="preserve">Day, channel</w:t>
-            </w:r>
-          </w:p>
-        </w:tc>
-        <w:tc>
-          <w:tcPr>
-            <w:tcW w:type="dxa" w:w="804"/>
-            <w:tcBorders>
-              <w:top w:val="nil"/>
-              <w:left w:val="nil"/>
-              <w:bottom w:val="single" w:sz="6" w:space="0" w:color="000000"/>
-              <w:right w:val="nil"/>
-            </w:tcBorders>
-          </w:tcPr>
-          <w:p>
-            <w:pPr>
-              <w:pStyle w:val="Compact"/>
-              <w:jc w:val="left"/>
-            </w:pPr>
-            <w:r>
-              <w:t xml:space="preserve">Runs</w:t>
-            </w:r>
-          </w:p>
-        </w:tc>
-        <w:tc>
-          <w:tcPr>
-            <w:tcW w:type="dxa" w:w="1755"/>
-            <w:tcBorders>
-              <w:top w:val="nil"/>
-              <w:left w:val="nil"/>
-              <w:bottom w:val="single" w:sz="6" w:space="0" w:color="000000"/>
-              <w:right w:val="nil"/>
-            </w:tcBorders>
-          </w:tcPr>
-          <w:p>
-            <w:pPr>
-              <w:pStyle w:val="Compact"/>
-              <w:jc w:val="left"/>
-            </w:pPr>
-            <m:oMath>
-              <m:r>
-                <m:t>C</m:t>
-              </m:r>
-            </m:oMath>
-            <w:r>
-              <w:t xml:space="preserve"> </w:t>
-            </w:r>
-            <w:r>
-              <w:t xml:space="preserve">(µε m/t), 95 % CI</w:t>
-            </w:r>
-          </w:p>
-        </w:tc>
-        <w:tc>
-          <w:tcPr>
-            <w:tcW w:type="dxa" w:w="1536"/>
-            <w:tcBorders>
-              <w:top w:val="nil"/>
-              <w:left w:val="nil"/>
-              <w:bottom w:val="single" w:sz="6" w:space="0" w:color="000000"/>
-              <w:right w:val="nil"/>
-            </w:tcBorders>
-          </w:tcPr>
-          <w:p>
-            <w:pPr>
-              <w:pStyle w:val="Compact"/>
-              <w:jc w:val="left"/>
-            </w:pPr>
-            <w:r>
-              <w:t xml:space="preserve">CV observed (%)</w:t>
-            </w:r>
-          </w:p>
-        </w:tc>
-        <w:tc>
-          <w:tcPr>
-            <w:tcW w:type="dxa" w:w="1389"/>
-            <w:tcBorders>
-              <w:top w:val="nil"/>
-              <w:left w:val="nil"/>
-              <w:bottom w:val="single" w:sz="6" w:space="0" w:color="000000"/>
-              <w:right w:val="nil"/>
-            </w:tcBorders>
-          </w:tcPr>
-          <w:p>
-            <w:pPr>
-              <w:pStyle w:val="Compact"/>
-              <w:jc w:val="left"/>
-            </w:pPr>
-            <w:r>
-              <w:t xml:space="preserve">CV expected (%)</w:t>
-            </w:r>
-          </w:p>
-        </w:tc>
-        <w:tc>
-          <w:tcPr>
-            <w:tcW w:type="dxa" w:w="950"/>
-            <w:tcBorders>
-              <w:top w:val="nil"/>
-              <w:left w:val="nil"/>
-              <w:bottom w:val="single" w:sz="6" w:space="0" w:color="000000"/>
-              <w:right w:val="nil"/>
-            </w:tcBorders>
-          </w:tcPr>
-          <w:p>
-            <w:pPr>
-              <w:pStyle w:val="Compact"/>
-              <w:jc w:val="left"/>
-            </w:pPr>
-            <w:r>
-              <w:t xml:space="preserve">χ² p</w:t>
-            </w:r>
-          </w:p>
-        </w:tc>
-      </w:tr>
-      <w:tr>
-        <w:tc>
-          <w:tcPr>
-            <w:tcW w:type="dxa" w:w="2633"/>
-          </w:tcPr>
-          <w:p>
-            <w:pPr>
-              <w:pStyle w:val="Compact"/>
-              <w:jc w:val="left"/>
-            </w:pPr>
-            <w:r>
-              <w:t xml:space="preserve">1, ch11 (best)</w:t>
-            </w:r>
-          </w:p>
-        </w:tc>
-        <w:tc>
-          <w:tcPr>
-            <w:tcW w:type="dxa" w:w="804"/>
-          </w:tcPr>
-          <w:p>
-            <w:pPr>
-              <w:pStyle w:val="Compact"/>
-              <w:jc w:val="left"/>
-            </w:pPr>
-            <w:r>
-              <w:t xml:space="preserve">7</w:t>
-            </w:r>
-          </w:p>
-        </w:tc>
-        <w:tc>
-          <w:tcPr>
-            <w:tcW w:type="dxa" w:w="1755"/>
-          </w:tcPr>
-          <w:p>
-            <w:pPr>
-              <w:pStyle w:val="Compact"/>
-              <w:jc w:val="left"/>
-            </w:pPr>
-            <w:r>
-              <w:t xml:space="preserve">−5.85 (−6.17, −5.53)</w:t>
-            </w:r>
-          </w:p>
-        </w:tc>
-        <w:tc>
-          <w:tcPr>
-            <w:tcW w:type="dxa" w:w="1536"/>
-          </w:tcPr>
-          <w:p>
-            <w:pPr>
-              <w:pStyle w:val="Compact"/>
-              <w:jc w:val="left"/>
-            </w:pPr>
-            <w:r>
-              <w:t xml:space="preserve">5.8</w:t>
-            </w:r>
-          </w:p>
-        </w:tc>
-        <w:tc>
-          <w:tcPr>
-            <w:tcW w:type="dxa" w:w="1389"/>
-          </w:tcPr>
-          <w:p>
-            <w:pPr>
-              <w:pStyle w:val="Compact"/>
-              <w:jc w:val="left"/>
-            </w:pPr>
-            <w:r>
-              <w:t xml:space="preserve">6.8</w:t>
-            </w:r>
-          </w:p>
-        </w:tc>
-        <w:tc>
-          <w:tcPr>
-            <w:tcW w:type="dxa" w:w="950"/>
-          </w:tcPr>
-          <w:p>
-            <w:pPr>
-              <w:pStyle w:val="Compact"/>
-              <w:jc w:val="left"/>
-            </w:pPr>
-            <w:r>
-              <w:t xml:space="preserve">0.60</w:t>
-            </w:r>
-          </w:p>
-        </w:tc>
-      </w:tr>
-      <w:tr>
-        <w:tc>
-          <w:tcPr>
-            <w:tcW w:type="dxa" w:w="2633"/>
-          </w:tcPr>
-          <w:p>
-            <w:pPr>
-              <w:pStyle w:val="Compact"/>
-              <w:jc w:val="left"/>
-            </w:pPr>
-            <w:r>
-              <w:t xml:space="preserve">1, gauge average (4 wheel-path gauges)</w:t>
-            </w:r>
-          </w:p>
-        </w:tc>
-        <w:tc>
-          <w:tcPr>
-            <w:tcW w:type="dxa" w:w="804"/>
-          </w:tcPr>
-          <w:p>
-            <w:pPr>
-              <w:pStyle w:val="Compact"/>
-              <w:jc w:val="left"/>
-            </w:pPr>
-            <w:r>
-              <w:t xml:space="preserve">7</w:t>
-            </w:r>
-          </w:p>
-        </w:tc>
-        <w:tc>
-          <w:tcPr>
-            <w:tcW w:type="dxa" w:w="1755"/>
-          </w:tcPr>
-          <w:p>
-            <w:pPr>
-              <w:pStyle w:val="Compact"/>
-              <w:jc w:val="left"/>
-            </w:pPr>
-            <w:r>
-              <w:t xml:space="preserve">−4.03 (−4.24, −3.82)</w:t>
-            </w:r>
-          </w:p>
-        </w:tc>
-        <w:tc>
-          <w:tcPr>
-            <w:tcW w:type="dxa" w:w="1536"/>
-          </w:tcPr>
-          <w:p>
-            <w:pPr>
-              <w:pStyle w:val="Compact"/>
-              <w:jc w:val="left"/>
-            </w:pPr>
-            <w:r>
-              <w:t xml:space="preserve">5.6</w:t>
-            </w:r>
-          </w:p>
-        </w:tc>
-        <w:tc>
-          <w:tcPr>
-            <w:tcW w:type="dxa" w:w="1389"/>
-          </w:tcPr>
-          <w:p>
-            <w:pPr>
-              <w:pStyle w:val="Compact"/>
-              <w:jc w:val="left"/>
-            </w:pPr>
-            <w:r>
-              <w:t xml:space="preserve">6.1</w:t>
-            </w:r>
-          </w:p>
-        </w:tc>
-        <w:tc>
-          <w:tcPr>
-            <w:tcW w:type="dxa" w:w="950"/>
-          </w:tcPr>
-          <w:p>
-            <w:pPr>
-              <w:pStyle w:val="Compact"/>
-              <w:jc w:val="left"/>
-            </w:pPr>
-            <w:r>
-              <w:t xml:space="preserve">0.53</w:t>
-            </w:r>
-          </w:p>
-        </w:tc>
-      </w:tr>
-      <w:tr>
-        <w:tc>
-          <w:tcPr>
-            <w:tcW w:type="dxa" w:w="2633"/>
-          </w:tcPr>
-          <w:p>
-            <w:pPr>
-              <w:pStyle w:val="Compact"/>
-              <w:jc w:val="left"/>
-            </w:pPr>
-            <w:r>
-              <w:t xml:space="preserve">1, ch1, ch2, ch8, ch9</w:t>
-            </w:r>
-          </w:p>
-        </w:tc>
-        <w:tc>
-          <w:tcPr>
-            <w:tcW w:type="dxa" w:w="804"/>
-          </w:tcPr>
-          <w:p>
-            <w:pPr>
-              <w:pStyle w:val="Compact"/>
-              <w:jc w:val="left"/>
-            </w:pPr>
-            <w:r>
-              <w:t xml:space="preserve">7</w:t>
-            </w:r>
-          </w:p>
-        </w:tc>
-        <w:tc>
-          <w:tcPr>
-            <w:tcW w:type="dxa" w:w="1755"/>
-          </w:tcPr>
-          <w:p>
-            <w:pPr>
-              <w:pStyle w:val="Compact"/>
-              <w:jc w:val="left"/>
-            </w:pPr>
-            <w:r>
-              <w:t xml:space="preserve">−1.49 to −2.38</w:t>
-            </w:r>
-          </w:p>
-        </w:tc>
-        <w:tc>
-          <w:tcPr>
-            <w:tcW w:type="dxa" w:w="1536"/>
-          </w:tcPr>
-          <w:p>
-            <w:pPr>
-              <w:pStyle w:val="Compact"/>
-              <w:jc w:val="left"/>
-            </w:pPr>
-            <w:r>
-              <w:t xml:space="preserve">17.2–19.1</w:t>
-            </w:r>
-          </w:p>
-        </w:tc>
-        <w:tc>
-          <w:tcPr>
-            <w:tcW w:type="dxa" w:w="1389"/>
-          </w:tcPr>
-          <w:p>
-            <w:pPr>
-              <w:pStyle w:val="Compact"/>
-              <w:jc w:val="left"/>
-            </w:pPr>
-            <w:r>
-              <w:t xml:space="preserve">7.8–11.0</w:t>
-            </w:r>
-          </w:p>
-        </w:tc>
-        <w:tc>
-          <w:tcPr>
-            <w:tcW w:type="dxa" w:w="950"/>
-          </w:tcPr>
-          <w:p>
-            <w:pPr>
-              <w:pStyle w:val="Compact"/>
-              <w:jc w:val="left"/>
-            </w:pPr>
-            <w:r>
-              <w:t xml:space="preserve">≤ 0.012</w:t>
-            </w:r>
-          </w:p>
-        </w:tc>
-      </w:tr>
-      <w:tr>
-        <w:tc>
-          <w:tcPr>
-            <w:tcW w:type="dxa" w:w="2633"/>
-          </w:tcPr>
-          <w:p>
-            <w:pPr>
-              <w:pStyle w:val="Compact"/>
-              <w:jc w:val="left"/>
-            </w:pPr>
-            <w:r>
-              <w:t xml:space="preserve">2, st36</w:t>
-            </w:r>
-          </w:p>
-        </w:tc>
-        <w:tc>
-          <w:tcPr>
-            <w:tcW w:type="dxa" w:w="804"/>
-          </w:tcPr>
-          <w:p>
-            <w:pPr>
-              <w:pStyle w:val="Compact"/>
-              <w:jc w:val="left"/>
-            </w:pPr>
-            <w:r>
-              <w:t xml:space="preserve">8</w:t>
-            </w:r>
-          </w:p>
-        </w:tc>
-        <w:tc>
-          <w:tcPr>
-            <w:tcW w:type="dxa" w:w="1755"/>
-          </w:tcPr>
-          <w:p>
-            <w:pPr>
-              <w:pStyle w:val="Compact"/>
-              <w:jc w:val="left"/>
-            </w:pPr>
-            <w:r>
-              <w:t xml:space="preserve">−5.97 (−6.57, −5.38)</w:t>
-            </w:r>
-          </w:p>
-        </w:tc>
-        <w:tc>
-          <w:tcPr>
-            <w:tcW w:type="dxa" w:w="1536"/>
-          </w:tcPr>
-          <w:p>
-            <w:pPr>
-              <w:pStyle w:val="Compact"/>
-              <w:jc w:val="left"/>
-            </w:pPr>
-            <w:r>
-              <w:t xml:space="preserve">12.0</w:t>
-            </w:r>
-          </w:p>
-        </w:tc>
-        <w:tc>
-          <w:tcPr>
-            <w:tcW w:type="dxa" w:w="1389"/>
-          </w:tcPr>
-          <w:p>
-            <w:pPr>
-              <w:pStyle w:val="Compact"/>
-              <w:jc w:val="left"/>
-            </w:pPr>
-            <w:r>
-              <w:t xml:space="preserve">16.5</w:t>
-            </w:r>
-          </w:p>
-        </w:tc>
-        <w:tc>
-          <w:tcPr>
-            <w:tcW w:type="dxa" w:w="950"/>
-          </w:tcPr>
-          <w:p>
-            <w:pPr>
-              <w:pStyle w:val="Compact"/>
-              <w:jc w:val="left"/>
-            </w:pPr>
-            <w:r>
-              <w:t xml:space="preserve">0.73</w:t>
-            </w:r>
-          </w:p>
-        </w:tc>
-      </w:tr>
-      <w:tr>
-        <w:tc>
-          <w:tcPr>
-            <w:tcW w:type="dxa" w:w="2633"/>
-          </w:tcPr>
-          <w:p>
-            <w:pPr>
-              <w:pStyle w:val="Compact"/>
-              <w:jc w:val="left"/>
-            </w:pPr>
-            <w:r>
-              <w:t xml:space="preserve">2, gauge average (4 gauges)</w:t>
-            </w:r>
-          </w:p>
-        </w:tc>
-        <w:tc>
-          <w:tcPr>
-            <w:tcW w:type="dxa" w:w="804"/>
-          </w:tcPr>
-          <w:p>
-            <w:pPr>
-              <w:pStyle w:val="Compact"/>
-              <w:jc w:val="left"/>
-            </w:pPr>
-            <w:r>
-              <w:t xml:space="preserve">8</w:t>
-            </w:r>
-          </w:p>
-        </w:tc>
-        <w:tc>
-          <w:tcPr>
-            <w:tcW w:type="dxa" w:w="1755"/>
-          </w:tcPr>
-          <w:p>
-            <w:pPr>
-              <w:pStyle w:val="Compact"/>
-              <w:jc w:val="left"/>
-            </w:pPr>
-            <w:r>
-              <w:t xml:space="preserve">−4.12 (−4.62, −3.63)</w:t>
-            </w:r>
-          </w:p>
-        </w:tc>
-        <w:tc>
-          <w:tcPr>
-            <w:tcW w:type="dxa" w:w="1536"/>
-          </w:tcPr>
-          <w:p>
-            <w:pPr>
-              <w:pStyle w:val="Compact"/>
-              <w:jc w:val="left"/>
-            </w:pPr>
-            <w:r>
-              <w:t xml:space="preserve">14.4</w:t>
-            </w:r>
-          </w:p>
-        </w:tc>
-        <w:tc>
-          <w:tcPr>
-            <w:tcW w:type="dxa" w:w="1389"/>
-          </w:tcPr>
-          <w:p>
-            <w:pPr>
-              <w:pStyle w:val="Compact"/>
-              <w:jc w:val="left"/>
-            </w:pPr>
-            <w:r>
-              <w:t xml:space="preserve">20.2</w:t>
-            </w:r>
-          </w:p>
-        </w:tc>
-        <w:tc>
-          <w:tcPr>
-            <w:tcW w:type="dxa" w:w="950"/>
-          </w:tcPr>
-          <w:p>
-            <w:pPr>
-              <w:pStyle w:val="Compact"/>
-              <w:jc w:val="left"/>
-            </w:pPr>
-            <w:r>
-              <w:t xml:space="preserve">0.79</w:t>
-            </w:r>
-          </w:p>
-        </w:tc>
-      </w:tr>
-      <w:tr>
-        <w:tc>
-          <w:tcPr>
-            <w:tcW w:type="dxa" w:w="2633"/>
-          </w:tcPr>
-          <w:p>
-            <w:pPr>
-              <w:pStyle w:val="Compact"/>
-              <w:jc w:val="left"/>
-            </w:pPr>
-            <w:r>
-              <w:t xml:space="preserve">2, lane B, average</w:t>
-            </w:r>
-          </w:p>
-        </w:tc>
-        <w:tc>
-          <w:tcPr>
-            <w:tcW w:type="dxa" w:w="804"/>
-          </w:tcPr>
-          <w:p>
-            <w:pPr>
-              <w:pStyle w:val="Compact"/>
-              <w:jc w:val="left"/>
-            </w:pPr>
-            <w:r>
-              <w:t xml:space="preserve">8</w:t>
-            </w:r>
-          </w:p>
-        </w:tc>
-        <w:tc>
-          <w:tcPr>
-            <w:tcW w:type="dxa" w:w="1755"/>
-          </w:tcPr>
-          <w:p>
-            <w:pPr>
-              <w:pStyle w:val="Compact"/>
-              <w:jc w:val="left"/>
-            </w:pPr>
-            <w:r>
-              <w:t xml:space="preserve">−3.27 (−4.19, −2.35)</w:t>
-            </w:r>
-          </w:p>
-        </w:tc>
-        <w:tc>
-          <w:tcPr>
-            <w:tcW w:type="dxa" w:w="1536"/>
-          </w:tcPr>
-          <w:p>
-            <w:pPr>
-              <w:pStyle w:val="Compact"/>
-              <w:jc w:val="left"/>
-            </w:pPr>
-            <w:r>
-              <w:t xml:space="preserve">33.7</w:t>
-            </w:r>
-          </w:p>
-        </w:tc>
-        <w:tc>
-          <w:tcPr>
-            <w:tcW w:type="dxa" w:w="1389"/>
-          </w:tcPr>
-          <w:p>
-            <w:pPr>
-              <w:pStyle w:val="Compact"/>
-              <w:jc w:val="left"/>
-            </w:pPr>
-            <w:r>
-              <w:t xml:space="preserve">23.2</w:t>
-            </w:r>
-          </w:p>
-        </w:tc>
-        <w:tc>
-          <w:tcPr>
-            <w:tcW w:type="dxa" w:w="950"/>
-          </w:tcPr>
-          <w:p>
-            <w:pPr>
-              <w:pStyle w:val="Compact"/>
-              <w:jc w:val="left"/>
-            </w:pPr>
-            <w:r>
-              <w:t xml:space="preserve">0.027</w:t>
-            </w:r>
-          </w:p>
-        </w:tc>
-      </w:tr>
-    </w:tbl>
-    <w:p>
-      <w:pPr>
-        <w:pStyle w:val="BodyText"/>
-      </w:pPr>
-      <w:r>
-        <w:t xml:space="preserve">On day 1 only one gauge, ch11, shows that the two trucks give the same constant within ±10 %. For the average of the four wheel-path gauges the smallest margin that can be shown is ±11.8 % (Table 4).</w:t>
+        <w:t xml:space="preserve">On day 2, the ratio of the gauge-average constants of the 5-axle and the 3-axle truck is 0.98 (95 % CI 0.70–1.37; Fig. 6b). The result is consistent with Eq. (2), but with eight runs it cannot exclude differences of up to about 27 %. It is therefore a coarse check of linearity and processing, not a sharp test of the identity. No speed effect was resolved.</w:t>
       </w:r>
     </w:p>
     <w:p>
@@ -15095,375 +14390,7 @@
         <w:pStyle w:val="BodyText"/>
       </w:pPr>
       <w:r>
-        <w:rPr>
-          <w:bCs/>
-          <w:b/>
-        </w:rPr>
-        <w:t xml:space="preserve">Table 4.</w:t>
-      </w:r>
-      <w:r>
-        <w:t xml:space="preserve"> </w:t>
-      </w:r>
-      <w:r>
-        <w:t xml:space="preserve">Ratio of the integral constants of two trucks, lane A unless stated. Day 1: second to first truck, both 3-axle; day 2: 5-axle to 3-axle truck. Equivalence by two one-sided tests (TOST) at the 5 % level: the 90 % CI of the ratio lies inside the stated margin (for ch11, 0.904–1.098), so a 95 % CI can extend beyond a margin that is shown.</w:t>
-      </w:r>
-    </w:p>
-    <w:tbl>
-      <w:tblPr>
-        <w:tblStyle w:val="Table"/>
-        <w:tblW w:type="pct" w:w="5000"/>
-        <w:tblLook w:firstRow="1" w:lastRow="0" w:firstColumn="0" w:lastColumn="0" w:noHBand="0" w:noVBand="0" w:val="0020"/>
-        <w:jc w:val="start"/>
-        <w:tblBorders>
-          <w:top w:val="single" w:sz="8" w:space="0" w:color="000000"/>
-          <w:left w:val="nil"/>
-          <w:bottom w:val="single" w:sz="8" w:space="0" w:color="000000"/>
-          <w:right w:val="nil"/>
-          <w:insideH w:val="nil"/>
-          <w:insideV w:val="nil"/>
-        </w:tblBorders>
-      </w:tblPr>
-      <w:tblGrid>
-        <w:gridCol w:w="3232"/>
-        <w:gridCol w:w="2604"/>
-        <w:gridCol w:w="3232"/>
-      </w:tblGrid>
-      <w:tr>
-        <w:trPr>
-          <w:tblHeader w:val="true"/>
-        </w:trPr>
-        <w:tc>
-          <w:tcPr>
-            <w:tcW w:type="dxa" w:w="3232"/>
-            <w:tcBorders>
-              <w:top w:val="nil"/>
-              <w:left w:val="nil"/>
-              <w:bottom w:val="single" w:sz="6" w:space="0" w:color="000000"/>
-              <w:right w:val="nil"/>
-            </w:tcBorders>
-          </w:tcPr>
-          <w:p>
-            <w:pPr>
-              <w:pStyle w:val="Compact"/>
-              <w:jc w:val="left"/>
-            </w:pPr>
-            <w:r>
-              <w:t xml:space="preserve">Day, channel</w:t>
-            </w:r>
-          </w:p>
-        </w:tc>
-        <w:tc>
-          <w:tcPr>
-            <w:tcW w:type="dxa" w:w="2604"/>
-            <w:tcBorders>
-              <w:top w:val="nil"/>
-              <w:left w:val="nil"/>
-              <w:bottom w:val="single" w:sz="6" w:space="0" w:color="000000"/>
-              <w:right w:val="nil"/>
-            </w:tcBorders>
-          </w:tcPr>
-          <w:p>
-            <w:pPr>
-              <w:pStyle w:val="Compact"/>
-              <w:jc w:val="left"/>
-            </w:pPr>
-            <w:r>
-              <w:t xml:space="preserve">Ratio (95 % CI)</w:t>
-            </w:r>
-          </w:p>
-        </w:tc>
-        <w:tc>
-          <w:tcPr>
-            <w:tcW w:type="dxa" w:w="3232"/>
-            <w:tcBorders>
-              <w:top w:val="nil"/>
-              <w:left w:val="nil"/>
-              <w:bottom w:val="single" w:sz="6" w:space="0" w:color="000000"/>
-              <w:right w:val="nil"/>
-            </w:tcBorders>
-          </w:tcPr>
-          <w:p>
-            <w:pPr>
-              <w:pStyle w:val="Compact"/>
-              <w:jc w:val="left"/>
-            </w:pPr>
-            <w:r>
-              <w:t xml:space="preserve">Equivalence</w:t>
-            </w:r>
-          </w:p>
-        </w:tc>
-      </w:tr>
-      <w:tr>
-        <w:tc>
-          <w:tcPr>
-            <w:tcW w:type="dxa" w:w="3232"/>
-          </w:tcPr>
-          <w:p>
-            <w:pPr>
-              <w:pStyle w:val="Compact"/>
-              <w:jc w:val="left"/>
-            </w:pPr>
-            <w:r>
-              <w:t xml:space="preserve">1, ch11 (best)</w:t>
-            </w:r>
-          </w:p>
-        </w:tc>
-        <w:tc>
-          <w:tcPr>
-            <w:tcW w:type="dxa" w:w="2604"/>
-          </w:tcPr>
-          <w:p>
-            <w:pPr>
-              <w:pStyle w:val="Compact"/>
-              <w:jc w:val="left"/>
-            </w:pPr>
-            <w:r>
-              <w:t xml:space="preserve">0.996 (0.874–1.136)</w:t>
-            </w:r>
-          </w:p>
-        </w:tc>
-        <w:tc>
-          <w:tcPr>
-            <w:tcW w:type="dxa" w:w="3232"/>
-          </w:tcPr>
-          <w:p>
-            <w:pPr>
-              <w:pStyle w:val="Compact"/>
-              <w:jc w:val="left"/>
-            </w:pPr>
-            <w:r>
-              <w:t xml:space="preserve">shown within ±10 %</w:t>
-            </w:r>
-          </w:p>
-        </w:tc>
-      </w:tr>
-      <w:tr>
-        <w:tc>
-          <w:tcPr>
-            <w:tcW w:type="dxa" w:w="3232"/>
-          </w:tcPr>
-          <w:p>
-            <w:pPr>
-              <w:pStyle w:val="Compact"/>
-              <w:jc w:val="left"/>
-            </w:pPr>
-            <w:r>
-              <w:t xml:space="preserve">1, gauge average (4 wheel-path gauges)</w:t>
-            </w:r>
-          </w:p>
-        </w:tc>
-        <w:tc>
-          <w:tcPr>
-            <w:tcW w:type="dxa" w:w="2604"/>
-          </w:tcPr>
-          <w:p>
-            <w:pPr>
-              <w:pStyle w:val="Compact"/>
-              <w:jc w:val="left"/>
-            </w:pPr>
-            <w:r>
-              <w:t xml:space="preserve">0.955 (0.863–1.057)</w:t>
-            </w:r>
-          </w:p>
-        </w:tc>
-        <w:tc>
-          <w:tcPr>
-            <w:tcW w:type="dxa" w:w="3232"/>
-          </w:tcPr>
-          <w:p>
-            <w:pPr>
-              <w:pStyle w:val="Compact"/>
-              <w:jc w:val="left"/>
-            </w:pPr>
-            <w:r>
-              <w:t xml:space="preserve">shown only within ±11.8 %</w:t>
-            </w:r>
-          </w:p>
-        </w:tc>
-      </w:tr>
-      <w:tr>
-        <w:tc>
-          <w:tcPr>
-            <w:tcW w:type="dxa" w:w="3232"/>
-          </w:tcPr>
-          <w:p>
-            <w:pPr>
-              <w:pStyle w:val="Compact"/>
-              <w:jc w:val="left"/>
-            </w:pPr>
-            <w:r>
-              <w:t xml:space="preserve">1, ch1, ch2, ch8, ch9</w:t>
-            </w:r>
-          </w:p>
-        </w:tc>
-        <w:tc>
-          <w:tcPr>
-            <w:tcW w:type="dxa" w:w="2604"/>
-          </w:tcPr>
-          <w:p>
-            <w:pPr>
-              <w:pStyle w:val="Compact"/>
-              <w:jc w:val="left"/>
-            </w:pPr>
-            <w:r>
-              <w:t xml:space="preserve">0.740–0.783</w:t>
-            </w:r>
-          </w:p>
-        </w:tc>
-        <w:tc>
-          <w:tcPr>
-            <w:tcW w:type="dxa" w:w="3232"/>
-          </w:tcPr>
-          <w:p>
-            <w:pPr>
-              <w:pStyle w:val="Compact"/>
-              <w:jc w:val="left"/>
-            </w:pPr>
-            <w:r>
-              <w:t xml:space="preserve">invariance rejected (CIs exclude 1)</w:t>
-            </w:r>
-          </w:p>
-        </w:tc>
-      </w:tr>
-      <w:tr>
-        <w:tc>
-          <w:tcPr>
-            <w:tcW w:type="dxa" w:w="3232"/>
-          </w:tcPr>
-          <w:p>
-            <w:pPr>
-              <w:pStyle w:val="Compact"/>
-              <w:jc w:val="left"/>
-            </w:pPr>
-            <w:r>
-              <w:t xml:space="preserve">2, st36</w:t>
-            </w:r>
-          </w:p>
-        </w:tc>
-        <w:tc>
-          <w:tcPr>
-            <w:tcW w:type="dxa" w:w="2604"/>
-          </w:tcPr>
-          <w:p>
-            <w:pPr>
-              <w:pStyle w:val="Compact"/>
-              <w:jc w:val="left"/>
-            </w:pPr>
-            <w:r>
-              <w:t xml:space="preserve">1.005 (0.735–1.375)</w:t>
-            </w:r>
-          </w:p>
-        </w:tc>
-        <w:tc>
-          <w:tcPr>
-            <w:tcW w:type="dxa" w:w="3232"/>
-          </w:tcPr>
-          <w:p>
-            <w:pPr>
-              <w:pStyle w:val="Compact"/>
-              <w:jc w:val="left"/>
-            </w:pPr>
-            <w:r>
-              <w:t xml:space="preserve">not shown</w:t>
-            </w:r>
-          </w:p>
-        </w:tc>
-      </w:tr>
-      <w:tr>
-        <w:tc>
-          <w:tcPr>
-            <w:tcW w:type="dxa" w:w="3232"/>
-          </w:tcPr>
-          <w:p>
-            <w:pPr>
-              <w:pStyle w:val="Compact"/>
-              <w:jc w:val="left"/>
-            </w:pPr>
-            <w:r>
-              <w:t xml:space="preserve">2, gauge average (4 gauges)</w:t>
-            </w:r>
-          </w:p>
-        </w:tc>
-        <w:tc>
-          <w:tcPr>
-            <w:tcW w:type="dxa" w:w="2604"/>
-          </w:tcPr>
-          <w:p>
-            <w:pPr>
-              <w:pStyle w:val="Compact"/>
-              <w:jc w:val="left"/>
-            </w:pPr>
-            <w:r>
-              <w:t xml:space="preserve">0.978 (0.697–1.374)</w:t>
-            </w:r>
-          </w:p>
-        </w:tc>
-        <w:tc>
-          <w:tcPr>
-            <w:tcW w:type="dxa" w:w="3232"/>
-          </w:tcPr>
-          <w:p>
-            <w:pPr>
-              <w:pStyle w:val="Compact"/>
-              <w:jc w:val="left"/>
-            </w:pPr>
-            <w:r>
-              <w:t xml:space="preserve">shown only within ±26.7 %</w:t>
-            </w:r>
-          </w:p>
-        </w:tc>
-      </w:tr>
-      <w:tr>
-        <w:tc>
-          <w:tcPr>
-            <w:tcW w:type="dxa" w:w="3232"/>
-          </w:tcPr>
-          <w:p>
-            <w:pPr>
-              <w:pStyle w:val="Compact"/>
-              <w:jc w:val="left"/>
-            </w:pPr>
-            <w:r>
-              <w:t xml:space="preserve">2, lane B, average</w:t>
-            </w:r>
-          </w:p>
-        </w:tc>
-        <w:tc>
-          <w:tcPr>
-            <w:tcW w:type="dxa" w:w="2604"/>
-          </w:tcPr>
-          <w:p>
-            <w:pPr>
-              <w:pStyle w:val="Compact"/>
-              <w:jc w:val="left"/>
-            </w:pPr>
-            <w:r>
-              <w:t xml:space="preserve">0.749 (0.440–1.276)</w:t>
-            </w:r>
-          </w:p>
-        </w:tc>
-        <w:tc>
-          <w:tcPr>
-            <w:tcW w:type="dxa" w:w="3232"/>
-          </w:tcPr>
-          <w:p>
-            <w:pPr>
-              <w:pStyle w:val="Compact"/>
-              <w:jc w:val="left"/>
-            </w:pPr>
-            <w:r>
-              <w:t xml:space="preserve">– (constants fail the χ² test, Table 3)</w:t>
-            </w:r>
-          </w:p>
-        </w:tc>
-      </w:tr>
-    </w:tbl>
-    <w:p>
-      <w:pPr>
-        <w:pStyle w:val="BodyText"/>
-      </w:pPr>
-      <w:r>
-        <w:t xml:space="preserve">On day 2 the constant does not depend detectably on the axle configuration, but the test is coarse. The ratio of the gauge-average constants of the 5-axle and the 3-axle truck is 0.98 (95 % CI 0.70–1.37). The result is consistent with Eq. (2), but with eight runs it cannot exclude differences of up to about 27 %. It is therefore a coarse check of linearity and processing, not a sharp test of the identity. In lane B the constants fail the χ² test (Table 3).</w:t>
+        <w:t xml:space="preserve">Each lane needs its own constant. For the gauge average, return trips in lane B gave constants 0.79 times those of lane A (95 % CI 0.59–1.00), as also found on another continuous girder [40]. The two in-line two-truck runs gave 0.92 of the summed single-truck predictions, consistent with superposition.</w:t>
       </w:r>
     </w:p>
     <w:p>
@@ -15471,7 +14398,7 @@
         <w:pStyle w:val="BodyText"/>
       </w:pPr>
       <w:r>
-        <w:t xml:space="preserve">On day 1, speed and truck are almost perfectly confounded, with a correlation of 0.98. The first truck ran at 10.4–12.8 m/s and the second at 19.1–19.8 m/s. The 22–26 % difference of the gauges without axle spikes may reflect a different transverse wheel path, local deck action or speed; the data cannot separate them.</w:t>
+        <w:t xml:space="preserve">Each deck gauge also needs its own constant. On day 1 the constant of ch11 is 3.9 times that of ch8, although the two gauges are within 6 m of each other and a one-dimensional beam model predicts nearly equal constants. The ratio of the st36 and st40 constants also changes with the lane, so gauge-factor spread is an unlikely cause; the deck-soffit gauges respond to slab bending and shear lag as well as to girder bending. The constant must therefore come from a weighed reference vehicle or a three-dimensional model, and a beam-model BPM would fail.</w:t>
       </w:r>
     </w:p>
     <w:p>
@@ -15479,7 +14406,7 @@
         <w:pStyle w:val="BodyText"/>
       </w:pPr>
       <w:r>
-        <w:t xml:space="preserve">On day 2 speed and truck are not confounded (13–28 m/s). No speed effect was resolved, but the confidence interval of the slope is too wide to call the constant speed-independent (Section 6; Supplementary Fig. S2).</w:t>
+        <w:t xml:space="preserve">A beam model of the girder nevertheless explains two global features. The gauges are not blind: the zeros of the uniform-load moment diagram in span 2 lie about 35 m from them. The whole 605 m crossing must be integrated, because span 2 contributes about 170 % of the net integral and the adjacent spans cancel the excess.</w:t>
       </w:r>
     </w:p>
     <w:bookmarkEnd w:id="31"/>
@@ -15497,7 +14424,21 @@
         <w:pStyle w:val="FirstParagraph"/>
       </w:pPr>
       <w:r>
-        <w:t xml:space="preserve">Combining gauges did not help on these records: on day 2 GLS was significantly worse than the gauge average. To test Section 2.4, the covariance of the integrated noise was measured from vehicle-free windows of crossing length (Table 5). On day 2 the four channels are strongly common-mode, with a mean correlation of 0.92, but their noise amplitudes are unequal (13.7–32.8 µε m at the median speed). On day 1 the mean correlation is only 0.42 (Supplementary Fig. S1).</w:t>
+        <w:t xml:space="preserve">Combining gauges did not help on these records. Four kinds of estimator were compared by leave-one-run-out cross-validation: single gauges, the gauge average, GLS (Eq. 13) and the zero-sum estimator (Eq. 14). In each fold the constants were calibrated without the test run, and</w:t>
+      </w:r>
+      <w:r>
+        <w:t xml:space="preserve"> </w:t>
+      </w:r>
+      <m:oMath>
+        <m:r>
+          <m:t>Σ</m:t>
+        </m:r>
+      </m:oMath>
+      <w:r>
+        <w:t xml:space="preserve"> </w:t>
+      </w:r>
+      <w:r>
+        <w:t xml:space="preserve">was estimated from vehicle-free windows only (Table 3, Fig. 7).</w:t>
       </w:r>
     </w:p>
     <w:p>
@@ -15509,13 +14450,13 @@
           <w:bCs/>
           <w:b/>
         </w:rPr>
-        <w:t xml:space="preserve">Table 5.</w:t>
-      </w:r>
-      <w:r>
-        <w:t xml:space="preserve"> </w:t>
-      </w:r>
-      <w:r>
-        <w:t xml:space="preserve">Correlation between gauges of the integrated strain: means over gauge pairs, with 95 % bootstrap CIs in brackets. Vehicle-free windows: 1227 on day 2 and 3405 on day 1. Crossing residual: deviation of a crossing’s integral from its calibrated value. –: not computed.</w:t>
+        <w:t xml:space="preserve">Table 3.</w:t>
+      </w:r>
+      <w:r>
+        <w:t xml:space="preserve"> </w:t>
+      </w:r>
+      <w:r>
+        <w:t xml:space="preserve">Mean absolute error of the gross weight (% of GVW), leave-one-run-out, with 95 % bootstrap CIs over the test runs (n = 8 on day 2, n = 7 on day 1). Leave-one-truck-out and in-sample results are in the Supplementary Material.</w:t>
       </w:r>
     </w:p>
     <w:tbl>
@@ -15558,7 +14499,7 @@
               <w:jc w:val="left"/>
             </w:pPr>
             <w:r>
-              <w:t xml:space="preserve">Correlation of</w:t>
+              <w:t xml:space="preserve">Estimator</w:t>
             </w:r>
           </w:p>
         </w:tc>
@@ -15614,7 +14555,7 @@
               <w:jc w:val="left"/>
             </w:pPr>
             <w:r>
-              <w:t xml:space="preserve">vehicle-free noise, non-overlapping windows</w:t>
+              <w:t xml:space="preserve">Best single gauge (chosen after the fact)</w:t>
             </w:r>
           </w:p>
         </w:tc>
@@ -15628,7 +14569,7 @@
               <w:jc w:val="left"/>
             </w:pPr>
             <w:r>
-              <w:t xml:space="preserve">0.92 (0.83–0.96)</w:t>
+              <w:t xml:space="preserve">8.4 (2.9–15.3)</w:t>
             </w:r>
           </w:p>
         </w:tc>
@@ -15642,7 +14583,7 @@
               <w:jc w:val="left"/>
             </w:pPr>
             <w:r>
-              <w:t xml:space="preserve">0.42 (0.26–0.54)</w:t>
+              <w:t xml:space="preserve">4.8 (1.8–7.9)</w:t>
             </w:r>
           </w:p>
         </w:tc>
@@ -15658,7 +14599,7 @@
               <w:jc w:val="left"/>
             </w:pPr>
             <w:r>
-              <w:t xml:space="preserve">vehicle-free noise, window length of each crossing</w:t>
+              <w:t xml:space="preserve">Worst single gauge</w:t>
             </w:r>
           </w:p>
         </w:tc>
@@ -15672,7 +14613,7 @@
               <w:jc w:val="left"/>
             </w:pPr>
             <w:r>
-              <w:t xml:space="preserve">0.90</w:t>
+              <w:t xml:space="preserve">27.9 (12.9–44.5)</w:t>
             </w:r>
           </w:p>
         </w:tc>
@@ -15686,7 +14627,7 @@
               <w:jc w:val="left"/>
             </w:pPr>
             <w:r>
-              <w:t xml:space="preserve">–</w:t>
+              <w:t xml:space="preserve">17.6 (11.0–23.4)</w:t>
             </w:r>
           </w:p>
         </w:tc>
@@ -15702,7 +14643,7 @@
               <w:jc w:val="left"/>
             </w:pPr>
             <w:r>
-              <w:t xml:space="preserve">crossing residuals</w:t>
+              <w:t xml:space="preserve">Gauge average</w:t>
             </w:r>
           </w:p>
         </w:tc>
@@ -15716,7 +14657,7 @@
               <w:jc w:val="left"/>
             </w:pPr>
             <w:r>
-              <w:t xml:space="preserve">0.63</w:t>
+              <w:t xml:space="preserve">11.9 (6.0–18.6)</w:t>
             </w:r>
           </w:p>
         </w:tc>
@@ -15730,7 +14671,7 @@
               <w:jc w:val="left"/>
             </w:pPr>
             <w:r>
-              <w:t xml:space="preserve">–</w:t>
+              <w:t xml:space="preserve">5.3 (2.5–7.8)</w:t>
             </w:r>
           </w:p>
         </w:tc>
@@ -15746,8 +14687,16 @@
               <w:jc w:val="left"/>
             </w:pPr>
             <w:r>
-              <w:t xml:space="preserve">crossing residuals, st40 with its neighbours</w:t>
-            </w:r>
+              <w:t xml:space="preserve">GLS, diagonal</w:t>
+            </w:r>
+            <w:r>
+              <w:t xml:space="preserve"> </w:t>
+            </w:r>
+            <m:oMath>
+              <m:r>
+                <m:t>Σ</m:t>
+              </m:r>
+            </m:oMath>
           </w:p>
         </w:tc>
         <w:tc>
@@ -15760,7 +14709,7 @@
               <w:jc w:val="left"/>
             </w:pPr>
             <w:r>
-              <w:t xml:space="preserve">0.30–0.37</w:t>
+              <w:t xml:space="preserve">11.4 (6.0–18.0)</w:t>
             </w:r>
           </w:p>
         </w:tc>
@@ -15774,7 +14723,213 @@
               <w:jc w:val="left"/>
             </w:pPr>
             <w:r>
-              <w:t xml:space="preserve">–</w:t>
+              <w:t xml:space="preserve">5.3 (2.5–8.0)</w:t>
+            </w:r>
+          </w:p>
+        </w:tc>
+      </w:tr>
+      <w:tr>
+        <w:tc>
+          <w:tcPr>
+            <w:tcW w:type="dxa" w:w="3796"/>
+          </w:tcPr>
+          <w:p>
+            <w:pPr>
+              <w:pStyle w:val="Compact"/>
+              <w:jc w:val="left"/>
+            </w:pPr>
+            <w:r>
+              <w:t xml:space="preserve">GLS, measured</w:t>
+            </w:r>
+            <w:r>
+              <w:t xml:space="preserve"> </w:t>
+            </w:r>
+            <m:oMath>
+              <m:r>
+                <m:t>Σ</m:t>
+              </m:r>
+            </m:oMath>
+          </w:p>
+        </w:tc>
+        <w:tc>
+          <w:tcPr>
+            <w:tcW w:type="dxa" w:w="2636"/>
+          </w:tcPr>
+          <w:p>
+            <w:pPr>
+              <w:pStyle w:val="Compact"/>
+              <w:jc w:val="left"/>
+            </w:pPr>
+            <w:r>
+              <w:t xml:space="preserve">20.4 (12.3–28.8)</w:t>
+            </w:r>
+          </w:p>
+        </w:tc>
+        <w:tc>
+          <w:tcPr>
+            <w:tcW w:type="dxa" w:w="2636"/>
+          </w:tcPr>
+          <w:p>
+            <w:pPr>
+              <w:pStyle w:val="Compact"/>
+              <w:jc w:val="left"/>
+            </w:pPr>
+            <w:r>
+              <w:t xml:space="preserve">5.8 (3.5–8.1)</w:t>
+            </w:r>
+          </w:p>
+        </w:tc>
+      </w:tr>
+      <w:tr>
+        <w:tc>
+          <w:tcPr>
+            <w:tcW w:type="dxa" w:w="3796"/>
+          </w:tcPr>
+          <w:p>
+            <w:pPr>
+              <w:pStyle w:val="Compact"/>
+              <w:jc w:val="left"/>
+            </w:pPr>
+            <w:r>
+              <w:t xml:space="preserve">Zero-sum, measured</w:t>
+            </w:r>
+            <w:r>
+              <w:t xml:space="preserve"> </w:t>
+            </w:r>
+            <m:oMath>
+              <m:r>
+                <m:t>Σ</m:t>
+              </m:r>
+            </m:oMath>
+          </w:p>
+        </w:tc>
+        <w:tc>
+          <w:tcPr>
+            <w:tcW w:type="dxa" w:w="2636"/>
+          </w:tcPr>
+          <w:p>
+            <w:pPr>
+              <w:pStyle w:val="Compact"/>
+              <w:jc w:val="left"/>
+            </w:pPr>
+            <w:r>
+              <w:t xml:space="preserve">20.3 (12.4–28.6)</w:t>
+            </w:r>
+          </w:p>
+        </w:tc>
+        <w:tc>
+          <w:tcPr>
+            <w:tcW w:type="dxa" w:w="2636"/>
+          </w:tcPr>
+          <w:p>
+            <w:pPr>
+              <w:pStyle w:val="Compact"/>
+              <w:jc w:val="left"/>
+            </w:pPr>
+            <w:r>
+              <w:t xml:space="preserve">6.0 (2.9–9.3)</w:t>
+            </w:r>
+          </w:p>
+        </w:tc>
+      </w:tr>
+      <w:tr>
+        <w:tc>
+          <w:tcPr>
+            <w:tcW w:type="dxa" w:w="3796"/>
+          </w:tcPr>
+          <w:p>
+            <w:pPr>
+              <w:pStyle w:val="Compact"/>
+              <w:jc w:val="left"/>
+            </w:pPr>
+            <w:r>
+              <w:t xml:space="preserve">Zero-sum,</w:t>
+            </w:r>
+            <w:r>
+              <w:t xml:space="preserve"> </w:t>
+            </w:r>
+            <m:oMath>
+              <m:r>
+                <m:t>Σ</m:t>
+              </m:r>
+            </m:oMath>
+            <w:r>
+              <w:t xml:space="preserve"> </w:t>
+            </w:r>
+            <w:r>
+              <w:t xml:space="preserve">= identity matrix</w:t>
+            </w:r>
+          </w:p>
+        </w:tc>
+        <w:tc>
+          <w:tcPr>
+            <w:tcW w:type="dxa" w:w="2636"/>
+          </w:tcPr>
+          <w:p>
+            <w:pPr>
+              <w:pStyle w:val="Compact"/>
+              <w:jc w:val="left"/>
+            </w:pPr>
+            <w:r>
+              <w:t xml:space="preserve">12.3 (6.1–20.2)</w:t>
+            </w:r>
+          </w:p>
+        </w:tc>
+        <w:tc>
+          <w:tcPr>
+            <w:tcW w:type="dxa" w:w="2636"/>
+          </w:tcPr>
+          <w:p>
+            <w:pPr>
+              <w:pStyle w:val="Compact"/>
+              <w:jc w:val="left"/>
+            </w:pPr>
+            <w:r>
+              <w:t xml:space="preserve">13.0 (7.1–19.0)</w:t>
+            </w:r>
+          </w:p>
+        </w:tc>
+      </w:tr>
+      <w:tr>
+        <w:tc>
+          <w:tcPr>
+            <w:tcW w:type="dxa" w:w="3796"/>
+          </w:tcPr>
+          <w:p>
+            <w:pPr>
+              <w:pStyle w:val="Compact"/>
+              <w:jc w:val="left"/>
+            </w:pPr>
+            <w:r>
+              <w:t xml:space="preserve">Mean weight of the calibration runs</w:t>
+            </w:r>
+          </w:p>
+        </w:tc>
+        <w:tc>
+          <w:tcPr>
+            <w:tcW w:type="dxa" w:w="2636"/>
+          </w:tcPr>
+          <w:p>
+            <w:pPr>
+              <w:pStyle w:val="Compact"/>
+              <w:jc w:val="left"/>
+            </w:pPr>
+            <w:r>
+              <w:t xml:space="preserve">2.0 (1.9–2.0)</w:t>
+            </w:r>
+          </w:p>
+        </w:tc>
+        <w:tc>
+          <w:tcPr>
+            <w:tcW w:type="dxa" w:w="2636"/>
+          </w:tcPr>
+          <w:p>
+            <w:pPr>
+              <w:pStyle w:val="Compact"/>
+              <w:jc w:val="left"/>
+            </w:pPr>
+            <w:r>
+              <w:t xml:space="preserve">2.2 (1.1–3.5)</w:t>
             </w:r>
           </w:p>
         </w:tc>
@@ -15785,21 +14940,7 @@
         <w:pStyle w:val="BodyText"/>
       </w:pPr>
       <w:r>
-        <w:t xml:space="preserve">Four kinds of estimator were compared by leave-one-run-out cross-validation: single gauges, the gauge average, GLS (Eq. 13) and the zero-sum estimator (Eq. 14). In each fold the constants were calibrated without the test run, and</w:t>
-      </w:r>
-      <w:r>
-        <w:t xml:space="preserve"> </w:t>
-      </w:r>
-      <m:oMath>
-        <m:r>
-          <m:t>Σ</m:t>
-        </m:r>
-      </m:oMath>
-      <w:r>
-        <w:t xml:space="preserve"> </w:t>
-      </w:r>
-      <w:r>
-        <w:t xml:space="preserve">was estimated from vehicle-free windows only. Leave-one-truck-out (LOTO) results, calibrated on one truck and tested on the other, are given as well (Table 6, Fig. 7).</w:t>
+        <w:t xml:space="preserve">On day 2, GLS with the measured covariance was worse than the gauge average: 20.4 % against 11.9 % MAE. The paired difference is +8.5 points (95 % CI +2.3 to +15.1), so GLS and the zero-sum estimator are both significantly worse than the average. On day 1 the estimators cannot be told apart, and on both days every estimator is worse than the mean-weight predictor.</w:t>
       </w:r>
     </w:p>
     <w:p>
@@ -15807,767 +14948,7 @@
         <w:pStyle w:val="BodyText"/>
       </w:pPr>
       <w:r>
-        <w:rPr>
-          <w:bCs/>
-          <w:b/>
-        </w:rPr>
-        <w:t xml:space="preserve">Table 6.</w:t>
-      </w:r>
-      <w:r>
-        <w:t xml:space="preserve"> </w:t>
-      </w:r>
-      <w:r>
-        <w:t xml:space="preserve">Mean absolute error of the gross weight (% of GVW), out of sample, with 95 % bootstrap CIs over the test runs (n = 8 on day 2, n = 7 on day 1). LOTO: calibrated on one truck, tested on the other.</w:t>
-      </w:r>
-    </w:p>
-    <w:tbl>
-      <w:tblPr>
-        <w:tblStyle w:val="Table"/>
-        <w:tblW w:type="pct" w:w="5000"/>
-        <w:tblLook w:firstRow="1" w:lastRow="0" w:firstColumn="0" w:lastColumn="0" w:noHBand="0" w:noVBand="0" w:val="0020"/>
-        <w:jc w:val="start"/>
-        <w:tblBorders>
-          <w:top w:val="single" w:sz="8" w:space="0" w:color="000000"/>
-          <w:left w:val="nil"/>
-          <w:bottom w:val="single" w:sz="8" w:space="0" w:color="000000"/>
-          <w:right w:val="nil"/>
-          <w:insideH w:val="nil"/>
-          <w:insideV w:val="nil"/>
-        </w:tblBorders>
-      </w:tblPr>
-      <w:tblGrid>
-        <w:gridCol w:w="2292"/>
-        <w:gridCol w:w="2356"/>
-        <w:gridCol w:w="840"/>
-        <w:gridCol w:w="1592"/>
-        <w:gridCol w:w="1987"/>
-      </w:tblGrid>
-      <w:tr>
-        <w:trPr>
-          <w:tblHeader w:val="true"/>
-        </w:trPr>
-        <w:tc>
-          <w:tcPr>
-            <w:tcW w:type="dxa" w:w="2292"/>
-            <w:tcBorders>
-              <w:top w:val="nil"/>
-              <w:left w:val="nil"/>
-              <w:bottom w:val="single" w:sz="6" w:space="0" w:color="000000"/>
-              <w:right w:val="nil"/>
-            </w:tcBorders>
-          </w:tcPr>
-          <w:p>
-            <w:pPr>
-              <w:pStyle w:val="Compact"/>
-              <w:jc w:val="left"/>
-            </w:pPr>
-            <w:r>
-              <w:t xml:space="preserve">Estimator</w:t>
-            </w:r>
-          </w:p>
-        </w:tc>
-        <w:tc>
-          <w:tcPr>
-            <w:tcW w:type="dxa" w:w="2356"/>
-            <w:tcBorders>
-              <w:top w:val="nil"/>
-              <w:left w:val="nil"/>
-              <w:bottom w:val="single" w:sz="6" w:space="0" w:color="000000"/>
-              <w:right w:val="nil"/>
-            </w:tcBorders>
-          </w:tcPr>
-          <w:p>
-            <w:pPr>
-              <w:pStyle w:val="Compact"/>
-              <w:jc w:val="left"/>
-            </w:pPr>
-            <w:r>
-              <w:t xml:space="preserve">Day 2, leave-one-run-out</w:t>
-            </w:r>
-          </w:p>
-        </w:tc>
-        <w:tc>
-          <w:tcPr>
-            <w:tcW w:type="dxa" w:w="840"/>
-            <w:tcBorders>
-              <w:top w:val="nil"/>
-              <w:left w:val="nil"/>
-              <w:bottom w:val="single" w:sz="6" w:space="0" w:color="000000"/>
-              <w:right w:val="nil"/>
-            </w:tcBorders>
-          </w:tcPr>
-          <w:p>
-            <w:pPr>
-              <w:pStyle w:val="Compact"/>
-              <w:jc w:val="left"/>
-            </w:pPr>
-            <w:r>
-              <w:t xml:space="preserve">Day 2, LOTO</w:t>
-            </w:r>
-          </w:p>
-        </w:tc>
-        <w:tc>
-          <w:tcPr>
-            <w:tcW w:type="dxa" w:w="1592"/>
-            <w:tcBorders>
-              <w:top w:val="nil"/>
-              <w:left w:val="nil"/>
-              <w:bottom w:val="single" w:sz="6" w:space="0" w:color="000000"/>
-              <w:right w:val="nil"/>
-            </w:tcBorders>
-          </w:tcPr>
-          <w:p>
-            <w:pPr>
-              <w:pStyle w:val="Compact"/>
-              <w:jc w:val="left"/>
-            </w:pPr>
-            <w:r>
-              <w:t xml:space="preserve">Day 1, 12 gauges</w:t>
-            </w:r>
-          </w:p>
-        </w:tc>
-        <w:tc>
-          <w:tcPr>
-            <w:tcW w:type="dxa" w:w="1987"/>
-            <w:tcBorders>
-              <w:top w:val="nil"/>
-              <w:left w:val="nil"/>
-              <w:bottom w:val="single" w:sz="6" w:space="0" w:color="000000"/>
-              <w:right w:val="nil"/>
-            </w:tcBorders>
-          </w:tcPr>
-          <w:p>
-            <w:pPr>
-              <w:pStyle w:val="Compact"/>
-              <w:jc w:val="left"/>
-            </w:pPr>
-            <w:r>
-              <w:t xml:space="preserve">Day 1, 4 wheel-path gauges</w:t>
-            </w:r>
-          </w:p>
-        </w:tc>
-      </w:tr>
-      <w:tr>
-        <w:tc>
-          <w:tcPr>
-            <w:tcW w:type="dxa" w:w="2292"/>
-          </w:tcPr>
-          <w:p>
-            <w:pPr>
-              <w:pStyle w:val="Compact"/>
-              <w:jc w:val="left"/>
-            </w:pPr>
-            <w:r>
-              <w:t xml:space="preserve">Best single gauge (chosen after the fact)</w:t>
-            </w:r>
-          </w:p>
-        </w:tc>
-        <w:tc>
-          <w:tcPr>
-            <w:tcW w:type="dxa" w:w="2356"/>
-          </w:tcPr>
-          <w:p>
-            <w:pPr>
-              <w:pStyle w:val="Compact"/>
-              <w:jc w:val="left"/>
-            </w:pPr>
-            <w:r>
-              <w:t xml:space="preserve">8.4 (2.9–15.3)</w:t>
-            </w:r>
-          </w:p>
-        </w:tc>
-        <w:tc>
-          <w:tcPr>
-            <w:tcW w:type="dxa" w:w="840"/>
-          </w:tcPr>
-          <w:p>
-            <w:pPr>
-              <w:pStyle w:val="Compact"/>
-              <w:jc w:val="left"/>
-            </w:pPr>
-            <w:r>
-              <w:t xml:space="preserve">7.6</w:t>
-            </w:r>
-          </w:p>
-        </w:tc>
-        <w:tc>
-          <w:tcPr>
-            <w:tcW w:type="dxa" w:w="1592"/>
-          </w:tcPr>
-          <w:p>
-            <w:pPr>
-              <w:pStyle w:val="Compact"/>
-              <w:jc w:val="left"/>
-            </w:pPr>
-            <w:r>
-              <w:t xml:space="preserve">4.8 (1.8–7.9)</w:t>
-            </w:r>
-          </w:p>
-        </w:tc>
-        <w:tc>
-          <w:tcPr>
-            <w:tcW w:type="dxa" w:w="1987"/>
-          </w:tcPr>
-          <w:p>
-            <w:pPr>
-              <w:pStyle w:val="Compact"/>
-              <w:jc w:val="left"/>
-            </w:pPr>
-            <w:r>
-              <w:t xml:space="preserve">4.8 (1.8–7.9)</w:t>
-            </w:r>
-          </w:p>
-        </w:tc>
-      </w:tr>
-      <w:tr>
-        <w:tc>
-          <w:tcPr>
-            <w:tcW w:type="dxa" w:w="2292"/>
-          </w:tcPr>
-          <w:p>
-            <w:pPr>
-              <w:pStyle w:val="Compact"/>
-              <w:jc w:val="left"/>
-            </w:pPr>
-            <w:r>
-              <w:t xml:space="preserve">Worst single gauge</w:t>
-            </w:r>
-          </w:p>
-        </w:tc>
-        <w:tc>
-          <w:tcPr>
-            <w:tcW w:type="dxa" w:w="2356"/>
-          </w:tcPr>
-          <w:p>
-            <w:pPr>
-              <w:pStyle w:val="Compact"/>
-              <w:jc w:val="left"/>
-            </w:pPr>
-            <w:r>
-              <w:t xml:space="preserve">27.9 (12.9–44.5)</w:t>
-            </w:r>
-          </w:p>
-        </w:tc>
-        <w:tc>
-          <w:tcPr>
-            <w:tcW w:type="dxa" w:w="840"/>
-          </w:tcPr>
-          <w:p>
-            <w:pPr>
-              <w:pStyle w:val="Compact"/>
-              <w:jc w:val="left"/>
-            </w:pPr>
-            <w:r>
-              <w:t xml:space="preserve">24.3</w:t>
-            </w:r>
-          </w:p>
-        </w:tc>
-        <w:tc>
-          <w:tcPr>
-            <w:tcW w:type="dxa" w:w="1592"/>
-          </w:tcPr>
-          <w:p>
-            <w:pPr>
-              <w:pStyle w:val="Compact"/>
-              <w:jc w:val="left"/>
-            </w:pPr>
-            <w:r>
-              <w:t xml:space="preserve">17.6 (11.0–23.4)</w:t>
-            </w:r>
-          </w:p>
-        </w:tc>
-        <w:tc>
-          <w:tcPr>
-            <w:tcW w:type="dxa" w:w="1987"/>
-          </w:tcPr>
-          <w:p>
-            <w:pPr>
-              <w:pStyle w:val="Compact"/>
-              <w:jc w:val="left"/>
-            </w:pPr>
-            <w:r>
-              <w:t xml:space="preserve">12.1</w:t>
-            </w:r>
-          </w:p>
-        </w:tc>
-      </w:tr>
-      <w:tr>
-        <w:tc>
-          <w:tcPr>
-            <w:tcW w:type="dxa" w:w="2292"/>
-          </w:tcPr>
-          <w:p>
-            <w:pPr>
-              <w:pStyle w:val="Compact"/>
-              <w:jc w:val="left"/>
-            </w:pPr>
-            <w:r>
-              <w:t xml:space="preserve">Gauge average</w:t>
-            </w:r>
-          </w:p>
-        </w:tc>
-        <w:tc>
-          <w:tcPr>
-            <w:tcW w:type="dxa" w:w="2356"/>
-          </w:tcPr>
-          <w:p>
-            <w:pPr>
-              <w:pStyle w:val="Compact"/>
-              <w:jc w:val="left"/>
-            </w:pPr>
-            <w:r>
-              <w:t xml:space="preserve">11.9 (6.0–18.6)</w:t>
-            </w:r>
-          </w:p>
-        </w:tc>
-        <w:tc>
-          <w:tcPr>
-            <w:tcW w:type="dxa" w:w="840"/>
-          </w:tcPr>
-          <w:p>
-            <w:pPr>
-              <w:pStyle w:val="Compact"/>
-              <w:jc w:val="left"/>
-            </w:pPr>
-            <w:r>
-              <w:t xml:space="preserve">11.1</w:t>
-            </w:r>
-          </w:p>
-        </w:tc>
-        <w:tc>
-          <w:tcPr>
-            <w:tcW w:type="dxa" w:w="1592"/>
-          </w:tcPr>
-          <w:p>
-            <w:pPr>
-              <w:pStyle w:val="Compact"/>
-              <w:jc w:val="left"/>
-            </w:pPr>
-            <w:r>
-              <w:t xml:space="preserve">5.3 (2.5–7.8)</w:t>
-            </w:r>
-          </w:p>
-        </w:tc>
-        <w:tc>
-          <w:tcPr>
-            <w:tcW w:type="dxa" w:w="1987"/>
-          </w:tcPr>
-          <w:p>
-            <w:pPr>
-              <w:pStyle w:val="Compact"/>
-              <w:jc w:val="left"/>
-            </w:pPr>
-            <w:r>
-              <w:t xml:space="preserve">5.4 (3.3–7.4)</w:t>
-            </w:r>
-          </w:p>
-        </w:tc>
-      </w:tr>
-      <w:tr>
-        <w:tc>
-          <w:tcPr>
-            <w:tcW w:type="dxa" w:w="2292"/>
-          </w:tcPr>
-          <w:p>
-            <w:pPr>
-              <w:pStyle w:val="Compact"/>
-              <w:jc w:val="left"/>
-            </w:pPr>
-            <w:r>
-              <w:t xml:space="preserve">GLS, diagonal</w:t>
-            </w:r>
-            <w:r>
-              <w:t xml:space="preserve"> </w:t>
-            </w:r>
-            <m:oMath>
-              <m:r>
-                <m:t>Σ</m:t>
-              </m:r>
-            </m:oMath>
-          </w:p>
-        </w:tc>
-        <w:tc>
-          <w:tcPr>
-            <w:tcW w:type="dxa" w:w="2356"/>
-          </w:tcPr>
-          <w:p>
-            <w:pPr>
-              <w:pStyle w:val="Compact"/>
-              <w:jc w:val="left"/>
-            </w:pPr>
-            <w:r>
-              <w:t xml:space="preserve">11.4 (6.0–18.0)</w:t>
-            </w:r>
-          </w:p>
-        </w:tc>
-        <w:tc>
-          <w:tcPr>
-            <w:tcW w:type="dxa" w:w="840"/>
-          </w:tcPr>
-          <w:p>
-            <w:pPr>
-              <w:pStyle w:val="Compact"/>
-              <w:jc w:val="left"/>
-            </w:pPr>
-            <w:r>
-              <w:t xml:space="preserve">10.8</w:t>
-            </w:r>
-          </w:p>
-        </w:tc>
-        <w:tc>
-          <w:tcPr>
-            <w:tcW w:type="dxa" w:w="1592"/>
-          </w:tcPr>
-          <w:p>
-            <w:pPr>
-              <w:pStyle w:val="Compact"/>
-              <w:jc w:val="left"/>
-            </w:pPr>
-            <w:r>
-              <w:t xml:space="preserve">5.3 (2.5–8.0)</w:t>
-            </w:r>
-          </w:p>
-        </w:tc>
-        <w:tc>
-          <w:tcPr>
-            <w:tcW w:type="dxa" w:w="1987"/>
-          </w:tcPr>
-          <w:p>
-            <w:pPr>
-              <w:pStyle w:val="Compact"/>
-              <w:jc w:val="left"/>
-            </w:pPr>
-            <w:r>
-              <w:t xml:space="preserve">5.2 (3.3–7.1)</w:t>
-            </w:r>
-          </w:p>
-        </w:tc>
-      </w:tr>
-      <w:tr>
-        <w:tc>
-          <w:tcPr>
-            <w:tcW w:type="dxa" w:w="2292"/>
-          </w:tcPr>
-          <w:p>
-            <w:pPr>
-              <w:pStyle w:val="Compact"/>
-              <w:jc w:val="left"/>
-            </w:pPr>
-            <w:r>
-              <w:t xml:space="preserve">GLS, measured</w:t>
-            </w:r>
-            <w:r>
-              <w:t xml:space="preserve"> </w:t>
-            </w:r>
-            <m:oMath>
-              <m:r>
-                <m:t>Σ</m:t>
-              </m:r>
-            </m:oMath>
-          </w:p>
-        </w:tc>
-        <w:tc>
-          <w:tcPr>
-            <w:tcW w:type="dxa" w:w="2356"/>
-          </w:tcPr>
-          <w:p>
-            <w:pPr>
-              <w:pStyle w:val="Compact"/>
-              <w:jc w:val="left"/>
-            </w:pPr>
-            <w:r>
-              <w:t xml:space="preserve">20.4 (12.3–28.8)</w:t>
-            </w:r>
-          </w:p>
-        </w:tc>
-        <w:tc>
-          <w:tcPr>
-            <w:tcW w:type="dxa" w:w="840"/>
-          </w:tcPr>
-          <w:p>
-            <w:pPr>
-              <w:pStyle w:val="Compact"/>
-              <w:jc w:val="left"/>
-            </w:pPr>
-            <w:r>
-              <w:t xml:space="preserve">17.7</w:t>
-            </w:r>
-          </w:p>
-        </w:tc>
-        <w:tc>
-          <w:tcPr>
-            <w:tcW w:type="dxa" w:w="1592"/>
-          </w:tcPr>
-          <w:p>
-            <w:pPr>
-              <w:pStyle w:val="Compact"/>
-              <w:jc w:val="left"/>
-            </w:pPr>
-            <w:r>
-              <w:t xml:space="preserve">5.8 (3.5–8.1)</w:t>
-            </w:r>
-          </w:p>
-        </w:tc>
-        <w:tc>
-          <w:tcPr>
-            <w:tcW w:type="dxa" w:w="1987"/>
-          </w:tcPr>
-          <w:p>
-            <w:pPr>
-              <w:pStyle w:val="Compact"/>
-              <w:jc w:val="left"/>
-            </w:pPr>
-            <w:r>
-              <w:t xml:space="preserve">4.9 (3.0–6.9)</w:t>
-            </w:r>
-          </w:p>
-        </w:tc>
-      </w:tr>
-      <w:tr>
-        <w:tc>
-          <w:tcPr>
-            <w:tcW w:type="dxa" w:w="2292"/>
-          </w:tcPr>
-          <w:p>
-            <w:pPr>
-              <w:pStyle w:val="Compact"/>
-              <w:jc w:val="left"/>
-            </w:pPr>
-            <w:r>
-              <w:t xml:space="preserve">Zero-sum, measured</w:t>
-            </w:r>
-            <w:r>
-              <w:t xml:space="preserve"> </w:t>
-            </w:r>
-            <m:oMath>
-              <m:r>
-                <m:t>Σ</m:t>
-              </m:r>
-            </m:oMath>
-          </w:p>
-        </w:tc>
-        <w:tc>
-          <w:tcPr>
-            <w:tcW w:type="dxa" w:w="2356"/>
-          </w:tcPr>
-          <w:p>
-            <w:pPr>
-              <w:pStyle w:val="Compact"/>
-              <w:jc w:val="left"/>
-            </w:pPr>
-            <w:r>
-              <w:t xml:space="preserve">20.3 (12.4–28.6)</w:t>
-            </w:r>
-          </w:p>
-        </w:tc>
-        <w:tc>
-          <w:tcPr>
-            <w:tcW w:type="dxa" w:w="840"/>
-          </w:tcPr>
-          <w:p>
-            <w:pPr>
-              <w:pStyle w:val="Compact"/>
-              <w:jc w:val="left"/>
-            </w:pPr>
-            <w:r>
-              <w:t xml:space="preserve">18.0</w:t>
-            </w:r>
-          </w:p>
-        </w:tc>
-        <w:tc>
-          <w:tcPr>
-            <w:tcW w:type="dxa" w:w="1592"/>
-          </w:tcPr>
-          <w:p>
-            <w:pPr>
-              <w:pStyle w:val="Compact"/>
-              <w:jc w:val="left"/>
-            </w:pPr>
-            <w:r>
-              <w:t xml:space="preserve">6.0 (2.9–9.3)</w:t>
-            </w:r>
-          </w:p>
-        </w:tc>
-        <w:tc>
-          <w:tcPr>
-            <w:tcW w:type="dxa" w:w="1987"/>
-          </w:tcPr>
-          <w:p>
-            <w:pPr>
-              <w:pStyle w:val="Compact"/>
-              <w:jc w:val="left"/>
-            </w:pPr>
-            <w:r>
-              <w:t xml:space="preserve">8.3 (3.9–13.4)</w:t>
-            </w:r>
-          </w:p>
-        </w:tc>
-      </w:tr>
-      <w:tr>
-        <w:tc>
-          <w:tcPr>
-            <w:tcW w:type="dxa" w:w="2292"/>
-          </w:tcPr>
-          <w:p>
-            <w:pPr>
-              <w:pStyle w:val="Compact"/>
-              <w:jc w:val="left"/>
-            </w:pPr>
-            <w:r>
-              <w:t xml:space="preserve">Zero-sum,</w:t>
-            </w:r>
-            <w:r>
-              <w:t xml:space="preserve"> </w:t>
-            </w:r>
-            <m:oMath>
-              <m:r>
-                <m:t>Σ</m:t>
-              </m:r>
-            </m:oMath>
-            <w:r>
-              <w:t xml:space="preserve"> </w:t>
-            </w:r>
-            <w:r>
-              <w:t xml:space="preserve">= identity matrix</w:t>
-            </w:r>
-          </w:p>
-        </w:tc>
-        <w:tc>
-          <w:tcPr>
-            <w:tcW w:type="dxa" w:w="2356"/>
-          </w:tcPr>
-          <w:p>
-            <w:pPr>
-              <w:pStyle w:val="Compact"/>
-              <w:jc w:val="left"/>
-            </w:pPr>
-            <w:r>
-              <w:t xml:space="preserve">12.3 (6.1–20.2)</w:t>
-            </w:r>
-          </w:p>
-        </w:tc>
-        <w:tc>
-          <w:tcPr>
-            <w:tcW w:type="dxa" w:w="840"/>
-          </w:tcPr>
-          <w:p>
-            <w:pPr>
-              <w:pStyle w:val="Compact"/>
-              <w:jc w:val="left"/>
-            </w:pPr>
-            <w:r>
-              <w:t xml:space="preserve">10.8</w:t>
-            </w:r>
-          </w:p>
-        </w:tc>
-        <w:tc>
-          <w:tcPr>
-            <w:tcW w:type="dxa" w:w="1592"/>
-          </w:tcPr>
-          <w:p>
-            <w:pPr>
-              <w:pStyle w:val="Compact"/>
-              <w:jc w:val="left"/>
-            </w:pPr>
-            <w:r>
-              <w:t xml:space="preserve">13.0 (7.1–19.0)</w:t>
-            </w:r>
-          </w:p>
-        </w:tc>
-        <w:tc>
-          <w:tcPr>
-            <w:tcW w:type="dxa" w:w="1987"/>
-          </w:tcPr>
-          <w:p>
-            <w:pPr>
-              <w:pStyle w:val="Compact"/>
-              <w:jc w:val="left"/>
-            </w:pPr>
-            <w:r>
-              <w:t xml:space="preserve">8.4 (4.6–12.9)</w:t>
-            </w:r>
-          </w:p>
-        </w:tc>
-      </w:tr>
-      <w:tr>
-        <w:tc>
-          <w:tcPr>
-            <w:tcW w:type="dxa" w:w="2292"/>
-          </w:tcPr>
-          <w:p>
-            <w:pPr>
-              <w:pStyle w:val="Compact"/>
-              <w:jc w:val="left"/>
-            </w:pPr>
-            <w:r>
-              <w:t xml:space="preserve">Mean weight of the calibration runs</w:t>
-            </w:r>
-          </w:p>
-        </w:tc>
-        <w:tc>
-          <w:tcPr>
-            <w:tcW w:type="dxa" w:w="2356"/>
-          </w:tcPr>
-          <w:p>
-            <w:pPr>
-              <w:pStyle w:val="Compact"/>
-              <w:jc w:val="left"/>
-            </w:pPr>
-            <w:r>
-              <w:t xml:space="preserve">2.0 (1.9–2.0)</w:t>
-            </w:r>
-          </w:p>
-        </w:tc>
-        <w:tc>
-          <w:tcPr>
-            <w:tcW w:type="dxa" w:w="840"/>
-          </w:tcPr>
-          <w:p>
-            <w:pPr>
-              <w:pStyle w:val="Compact"/>
-              <w:jc w:val="left"/>
-            </w:pPr>
-            <w:r>
-              <w:t xml:space="preserve">3.4</w:t>
-            </w:r>
-          </w:p>
-        </w:tc>
-        <w:tc>
-          <w:tcPr>
-            <w:tcW w:type="dxa" w:w="1592"/>
-          </w:tcPr>
-          <w:p>
-            <w:pPr>
-              <w:pStyle w:val="Compact"/>
-              <w:jc w:val="left"/>
-            </w:pPr>
-            <w:r>
-              <w:t xml:space="preserve">2.2 (1.1–3.5)</w:t>
-            </w:r>
-          </w:p>
-        </w:tc>
-        <w:tc>
-          <w:tcPr>
-            <w:tcW w:type="dxa" w:w="1987"/>
-          </w:tcPr>
-          <w:p>
-            <w:pPr>
-              <w:pStyle w:val="Compact"/>
-              <w:jc w:val="left"/>
-            </w:pPr>
-            <w:r>
-              <w:t xml:space="preserve">2.2 (1.1–3.5)</w:t>
-            </w:r>
-          </w:p>
-        </w:tc>
-      </w:tr>
-    </w:tbl>
-    <w:p>
-      <w:pPr>
-        <w:pStyle w:val="BodyText"/>
-      </w:pPr>
-      <w:r>
-        <w:t xml:space="preserve">On day 2, GLS with the measured covariance was worse than the gauge average: 20.4 % against 11.9 % MAE (Table 6). The paired difference is +8.5 points (95 % CI +2.3 to +15.1), so GLS and the zero-sum estimator are both significantly worse than the average. The vehicle-free noise model had predicted the opposite order (Table 7). On day 1 the estimators cannot be told apart. On both days every estimator is worse than the mean-weight predictor.</w:t>
+        <w:t xml:space="preserve">The failure on day 2 is itself a finding. The vehicle-free noise of the four channels is strongly common-mode, but the crossing residuals are much less correlated between gauges: 0.63 against 0.90 for vehicle-free noise at the same window length. The vehicle-free covariance therefore predicted GLS to beat the average, whereas the covariance of the crossing residuals predicts the observed reverse order (Supplementary Table S4).</w:t>
       </w:r>
     </w:p>
     <w:p>
@@ -16575,7 +14956,25 @@
         <w:pStyle w:val="BodyText"/>
       </w:pPr>
       <w:r>
-        <w:t xml:space="preserve">The failure on day 2 is itself a finding: crossing residuals are much less correlated between gauges than the vehicle-free noise, 0.63 against 0.90 at the same window length (Table 5). With the covariance of the crossing residuals, the predicted order reverses, and GLS is expected to be worse than the average, as observed (Table 7).</w:t>
+        <w:t xml:space="preserve">Each crossing thus carries a gauge-specific component, plausibly from the wheel path and local slab action, and GLS amplifies it by giving st40 and st36 large weights of opposite sign. As anticipated in Section 2.4, the zero-sum estimator helps only when the disturbance is common-mode during the crossings themselves.</w:t>
+      </w:r>
+    </w:p>
+    <w:bookmarkEnd w:id="32"/>
+    <w:bookmarkStart w:id="33" w:name="what-the-field-records-show"/>
+    <w:p>
+      <w:pPr>
+        <w:pStyle w:val="Heading3"/>
+      </w:pPr>
+      <w:r>
+        <w:t xml:space="preserve">4.4. What the field records show</w:t>
+      </w:r>
+    </w:p>
+    <w:p>
+      <w:pPr>
+        <w:pStyle w:val="FirstParagraph"/>
+      </w:pPr>
+      <w:r>
+        <w:t xml:space="preserve">The records support linearity, superposition and per-gauge invariance within the 10–27 % that the noise allows, and they show that each lane, and each deck gauge, needs its own constant. They cannot show weight discrimination, because the reference weights hardly vary. They show no benefit from GLS or zero-sum combinations, because the common-mode assumption behind Eq. (14) holds for vehicle-free noise but not for crossing residuals.</w:t>
       </w:r>
     </w:p>
     <w:p>
@@ -16583,251 +14982,60 @@
         <w:pStyle w:val="BodyText"/>
       </w:pPr>
       <w:r>
-        <w:rPr>
-          <w:bCs/>
-          <w:b/>
-        </w:rPr>
-        <w:t xml:space="preserve">Table 7.</w:t>
-      </w:r>
-      <w:r>
-        <w:t xml:space="preserve"> </w:t>
-      </w:r>
-      <w:r>
-        <w:t xml:space="preserve">Day 2: per-crossing standard deviation (SD) of the gross weight predicted by two covariance models, and the observed error (% of GVW). SD and MAE are different measures; the table compares the order of the two estimators, not magnitudes.</w:t>
+        <w:t xml:space="preserve">The tests rest on four trucks, two axle counts and seven or eight runs per day. The gauge calibration factors and exact positions are not published, so absolute constants cannot be checked. The GVW accuracy that the dataset authors reported for their influence-line system on this bridge [41–43] was not compared [NEED VALUE: GVW accuracy reported in [41–43] for the same runs, if the authors wish to add it].</w:t>
       </w:r>
     </w:p>
-    <w:tbl>
-      <w:tblPr>
-        <w:tblStyle w:val="Table"/>
-        <w:tblW w:type="pct" w:w="5000"/>
-        <w:tblLook w:firstRow="1" w:lastRow="0" w:firstColumn="0" w:lastColumn="0" w:noHBand="0" w:noVBand="0" w:val="0020"/>
-        <w:jc w:val="start"/>
-        <w:tblBorders>
-          <w:top w:val="single" w:sz="8" w:space="0" w:color="000000"/>
-          <w:left w:val="nil"/>
-          <w:bottom w:val="single" w:sz="8" w:space="0" w:color="000000"/>
-          <w:right w:val="nil"/>
-          <w:insideH w:val="nil"/>
-          <w:insideV w:val="nil"/>
-        </w:tblBorders>
-      </w:tblPr>
-      <w:tblGrid>
-        <w:gridCol w:w="4597"/>
-        <w:gridCol w:w="2360"/>
-        <w:gridCol w:w="2112"/>
-      </w:tblGrid>
-      <w:tr>
-        <w:trPr>
-          <w:tblHeader w:val="true"/>
-        </w:trPr>
-        <w:tc>
-          <w:tcPr>
-            <w:tcW w:type="dxa" w:w="4597"/>
-            <w:tcBorders>
-              <w:top w:val="nil"/>
-              <w:left w:val="nil"/>
-              <w:bottom w:val="single" w:sz="6" w:space="0" w:color="000000"/>
-              <w:right w:val="nil"/>
-            </w:tcBorders>
-          </w:tcPr>
-          <w:p>
-            <w:pPr>
-              <w:pStyle w:val="Compact"/>
-              <w:jc w:val="left"/>
-            </w:pPr>
-            <w:r>
-              <w:t xml:space="preserve">Quantity</w:t>
-            </w:r>
-          </w:p>
-        </w:tc>
-        <w:tc>
-          <w:tcPr>
-            <w:tcW w:type="dxa" w:w="2360"/>
-            <w:tcBorders>
-              <w:top w:val="nil"/>
-              <w:left w:val="nil"/>
-              <w:bottom w:val="single" w:sz="6" w:space="0" w:color="000000"/>
-              <w:right w:val="nil"/>
-            </w:tcBorders>
-          </w:tcPr>
-          <w:p>
-            <w:pPr>
-              <w:pStyle w:val="Compact"/>
-              <w:jc w:val="left"/>
-            </w:pPr>
-            <w:r>
-              <w:t xml:space="preserve">GLS, measured</w:t>
-            </w:r>
-            <w:r>
-              <w:t xml:space="preserve"> </w:t>
-            </w:r>
-            <m:oMath>
-              <m:r>
-                <m:t>Σ</m:t>
-              </m:r>
-            </m:oMath>
-          </w:p>
-        </w:tc>
-        <w:tc>
-          <w:tcPr>
-            <w:tcW w:type="dxa" w:w="2112"/>
-            <w:tcBorders>
-              <w:top w:val="nil"/>
-              <w:left w:val="nil"/>
-              <w:bottom w:val="single" w:sz="6" w:space="0" w:color="000000"/>
-              <w:right w:val="nil"/>
-            </w:tcBorders>
-          </w:tcPr>
-          <w:p>
-            <w:pPr>
-              <w:pStyle w:val="Compact"/>
-              <w:jc w:val="left"/>
-            </w:pPr>
-            <w:r>
-              <w:t xml:space="preserve">Gauge average</w:t>
-            </w:r>
-          </w:p>
-        </w:tc>
-      </w:tr>
-      <w:tr>
-        <w:tc>
-          <w:tcPr>
-            <w:tcW w:type="dxa" w:w="4597"/>
-          </w:tcPr>
-          <w:p>
-            <w:pPr>
-              <w:pStyle w:val="Compact"/>
-              <w:jc w:val="left"/>
-            </w:pPr>
-            <w:r>
-              <w:t xml:space="preserve">SD predicted from the vehicle-free covariance</w:t>
-            </w:r>
-          </w:p>
-        </w:tc>
-        <w:tc>
-          <w:tcPr>
-            <w:tcW w:type="dxa" w:w="2360"/>
-          </w:tcPr>
-          <w:p>
-            <w:pPr>
-              <w:pStyle w:val="Compact"/>
-              <w:jc w:val="left"/>
-            </w:pPr>
-            <w:r>
-              <w:t xml:space="preserve">12.7</w:t>
-            </w:r>
-          </w:p>
-        </w:tc>
-        <w:tc>
-          <w:tcPr>
-            <w:tcW w:type="dxa" w:w="2112"/>
-          </w:tcPr>
-          <w:p>
-            <w:pPr>
-              <w:pStyle w:val="Compact"/>
-              <w:jc w:val="left"/>
-            </w:pPr>
-            <w:r>
-              <w:t xml:space="preserve">19.8</w:t>
-            </w:r>
-          </w:p>
-        </w:tc>
-      </w:tr>
-      <w:tr>
-        <w:tc>
-          <w:tcPr>
-            <w:tcW w:type="dxa" w:w="4597"/>
-          </w:tcPr>
-          <w:p>
-            <w:pPr>
-              <w:pStyle w:val="Compact"/>
-              <w:jc w:val="left"/>
-            </w:pPr>
-            <w:r>
-              <w:t xml:space="preserve">SD predicted from the covariance of the crossing residuals</w:t>
-            </w:r>
-          </w:p>
-        </w:tc>
-        <w:tc>
-          <w:tcPr>
-            <w:tcW w:type="dxa" w:w="2360"/>
-          </w:tcPr>
-          <w:p>
-            <w:pPr>
-              <w:pStyle w:val="Compact"/>
-              <w:jc w:val="left"/>
-            </w:pPr>
-            <w:r>
-              <w:t xml:space="preserve">21.0</w:t>
-            </w:r>
-          </w:p>
-        </w:tc>
-        <w:tc>
-          <w:tcPr>
-            <w:tcW w:type="dxa" w:w="2112"/>
-          </w:tcPr>
-          <w:p>
-            <w:pPr>
-              <w:pStyle w:val="Compact"/>
-              <w:jc w:val="left"/>
-            </w:pPr>
-            <w:r>
-              <w:t xml:space="preserve">14.6</w:t>
-            </w:r>
-          </w:p>
-        </w:tc>
-      </w:tr>
-      <w:tr>
-        <w:tc>
-          <w:tcPr>
-            <w:tcW w:type="dxa" w:w="4597"/>
-          </w:tcPr>
-          <w:p>
-            <w:pPr>
-              <w:pStyle w:val="Compact"/>
-              <w:jc w:val="left"/>
-            </w:pPr>
-            <w:r>
-              <w:t xml:space="preserve">Observed MAE, leave-one-run-out (Table 6)</w:t>
-            </w:r>
-          </w:p>
-        </w:tc>
-        <w:tc>
-          <w:tcPr>
-            <w:tcW w:type="dxa" w:w="2360"/>
-          </w:tcPr>
-          <w:p>
-            <w:pPr>
-              <w:pStyle w:val="Compact"/>
-              <w:jc w:val="left"/>
-            </w:pPr>
-            <w:r>
-              <w:t xml:space="preserve">20.4</w:t>
-            </w:r>
-          </w:p>
-        </w:tc>
-        <w:tc>
-          <w:tcPr>
-            <w:tcW w:type="dxa" w:w="2112"/>
-          </w:tcPr>
-          <w:p>
-            <w:pPr>
-              <w:pStyle w:val="Compact"/>
-              <w:jc w:val="left"/>
-            </w:pPr>
-            <w:r>
-              <w:t xml:space="preserve">11.9</w:t>
-            </w:r>
-          </w:p>
-        </w:tc>
-      </w:tr>
-    </w:tbl>
+    <w:bookmarkEnd w:id="33"/>
+    <w:bookmarkEnd w:id="34"/>
+    <w:bookmarkStart w:id="38" w:name="X80959e8cf6f992baeb70ddee111b40ab53e3716"/>
     <w:p>
       <w:pPr>
-        <w:pStyle w:val="BodyText"/>
+        <w:pStyle w:val="Heading2"/>
       </w:pPr>
       <w:r>
-        <w:t xml:space="preserve">The common-mode wander measured in vehicle-free periods is real, but each crossing also carries a gauge-specific component, plausibly from the wheel path and local slab action. GLS amplifies this component, because it gives st40 and st36 large weights of opposite sign (+0.16 and −0.35).</w:t>
+        <w:t xml:space="preserve">5. In-service box girder: identifiability and channel design</w:t>
+      </w:r>
+    </w:p>
+    <w:p>
+      <w:pPr>
+        <w:pStyle w:val="FirstParagraph"/>
+      </w:pPr>
+      <w:r>
+        <w:t xml:space="preserve">This section applies the criteria to an in-service three-span box girder with static acceptance-test data. It asks how far the data determine the observability of each installed gauge, which channel and position would be robust, and which measurement would decide between the models that fit the data.</w:t>
+      </w:r>
+    </w:p>
+    <w:bookmarkStart w:id="35" w:name="bridge-data-and-model"/>
+    <w:p>
+      <w:pPr>
+        <w:pStyle w:val="Heading3"/>
+      </w:pPr>
+      <w:r>
+        <w:t xml:space="preserve">5.1. Bridge, data and model</w:t>
+      </w:r>
+    </w:p>
+    <w:p>
+      <w:pPr>
+        <w:pStyle w:val="FirstParagraph"/>
+      </w:pPr>
+      <w:r>
+        <w:t xml:space="preserve">The Cầu Mây Bridge carries provincial road DT389 over the Kinh Môn River in Hải Dương, Viet Nam. Its main bridge is a three-span continuous prestressed concrete box girder of 55 + 90 + 55 m, built by balanced cantilever (</w:t>
+      </w:r>
+      <m:oMath>
+        <m:r>
+          <m:t>β</m:t>
+        </m:r>
+        <m:r>
+          <m:rPr>
+            <m:sty m:val="p"/>
+          </m:rPr>
+          <m:t>=</m:t>
+        </m:r>
+        <m:r>
+          <m:t>1.636</m:t>
+        </m:r>
+      </m:oMath>
+      <w:r>
+        <w:t xml:space="preserve">). The depth varies from 2.40 m at mid-span to 5.40 m at the piers; the design section properties are in the Supplementary Material. The inner piers, including pier T7, are monolithic with the girder, and the end supports T5 and T8 carry pot bearings.</w:t>
       </w:r>
     </w:p>
     <w:p>
@@ -16835,31 +15043,312 @@
         <w:pStyle w:val="BodyText"/>
       </w:pPr>
       <w:r>
-        <w:t xml:space="preserve">Estimating</w:t>
-      </w:r>
-      <w:r>
-        <w:t xml:space="preserve"> </w:t>
-      </w:r>
-      <m:oMath>
-        <m:r>
-          <m:t>Σ</m:t>
-        </m:r>
-      </m:oMath>
-      <w:r>
-        <w:t xml:space="preserve"> </w:t>
-      </w:r>
-      <w:r>
-        <w:t xml:space="preserve">from the crossing residuals instead of vehicle-free windows over-fits with only eight runs (Supplementary Material). As anticipated in Section 2.4, the zero-sum estimator helps only when the disturbance is common-mode during the crossings themselves.</w:t>
+        <w:t xml:space="preserve">Two deflection gauges were read: N8 at 0.4L of the side span between pier T7 and end support T8, and N7 at mid main span. In the June 2020 acceptance test, four trucks stood in the side span (gauge N8) and six in the main span (gauge N7). The trucks were 3-axle, nominally 5 + 10 + 10 t, with a weighed mean of 25.06 t. Dial gauges read the peak deflection under centric and eccentric transverse positions [NEED VALUE: instrument type and fixed reference datum of the dial gauges, temperature correction, load-hold time and zero-reading procedure]. Each gauge has six readings (three lines, each centric and eccentric); their mean is 5.55 mm at N8 and 15.42 mm at N7.</w:t>
       </w:r>
     </w:p>
-    <w:bookmarkEnd w:id="32"/>
-    <w:bookmarkStart w:id="33" w:name="Xd4d1bd5c5ac2f2a93432c1f664cfa296aebfb99"/>
+    <w:p>
+      <w:pPr>
+        <w:pStyle w:val="BodyText"/>
+      </w:pPr>
+      <w:r>
+        <w:t xml:space="preserve">The girder was modelled with Euler–Bernoulli elements, a parabolic depth variation over</w:t>
+      </w:r>
+      <w:r>
+        <w:t xml:space="preserve"> </w:t>
+      </w:r>
+      <m:oMath>
+        <m:sSub>
+          <m:e>
+            <m:r>
+              <m:t>L</m:t>
+            </m:r>
+          </m:e>
+          <m:sub>
+            <m:r>
+              <m:t>v</m:t>
+            </m:r>
+          </m:sub>
+        </m:sSub>
+        <m:r>
+          <m:rPr>
+            <m:sty m:val="p"/>
+          </m:rPr>
+          <m:t>=</m:t>
+        </m:r>
+        <m:r>
+          <m:t>44</m:t>
+        </m:r>
+      </m:oMath>
+      <w:r>
+        <w:t xml:space="preserve"> </w:t>
+      </w:r>
+      <w:r>
+        <w:t xml:space="preserve">m from each inner pier, a second moment proportional to</w:t>
+      </w:r>
+      <w:r>
+        <w:t xml:space="preserve"> </w:t>
+      </w:r>
+      <m:oMath>
+        <m:sSup>
+          <m:e>
+            <m:r>
+              <m:t>h</m:t>
+            </m:r>
+          </m:e>
+          <m:sup>
+            <m:r>
+              <m:t>2.943</m:t>
+            </m:r>
+          </m:sup>
+        </m:sSup>
+      </m:oMath>
+      <w:r>
+        <w:t xml:space="preserve"> </w:t>
+      </w:r>
+      <w:r>
+        <w:t xml:space="preserve">fitted to the two design sections, and a rotational spring</w:t>
+      </w:r>
+      <w:r>
+        <w:t xml:space="preserve"> </w:t>
+      </w:r>
+      <m:oMath>
+        <m:r>
+          <m:t>k</m:t>
+        </m:r>
+      </m:oMath>
+      <w:r>
+        <w:t xml:space="preserve"> </w:t>
+      </w:r>
+      <w:r>
+        <w:t xml:space="preserve">at each inner pier. The depth law and the pier dimensions are not documented, so other depth lengths and exponents and a rigid pier zone were tested as model-form variants (Supplementary Material).</w:t>
+      </w:r>
+    </w:p>
+    <w:p>
+      <w:pPr>
+        <w:pStyle w:val="BodyText"/>
+      </w:pPr>
+      <w:r>
+        <w:t xml:space="preserve">Two reference calibrations are used. Calibration A is the design model, with</w:t>
+      </w:r>
+      <w:r>
+        <w:t xml:space="preserve"> </w:t>
+      </w:r>
+      <m:oMath>
+        <m:r>
+          <m:t>α</m:t>
+        </m:r>
+        <m:r>
+          <m:rPr>
+            <m:sty m:val="p"/>
+          </m:rPr>
+          <m:t>=</m:t>
+        </m:r>
+        <m:r>
+          <m:t>1</m:t>
+        </m:r>
+      </m:oMath>
+      <w:r>
+        <w:t xml:space="preserve"> </w:t>
+      </w:r>
+      <w:r>
+        <w:t xml:space="preserve">and</w:t>
+      </w:r>
+      <w:r>
+        <w:t xml:space="preserve"> </w:t>
+      </w:r>
+      <m:oMath>
+        <m:r>
+          <m:t>k</m:t>
+        </m:r>
+        <m:r>
+          <m:rPr>
+            <m:sty m:val="p"/>
+          </m:rPr>
+          <m:t>=</m:t>
+        </m:r>
+        <m:r>
+          <m:t>2.75</m:t>
+        </m:r>
+        <m:r>
+          <m:rPr>
+            <m:sty m:val="p"/>
+          </m:rPr>
+          <m:t>×</m:t>
+        </m:r>
+        <m:sSup>
+          <m:e>
+            <m:r>
+              <m:t>10</m:t>
+            </m:r>
+          </m:e>
+          <m:sup>
+            <m:r>
+              <m:t>7</m:t>
+            </m:r>
+          </m:sup>
+        </m:sSup>
+      </m:oMath>
+      <w:r>
+        <w:t xml:space="preserve"> </w:t>
+      </w:r>
+      <w:r>
+        <w:t xml:space="preserve">kN m/rad fitted to the designer’s FE output; it misfits the measurements by +2.4 % at N8 and +12.3 % at N7. Calibration B is the joint least-squares fit to the two readings, with</w:t>
+      </w:r>
+      <w:r>
+        <w:t xml:space="preserve"> </w:t>
+      </w:r>
+      <m:oMath>
+        <m:r>
+          <m:t>α</m:t>
+        </m:r>
+        <m:r>
+          <m:rPr>
+            <m:sty m:val="p"/>
+          </m:rPr>
+          <m:t>=</m:t>
+        </m:r>
+        <m:r>
+          <m:t>0.716</m:t>
+        </m:r>
+      </m:oMath>
+      <w:r>
+        <w:t xml:space="preserve"> </w:t>
+      </w:r>
+      <w:r>
+        <w:t xml:space="preserve">and</w:t>
+      </w:r>
+      <w:r>
+        <w:t xml:space="preserve"> </w:t>
+      </w:r>
+      <m:oMath>
+        <m:r>
+          <m:t>k</m:t>
+        </m:r>
+        <m:r>
+          <m:rPr>
+            <m:sty m:val="p"/>
+          </m:rPr>
+          <m:t>=</m:t>
+        </m:r>
+        <m:r>
+          <m:t>1.2</m:t>
+        </m:r>
+        <m:r>
+          <m:rPr>
+            <m:sty m:val="p"/>
+          </m:rPr>
+          <m:t>×</m:t>
+        </m:r>
+        <m:sSup>
+          <m:e>
+            <m:r>
+              <m:t>10</m:t>
+            </m:r>
+          </m:e>
+          <m:sup>
+            <m:r>
+              <m:t>8</m:t>
+            </m:r>
+          </m:sup>
+        </m:sSup>
+      </m:oMath>
+      <w:r>
+        <w:t xml:space="preserve"> </w:t>
+      </w:r>
+      <w:r>
+        <w:t xml:space="preserve">kN m/rad; its misfits are −2.8 % and +2.9 %. In terms of the scaled pier stiffness, calibration A lies at</w:t>
+      </w:r>
+      <w:r>
+        <w:t xml:space="preserve"> </w:t>
+      </w:r>
+      <m:oMath>
+        <m:r>
+          <m:t>κ</m:t>
+        </m:r>
+        <m:r>
+          <m:rPr>
+            <m:sty m:val="p"/>
+          </m:rPr>
+          <m:t>=</m:t>
+        </m:r>
+        <m:r>
+          <m:t>2.75</m:t>
+        </m:r>
+        <m:r>
+          <m:rPr>
+            <m:sty m:val="p"/>
+          </m:rPr>
+          <m:t>×</m:t>
+        </m:r>
+        <m:sSup>
+          <m:e>
+            <m:r>
+              <m:t>10</m:t>
+            </m:r>
+          </m:e>
+          <m:sup>
+            <m:r>
+              <m:t>7</m:t>
+            </m:r>
+          </m:sup>
+        </m:sSup>
+      </m:oMath>
+      <w:r>
+        <w:t xml:space="preserve"> </w:t>
+      </w:r>
+      <w:r>
+        <w:t xml:space="preserve">kN m/rad and calibration B at</w:t>
+      </w:r>
+      <w:r>
+        <w:t xml:space="preserve"> </w:t>
+      </w:r>
+      <m:oMath>
+        <m:r>
+          <m:t>κ</m:t>
+        </m:r>
+        <m:r>
+          <m:rPr>
+            <m:sty m:val="p"/>
+          </m:rPr>
+          <m:t>=</m:t>
+        </m:r>
+        <m:r>
+          <m:t>1.68</m:t>
+        </m:r>
+        <m:r>
+          <m:rPr>
+            <m:sty m:val="p"/>
+          </m:rPr>
+          <m:t>×</m:t>
+        </m:r>
+        <m:sSup>
+          <m:e>
+            <m:r>
+              <m:t>10</m:t>
+            </m:r>
+          </m:e>
+          <m:sup>
+            <m:r>
+              <m:t>8</m:t>
+            </m:r>
+          </m:sup>
+        </m:sSup>
+      </m:oMath>
+      <w:r>
+        <w:t xml:space="preserve"> </w:t>
+      </w:r>
+      <w:r>
+        <w:t xml:space="preserve">kN m/rad. Fig. 8 shows the indicators along the girder for the prismatic model and both calibrations.</w:t>
+      </w:r>
+    </w:p>
+    <w:bookmarkEnd w:id="35"/>
+    <w:bookmarkStart w:id="36" w:name="what-the-static-data-identify"/>
     <w:p>
       <w:pPr>
         <w:pStyle w:val="Heading3"/>
       </w:pPr>
       <w:r>
-        <w:t xml:space="preserve">4.4. Lane, superposition and the limits of a beam model</w:t>
+        <w:t xml:space="preserve">5.2. What the static data identify</w:t>
       </w:r>
     </w:p>
     <w:p>
@@ -16867,7 +15356,7 @@
         <w:pStyle w:val="FirstParagraph"/>
       </w:pPr>
       <w:r>
-        <w:t xml:space="preserve">Each lane needs its own constant. For the gauge average, return trips in the other lane gave constants 0.79 times those of lane A (95 % CI 0.59–1.00). The lane effect is clearly resolved for one gauge only (st36: 0.64, 95 % CI 0.47–0.81). The same need was found on another continuous girder [40].</w:t>
+        <w:t xml:space="preserve">The static data leave the constant of the side-span gauge N8 uncertain by a factor of 6.6, whereas the constant of the centre-span gauge N7 is well determined. Two facts explain this: a model-form misfit that no pier stiffness removes, and the Möbius law of Eq. (15).</w:t>
       </w:r>
     </w:p>
     <w:p>
@@ -16875,7 +15364,59 @@
         <w:pStyle w:val="BodyText"/>
       </w:pPr>
       <w:r>
-        <w:t xml:space="preserve">The two in-line two-truck runs are consistent with superposition, although both fall below the prediction. For the gauge average each gave 0.92 of the summed single-truck predictions (pooled 95 % CI 0.77–1.06); the GLS combination gave 0.82.</w:t>
+        <w:t xml:space="preserve">No pier stiffness lets the beam model fit both static readings exactly. The test quantity is</w:t>
+      </w:r>
+      <w:r>
+        <w:t xml:space="preserve"> </w:t>
+      </w:r>
+      <m:oMath>
+        <m:sSub>
+          <m:e>
+            <m:r>
+              <m:t>r</m:t>
+            </m:r>
+          </m:e>
+          <m:sub>
+            <m:r>
+              <m:t>87</m:t>
+            </m:r>
+          </m:sub>
+        </m:sSub>
+      </m:oMath>
+      <w:r>
+        <w:t xml:space="preserve">, the measured-to-model ratio at N8 divided by that at N7;</w:t>
+      </w:r>
+      <w:r>
+        <w:t xml:space="preserve"> </w:t>
+      </w:r>
+      <m:oMath>
+        <m:sSub>
+          <m:e>
+            <m:r>
+              <m:t>r</m:t>
+            </m:r>
+          </m:e>
+          <m:sub>
+            <m:r>
+              <m:t>87</m:t>
+            </m:r>
+          </m:sub>
+        </m:sSub>
+        <m:r>
+          <m:rPr>
+            <m:sty m:val="p"/>
+          </m:rPr>
+          <m:t>=</m:t>
+        </m:r>
+        <m:r>
+          <m:t>1</m:t>
+        </m:r>
+      </m:oMath>
+      <w:r>
+        <w:t xml:space="preserve"> </w:t>
+      </w:r>
+      <w:r>
+        <w:t xml:space="preserve">would mean that one model fits both gauges. It never reaches 1 (Fig. 9a). Its minimum, 1.058, lies at calibration B.</w:t>
       </w:r>
     </w:p>
     <w:p>
@@ -16883,7 +15424,30 @@
         <w:pStyle w:val="BodyText"/>
       </w:pPr>
       <w:r>
-        <w:t xml:space="preserve">Gauges within 6 m of each other along the girder have very different constants. On day 1 the constant of ch11 is 3.9 times that of ch8, and their 95 % CIs do not overlap (Table 3), whereas a one-dimensional beam model predicts ratios of 0.978–1.003.</w:t>
+        <w:t xml:space="preserve">The model-form variants move this minimum between 1.039 and 1.092 but never to 1, so the 4–9 % residual is model-form error. Calibration B is therefore the nearest fit, not an exact one, and its</w:t>
+      </w:r>
+      <w:r>
+        <w:t xml:space="preserve"> </w:t>
+      </w:r>
+      <m:oMath>
+        <m:r>
+          <m:t>α</m:t>
+        </m:r>
+        <m:r>
+          <m:rPr>
+            <m:sty m:val="p"/>
+          </m:rPr>
+          <m:t>=</m:t>
+        </m:r>
+        <m:r>
+          <m:t>0.716</m:t>
+        </m:r>
+      </m:oMath>
+      <w:r>
+        <w:t xml:space="preserve"> </w:t>
+      </w:r>
+      <w:r>
+        <w:t xml:space="preserve">would mean a 28 % loss of rigidity in a young prestressed girder.</w:t>
       </w:r>
     </w:p>
     <w:p>
@@ -16891,7 +15455,41 @@
         <w:pStyle w:val="BodyText"/>
       </w:pPr>
       <w:r>
-        <w:t xml:space="preserve">Gauge-factor spread is unlikely to explain these differences, because the ratio of the st36 and st40 constants changes with the lane: 3.24 ± 0.56 in lane A against 1.82 ± 0.10 in lane B (± one standard error), about 2.5 standard errors apart. The deck-soffit gauges respond to slab bending and shear lag as well as to girder bending. The constant must therefore come from a weighed reference vehicle or a three-dimensional model; a beam-model BPM would fail.</w:t>
+        <w:t xml:space="preserve">The admissible set contains every model whose misfit at each gauge stays within a tolerance</w:t>
+      </w:r>
+      <w:r>
+        <w:t xml:space="preserve"> </w:t>
+      </w:r>
+      <m:oMath>
+        <m:r>
+          <m:t>τ</m:t>
+        </m:r>
+      </m:oMath>
+      <w:r>
+        <w:t xml:space="preserve">. The six readings of each gauge spread by 1.9–2.0 % about their mean. This spread comes from the transverse positions and is not a repeatability, because the readings are not replicates. Combined in quadrature with a model-form spread of 1.75 %, it gives a standard uncertainty of 2.64 % per reading, and</w:t>
+      </w:r>
+      <w:r>
+        <w:t xml:space="preserve"> </w:t>
+      </w:r>
+      <m:oMath>
+        <m:r>
+          <m:t>τ</m:t>
+        </m:r>
+        <m:r>
+          <m:rPr>
+            <m:sty m:val="p"/>
+          </m:rPr>
+          <m:t>=</m:t>
+        </m:r>
+        <m:r>
+          <m:t>5.3</m:t>
+        </m:r>
+      </m:oMath>
+      <w:r>
+        <w:t xml:space="preserve"> </w:t>
+      </w:r>
+      <w:r>
+        <w:t xml:space="preserve">% at two standard deviations.</w:t>
       </w:r>
     </w:p>
     <w:p>
@@ -16899,47 +15497,122 @@
         <w:pStyle w:val="BodyText"/>
       </w:pPr>
       <w:r>
-        <w:t xml:space="preserve">A beam model of the girder (Euler–Bernoulli, parabolic haunch, second moment proportional to</w:t>
-      </w:r>
-      <w:r>
-        <w:t xml:space="preserve"> </w:t>
-      </w:r>
-      <m:oMath>
+        <w:t xml:space="preserve">At this tolerance the static data bound</w:t>
+      </w:r>
+      <w:r>
+        <w:t xml:space="preserve"> </w:t>
+      </w:r>
+      <m:oMath>
+        <m:r>
+          <m:t>κ</m:t>
+        </m:r>
+      </m:oMath>
+      <w:r>
+        <w:t xml:space="preserve"> </w:t>
+      </w:r>
+      <w:r>
+        <w:t xml:space="preserve">only from below: every</w:t>
+      </w:r>
+      <w:r>
+        <w:t xml:space="preserve"> </w:t>
+      </w:r>
+      <m:oMath>
+        <m:r>
+          <m:t>κ</m:t>
+        </m:r>
+        <m:r>
+          <m:rPr>
+            <m:sty m:val="p"/>
+          </m:rPr>
+          <m:t>≥</m:t>
+        </m:r>
+        <m:r>
+          <m:t>1.8</m:t>
+        </m:r>
+        <m:r>
+          <m:rPr>
+            <m:sty m:val="p"/>
+          </m:rPr>
+          <m:t>×</m:t>
+        </m:r>
         <m:sSup>
           <m:e>
             <m:r>
-              <m:t>h</m:t>
+              <m:t>10</m:t>
             </m:r>
           </m:e>
           <m:sup>
             <m:r>
-              <m:t>2</m:t>
+              <m:t>7</m:t>
             </m:r>
           </m:sup>
         </m:sSup>
       </m:oMath>
       <w:r>
-        <w:t xml:space="preserve">) reproduces the global shape of the strain history (</w:t>
-      </w:r>
-      <m:oMath>
-        <m:sSup>
-          <m:e>
-            <m:r>
-              <m:t>r</m:t>
-            </m:r>
-          </m:e>
-          <m:sup>
-            <m:r>
-              <m:t>2</m:t>
-            </m:r>
-          </m:sup>
-        </m:sSup>
-      </m:oMath>
-      <w:r>
-        <w:t xml:space="preserve"> </w:t>
-      </w:r>
-      <w:r>
-        <w:t xml:space="preserve">= 0.79–0.94). The gauges are not blind: the zeros of the uniform-load moment diagram in span 2 lie at 121.6 m and 190.8 m, about 35 m from the gauges.</w:t>
+        <w:t xml:space="preserve"> </w:t>
+      </w:r>
+      <w:r>
+        <w:t xml:space="preserve">kN m/rad is admissible, with</w:t>
+      </w:r>
+      <w:r>
+        <w:t xml:space="preserve"> </w:t>
+      </w:r>
+      <m:oMath>
+        <m:r>
+          <m:t>α</m:t>
+        </m:r>
+      </m:oMath>
+      <w:r>
+        <w:t xml:space="preserve"> </w:t>
+      </w:r>
+      <w:r>
+        <w:t xml:space="preserve">between 0.51 and 1.15. The conclusion depends on the tolerance. At</w:t>
+      </w:r>
+      <w:r>
+        <w:t xml:space="preserve"> </w:t>
+      </w:r>
+      <m:oMath>
+        <m:r>
+          <m:t>τ</m:t>
+        </m:r>
+        <m:r>
+          <m:rPr>
+            <m:sty m:val="p"/>
+          </m:rPr>
+          <m:t>=</m:t>
+        </m:r>
+        <m:r>
+          <m:t>3</m:t>
+        </m:r>
+      </m:oMath>
+      <w:r>
+        <w:t xml:space="preserve"> </w:t>
+      </w:r>
+      <w:r>
+        <w:t xml:space="preserve">% the admissible set shrinks and excludes the design rigidity,</w:t>
+      </w:r>
+      <w:r>
+        <w:t xml:space="preserve"> </w:t>
+      </w:r>
+      <m:oMath>
+        <m:r>
+          <m:t>α</m:t>
+        </m:r>
+        <m:r>
+          <m:rPr>
+            <m:sty m:val="p"/>
+          </m:rPr>
+          <m:t>=</m:t>
+        </m:r>
+        <m:r>
+          <m:t>1</m:t>
+        </m:r>
+      </m:oMath>
+      <w:r>
+        <w:t xml:space="preserve"> </w:t>
+      </w:r>
+      <w:r>
+        <w:t xml:space="preserve">(Supplementary Material).</w:t>
       </w:r>
     </w:p>
     <w:p>
@@ -16947,39 +15620,53 @@
         <w:pStyle w:val="BodyText"/>
       </w:pPr>
       <w:r>
-        <w:t xml:space="preserve">The same model shows why the whole 605 m crossing must be integrated. The cancellation ratio</w:t>
-      </w:r>
-      <w:r>
-        <w:t xml:space="preserve"> </w:t>
-      </w:r>
-      <m:oMath>
-        <m:r>
-          <m:t>R</m:t>
-        </m:r>
-      </m:oMath>
-      <w:r>
-        <w:t xml:space="preserve"> </w:t>
-      </w:r>
-      <w:r>
-        <w:t xml:space="preserve">of the gauges’ influence line is 0.51: span 2 contributes about 170 % of the net integral, and the adjacent spans −26 % and −66 %.</w:t>
-      </w:r>
-    </w:p>
-    <w:bookmarkEnd w:id="33"/>
-    <w:bookmarkStart w:id="34" w:name="what-the-field-records-show"/>
-    <w:p>
-      <w:pPr>
-        <w:pStyle w:val="Heading3"/>
-      </w:pPr>
-      <w:r>
-        <w:t xml:space="preserve">4.5. What the field records show</w:t>
-      </w:r>
-    </w:p>
-    <w:p>
-      <w:pPr>
-        <w:pStyle w:val="FirstParagraph"/>
-      </w:pPr>
-      <w:r>
-        <w:t xml:space="preserve">The records support linearity, superposition and per-gauge invariance within the 10–27 % that the noise allows, and they show that each lane, and each deck gauge, needs its own constant. They cannot show weight discrimination, because the reference weights hardly vary. They show no benefit from GLS or zero-sum combinations, because the common-mode assumption behind Eq. (14) holds for vehicle-free noise but not for crossing residuals.</w:t>
+        <w:t xml:space="preserve">Over the admissible set, the absolute constant</w:t>
+      </w:r>
+      <w:r>
+        <w:t xml:space="preserve"> </w:t>
+      </w:r>
+      <m:oMath>
+        <m:sSub>
+          <m:e>
+            <m:r>
+              <m:t>C</m:t>
+            </m:r>
+          </m:e>
+          <m:sub>
+            <m:r>
+              <m:t>8</m:t>
+            </m:r>
+          </m:sub>
+        </m:sSub>
+      </m:oMath>
+      <w:r>
+        <w:t xml:space="preserve"> </w:t>
+      </w:r>
+      <w:r>
+        <w:t xml:space="preserve">ranges from 3.0 × 10⁻⁵ to 2.0 × 10⁻⁴ m²/kN, whereas</w:t>
+      </w:r>
+      <w:r>
+        <w:t xml:space="preserve"> </w:t>
+      </w:r>
+      <m:oMath>
+        <m:sSub>
+          <m:e>
+            <m:r>
+              <m:t>C</m:t>
+            </m:r>
+          </m:e>
+          <m:sub>
+            <m:r>
+              <m:t>7</m:t>
+            </m:r>
+          </m:sub>
+        </m:sSub>
+      </m:oMath>
+      <w:r>
+        <w:t xml:space="preserve"> </w:t>
+      </w:r>
+      <w:r>
+        <w:t xml:space="preserve">stays within 3.3–5.0 × 10⁻⁴ m²/kN. The deflection indicators show the same contrast: with the design rigidity as reference, N8 spans 0.124–0.822 and N7 only 0.190–0.286 (Table 4).</w:t>
       </w:r>
     </w:p>
     <w:p>
@@ -16987,703 +15674,11 @@
         <w:pStyle w:val="BodyText"/>
       </w:pPr>
       <w:r>
-        <w:t xml:space="preserve">The tests rest on four trucks, two axle counts and seven or eight runs per day. The gauge calibration factors and exact positions are not published, so absolute constants cannot be checked. The GVW accuracy that the dataset authors reported for their influence-line system on this bridge [41–43] was not compared [NEED VALUE: GVW accuracy reported in [41–43] for the same runs, if the authors wish to add it].</w:t>
-      </w:r>
-    </w:p>
-    <w:bookmarkEnd w:id="34"/>
-    <w:bookmarkEnd w:id="35"/>
-    <w:bookmarkStart w:id="39" w:name="X80959e8cf6f992baeb70ddee111b40ab53e3716"/>
-    <w:p>
-      <w:pPr>
-        <w:pStyle w:val="Heading2"/>
-      </w:pPr>
-      <w:r>
-        <w:t xml:space="preserve">5. In-service box girder: identifiability and channel design</w:t>
-      </w:r>
-    </w:p>
-    <w:p>
-      <w:pPr>
-        <w:pStyle w:val="FirstParagraph"/>
-      </w:pPr>
-      <w:r>
-        <w:t xml:space="preserve">This section applies the criteria to an in-service three-span box girder with static acceptance-test data. It asks how far the data determine the observability of each installed gauge, which channel and position would be robust, and which measurement would decide between the models that fit the data.</w:t>
-      </w:r>
-    </w:p>
-    <w:bookmarkStart w:id="36" w:name="bridge-data-and-model"/>
-    <w:p>
-      <w:pPr>
-        <w:pStyle w:val="Heading3"/>
-      </w:pPr>
-      <w:r>
-        <w:t xml:space="preserve">5.1. Bridge, data and model</w:t>
-      </w:r>
-    </w:p>
-    <w:p>
-      <w:pPr>
-        <w:pStyle w:val="FirstParagraph"/>
-      </w:pPr>
-      <w:r>
-        <w:t xml:space="preserve">The Cầu Mây Bridge carries provincial road DT389 over the Kinh Môn River in Hải Dương, Viet Nam. Its main bridge is a three-span continuous prestressed concrete box girder of 55 + 90 + 55 m, built by balanced cantilever (</w:t>
-      </w:r>
-      <m:oMath>
-        <m:r>
-          <m:t>β</m:t>
-        </m:r>
-        <m:r>
-          <m:rPr>
-            <m:sty m:val="p"/>
-          </m:rPr>
-          <m:t>=</m:t>
-        </m:r>
-        <m:r>
-          <m:t>1.636</m:t>
-        </m:r>
-      </m:oMath>
-      <w:r>
-        <w:t xml:space="preserve">). The depth varies from 2.40 m at mid-span to 5.40 m at the piers; the design section properties are in the Supplementary Material. The inner piers, including pier T7, are monolithic with the girder, and the end supports T5 and T8 carry pot bearings.</w:t>
-      </w:r>
-    </w:p>
-    <w:p>
-      <w:pPr>
-        <w:pStyle w:val="BodyText"/>
-      </w:pPr>
-      <w:r>
-        <w:t xml:space="preserve">Two deflection gauges were read: N8 at 0.4L of the side span between pier T7 and end support T8, and N7 at mid main span. In the June 2020 acceptance test, four trucks stood in the side span (gauge N8) and six in the main span (gauge N7). The trucks were 3-axle, nominally 5 + 10 + 10 t, with a weighed mean of 25.06 t. Dial gauges read the peak deflection under centric and eccentric transverse positions [NEED VALUE: instrument type and fixed reference datum of the dial gauges, temperature correction, load-hold time and zero-reading procedure]. Each gauge has six readings (three lines, each centric and eccentric); their mean is 5.55 mm at N8 and 15.42 mm at N7.</w:t>
-      </w:r>
-    </w:p>
-    <w:p>
-      <w:pPr>
-        <w:pStyle w:val="BodyText"/>
-      </w:pPr>
-      <w:r>
-        <w:t xml:space="preserve">The girder was modelled with Euler–Bernoulli elements, a parabolic depth variation over</w:t>
-      </w:r>
-      <w:r>
-        <w:t xml:space="preserve"> </w:t>
-      </w:r>
-      <m:oMath>
-        <m:sSub>
-          <m:e>
-            <m:r>
-              <m:t>L</m:t>
-            </m:r>
-          </m:e>
-          <m:sub>
-            <m:r>
-              <m:t>v</m:t>
-            </m:r>
-          </m:sub>
-        </m:sSub>
-        <m:r>
-          <m:rPr>
-            <m:sty m:val="p"/>
-          </m:rPr>
-          <m:t>=</m:t>
-        </m:r>
-        <m:r>
-          <m:t>44</m:t>
-        </m:r>
-      </m:oMath>
-      <w:r>
-        <w:t xml:space="preserve"> </w:t>
-      </w:r>
-      <w:r>
-        <w:t xml:space="preserve">m from each inner pier, a second moment proportional to</w:t>
-      </w:r>
-      <w:r>
-        <w:t xml:space="preserve"> </w:t>
-      </w:r>
-      <m:oMath>
-        <m:sSup>
-          <m:e>
-            <m:r>
-              <m:t>h</m:t>
-            </m:r>
-          </m:e>
-          <m:sup>
-            <m:r>
-              <m:t>2.943</m:t>
-            </m:r>
-          </m:sup>
-        </m:sSup>
-      </m:oMath>
-      <w:r>
-        <w:t xml:space="preserve"> </w:t>
-      </w:r>
-      <w:r>
-        <w:t xml:space="preserve">fitted to the two design sections, and a rotational spring</w:t>
-      </w:r>
-      <w:r>
-        <w:t xml:space="preserve"> </w:t>
-      </w:r>
-      <m:oMath>
-        <m:r>
-          <m:t>k</m:t>
-        </m:r>
-      </m:oMath>
-      <w:r>
-        <w:t xml:space="preserve"> </w:t>
-      </w:r>
-      <w:r>
-        <w:t xml:space="preserve">at each inner pier. The depth law and the pier dimensions are not documented, so other depth lengths and exponents and a rigid pier zone were tested as model-form variants (Supplementary Material).</w:t>
-      </w:r>
-    </w:p>
-    <w:p>
-      <w:pPr>
-        <w:pStyle w:val="BodyText"/>
-      </w:pPr>
-      <w:r>
-        <w:t xml:space="preserve">Two reference calibrations are used. Calibration A is the design model, with</w:t>
-      </w:r>
-      <w:r>
-        <w:t xml:space="preserve"> </w:t>
-      </w:r>
-      <m:oMath>
-        <m:r>
-          <m:t>α</m:t>
-        </m:r>
-        <m:r>
-          <m:rPr>
-            <m:sty m:val="p"/>
-          </m:rPr>
-          <m:t>=</m:t>
-        </m:r>
-        <m:r>
-          <m:t>1</m:t>
-        </m:r>
-      </m:oMath>
-      <w:r>
-        <w:t xml:space="preserve"> </w:t>
-      </w:r>
-      <w:r>
-        <w:t xml:space="preserve">and</w:t>
-      </w:r>
-      <w:r>
-        <w:t xml:space="preserve"> </w:t>
-      </w:r>
-      <m:oMath>
-        <m:r>
-          <m:t>k</m:t>
-        </m:r>
-        <m:r>
-          <m:rPr>
-            <m:sty m:val="p"/>
-          </m:rPr>
-          <m:t>=</m:t>
-        </m:r>
-        <m:r>
-          <m:t>2.75</m:t>
-        </m:r>
-        <m:r>
-          <m:rPr>
-            <m:sty m:val="p"/>
-          </m:rPr>
-          <m:t>×</m:t>
-        </m:r>
-        <m:sSup>
-          <m:e>
-            <m:r>
-              <m:t>10</m:t>
-            </m:r>
-          </m:e>
-          <m:sup>
-            <m:r>
-              <m:t>7</m:t>
-            </m:r>
-          </m:sup>
-        </m:sSup>
-      </m:oMath>
-      <w:r>
-        <w:t xml:space="preserve"> </w:t>
-      </w:r>
-      <w:r>
-        <w:t xml:space="preserve">kN m/rad fitted to the designer’s FE output; it misfits the measurements by +2.4 % at N8 and +12.3 % at N7. Calibration B is the joint least-squares fit to the two readings, with</w:t>
-      </w:r>
-      <w:r>
-        <w:t xml:space="preserve"> </w:t>
-      </w:r>
-      <m:oMath>
-        <m:r>
-          <m:t>α</m:t>
-        </m:r>
-        <m:r>
-          <m:rPr>
-            <m:sty m:val="p"/>
-          </m:rPr>
-          <m:t>=</m:t>
-        </m:r>
-        <m:r>
-          <m:t>0.716</m:t>
-        </m:r>
-      </m:oMath>
-      <w:r>
-        <w:t xml:space="preserve"> </w:t>
-      </w:r>
-      <w:r>
-        <w:t xml:space="preserve">and</w:t>
-      </w:r>
-      <w:r>
-        <w:t xml:space="preserve"> </w:t>
-      </w:r>
-      <m:oMath>
-        <m:r>
-          <m:t>k</m:t>
-        </m:r>
-        <m:r>
-          <m:rPr>
-            <m:sty m:val="p"/>
-          </m:rPr>
-          <m:t>=</m:t>
-        </m:r>
-        <m:r>
-          <m:t>1.2</m:t>
-        </m:r>
-        <m:r>
-          <m:rPr>
-            <m:sty m:val="p"/>
-          </m:rPr>
-          <m:t>×</m:t>
-        </m:r>
-        <m:sSup>
-          <m:e>
-            <m:r>
-              <m:t>10</m:t>
-            </m:r>
-          </m:e>
-          <m:sup>
-            <m:r>
-              <m:t>8</m:t>
-            </m:r>
-          </m:sup>
-        </m:sSup>
-      </m:oMath>
-      <w:r>
-        <w:t xml:space="preserve"> </w:t>
-      </w:r>
-      <w:r>
-        <w:t xml:space="preserve">kN m/rad; its misfits are −2.8 % and +2.9 %. In terms of the scaled pier stiffness, calibration A lies at</w:t>
-      </w:r>
-      <w:r>
-        <w:t xml:space="preserve"> </w:t>
-      </w:r>
-      <m:oMath>
-        <m:r>
-          <m:t>κ</m:t>
-        </m:r>
-        <m:r>
-          <m:rPr>
-            <m:sty m:val="p"/>
-          </m:rPr>
-          <m:t>=</m:t>
-        </m:r>
-        <m:r>
-          <m:t>2.75</m:t>
-        </m:r>
-        <m:r>
-          <m:rPr>
-            <m:sty m:val="p"/>
-          </m:rPr>
-          <m:t>×</m:t>
-        </m:r>
-        <m:sSup>
-          <m:e>
-            <m:r>
-              <m:t>10</m:t>
-            </m:r>
-          </m:e>
-          <m:sup>
-            <m:r>
-              <m:t>7</m:t>
-            </m:r>
-          </m:sup>
-        </m:sSup>
-      </m:oMath>
-      <w:r>
-        <w:t xml:space="preserve"> </w:t>
-      </w:r>
-      <w:r>
-        <w:t xml:space="preserve">kN m/rad and calibration B at</w:t>
-      </w:r>
-      <w:r>
-        <w:t xml:space="preserve"> </w:t>
-      </w:r>
-      <m:oMath>
-        <m:r>
-          <m:t>κ</m:t>
-        </m:r>
-        <m:r>
-          <m:rPr>
-            <m:sty m:val="p"/>
-          </m:rPr>
-          <m:t>=</m:t>
-        </m:r>
-        <m:r>
-          <m:t>1.68</m:t>
-        </m:r>
-        <m:r>
-          <m:rPr>
-            <m:sty m:val="p"/>
-          </m:rPr>
-          <m:t>×</m:t>
-        </m:r>
-        <m:sSup>
-          <m:e>
-            <m:r>
-              <m:t>10</m:t>
-            </m:r>
-          </m:e>
-          <m:sup>
-            <m:r>
-              <m:t>8</m:t>
-            </m:r>
-          </m:sup>
-        </m:sSup>
-      </m:oMath>
-      <w:r>
-        <w:t xml:space="preserve"> </w:t>
-      </w:r>
-      <w:r>
-        <w:t xml:space="preserve">kN m/rad. Fig. 8 shows the indicators along the girder for the prismatic model and both calibrations.</w:t>
-      </w:r>
-    </w:p>
-    <w:bookmarkEnd w:id="36"/>
-    <w:bookmarkStart w:id="37" w:name="what-the-static-data-identify"/>
-    <w:p>
-      <w:pPr>
-        <w:pStyle w:val="Heading3"/>
-      </w:pPr>
-      <w:r>
-        <w:t xml:space="preserve">5.2. What the static data identify</w:t>
-      </w:r>
-    </w:p>
-    <w:p>
-      <w:pPr>
-        <w:pStyle w:val="FirstParagraph"/>
-      </w:pPr>
-      <w:r>
-        <w:t xml:space="preserve">The static data leave the constant of the side-span gauge N8 uncertain by a factor of 6.6, whereas the constant of the centre-span gauge N7 is well determined. Two facts explain this: a model-form misfit that no pier stiffness removes, and the Möbius law of Eq. (15).</w:t>
-      </w:r>
-    </w:p>
-    <w:p>
-      <w:pPr>
-        <w:pStyle w:val="BodyText"/>
-      </w:pPr>
-      <w:r>
-        <w:t xml:space="preserve">No pier stiffness lets the beam model fit both static readings exactly. The test quantity is</w:t>
-      </w:r>
-      <w:r>
-        <w:t xml:space="preserve"> </w:t>
-      </w:r>
-      <m:oMath>
-        <m:sSub>
-          <m:e>
-            <m:r>
-              <m:t>r</m:t>
-            </m:r>
-          </m:e>
-          <m:sub>
-            <m:r>
-              <m:t>87</m:t>
-            </m:r>
-          </m:sub>
-        </m:sSub>
-      </m:oMath>
-      <w:r>
-        <w:t xml:space="preserve">, the measured-to-model ratio at N8 divided by that at N7;</w:t>
-      </w:r>
-      <w:r>
-        <w:t xml:space="preserve"> </w:t>
-      </w:r>
-      <m:oMath>
-        <m:sSub>
-          <m:e>
-            <m:r>
-              <m:t>r</m:t>
-            </m:r>
-          </m:e>
-          <m:sub>
-            <m:r>
-              <m:t>87</m:t>
-            </m:r>
-          </m:sub>
-        </m:sSub>
-        <m:r>
-          <m:rPr>
-            <m:sty m:val="p"/>
-          </m:rPr>
-          <m:t>=</m:t>
-        </m:r>
-        <m:r>
-          <m:t>1</m:t>
-        </m:r>
-      </m:oMath>
-      <w:r>
-        <w:t xml:space="preserve"> </w:t>
-      </w:r>
-      <w:r>
-        <w:t xml:space="preserve">would mean that one model fits both gauges. It never reaches 1 (Fig. 9a). Its minimum, 1.058, lies at calibration B.</w:t>
-      </w:r>
-    </w:p>
-    <w:p>
-      <w:pPr>
-        <w:pStyle w:val="BodyText"/>
-      </w:pPr>
-      <w:r>
-        <w:t xml:space="preserve">The model-form variants move this minimum between 1.039 and 1.092 but never to 1, so the 4–9 % residual is model-form error. Calibration B is therefore the nearest fit, not an exact one, and its</w:t>
-      </w:r>
-      <w:r>
-        <w:t xml:space="preserve"> </w:t>
-      </w:r>
-      <m:oMath>
-        <m:r>
-          <m:t>α</m:t>
-        </m:r>
-        <m:r>
-          <m:rPr>
-            <m:sty m:val="p"/>
-          </m:rPr>
-          <m:t>=</m:t>
-        </m:r>
-        <m:r>
-          <m:t>0.716</m:t>
-        </m:r>
-      </m:oMath>
-      <w:r>
-        <w:t xml:space="preserve"> </w:t>
-      </w:r>
-      <w:r>
-        <w:t xml:space="preserve">would mean a 28 % loss of rigidity in a young prestressed girder.</w:t>
-      </w:r>
-    </w:p>
-    <w:p>
-      <w:pPr>
-        <w:pStyle w:val="BodyText"/>
-      </w:pPr>
-      <w:r>
-        <w:t xml:space="preserve">The admissible set contains every model whose misfit at each gauge stays within a tolerance</w:t>
-      </w:r>
-      <w:r>
-        <w:t xml:space="preserve"> </w:t>
-      </w:r>
-      <m:oMath>
-        <m:r>
-          <m:t>τ</m:t>
-        </m:r>
-      </m:oMath>
-      <w:r>
-        <w:t xml:space="preserve">. The six readings of each gauge spread by 1.9–2.0 % about their mean. This spread comes from the transverse positions and is not a repeatability, because the readings are not replicates. Combined in quadrature with a model-form spread of 1.75 %, it gives a standard uncertainty of 2.64 % per reading, and</w:t>
-      </w:r>
-      <w:r>
-        <w:t xml:space="preserve"> </w:t>
-      </w:r>
-      <m:oMath>
-        <m:r>
-          <m:t>τ</m:t>
-        </m:r>
-        <m:r>
-          <m:rPr>
-            <m:sty m:val="p"/>
-          </m:rPr>
-          <m:t>=</m:t>
-        </m:r>
-        <m:r>
-          <m:t>5.3</m:t>
-        </m:r>
-      </m:oMath>
-      <w:r>
-        <w:t xml:space="preserve"> </w:t>
-      </w:r>
-      <w:r>
-        <w:t xml:space="preserve">% at two standard deviations.</w:t>
-      </w:r>
-    </w:p>
-    <w:p>
-      <w:pPr>
-        <w:pStyle w:val="BodyText"/>
-      </w:pPr>
-      <w:r>
-        <w:t xml:space="preserve">At this tolerance the static data bound</w:t>
-      </w:r>
-      <w:r>
-        <w:t xml:space="preserve"> </w:t>
-      </w:r>
-      <m:oMath>
-        <m:r>
-          <m:t>κ</m:t>
-        </m:r>
-      </m:oMath>
-      <w:r>
-        <w:t xml:space="preserve"> </w:t>
-      </w:r>
-      <w:r>
-        <w:t xml:space="preserve">only from below: every</w:t>
-      </w:r>
-      <w:r>
-        <w:t xml:space="preserve"> </w:t>
-      </w:r>
-      <m:oMath>
-        <m:r>
-          <m:t>κ</m:t>
-        </m:r>
-        <m:r>
-          <m:rPr>
-            <m:sty m:val="p"/>
-          </m:rPr>
-          <m:t>≥</m:t>
-        </m:r>
-        <m:r>
-          <m:t>1.8</m:t>
-        </m:r>
-        <m:r>
-          <m:rPr>
-            <m:sty m:val="p"/>
-          </m:rPr>
-          <m:t>×</m:t>
-        </m:r>
-        <m:sSup>
-          <m:e>
-            <m:r>
-              <m:t>10</m:t>
-            </m:r>
-          </m:e>
-          <m:sup>
-            <m:r>
-              <m:t>7</m:t>
-            </m:r>
-          </m:sup>
-        </m:sSup>
-      </m:oMath>
-      <w:r>
-        <w:t xml:space="preserve"> </w:t>
-      </w:r>
-      <w:r>
-        <w:t xml:space="preserve">kN m/rad is admissible, with</w:t>
-      </w:r>
-      <w:r>
-        <w:t xml:space="preserve"> </w:t>
-      </w:r>
-      <m:oMath>
-        <m:r>
-          <m:t>α</m:t>
-        </m:r>
-      </m:oMath>
-      <w:r>
-        <w:t xml:space="preserve"> </w:t>
-      </w:r>
-      <w:r>
-        <w:t xml:space="preserve">between 0.51 and 1.15. The conclusion depends on the tolerance. At</w:t>
-      </w:r>
-      <w:r>
-        <w:t xml:space="preserve"> </w:t>
-      </w:r>
-      <m:oMath>
-        <m:r>
-          <m:t>τ</m:t>
-        </m:r>
-        <m:r>
-          <m:rPr>
-            <m:sty m:val="p"/>
-          </m:rPr>
-          <m:t>=</m:t>
-        </m:r>
-        <m:r>
-          <m:t>3</m:t>
-        </m:r>
-      </m:oMath>
-      <w:r>
-        <w:t xml:space="preserve"> </w:t>
-      </w:r>
-      <w:r>
-        <w:t xml:space="preserve">% the admissible set shrinks and excludes the design rigidity,</w:t>
-      </w:r>
-      <w:r>
-        <w:t xml:space="preserve"> </w:t>
-      </w:r>
-      <m:oMath>
-        <m:r>
-          <m:t>α</m:t>
-        </m:r>
-        <m:r>
-          <m:rPr>
-            <m:sty m:val="p"/>
-          </m:rPr>
-          <m:t>=</m:t>
-        </m:r>
-        <m:r>
-          <m:t>1</m:t>
-        </m:r>
-      </m:oMath>
-      <w:r>
-        <w:t xml:space="preserve"> </w:t>
-      </w:r>
-      <w:r>
-        <w:t xml:space="preserve">(Supplementary Material).</w:t>
-      </w:r>
-    </w:p>
-    <w:p>
-      <w:pPr>
-        <w:pStyle w:val="BodyText"/>
-      </w:pPr>
-      <w:r>
-        <w:t xml:space="preserve">Over the admissible set, the absolute constant</w:t>
-      </w:r>
-      <w:r>
-        <w:t xml:space="preserve"> </w:t>
-      </w:r>
-      <m:oMath>
-        <m:sSub>
-          <m:e>
-            <m:r>
-              <m:t>C</m:t>
-            </m:r>
-          </m:e>
-          <m:sub>
-            <m:r>
-              <m:t>8</m:t>
-            </m:r>
-          </m:sub>
-        </m:sSub>
-      </m:oMath>
-      <w:r>
-        <w:t xml:space="preserve"> </w:t>
-      </w:r>
-      <w:r>
-        <w:t xml:space="preserve">ranges from 3.0 × 10⁻⁵ to 2.0 × 10⁻⁴ m²/kN, whereas</w:t>
-      </w:r>
-      <w:r>
-        <w:t xml:space="preserve"> </w:t>
-      </w:r>
-      <m:oMath>
-        <m:sSub>
-          <m:e>
-            <m:r>
-              <m:t>C</m:t>
-            </m:r>
-          </m:e>
-          <m:sub>
-            <m:r>
-              <m:t>7</m:t>
-            </m:r>
-          </m:sub>
-        </m:sSub>
-      </m:oMath>
-      <w:r>
-        <w:t xml:space="preserve"> </w:t>
-      </w:r>
-      <w:r>
-        <w:t xml:space="preserve">stays within 3.3–5.0 × 10⁻⁴ m²/kN. The deflection indicators show the same contrast: with the design rigidity as reference, N8 spans 0.124–0.822 and N7 only 0.190–0.286 (Table 8).</w:t>
-      </w:r>
-    </w:p>
-    <w:p>
-      <w:pPr>
-        <w:pStyle w:val="BodyText"/>
-      </w:pPr>
-      <w:r>
         <w:rPr>
           <w:bCs/>
           <w:b/>
         </w:rPr>
-        <w:t xml:space="preserve">Table 8.</w:t>
+        <w:t xml:space="preserve">Table 4.</w:t>
       </w:r>
       <w:r>
         <w:t xml:space="preserve"> </w:t>
@@ -18483,7 +16478,7 @@
         <w:t xml:space="preserve"> </w:t>
       </w:r>
       <w:r>
-        <w:t xml:space="preserve">is much larger at N8 than at N7 (Table 9).</w:t>
+        <w:t xml:space="preserve">is much larger at N8 than at N7 (Table 5).</w:t>
       </w:r>
     </w:p>
     <w:p>
@@ -18526,7 +16521,7 @@
           <w:bCs/>
           <w:b/>
         </w:rPr>
-        <w:t xml:space="preserve">Table 9.</w:t>
+        <w:t xml:space="preserve">Table 5.</w:t>
       </w:r>
       <w:r>
         <w:t xml:space="preserve"> </w:t>
@@ -19092,8 +17087,8 @@
         <w:t xml:space="preserve">is 0.56–1.00, so its smallness reflects restraint by the haunches, not cancellation. The measured vertical frequencies (3.43–3.64 Hz) would narrow the admissible set further if they belonged to the third vertical mode. This interpretation is conditional and is analysed in the Supplementary Material.</w:t>
       </w:r>
     </w:p>
-    <w:bookmarkEnd w:id="37"/>
-    <w:bookmarkStart w:id="38" w:name="which-channel-where"/>
+    <w:bookmarkEnd w:id="36"/>
+    <w:bookmarkStart w:id="37" w:name="which-channel-where"/>
     <w:p>
       <w:pPr>
         <w:pStyle w:val="Heading3"/>
@@ -19757,7 +17752,7 @@
         <w:pStyle w:val="BodyText"/>
       </w:pPr>
       <w:r>
-        <w:t xml:space="preserve">A moving-load test with weighed trucks has been designed for this bridge, and Table 10 gives the predicted values that would decide between the reference calibrations. These are predictions, not results. The ratio of integrals at the side-span and centre-span deflection gauges is independent of truck weight and absolute rigidity, and it differs by a factor of 2.3 between calibrations A and B.</w:t>
+        <w:t xml:space="preserve">A moving-load test with weighed trucks has been designed for this bridge, and Table 6 gives the predicted values that would decide between the reference calibrations. These are predictions, not results. The ratio of integrals at the side-span and centre-span deflection gauges is independent of truck weight and absolute rigidity, and it differs by a factor of 2.3 between calibrations A and B.</w:t>
       </w:r>
     </w:p>
     <w:p>
@@ -19769,7 +17764,7 @@
           <w:bCs/>
           <w:b/>
         </w:rPr>
-        <w:t xml:space="preserve">Table 10.</w:t>
+        <w:t xml:space="preserve">Table 6.</w:t>
       </w:r>
       <w:r>
         <w:t xml:space="preserve"> </w:t>
@@ -20004,9 +17999,9 @@
         <w:t xml:space="preserve">The in-service girder shows that a side-span deflection gauge on a layout near the prismatic blind locus is not identifiable from static acceptance data, whereas a centre-span gauge is. One tiltmeter or one integral ratio would discriminate between the reference calibrations.</w:t>
       </w:r>
     </w:p>
+    <w:bookmarkEnd w:id="37"/>
     <w:bookmarkEnd w:id="38"/>
-    <w:bookmarkEnd w:id="39"/>
-    <w:bookmarkStart w:id="40" w:name="error-budget"/>
+    <w:bookmarkStart w:id="39" w:name="error-budget"/>
     <w:p>
       <w:pPr>
         <w:pStyle w:val="Heading2"/>
@@ -20020,7 +18015,7 @@
         <w:pStyle w:val="FirstParagraph"/>
       </w:pPr>
       <w:r>
-        <w:t xml:space="preserve">This section states the error terms of the integral estimator with their sensitivities and the values measured or assumed in this paper (Table 12). The budget is indicative, not an evaluation according to the Guide to the Expression of Uncertainty in Measurement (GUM): several entries are scenario ranges and the correlations between terms are not quantified.</w:t>
+        <w:t xml:space="preserve">This section states the error terms of the integral estimator with their sensitivities and the values measured or assumed in this paper. The budget is indicative, not an evaluation according to the Guide to the Expression of Uncertainty in Measurement (GUM): several entries are scenario ranges and the correlations between terms are not quantified.</w:t>
       </w:r>
     </w:p>
     <w:p>
@@ -20110,7 +18105,7 @@
         <w:pStyle w:val="BodyText"/>
       </w:pPr>
       <w:r>
-        <w:t xml:space="preserve">Table 11 evaluates Eq. (12) for the Cầu Mây gauges over the admissible set, with</w:t>
+        <w:t xml:space="preserve">Table 7 evaluates Eq. (12) for the Cầu Mây gauges over the admissible set, with</w:t>
       </w:r>
       <w:r>
         <w:t xml:space="preserve"> </w:t>
@@ -20157,7 +18152,7 @@
         <w:t xml:space="preserve"> </w:t>
       </w:r>
       <w:r>
-        <w:t xml:space="preserve">m and the mean weighed truck of 25.06 t. The smaller offsets in Table 11 are typical of displacement transducers. Absolute deflection on a 90 m span over water would usually come from a non-contact technique, whose residual offset after re-zeroing has to be established on site, since environmental effects act over the same window [51,52].</w:t>
+        <w:t xml:space="preserve">m and the mean weighed truck of 25.06 t. The smaller offsets in Table 7 are typical of displacement transducers. Absolute deflection on a 90 m span over water would usually come from a non-contact technique, whose residual offset after re-zeroing has to be established on site, since environmental effects act over the same window [51,52].</w:t>
       </w:r>
     </w:p>
     <w:p>
@@ -20197,7 +18192,7 @@
           <w:bCs/>
           <w:b/>
         </w:rPr>
-        <w:t xml:space="preserve">Table 11.</w:t>
+        <w:t xml:space="preserve">Table 7.</w:t>
       </w:r>
       <w:r>
         <w:t xml:space="preserve"> </w:t>
@@ -20698,7 +18693,7 @@
         <w:pStyle w:val="BodyText"/>
       </w:pPr>
       <w:r>
-        <w:t xml:space="preserve">Transverse position and multiple presence add further terms. On the five-span girder the far-lane constant was 0.79 of the near-lane value. At Cầu Mây the readings across one section spread by up to 2.05 mm in the eccentric N7 case, about 13 % of the mean reading.</w:t>
+        <w:t xml:space="preserve">Transverse position and multiple presence add further terms; Table 8 collects all terms. On the five-span girder the far-lane constant was 0.79 of the near-lane value. At Cầu Mây the readings across one section spread by up to 2.05 mm in the eccentric N7 case, about 13 % of the mean reading.</w:t>
       </w:r>
     </w:p>
     <w:p>
@@ -20718,7 +18713,7 @@
           <w:bCs/>
           <w:b/>
         </w:rPr>
-        <w:t xml:space="preserve">Table 12.</w:t>
+        <w:t xml:space="preserve">Table 8.</w:t>
       </w:r>
       <w:r>
         <w:t xml:space="preserve"> </w:t>
@@ -21204,7 +19199,7 @@
               <w:jc w:val="left"/>
             </w:pPr>
             <w:r>
-              <w:t xml:space="preserve">Table 11; field per-crossing SD of the gauge average predicted 19.8 % (day 2), 5.3 % (day 1)</w:t>
+              <w:t xml:space="preserve">Table 7; field per-crossing SD of the gauge average predicted 19.8 % (day 2), 5.3 % (day 1)</w:t>
             </w:r>
           </w:p>
         </w:tc>
@@ -21641,8 +19636,8 @@
         <w:t xml:space="preserve">The method is therefore proposed for preliminary overload screening, with the decision threshold set apart from the legal limit and the design live loads [53,54]. Setting that threshold needs field calibration with trucks of clearly different weights, which this study did not have.</w:t>
       </w:r>
     </w:p>
-    <w:bookmarkEnd w:id="40"/>
-    <w:bookmarkStart w:id="41" w:name="design-workflow-and-limitations"/>
+    <w:bookmarkEnd w:id="39"/>
+    <w:bookmarkStart w:id="40" w:name="design-workflow-and-limitations"/>
     <w:p>
       <w:pPr>
         <w:pStyle w:val="Heading2"/>
@@ -22465,8 +20460,8 @@
         <w:t xml:space="preserve">Several limitations remain. The laboratory beam had equal spans and statically positioned loads, and the blind configuration was not tested. The field assessment rests on one public dataset with four trucks, two axle counts, nearly constant reference weights and no gauge at a zero-moment point; it could not test weight discrimination, the deflection blind loci or a deflection pair. The in-service application uses static data and an Euler–Bernoulli beam model with an assumed depth law and equal pier springs. The treatment is one-dimensional along each lane.</w:t>
       </w:r>
     </w:p>
-    <w:bookmarkEnd w:id="41"/>
-    <w:bookmarkStart w:id="42" w:name="conclusions"/>
+    <w:bookmarkEnd w:id="40"/>
+    <w:bookmarkStart w:id="41" w:name="conclusions"/>
     <w:p>
       <w:pPr>
         <w:pStyle w:val="Heading2"/>
@@ -22734,8 +20729,8 @@
         <w:t xml:space="preserve">The next steps are the moving-load test designed for the in-service girder, laboratory tests of the blind configuration, and field calibration with trucks of clearly different weights.</w:t>
       </w:r>
     </w:p>
-    <w:bookmarkEnd w:id="42"/>
-    <w:bookmarkStart w:id="43" w:name="X456e826d03272217d785932542538504df7f2c0"/>
+    <w:bookmarkEnd w:id="41"/>
+    <w:bookmarkStart w:id="42" w:name="X456e826d03272217d785932542538504df7f2c0"/>
     <w:p>
       <w:pPr>
         <w:pStyle w:val="Heading2"/>
@@ -25072,8 +23067,8 @@
         </w:tc>
       </w:tr>
     </w:tbl>
-    <w:bookmarkEnd w:id="43"/>
-    <w:bookmarkStart w:id="44" w:name="X0ebc401f1b08b90996efef4e255e7d7d96e4ee0"/>
+    <w:bookmarkEnd w:id="42"/>
+    <w:bookmarkStart w:id="43" w:name="X0ebc401f1b08b90996efef4e255e7d7d96e4ee0"/>
     <w:p>
       <w:pPr>
         <w:pStyle w:val="Heading2"/>
@@ -26855,8 +24850,8 @@
         <w:t xml:space="preserve">is therefore constant, and the only freedom lies across channels. When the influence line is known, other invariant weighting functions exist; for two equal spans their white-noise variance is 1.5–6.6 times smaller, but a 20 % stiffness error in the adjacent span then produces configuration-dependent errors of −1.1 % to +2.0 % (Supplementary Material).</w:t>
       </w:r>
     </w:p>
-    <w:bookmarkEnd w:id="44"/>
-    <w:bookmarkStart w:id="45" w:name="X9dd822d35e64776c84c0a7f16a469d327c3e534"/>
+    <w:bookmarkEnd w:id="43"/>
+    <w:bookmarkStart w:id="44" w:name="X9dd822d35e64776c84c0a7f16a469d327c3e534"/>
     <w:p>
       <w:pPr>
         <w:pStyle w:val="Heading2"/>
@@ -27727,8 +25722,8 @@
         <w:t xml:space="preserve">; this determinant vanishes at the minimum of the ratio misfit, that is at calibration B. A frequency adds a row with the mass as nuisance parameter; a pier rotation adds a row without nuisance. Unequal pier stiffnesses would bring in the symmetric pattern, which Eq. (15) does not cover.</w:t>
       </w:r>
     </w:p>
-    <w:bookmarkEnd w:id="45"/>
-    <w:bookmarkStart w:id="46" w:name="computational-implementation"/>
+    <w:bookmarkEnd w:id="44"/>
+    <w:bookmarkStart w:id="45" w:name="computational-implementation"/>
     <w:p>
       <w:pPr>
         <w:pStyle w:val="Heading2"/>
@@ -27745,8 +25740,8 @@
         <w:t xml:space="preserve">All analyses were implemented by the authors in reproducible scripts: the closed forms and their FE verification, the multi-channel estimators, placement study and Monte Carlo simulation, the identifiability analysis of the in-service girder, the processing of the public field records and the laboratory evaluation. Generative artificial intelligence was used as an assistance tool during code development and debugging. Every equation and numerical output was checked independently against an analytical, finite element or convergence-based route, and the scripts and the console output of each run are provided as supplementary material.</w:t>
       </w:r>
     </w:p>
-    <w:bookmarkEnd w:id="46"/>
-    <w:bookmarkStart w:id="47" w:name="data-availability"/>
+    <w:bookmarkEnd w:id="45"/>
+    <w:bookmarkStart w:id="46" w:name="data-availability"/>
     <w:p>
       <w:pPr>
         <w:pStyle w:val="Heading2"/>
@@ -27763,8 +25758,8 @@
         <w:t xml:space="preserve">The field strain records analysed in Section 4 are publicly available in the NOR-BWIM dataset (figshare, https://doi.org/10.7294/26880898.v1, CC0) [48]. The laboratory deflection data are given in full in the Supplementary Material. The derived data behind every figure and table, the analysis scripts and the console output of each run are provided as supplementary material. The Cầu Mây load test was performed by an author of this paper, and the authors are permitted to publish the processed data (static deflection readings, truck positions, weighed truck masses and reported frequencies), which are available at [NEED VALUE: repository name and DOI].</w:t>
       </w:r>
     </w:p>
-    <w:bookmarkEnd w:id="47"/>
-    <w:bookmarkStart w:id="48" w:name="conflicts-of-interest"/>
+    <w:bookmarkEnd w:id="46"/>
+    <w:bookmarkStart w:id="47" w:name="conflicts-of-interest"/>
     <w:p>
       <w:pPr>
         <w:pStyle w:val="Heading2"/>
@@ -27781,8 +25776,8 @@
         <w:t xml:space="preserve">The Cầu Mây load test analysed in Section 5 was performed by the authors’ team as part of inspection work carried out by Công ty TNHH Tư vấn Đại học Xây dựng (HUCE consultancy) [NEED VALUE: name(s) of authors involved and nature of relationship]. The authors declare that there is no other conflict of interest regarding the publication of this article.</w:t>
       </w:r>
     </w:p>
-    <w:bookmarkEnd w:id="48"/>
-    <w:bookmarkStart w:id="49" w:name="funding-statement"/>
+    <w:bookmarkEnd w:id="47"/>
+    <w:bookmarkStart w:id="48" w:name="funding-statement"/>
     <w:p>
       <w:pPr>
         <w:pStyle w:val="Heading2"/>
@@ -27799,8 +25794,8 @@
         <w:t xml:space="preserve">This research did not receive any specific grant from funding agencies in the public, commercial or not-for-profit sectors. [NEED VALUE: name the employer under whose employment the work was performed, and the source of the article processing charge, if any.]</w:t>
       </w:r>
     </w:p>
-    <w:bookmarkEnd w:id="49"/>
-    <w:bookmarkStart w:id="50" w:name="author-contributions"/>
+    <w:bookmarkEnd w:id="48"/>
+    <w:bookmarkStart w:id="49" w:name="author-contributions"/>
     <w:p>
       <w:pPr>
         <w:pStyle w:val="Heading2"/>
@@ -27859,8 +25854,8 @@
         <w:t xml:space="preserve">Investigation, Data curation, Visualization, Writing – review &amp; editing.</w:t>
       </w:r>
     </w:p>
-    <w:bookmarkEnd w:id="50"/>
-    <w:bookmarkStart w:id="51" w:name="disclosure-of-generative-ai-use"/>
+    <w:bookmarkEnd w:id="49"/>
+    <w:bookmarkStart w:id="50" w:name="disclosure-of-generative-ai-use"/>
     <w:p>
       <w:pPr>
         <w:pStyle w:val="Heading2"/>
@@ -27877,8 +25872,8 @@
         <w:t xml:space="preserve">During the preparation of this work the authors used Claude (Anthropic) to assist with code development and debugging and with language editing. All scientific formulations, procedures, numerical results and interpretations were independently reviewed and verified by the authors, who take full responsibility for the content of the manuscript.</w:t>
       </w:r>
     </w:p>
-    <w:bookmarkEnd w:id="51"/>
-    <w:bookmarkStart w:id="52" w:name="acknowledgments"/>
+    <w:bookmarkEnd w:id="50"/>
+    <w:bookmarkStart w:id="51" w:name="acknowledgments"/>
     <w:p>
       <w:pPr>
         <w:pStyle w:val="Heading2"/>
@@ -27895,8 +25890,8 @@
         <w:t xml:space="preserve">The authors gratefully acknowledge the Laboratory of Transportation Technology and Systems, Faculty of Bridge and Road Engineering, Hanoi University of Civil Engineering, for providing the test facilities used in this study, and A. Moghadam and R. Sarlo for making the NOR-BWIM dataset publicly available. [NEED VALUE: whether to acknowledge Hai Duong PMU and the testing consultant for access to the acceptance-test report.]</w:t>
       </w:r>
     </w:p>
-    <w:bookmarkEnd w:id="52"/>
-    <w:bookmarkStart w:id="53" w:name="supplementary-materials"/>
+    <w:bookmarkEnd w:id="51"/>
+    <w:bookmarkStart w:id="52" w:name="supplementary-materials"/>
     <w:p>
       <w:pPr>
         <w:pStyle w:val="Heading2"/>
@@ -27910,7 +25905,7 @@
         <w:pStyle w:val="FirstParagraph"/>
       </w:pPr>
       <w:r>
-        <w:t xml:space="preserve">The supplementary material contains: (i) the analysis scripts and the console output of each run, with a README that maps every table and figure to a script and log; (ii) the derived data behind every figure and table; (iii) the laboratory specimen, influence line, quadrature study and full data; (iv) the full per-channel invariance table of the field records (23 channel and average rows, with all χ² p-values), the noise correlation matrices, the speed regressions and all estimator results, including in-sample values, GLS with the covariance estimated from crossing residuals, the predicted per-crossing standard deviation of every estimator, per-channel lane-B results and the confidence interval of the GLS superposition ratio (Figs. S1–S2); (v) the beam model of the five-span girder, including the strain constant of the gauges relative to the largest on the girder, and the synthetic records of the dataset authors (Figs. S3–S4); (vi) strain blind-locus maps (Figs. S5–S6); (vii) the multi-channel placement study (brute-force search over all cases), Monte Carlo verification and structure-aware weighting functions (Figs. S7–S9); (viii) the asymmetric three-span closed forms; (ix) the Cầu Mây design section properties and concrete modulus, the model-form variants (depth lengths, exponents, rigid pier zone), the frequency interpretation, admissible sets against tolerance (3 %, 4 % and 5.3 %, with and without a prior on</w:t>
+        <w:t xml:space="preserve">The supplementary material contains: (i) the analysis scripts and the console output of each run, with a README that maps every table and figure to a script and log; (ii) the derived data behind every figure and table; (iii) the laboratory specimen, influence line, quadrature study and full data; (iv) the field-record tables: per-channel constants and scatter with χ² tests (Table S1), truck-to-truck ratios with equivalence tests (Table S2), correlations of vehicle-free noise and crossing residuals (Table S3) and the per-crossing standard deviations predicted by both covariance models (Table S4); the processing details and excluded runs, the speed regressions, lane-B and two-truck results, and all estimator results including leave-one-truck-out, in-sample and GLS with the covariance estimated from crossing residuals (Figs. S1–S2); (v) the beam model of the five-span girder, including the strain constant of the gauges relative to the largest on the girder, and the synthetic records of the dataset authors (Figs. S3–S4); (vi) strain blind-locus maps (Figs. S5–S6); (vii) the multi-channel placement study (brute-force search over all cases), Monte Carlo verification and structure-aware weighting functions (Figs. S7–S9); (viii) the asymmetric three-span closed forms; (ix) the Cầu Mây design section properties and concrete modulus, the model-form variants (depth lengths, exponents, rigid pier zone), the frequency interpretation, admissible sets against tolerance (3 %, 4 % and 5.3 %, with and without a prior on</w:t>
       </w:r>
       <w:r>
         <w:t xml:space="preserve"> </w:t>
@@ -27961,8 +25956,8 @@
         <w:t xml:space="preserve">and the closed-form Möbius law (Figs. S10–S12); (x) the moving-force analysis behind the dynamic bound; (xi) the deflection records of two simply supported bridges, which illustrate baseline handling and low-pass filtering (Figs. S13–S14).</w:t>
       </w:r>
     </w:p>
-    <w:bookmarkEnd w:id="53"/>
-    <w:bookmarkStart w:id="54" w:name="references"/>
+    <w:bookmarkEnd w:id="52"/>
+    <w:bookmarkStart w:id="53" w:name="references"/>
     <w:p>
       <w:pPr>
         <w:pStyle w:val="Heading2"/>
@@ -28403,8 +26398,8 @@
         <w:t xml:space="preserve">[54] AASHTO, LRFD Bridge Design Specifications, 10th ed., American Association of State Highway and Transportation Officials, Washington, DC, 2024.</w:t>
       </w:r>
     </w:p>
-    <w:bookmarkEnd w:id="54"/>
-    <w:bookmarkStart w:id="79" w:name="figures"/>
+    <w:bookmarkEnd w:id="53"/>
+    <w:bookmarkStart w:id="78" w:name="figures"/>
     <w:p>
       <w:pPr>
         <w:pStyle w:val="Heading2"/>
@@ -28622,18 +26617,18 @@
           <wp:inline>
             <wp:extent cx="5753100" cy="2363323"/>
             <wp:effectExtent b="0" l="0" r="0" t="0"/>
-            <wp:docPr descr="" title="" id="56" name="Picture"/>
+            <wp:docPr descr="" title="" id="55" name="Picture"/>
             <a:graphic>
               <a:graphicData uri="http://schemas.openxmlformats.org/drawingml/2006/picture">
                 <pic:pic>
                   <pic:nvPicPr>
-                    <pic:cNvPr descr="/home/user/SHM-Paper1-1D/manuscript/v4/figures/Fig2_obs_map_3span.png" id="57" name="Picture"/>
+                    <pic:cNvPr descr="/home/user/SHM-Paper1-1D/manuscript/v4/figures/Fig2_obs_map_3span.png" id="56" name="Picture"/>
                     <pic:cNvPicPr>
                       <a:picLocks noChangeArrowheads="1" noChangeAspect="1"/>
                     </pic:cNvPicPr>
                   </pic:nvPicPr>
                   <pic:blipFill>
-                    <a:blip r:embed="rId55"/>
+                    <a:blip r:embed="rId54"/>
                     <a:stretch>
                       <a:fillRect/>
                     </a:stretch>
@@ -28895,18 +26890,18 @@
           <wp:inline>
             <wp:extent cx="5753100" cy="2121274"/>
             <wp:effectExtent b="0" l="0" r="0" t="0"/>
-            <wp:docPr descr="" title="" id="59" name="Picture"/>
+            <wp:docPr descr="" title="" id="58" name="Picture"/>
             <a:graphic>
               <a:graphicData uri="http://schemas.openxmlformats.org/drawingml/2006/picture">
                 <pic:pic>
                   <pic:nvPicPr>
-                    <pic:cNvPr descr="/home/user/SHM-Paper1-1D/manuscript/v4/figures/Fig3_channels_prismatic.png" id="60" name="Picture"/>
+                    <pic:cNvPr descr="/home/user/SHM-Paper1-1D/manuscript/v4/figures/Fig3_channels_prismatic.png" id="59" name="Picture"/>
                     <pic:cNvPicPr>
                       <a:picLocks noChangeArrowheads="1" noChangeAspect="1"/>
                     </pic:cNvPicPr>
                   </pic:nvPicPr>
                   <pic:blipFill>
-                    <a:blip r:embed="rId58"/>
+                    <a:blip r:embed="rId57"/>
                     <a:stretch>
                       <a:fillRect/>
                     </a:stretch>
@@ -29099,18 +27094,18 @@
           <wp:inline>
             <wp:extent cx="5753100" cy="2635498"/>
             <wp:effectExtent b="0" l="0" r="0" t="0"/>
-            <wp:docPr descr="" title="" id="62" name="Picture"/>
+            <wp:docPr descr="" title="" id="61" name="Picture"/>
             <a:graphic>
               <a:graphicData uri="http://schemas.openxmlformats.org/drawingml/2006/picture">
                 <pic:pic>
                   <pic:nvPicPr>
-                    <pic:cNvPr descr="/home/user/SHM-Paper1-1D/manuscript/v4/figures/Fig4_multichannel_gain.png" id="63" name="Picture"/>
+                    <pic:cNvPr descr="/home/user/SHM-Paper1-1D/manuscript/v4/figures/Fig4_multichannel_gain.png" id="62" name="Picture"/>
                     <pic:cNvPicPr>
                       <a:picLocks noChangeArrowheads="1" noChangeAspect="1"/>
                     </pic:cNvPicPr>
                   </pic:nvPicPr>
                   <pic:blipFill>
-                    <a:blip r:embed="rId61"/>
+                    <a:blip r:embed="rId60"/>
                     <a:stretch>
                       <a:fillRect/>
                     </a:stretch>
@@ -29221,18 +27216,18 @@
           <wp:inline>
             <wp:extent cx="5753100" cy="5992812"/>
             <wp:effectExtent b="0" l="0" r="0" t="0"/>
-            <wp:docPr descr="" title="" id="65" name="Picture"/>
+            <wp:docPr descr="" title="" id="64" name="Picture"/>
             <a:graphic>
               <a:graphicData uri="http://schemas.openxmlformats.org/drawingml/2006/picture">
                 <pic:pic>
                   <pic:nvPicPr>
-                    <pic:cNvPr descr="/home/user/SHM-Paper1-1D/manuscript/v4/figures/Fig5_norbwim_crossings.png" id="66" name="Picture"/>
+                    <pic:cNvPr descr="/home/user/SHM-Paper1-1D/manuscript/v4/figures/Fig5_norbwim_crossings.png" id="65" name="Picture"/>
                     <pic:cNvPicPr>
                       <a:picLocks noChangeArrowheads="1" noChangeAspect="1"/>
                     </pic:cNvPicPr>
                   </pic:nvPicPr>
                   <pic:blipFill>
-                    <a:blip r:embed="rId64"/>
+                    <a:blip r:embed="rId63"/>
                     <a:stretch>
                       <a:fillRect/>
                     </a:stretch>
@@ -29318,18 +27313,18 @@
           <wp:inline>
             <wp:extent cx="5753100" cy="2556933"/>
             <wp:effectExtent b="0" l="0" r="0" t="0"/>
-            <wp:docPr descr="" title="" id="68" name="Picture"/>
+            <wp:docPr descr="" title="" id="67" name="Picture"/>
             <a:graphic>
               <a:graphicData uri="http://schemas.openxmlformats.org/drawingml/2006/picture">
                 <pic:pic>
                   <pic:nvPicPr>
-                    <pic:cNvPr descr="/home/user/SHM-Paper1-1D/manuscript/v4/figures/Fig6_norbwim_invariance.png" id="69" name="Picture"/>
+                    <pic:cNvPr descr="/home/user/SHM-Paper1-1D/manuscript/v4/figures/Fig6_norbwim_invariance.png" id="68" name="Picture"/>
                     <pic:cNvPicPr>
                       <a:picLocks noChangeArrowheads="1" noChangeAspect="1"/>
                     </pic:cNvPicPr>
                   </pic:nvPicPr>
                   <pic:blipFill>
-                    <a:blip r:embed="rId67"/>
+                    <a:blip r:embed="rId66"/>
                     <a:stretch>
                       <a:fillRect/>
                     </a:stretch>
@@ -29383,18 +27378,18 @@
           <wp:inline>
             <wp:extent cx="5753100" cy="2556933"/>
             <wp:effectExtent b="0" l="0" r="0" t="0"/>
-            <wp:docPr descr="" title="" id="71" name="Picture"/>
+            <wp:docPr descr="" title="" id="70" name="Picture"/>
             <a:graphic>
               <a:graphicData uri="http://schemas.openxmlformats.org/drawingml/2006/picture">
                 <pic:pic>
                   <pic:nvPicPr>
-                    <pic:cNvPr descr="/home/user/SHM-Paper1-1D/manuscript/v4/figures/Fig7_norbwim_estimators.png" id="72" name="Picture"/>
+                    <pic:cNvPr descr="/home/user/SHM-Paper1-1D/manuscript/v4/figures/Fig7_norbwim_estimators.png" id="71" name="Picture"/>
                     <pic:cNvPicPr>
                       <a:picLocks noChangeArrowheads="1" noChangeAspect="1"/>
                     </pic:cNvPicPr>
                   </pic:nvPicPr>
                   <pic:blipFill>
-                    <a:blip r:embed="rId70"/>
+                    <a:blip r:embed="rId69"/>
                     <a:stretch>
                       <a:fillRect/>
                     </a:stretch>
@@ -29459,18 +27454,18 @@
           <wp:inline>
             <wp:extent cx="5753100" cy="6036736"/>
             <wp:effectExtent b="0" l="0" r="0" t="0"/>
-            <wp:docPr descr="" title="" id="74" name="Picture"/>
+            <wp:docPr descr="" title="" id="73" name="Picture"/>
             <a:graphic>
               <a:graphicData uri="http://schemas.openxmlformats.org/drawingml/2006/picture">
                 <pic:pic>
                   <pic:nvPicPr>
-                    <pic:cNvPr descr="/home/user/SHM-Paper1-1D/manuscript/v4/figures/Fig8_caumay_channels.png" id="75" name="Picture"/>
+                    <pic:cNvPr descr="/home/user/SHM-Paper1-1D/manuscript/v4/figures/Fig8_caumay_channels.png" id="74" name="Picture"/>
                     <pic:cNvPicPr>
                       <a:picLocks noChangeArrowheads="1" noChangeAspect="1"/>
                     </pic:cNvPicPr>
                   </pic:nvPicPr>
                   <pic:blipFill>
-                    <a:blip r:embed="rId73"/>
+                    <a:blip r:embed="rId72"/>
                     <a:stretch>
                       <a:fillRect/>
                     </a:stretch>
@@ -29607,18 +27602,18 @@
           <wp:inline>
             <wp:extent cx="5753100" cy="4881418"/>
             <wp:effectExtent b="0" l="0" r="0" t="0"/>
-            <wp:docPr descr="" title="" id="77" name="Picture"/>
+            <wp:docPr descr="" title="" id="76" name="Picture"/>
             <a:graphic>
               <a:graphicData uri="http://schemas.openxmlformats.org/drawingml/2006/picture">
                 <pic:pic>
                   <pic:nvPicPr>
-                    <pic:cNvPr descr="/home/user/SHM-Paper1-1D/manuscript/v4/figures/Fig9_caumay_identifiability.png" id="78" name="Picture"/>
+                    <pic:cNvPr descr="/home/user/SHM-Paper1-1D/manuscript/v4/figures/Fig9_caumay_identifiability.png" id="77" name="Picture"/>
                     <pic:cNvPicPr>
                       <a:picLocks noChangeArrowheads="1" noChangeAspect="1"/>
                     </pic:cNvPicPr>
                   </pic:nvPicPr>
                   <pic:blipFill>
-                    <a:blip r:embed="rId76"/>
+                    <a:blip r:embed="rId75"/>
                     <a:stretch>
                       <a:fillRect/>
                     </a:stretch>
@@ -29849,8 +27844,8 @@
         <w:t xml:space="preserve">.</w:t>
       </w:r>
     </w:p>
+    <w:bookmarkEnd w:id="78"/>
     <w:bookmarkEnd w:id="79"/>
-    <w:bookmarkEnd w:id="80"/>
     <w:sectPr>
       <w:footerReference r:id="rId9" w:type="default"/>
       <w:pgSz w:h="16838" w:w="11906"/>

--- a/manuscript/v4/word/Manuscript_v4.docx
+++ b/manuscript/v4/word/Manuscript_v4.docx
@@ -14234,7 +14234,7 @@
         <w:pStyle w:val="FirstParagraph"/>
       </w:pPr>
       <w:r>
-        <w:t xml:space="preserve">This section asks what integral estimators deliver on real moving-load records from a continuous girder. It reports the main results with 95 % confidence intervals (CIs) and compares single- and multi-channel estimators out of sample. The per-channel tables, the equivalence tests, the noise correlations and the speed regressions are in the Supplementary Material (Tables S1–S4).</w:t>
+        <w:t xml:space="preserve">This section asks what integral estimators deliver on real moving-load records from a continuous girder. It reports the main results with 95 % confidence intervals (CIs) and compares single- and multi-channel estimators out of sample. The per-channel tables, the equivalence tests, the noise correlations and the full estimator table are in Supplementary Tables S1–S5, and the speed regressions in Supplementary Fig. S2.</w:t>
       </w:r>
     </w:p>
     <w:bookmarkStart w:id="30" w:name="data-and-reference-weights"/>
@@ -14366,7 +14366,7 @@
         <w:pStyle w:val="FirstParagraph"/>
       </w:pPr>
       <w:r>
-        <w:t xml:space="preserve">The constant is stable within the noise for most gauges, but invariance between trucks can be shown only within margins of 10–27 %. On day 1, eight of the twelve gauges scatter as much as the measured noise predicts, and one gauge, ch11, gives the same constant for both trucks within ±10 % (Fig. 6a).</w:t>
+        <w:t xml:space="preserve">The constant is stable within the noise for most gauges, but invariance between trucks can be shown only within margins of 10–27 %. On day 1, the χ² test accepts consistency with the measured noise for eight of the twelve gauges, but only one gauge, ch11, shows that both trucks give the same constant within ±10 % (Fig. 6a).</w:t>
       </w:r>
     </w:p>
     <w:p>
@@ -14374,7 +14374,7 @@
         <w:pStyle w:val="BodyText"/>
       </w:pPr>
       <w:r>
-        <w:t xml:space="preserve">The four gauges without axle spikes fail this test: their constant is 22–26 % lower for the second truck. On day 1, however, speed and truck are almost perfectly confounded (correlation 0.98), so the difference may reflect a different wheel path, local deck action or speed.</w:t>
+        <w:t xml:space="preserve">The four gauges without axle spikes fail the invariance test: their constant is 22–26 % lower for the second truck, and the 95 % CIs of the ratio exclude 1. On day 1, however, speed and truck are almost perfectly confounded (correlation 0.98), so the difference may reflect a different wheel path, local deck action or speed.</w:t>
       </w:r>
     </w:p>
     <w:p>
@@ -14382,7 +14382,7 @@
         <w:pStyle w:val="BodyText"/>
       </w:pPr>
       <w:r>
-        <w:t xml:space="preserve">On day 2, the ratio of the gauge-average constants of the 5-axle and the 3-axle truck is 0.98 (95 % CI 0.70–1.37; Fig. 6b). The result is consistent with Eq. (2), but with eight runs it cannot exclude differences of up to about 27 %. It is therefore a coarse check of linearity and processing, not a sharp test of the identity. No speed effect was resolved.</w:t>
+        <w:t xml:space="preserve">On day 2, the ratio of the gauge-average constants of the 5-axle and the 3-axle truck is 0.98 (95 % CI 0.70–1.37; Fig. 6b). The result is consistent with Eq. (2), but with eight runs it cannot exclude differences of up to about 27 %. It is therefore a coarse check of linearity and processing, not a sharp test of the identity. No speed effect was resolved, but the confidence interval of the slope is too wide to call the constant speed-independent (Supplementary Fig. S2).</w:t>
       </w:r>
     </w:p>
     <w:p>
@@ -14390,7 +14390,7 @@
         <w:pStyle w:val="BodyText"/>
       </w:pPr>
       <w:r>
-        <w:t xml:space="preserve">Each lane needs its own constant. For the gauge average, return trips in lane B gave constants 0.79 times those of lane A (95 % CI 0.59–1.00), as also found on another continuous girder [40]. The two in-line two-truck runs gave 0.92 of the summed single-truck predictions, consistent with superposition.</w:t>
+        <w:t xml:space="preserve">Each lane needs its own constant. For the gauge average, return trips in lane B gave constants 0.79 times those of lane A (95 % CI 0.59–1.00), as also found on another continuous girder [40]. The lane effect is clearly resolved for one gauge only (st36: 0.64, 95 % CI 0.47–0.81). For the gauge average, the two in-line two-truck runs gave 0.92 of the summed single-truck predictions (pooled 95 % CI 0.77–1.06), consistent with superposition although both fall below the prediction.</w:t>
       </w:r>
     </w:p>
     <w:p>
@@ -14398,7 +14398,7 @@
         <w:pStyle w:val="BodyText"/>
       </w:pPr>
       <w:r>
-        <w:t xml:space="preserve">Each deck gauge also needs its own constant. On day 1 the constant of ch11 is 3.9 times that of ch8, although the two gauges are within 6 m of each other and a one-dimensional beam model predicts nearly equal constants. The ratio of the st36 and st40 constants also changes with the lane, so gauge-factor spread is an unlikely cause; the deck-soffit gauges respond to slab bending and shear lag as well as to girder bending. The constant must therefore come from a weighed reference vehicle or a three-dimensional model, and a beam-model BPM would fail.</w:t>
+        <w:t xml:space="preserve">Each deck gauge also needs its own constant. On day 1 the constant of ch11 is 3.9 times that of ch8, although the two gauges are within 6 m of each other and a one-dimensional beam model predicts nearly equal constants. The ratio of the st36 and st40 constants also changes with the lane, by about 2.5 standard errors, so gauge-factor spread is an unlikely cause; the deck-soffit gauges respond to slab bending and shear lag as well as to girder bending. The constant must therefore come from a weighed reference vehicle or a three-dimensional model, and a beam-model BPM would fail.</w:t>
       </w:r>
     </w:p>
     <w:p>
@@ -14406,7 +14406,27 @@
         <w:pStyle w:val="BodyText"/>
       </w:pPr>
       <w:r>
-        <w:t xml:space="preserve">A beam model of the girder nevertheless explains two global features. The gauges are not blind: the zeros of the uniform-load moment diagram in span 2 lie about 35 m from them. The whole 605 m crossing must be integrated, because span 2 contributes about 170 % of the net integral and the adjacent spans cancel the excess.</w:t>
+        <w:t xml:space="preserve">A beam model of the girder nevertheless reproduces the global shape of the strain histories (</w:t>
+      </w:r>
+      <m:oMath>
+        <m:sSup>
+          <m:e>
+            <m:r>
+              <m:t>r</m:t>
+            </m:r>
+          </m:e>
+          <m:sup>
+            <m:r>
+              <m:t>2</m:t>
+            </m:r>
+          </m:sup>
+        </m:sSup>
+      </m:oMath>
+      <w:r>
+        <w:t xml:space="preserve"> </w:t>
+      </w:r>
+      <w:r>
+        <w:t xml:space="preserve">= 0.79–0.94) and explains two features. The gauges are not blind: the zeros of the uniform-load moment diagram in span 2 lie about 35 m from them. The whole 605 m crossing must be integrated, because span 2 contributes about 170 % of the net integral and the adjacent spans −26 % and −66 %.</w:t>
       </w:r>
     </w:p>
     <w:bookmarkEnd w:id="31"/>
@@ -14456,7 +14476,7 @@
         <w:t xml:space="preserve"> </w:t>
       </w:r>
       <w:r>
-        <w:t xml:space="preserve">Mean absolute error of the gross weight (% of GVW), leave-one-run-out, with 95 % bootstrap CIs over the test runs (n = 8 on day 2, n = 7 on day 1). Leave-one-truck-out and in-sample results are in the Supplementary Material.</w:t>
+        <w:t xml:space="preserve">Mean absolute error of the gross weight (% of GVW), leave-one-run-out, with 95 % bootstrap CIs over the test runs (n = 8 on day 2, n = 7 on day 1). Leave-one-truck-out results and the four wheel-path gauges of day 1: Supplementary Table S5.</w:t>
       </w:r>
     </w:p>
     <w:tbl>
@@ -14956,7 +14976,21 @@
         <w:pStyle w:val="BodyText"/>
       </w:pPr>
       <w:r>
-        <w:t xml:space="preserve">Each crossing thus carries a gauge-specific component, plausibly from the wheel path and local slab action, and GLS amplifies it by giving st40 and st36 large weights of opposite sign. As anticipated in Section 2.4, the zero-sum estimator helps only when the disturbance is common-mode during the crossings themselves.</w:t>
+        <w:t xml:space="preserve">Each crossing thus carries a gauge-specific component, plausibly from the wheel path and local slab action, and GLS amplifies it by giving st40 and st36 large weights of opposite sign. Estimating</w:t>
+      </w:r>
+      <w:r>
+        <w:t xml:space="preserve"> </w:t>
+      </w:r>
+      <m:oMath>
+        <m:r>
+          <m:t>Σ</m:t>
+        </m:r>
+      </m:oMath>
+      <w:r>
+        <w:t xml:space="preserve"> </w:t>
+      </w:r>
+      <w:r>
+        <w:t xml:space="preserve">from the crossing residuals instead over-fits with only eight runs (Supplementary Material). As anticipated in Section 2.4, the zero-sum estimator helps only when the disturbance is common-mode during the crossings themselves.</w:t>
       </w:r>
     </w:p>
     <w:bookmarkEnd w:id="32"/>
@@ -25905,7 +25939,7 @@
         <w:pStyle w:val="FirstParagraph"/>
       </w:pPr>
       <w:r>
-        <w:t xml:space="preserve">The supplementary material contains: (i) the analysis scripts and the console output of each run, with a README that maps every table and figure to a script and log; (ii) the derived data behind every figure and table; (iii) the laboratory specimen, influence line, quadrature study and full data; (iv) the field-record tables: per-channel constants and scatter with χ² tests (Table S1), truck-to-truck ratios with equivalence tests (Table S2), correlations of vehicle-free noise and crossing residuals (Table S3) and the per-crossing standard deviations predicted by both covariance models (Table S4); the processing details and excluded runs, the speed regressions, lane-B and two-truck results, and all estimator results including leave-one-truck-out, in-sample and GLS with the covariance estimated from crossing residuals (Figs. S1–S2); (v) the beam model of the five-span girder, including the strain constant of the gauges relative to the largest on the girder, and the synthetic records of the dataset authors (Figs. S3–S4); (vi) strain blind-locus maps (Figs. S5–S6); (vii) the multi-channel placement study (brute-force search over all cases), Monte Carlo verification and structure-aware weighting functions (Figs. S7–S9); (viii) the asymmetric three-span closed forms; (ix) the Cầu Mây design section properties and concrete modulus, the model-form variants (depth lengths, exponents, rigid pier zone), the frequency interpretation, admissible sets against tolerance (3 %, 4 % and 5.3 %, with and without a prior on</w:t>
+        <w:t xml:space="preserve">The supplementary material contains: (i) the analysis scripts and the console output of each run, with a README that maps every table and figure to a script and log; (ii) the derived data behind every figure and table; (iii) the laboratory specimen, influence line, quadrature study and full data; (iv) the field-record tables: per-channel constants and scatter with χ² tests (Table S1), truck-to-truck ratios with equivalence tests (Table S2), correlations of vehicle-free noise and crossing residuals (Table S3) the per-crossing standard deviations predicted by both covariance models (Table S4) and the full table of estimator errors (Table S5); the processing details and excluded runs, the speed regressions, lane-B and two-truck results, and all estimator results including leave-one-truck-out, in-sample and GLS with the covariance estimated from crossing residuals (Figs. S1–S2); (v) the beam model of the five-span girder, including the strain constant of the gauges relative to the largest on the girder, and the synthetic records of the dataset authors (Figs. S3–S4); (vi) strain blind-locus maps (Figs. S5–S6); (vii) the multi-channel placement study (brute-force search over all cases), Monte Carlo verification and structure-aware weighting functions (Figs. S7–S9); (viii) the asymmetric three-span closed forms; (ix) the Cầu Mây design section properties and concrete modulus, the model-form variants (depth lengths, exponents, rigid pier zone), the frequency interpretation, admissible sets against tolerance (3 %, 4 % and 5.3 %, with and without a prior on</w:t>
       </w:r>
       <w:r>
         <w:t xml:space="preserve"> </w:t>

--- a/manuscript/v4/word/Manuscript_v4.docx
+++ b/manuscript/v4/word/Manuscript_v4.docx
@@ -3652,7 +3652,7 @@
         <w:pStyle w:val="BodyText"/>
       </w:pPr>
       <w:r>
-        <w:t xml:space="preserve">On continuous girders, however, the influence line changes sign over each interior support, and positive and negative areas partly cancel. Gross weight has been obtained without influence lines from distributed fibre-optic strain on a five-span continuous bridge [39]. Lane-specific influence lines were needed on a continuous multi-girder bridge [40], and long-span continuous box girders have been weighed from deck strain [41–43]. Optimal sensor placement for BWIM has been posed through an augmented Kalman filter [44], deflection-based load identification as a regularised stochastic problem [45,46], and measured deflection influence lines have been inverted for the stiffness of continuous girders [47]. None of these studies gives a criterion, available before installation, that says which channel at which position can observe the total load at all, how robustly to uncertain boundary conditions, and what a multi-channel integral estimator can deliver on real records.</w:t>
+        <w:t xml:space="preserve">On continuous girders, however, the influence line changes sign over each interior support, and positive and negative areas partly cancel. Gross weight has been obtained without influence lines from distributed fibre-optic strain on a five-span continuous bridge [39]. Lane-specific influence lines were needed on a continuous multi-girder bridge [40], and long-span continuous box girders have been weighed from deck strain [41–43]. Deng et al. used the area under displacement influence lines of a continuous rigid-frame bridge and, because the net area of a multi-span influence line is small, replaced it by the area of its absolute value [44]. Optimal sensor placement for BWIM has been posed through an augmented Kalman filter [45], deflection-based load identification as a regularised stochastic problem [46,47], and measured deflection influence lines have been inverted for the stiffness of continuous girders [48]. None of these studies gives a criterion, available before installation, that says which channel at which position can observe the total load at all, how robustly to uncertain boundary conditions, and what a multi-channel integral estimator can deliver on real records.</w:t>
       </w:r>
     </w:p>
     <w:p>
@@ -14251,7 +14251,7 @@
         <w:pStyle w:val="FirstParagraph"/>
       </w:pPr>
       <w:r>
-        <w:t xml:space="preserve">The Nothing-on-Road BWIM (NOR-BWIM) dataset [48] (CC0 licence) contains strain records of the Virginia Smart Road Bridge, documented in [41–43,49]. The bridge is a post-tensioned concrete box girder continuous over five spans of 86.5 + 3 × 144 + 86.5 m = 605 m. Strain transducers on the soffit of the top slab lie near mid-span of span 2, 158.5 m from the first abutment, in longitudinal stations about 2 m apart under the wheel path.</w:t>
+        <w:t xml:space="preserve">The Nothing-on-Road BWIM (NOR-BWIM) dataset [49] (CC0 licence) contains strain records of the Virginia Smart Road Bridge, documented in [41–43,50]. The bridge is a post-tensioned concrete box girder continuous over five spans of 86.5 + 3 × 144 + 86.5 m = 605 m. Strain transducers on the soffit of the top slab lie near mid-span of span 2, 158.5 m from the first abutment, in longitudinal stations about 2 m apart under the wheel path.</w:t>
       </w:r>
     </w:p>
     <w:p>
@@ -14300,7 +14300,7 @@
         <w:pStyle w:val="BodyText"/>
       </w:pPr>
       <w:r>
-        <w:t xml:space="preserve">The reference weights differ in quality between the days. On day 1, two 3-axle trucks ran in the instrumented lane, and their gross weights were reported by the drivers [49]. On day 2, a 3-axle truck of 26.8 t and a 5-axle truck of 25.9 t were weighed on a static scale [49]. They ran in the instrumented lane (lane A), on the return trip in the other lane (lane B), and in two in-line two-truck runs.</w:t>
+        <w:t xml:space="preserve">The reference weights differ in quality between the days. On day 1, two 3-axle trucks ran in the instrumented lane, and their gross weights were reported by the drivers [50]. On day 2, a 3-axle truck of 26.8 t and a 5-axle truck of 25.9 t were weighed on a static scale [50]. They ran in the instrumented lane (lane A), on the return trip in the other lane (lane B), and in two in-line two-truck runs.</w:t>
       </w:r>
     </w:p>
     <w:p>
@@ -18131,7 +18131,7 @@
         </m:sSub>
       </m:oMath>
       <w:r>
-        <w:t xml:space="preserve">, is at least 8, and it exceeds 15 % below 2.5 [50]. This bound omits vehicle–bridge interaction and road roughness.</w:t>
+        <w:t xml:space="preserve">, is at least 8, and it exceeds 15 % below 2.5 [51]. This bound omits vehicle–bridge interaction and road roughness.</w:t>
       </w:r>
     </w:p>
     <w:p>
@@ -18186,7 +18186,7 @@
         <w:t xml:space="preserve"> </w:t>
       </w:r>
       <w:r>
-        <w:t xml:space="preserve">m and the mean weighed truck of 25.06 t. The smaller offsets in Table 7 are typical of displacement transducers. Absolute deflection on a 90 m span over water would usually come from a non-contact technique, whose residual offset after re-zeroing has to be established on site, since environmental effects act over the same window [51,52].</w:t>
+        <w:t xml:space="preserve">m and the mean weighed truck of 25.06 t. The smaller offsets in Table 7 are typical of displacement transducers. Absolute deflection on a 90 m span over water would usually come from a non-contact technique, whose residual offset after re-zeroing has to be established on site, since environmental effects act over the same window [52,53].</w:t>
       </w:r>
     </w:p>
     <w:p>
@@ -19667,7 +19667,7 @@
         <w:pStyle w:val="BodyText"/>
       </w:pPr>
       <w:r>
-        <w:t xml:space="preserve">The method is therefore proposed for preliminary overload screening, with the decision threshold set apart from the legal limit and the design live loads [53,54]. Setting that threshold needs field calibration with trucks of clearly different weights, which this study did not have.</w:t>
+        <w:t xml:space="preserve">The method is therefore proposed for preliminary overload screening, with the decision threshold set apart from the legal limit and the design live loads [54,55]. Setting that threshold needs field calibration with trucks of clearly different weights, which this study did not have.</w:t>
       </w:r>
     </w:p>
     <w:bookmarkEnd w:id="39"/>
@@ -24881,7 +24881,7 @@
         <w:t xml:space="preserve"> </w:t>
       </w:r>
       <w:r>
-        <w:t xml:space="preserve">is therefore constant, and the only freedom lies across channels. When the influence line is known, other invariant weighting functions exist; for two equal spans their white-noise variance is 1.5–6.6 times smaller, but a 20 % stiffness error in the adjacent span then produces configuration-dependent errors of −1.1 % to +2.0 % (Supplementary Material).</w:t>
+        <w:t xml:space="preserve">is therefore constant, and the only freedom lies across channels. An estimate built on the absolute value of the record [44] is not linear in the axle loads, so it loses this invariance whenever contributions of opposite sign overlap. When the influence line is known, other invariant weighting functions exist; for two equal spans their white-noise variance is 1.5–6.6 times smaller, but a 20 % stiffness error in the adjacent span then produces configuration-dependent errors of −1.1 % to +2.0 % (Supplementary Material).</w:t>
       </w:r>
     </w:p>
     <w:bookmarkEnd w:id="43"/>
@@ -25789,7 +25789,7 @@
         <w:pStyle w:val="FirstParagraph"/>
       </w:pPr>
       <w:r>
-        <w:t xml:space="preserve">The field strain records analysed in Section 4 are publicly available in the NOR-BWIM dataset (figshare, https://doi.org/10.7294/26880898.v1, CC0) [48]. The laboratory deflection data are given in full in the Supplementary Material. The derived data behind every figure and table, the analysis scripts and the console output of each run are provided as supplementary material. The Cầu Mây load test was performed by an author of this paper, and the authors are permitted to publish the processed data (static deflection readings, truck positions, weighed truck masses and reported frequencies), which are available at [NEED VALUE: repository name and DOI].</w:t>
+        <w:t xml:space="preserve">The field strain records analysed in Section 4 are publicly available in the NOR-BWIM dataset (figshare, https://doi.org/10.7294/26880898.v1, CC0) [49]. The laboratory deflection data are given in full in the Supplementary Material. The derived data behind every figure and table, the analysis scripts and the console output of each run are provided as supplementary material. The Cầu Mây load test was performed by an author of this paper, and the authors are permitted to publish the processed data (static deflection readings, truck positions, weighed truck masses and reported frequencies), which are available at [NEED VALUE: repository name and DOI].</w:t>
       </w:r>
     </w:p>
     <w:bookmarkEnd w:id="46"/>
@@ -26349,7 +26349,7 @@
         <w:pStyle w:val="BodyText"/>
       </w:pPr>
       <w:r>
-        <w:t xml:space="preserve">[44] C. Zhou, C. Demartino, Y. Narazaki, Y. Xu, E. Chatzi, B.F. Spencer, Optimal sensor placement for bridge weigh-in-motion using an augmented Kalman filter, Mech. Syst. Signal Process. 241 (2025) 113522. https://doi.org/10.1016/j.ymssp.2025.113522</w:t>
+        <w:t xml:space="preserve">[44] L. Deng, P. Liu, T. Huang, S. Kaewunruen, A novel moving load identification method for continuous rigid-frame bridges using a field-based displacement influence line, Appl. Sci. 15 (11) (2025) 6028. https://doi.org/10.3390/app15116028</w:t>
       </w:r>
     </w:p>
     <w:p>
@@ -26357,7 +26357,7 @@
         <w:pStyle w:val="BodyText"/>
       </w:pPr>
       <w:r>
-        <w:t xml:space="preserve">[45] J. Zhang, Y. Liu, X. Fan, An AR(1)-Tikhonov-SVD-GCV framework for stochastic moving load identification driven by bridge multi-point deflection data, Structures 88 (2026) 111844. https://doi.org/10.1016/j.istruc.2026.111844</w:t>
+        <w:t xml:space="preserve">[45] C. Zhou, C. Demartino, Y. Narazaki, Y. Xu, E. Chatzi, B.F. Spencer, Optimal sensor placement for bridge weigh-in-motion using an augmented Kalman filter, Mech. Syst. Signal Process. 241 (2025) 113522. https://doi.org/10.1016/j.ymssp.2025.113522</w:t>
       </w:r>
     </w:p>
     <w:p>
@@ -26365,7 +26365,7 @@
         <w:pStyle w:val="BodyText"/>
       </w:pPr>
       <w:r>
-        <w:t xml:space="preserve">[46] Z. Shen, W. Peng, X. Zhang, et al., A lightweight weigh-in-motion system based on vehicle-induced bridge deflection and impact dynamic responses, Int. J. Struct. Stab. Dyn. (2026), online. https://doi.org/10.1142/s0219455427503664</w:t>
+        <w:t xml:space="preserve">[46] J. Zhang, Y. Liu, X. Fan, An AR(1)-Tikhonov-SVD-GCV framework for stochastic moving load identification driven by bridge multi-point deflection data, Structures 88 (2026) 111844. https://doi.org/10.1016/j.istruc.2026.111844</w:t>
       </w:r>
     </w:p>
     <w:p>
@@ -26373,7 +26373,7 @@
         <w:pStyle w:val="BodyText"/>
       </w:pPr>
       <w:r>
-        <w:t xml:space="preserve">[47] Y. Zhou, Z. Feng, S.-K. Di, Z.-J. Jia, A novel approach for bending stiffness inversion and rapid evaluation of continuous beam bridges based on a deflection influence line, Struct. Control Health Monit. 2026 (2026) 1361157. https://doi.org/10.1155/stc/1361157</w:t>
+        <w:t xml:space="preserve">[47] Z. Shen, W. Peng, X. Zhang, et al., A lightweight weigh-in-motion system based on vehicle-induced bridge deflection and impact dynamic responses, Int. J. Struct. Stab. Dyn. (2026), online. https://doi.org/10.1142/s0219455427503664</w:t>
       </w:r>
     </w:p>
     <w:p>
@@ -26381,7 +26381,7 @@
         <w:pStyle w:val="BodyText"/>
       </w:pPr>
       <w:r>
-        <w:t xml:space="preserve">[48] A. Moghadam, R. Sarlo, Nothing-on-Road Bridge-Weigh-In-Motion (NOR-BWIM) Dataset, version 1, University Libraries, Virginia Tech, figshare, 2024. https://doi.org/10.7294/26880898.v1</w:t>
+        <w:t xml:space="preserve">[48] Y. Zhou, Z. Feng, S.-K. Di, Z.-J. Jia, A novel approach for bending stiffness inversion and rapid evaluation of continuous beam bridges based on a deflection influence line, Struct. Control Health Monit. 2026 (2026) 1361157. https://doi.org/10.1155/stc/1361157</w:t>
       </w:r>
     </w:p>
     <w:p>
@@ -26389,7 +26389,7 @@
         <w:pStyle w:val="BodyText"/>
       </w:pPr>
       <w:r>
-        <w:t xml:space="preserve">[49] A. Moghadam, Integration of Traffic and Structural Health Monitoring Systems Using a Novel Nothing-On-Road (NOR) Bridge-Weigh-In-Motion (BWIM) System, PhD dissertation, Virginia Polytechnic Institute and State University, Blacksburg, VA, 2022. http://hdl.handle.net/10919/111390</w:t>
+        <w:t xml:space="preserve">[49] A. Moghadam, R. Sarlo, Nothing-on-Road Bridge-Weigh-In-Motion (NOR-BWIM) Dataset, version 1, University Libraries, Virginia Tech, figshare, 2024. https://doi.org/10.7294/26880898.v1</w:t>
       </w:r>
     </w:p>
     <w:p>
@@ -26397,7 +26397,7 @@
         <w:pStyle w:val="BodyText"/>
       </w:pPr>
       <w:r>
-        <w:t xml:space="preserve">[50] L. Frýba, Vibration of Solids and Structures under Moving Loads, 3rd ed., Thomas Telford, London, 1999.</w:t>
+        <w:t xml:space="preserve">[50] A. Moghadam, Integration of Traffic and Structural Health Monitoring Systems Using a Novel Nothing-On-Road (NOR) Bridge-Weigh-In-Motion (BWIM) System, PhD dissertation, Virginia Polytechnic Institute and State University, Blacksburg, VA, 2022. http://hdl.handle.net/10919/111390</w:t>
       </w:r>
     </w:p>
     <w:p>
@@ -26405,7 +26405,7 @@
         <w:pStyle w:val="BodyText"/>
       </w:pPr>
       <w:r>
-        <w:t xml:space="preserve">[51] H. Sohn, Effects of environmental and operational variability on structural health monitoring, Philos. Trans. R. Soc. A 365 (1851) (2007) 539–560. https://doi.org/10.1098/rsta.2006.1935</w:t>
+        <w:t xml:space="preserve">[51] L. Frýba, Vibration of Solids and Structures under Moving Loads, 3rd ed., Thomas Telford, London, 1999.</w:t>
       </w:r>
     </w:p>
     <w:p>
@@ -26413,7 +26413,7 @@
         <w:pStyle w:val="BodyText"/>
       </w:pPr>
       <w:r>
-        <w:t xml:space="preserve">[52] E.J. Cross, K.Y. Koo, J.M.W. Brownjohn, K. Worden, Long-term monitoring and data analysis of the Tamar Bridge, Mech. Syst. Signal Process. 35 (1–2) (2013) 16–34. https://doi.org/10.1016/j.ymssp.2012.08.026</w:t>
+        <w:t xml:space="preserve">[52] H. Sohn, Effects of environmental and operational variability on structural health monitoring, Philos. Trans. R. Soc. A 365 (1851) (2007) 539–560. https://doi.org/10.1098/rsta.2006.1935</w:t>
       </w:r>
     </w:p>
     <w:p>
@@ -26421,7 +26421,7 @@
         <w:pStyle w:val="BodyText"/>
       </w:pPr>
       <w:r>
-        <w:t xml:space="preserve">[53] EN 1991-2:2003, Eurocode 1: Actions on Structures – Part 2: Traffic Loads on Bridges, CEN, Brussels, 2003.</w:t>
+        <w:t xml:space="preserve">[53] E.J. Cross, K.Y. Koo, J.M.W. Brownjohn, K. Worden, Long-term monitoring and data analysis of the Tamar Bridge, Mech. Syst. Signal Process. 35 (1–2) (2013) 16–34. https://doi.org/10.1016/j.ymssp.2012.08.026</w:t>
       </w:r>
     </w:p>
     <w:p>
@@ -26429,7 +26429,15 @@
         <w:pStyle w:val="BodyText"/>
       </w:pPr>
       <w:r>
-        <w:t xml:space="preserve">[54] AASHTO, LRFD Bridge Design Specifications, 10th ed., American Association of State Highway and Transportation Officials, Washington, DC, 2024.</w:t>
+        <w:t xml:space="preserve">[54] EN 1991-2:2003, Eurocode 1: Actions on Structures – Part 2: Traffic Loads on Bridges, CEN, Brussels, 2003.</w:t>
+      </w:r>
+    </w:p>
+    <w:p>
+      <w:pPr>
+        <w:pStyle w:val="BodyText"/>
+      </w:pPr>
+      <w:r>
+        <w:t xml:space="preserve">[55] AASHTO, LRFD Bridge Design Specifications, 10th ed., American Association of State Highway and Transportation Officials, Washington, DC, 2024.</w:t>
       </w:r>
     </w:p>
     <w:bookmarkEnd w:id="53"/>

--- a/manuscript/v4/word/Manuscript_v4.docx
+++ b/manuscript/v4/word/Manuscript_v4.docx
@@ -90,7 +90,7 @@
         <w:pStyle w:val="FirstParagraph"/>
       </w:pPr>
       <w:r>
-        <w:t xml:space="preserve">Influence-area weigh-in-motion estimates gross vehicle weight from the area under a response record. On a continuous girder, positive and negative parts of the influence line can cancel, leaving a gauge blind to the load. This paper gives criteria for choosing, before installation, channels that observe the total load. They build on the influence-area identity: the area under a record equals the load times the channel’s response to a uniform unit load, the integral constant. Closed forms give the blind loci of four channel types (deflection, strain, rotation, reaction) on continuous and haunched girders. Strain gauges are blind wherever the uniform-load moment vanishes, and nearly blind in a band around these points. A cancellation ratio separates cancellation from restraint. Optimal sensors lie at the extremes of the uniform-load response. A closed-form law gives the integral constant as a function of uncertain pier stiffness. A static test on a laboratory two-span beam confirms the identity. On public moving-truck records from a five-span box girder, invariance of the constant could be shown only within margins of 10–27 %, and the narrow range of reference weights did not allow weight discrimination to be tested. Generalised least-squares weights estimated from vehicle-free noise performed worse out of sample than the gauge average, because crossing residuals are much less correlated between gauges than vehicle-free noise. On an in-service three-span box girder, two static readings leave the constant of a side-span deflection gauge uncertain by a factor of 6.6, while the centre-span gauge is well determined.</w:t>
+        <w:t xml:space="preserve">Influence-area weigh-in-motion estimates gross vehicle weight from the area under a response record. On a continuous girder, positive and negative parts of the influence line can cancel, leaving a gauge blind to the load. This paper gives criteria for choosing, before installation, channels that observe the total load. They build on the influence-area identity: the area under a record equals the load times the channel’s response to a uniform unit load, the integral constant. Closed forms give the blind loci of five channel types (deflection, strain, rotation, shear, reaction) on continuous and haunched girders. Strain gauges are blind wherever the uniform-load moment vanishes, and nearly blind in a band around these points. A cancellation ratio separates cancellation from restraint. Optimal sensors lie at the extremes of the uniform-load response. A closed-form law gives the integral constant as a function of uncertain pier stiffness. A static test on a laboratory two-span beam confirms the identity. On public moving-truck records from a five-span box girder, invariance of the constant could be shown only within margins of 10–27 %, and the narrow range of reference weights did not allow weight discrimination to be tested. Generalised least-squares weights estimated from vehicle-free noise performed worse out of sample than the gauge average, because crossing residuals are much less correlated between gauges than vehicle-free noise. On an in-service three-span box girder, two static readings leave the constant of a side-span deflection gauge uncertain by a factor of 6.6, while the main-span gauge is well determined.</w:t>
       </w:r>
     </w:p>
     <w:p>
@@ -1134,7 +1134,28 @@
                 </m:e>
                 <m:sub>
                   <m:r>
+                    <m:rPr>
+                      <m:sty m:val="p"/>
+                    </m:rPr>
                     <m:t>s</m:t>
+                  </m:r>
+                  <m:r>
+                    <m:rPr>
+                      <m:sty m:val="p"/>
+                    </m:rPr>
+                    <m:t>i</m:t>
+                  </m:r>
+                  <m:r>
+                    <m:rPr>
+                      <m:sty m:val="p"/>
+                    </m:rPr>
+                    <m:t>d</m:t>
+                  </m:r>
+                  <m:r>
+                    <m:rPr>
+                      <m:sty m:val="p"/>
+                    </m:rPr>
+                    <m:t>e</m:t>
                   </m:r>
                 </m:sub>
               </m:sSub>
@@ -1155,7 +1176,28 @@
                 </m:e>
                 <m:sub>
                   <m:r>
+                    <m:rPr>
+                      <m:sty m:val="p"/>
+                    </m:rPr>
                     <m:t>s</m:t>
+                  </m:r>
+                  <m:r>
+                    <m:rPr>
+                      <m:sty m:val="p"/>
+                    </m:rPr>
+                    <m:t>i</m:t>
+                  </m:r>
+                  <m:r>
+                    <m:rPr>
+                      <m:sty m:val="p"/>
+                    </m:rPr>
+                    <m:t>d</m:t>
+                  </m:r>
+                  <m:r>
+                    <m:rPr>
+                      <m:sty m:val="p"/>
+                    </m:rPr>
+                    <m:t>e</m:t>
                   </m:r>
                 </m:sub>
               </m:sSub>
@@ -2453,7 +2495,7 @@
               <w:jc w:val="left"/>
             </w:pPr>
             <w:r>
-              <w:t xml:space="preserve">centre-to-side span ratio</w:t>
+              <w:t xml:space="preserve">main-to-side span ratio</w:t>
             </w:r>
             <w:r>
               <w:t xml:space="preserve"> </w:t>
@@ -2467,7 +2509,28 @@
                 </m:e>
                 <m:sub>
                   <m:r>
-                    <m:t>c</m:t>
+                    <m:rPr>
+                      <m:sty m:val="p"/>
+                    </m:rPr>
+                    <m:t>m</m:t>
+                  </m:r>
+                  <m:r>
+                    <m:rPr>
+                      <m:sty m:val="p"/>
+                    </m:rPr>
+                    <m:t>a</m:t>
+                  </m:r>
+                  <m:r>
+                    <m:rPr>
+                      <m:sty m:val="p"/>
+                    </m:rPr>
+                    <m:t>i</m:t>
+                  </m:r>
+                  <m:r>
+                    <m:rPr>
+                      <m:sty m:val="p"/>
+                    </m:rPr>
+                    <m:t>n</m:t>
                   </m:r>
                 </m:sub>
               </m:sSub>
@@ -2485,7 +2548,28 @@
                 </m:e>
                 <m:sub>
                   <m:r>
+                    <m:rPr>
+                      <m:sty m:val="p"/>
+                    </m:rPr>
                     <m:t>s</m:t>
+                  </m:r>
+                  <m:r>
+                    <m:rPr>
+                      <m:sty m:val="p"/>
+                    </m:rPr>
+                    <m:t>i</m:t>
+                  </m:r>
+                  <m:r>
+                    <m:rPr>
+                      <m:sty m:val="p"/>
+                    </m:rPr>
+                    <m:t>d</m:t>
+                  </m:r>
+                  <m:r>
+                    <m:rPr>
+                      <m:sty m:val="p"/>
+                    </m:rPr>
+                    <m:t>e</m:t>
                   </m:r>
                 </m:sub>
               </m:sSub>
@@ -2494,35 +2578,7 @@
               <w:t xml:space="preserve"> </w:t>
             </w:r>
             <w:r>
-              <w:t xml:space="preserve">(three spans;</w:t>
-            </w:r>
-            <w:r>
-              <w:t xml:space="preserve"> </w:t>
-            </w:r>
-            <m:oMath>
-              <m:r>
-                <m:t>c</m:t>
-              </m:r>
-            </m:oMath>
-            <w:r>
-              <w:t xml:space="preserve"> </w:t>
-            </w:r>
-            <w:r>
-              <w:t xml:space="preserve">= centre or main span,</w:t>
-            </w:r>
-            <w:r>
-              <w:t xml:space="preserve"> </w:t>
-            </w:r>
-            <m:oMath>
-              <m:r>
-                <m:t>s</m:t>
-              </m:r>
-            </m:oMath>
-            <w:r>
-              <w:t xml:space="preserve"> </w:t>
-            </w:r>
-            <w:r>
-              <w:t xml:space="preserve">= side span)</w:t>
+              <w:t xml:space="preserve">(three spans)</w:t>
             </w:r>
           </w:p>
         </w:tc>
@@ -2618,7 +2674,28 @@
                 </m:e>
                 <m:sub>
                   <m:r>
-                    <m:t>c</m:t>
+                    <m:rPr>
+                      <m:sty m:val="p"/>
+                    </m:rPr>
+                    <m:t>m</m:t>
+                  </m:r>
+                  <m:r>
+                    <m:rPr>
+                      <m:sty m:val="p"/>
+                    </m:rPr>
+                    <m:t>a</m:t>
+                  </m:r>
+                  <m:r>
+                    <m:rPr>
+                      <m:sty m:val="p"/>
+                    </m:rPr>
+                    <m:t>i</m:t>
+                  </m:r>
+                  <m:r>
+                    <m:rPr>
+                      <m:sty m:val="p"/>
+                    </m:rPr>
+                    <m:t>n</m:t>
                   </m:r>
                 </m:sub>
               </m:sSub>
@@ -2639,7 +2716,28 @@
                 </m:e>
                 <m:sub>
                   <m:r>
+                    <m:rPr>
+                      <m:sty m:val="p"/>
+                    </m:rPr>
                     <m:t>s</m:t>
+                  </m:r>
+                  <m:r>
+                    <m:rPr>
+                      <m:sty m:val="p"/>
+                    </m:rPr>
+                    <m:t>i</m:t>
+                  </m:r>
+                  <m:r>
+                    <m:rPr>
+                      <m:sty m:val="p"/>
+                    </m:rPr>
+                    <m:t>d</m:t>
+                  </m:r>
+                  <m:r>
+                    <m:rPr>
+                      <m:sty m:val="p"/>
+                    </m:rPr>
+                    <m:t>e</m:t>
                   </m:r>
                 </m:sub>
               </m:sSub>
@@ -3150,6 +3248,83 @@
               <w:jc w:val="left"/>
             </w:pPr>
             <m:oMath>
+              <m:sSub>
+                <m:e>
+                  <m:r>
+                    <m:t>σ</m:t>
+                  </m:r>
+                </m:e>
+                <m:sub>
+                  <m:r>
+                    <m:t>P</m:t>
+                  </m:r>
+                  <m:r>
+                    <m:rPr>
+                      <m:sty m:val="p"/>
+                    </m:rPr>
+                    <m:t>,</m:t>
+                  </m:r>
+                  <m:r>
+                    <m:rPr>
+                      <m:sty m:val="p"/>
+                    </m:rPr>
+                    <m:t>n</m:t>
+                  </m:r>
+                  <m:r>
+                    <m:rPr>
+                      <m:sty m:val="p"/>
+                    </m:rPr>
+                    <m:t>o</m:t>
+                  </m:r>
+                  <m:r>
+                    <m:rPr>
+                      <m:sty m:val="p"/>
+                    </m:rPr>
+                    <m:t>i</m:t>
+                  </m:r>
+                  <m:r>
+                    <m:rPr>
+                      <m:sty m:val="p"/>
+                    </m:rPr>
+                    <m:t>s</m:t>
+                  </m:r>
+                  <m:r>
+                    <m:rPr>
+                      <m:sty m:val="p"/>
+                    </m:rPr>
+                    <m:t>e</m:t>
+                  </m:r>
+                </m:sub>
+              </m:sSub>
+            </m:oMath>
+          </w:p>
+        </w:tc>
+        <w:tc>
+          <w:tcPr>
+            <w:tcW w:type="dxa" w:w="6177"/>
+          </w:tcPr>
+          <w:p>
+            <w:pPr>
+              <w:pStyle w:val="Compact"/>
+              <w:jc w:val="left"/>
+            </w:pPr>
+            <w:r>
+              <w:t xml:space="preserve">standard deviation of the load estimate caused by white noise</w:t>
+            </w:r>
+          </w:p>
+        </w:tc>
+      </w:tr>
+      <w:tr>
+        <w:tc>
+          <w:tcPr>
+            <w:tcW w:type="dxa" w:w="2892"/>
+          </w:tcPr>
+          <w:p>
+            <w:pPr>
+              <w:pStyle w:val="Compact"/>
+              <w:jc w:val="left"/>
+            </w:pPr>
+            <m:oMath>
               <m:r>
                 <m:t>τ</m:t>
               </m:r>
@@ -3672,7 +3847,7 @@
         <w:pStyle w:val="BodyText"/>
       </w:pPr>
       <w:r>
-        <w:t xml:space="preserve">a closed-form catalogue of blind loci for deflection, strain, rotation, shear and reaction channels on two- and three-span and haunched girders, including the near-blind band that can catch strain gauges set back from the piers;</w:t>
+        <w:t xml:space="preserve">a closed-form catalogue of blind loci for deflection, strain, rotation, shear and reaction channels on two- and three-span and haunched girders, including the near-blind band that can contain strain gauges set back from the piers;</w:t>
       </w:r>
     </w:p>
     <w:p>
@@ -3704,7 +3879,7 @@
         </m:sSub>
       </m:oMath>
       <w:r>
-        <w:t xml:space="preserve">, which needs no reference stiffness, the cancellation ratio</w:t>
+        <w:t xml:space="preserve">, which needs no reference rigidity, the cancellation ratio</w:t>
       </w:r>
       <w:r>
         <w:t xml:space="preserve"> </w:t>
@@ -3774,7 +3949,7 @@
         <w:pStyle w:val="BodyText"/>
       </w:pPr>
       <w:r>
-        <w:t xml:space="preserve">an identifiability analysis of the indicator under boundary uncertainty, in which the constant depends on pier stiffness only through the scaled pier stiffness</w:t>
+        <w:t xml:space="preserve">an identifiability analysis of the constant under boundary uncertainty: the constant depends on pier stiffness only through the scaled pier stiffness</w:t>
       </w:r>
       <w:r>
         <w:t xml:space="preserve"> </w:t>
@@ -3803,10 +3978,7 @@
         </m:r>
       </m:oMath>
       <w:r>
-        <w:t xml:space="preserve"> </w:t>
-      </w:r>
-      <w:r>
-        <w:t xml:space="preserve">and a linear-fractional (Möbius) law, and which names the measurement that resolves it;</w:t>
+        <w:t xml:space="preserve">, following a linear-fractional (Möbius) law, and the analysis names the measurement that resolves it;</w:t>
       </w:r>
     </w:p>
     <w:p>
@@ -3891,7 +4063,7 @@
         <w:t xml:space="preserve"> </w:t>
       </w:r>
       <w:r>
-        <w:t xml:space="preserve">and any linear elastic supports. A response channel at a fixed point</w:t>
+        <w:t xml:space="preserve">and any linear-elastic supports. A response channel at a fixed point</w:t>
       </w:r>
       <w:r>
         <w:t xml:space="preserve"> </w:t>
@@ -5717,7 +5889,28 @@
           </m:e>
           <m:sub>
             <m:r>
-              <m:t>c</m:t>
+              <m:rPr>
+                <m:sty m:val="p"/>
+              </m:rPr>
+              <m:t>m</m:t>
+            </m:r>
+            <m:r>
+              <m:rPr>
+                <m:sty m:val="p"/>
+              </m:rPr>
+              <m:t>a</m:t>
+            </m:r>
+            <m:r>
+              <m:rPr>
+                <m:sty m:val="p"/>
+              </m:rPr>
+              <m:t>i</m:t>
+            </m:r>
+            <m:r>
+              <m:rPr>
+                <m:sty m:val="p"/>
+              </m:rPr>
+              <m:t>n</m:t>
             </m:r>
           </m:sub>
         </m:sSub>
@@ -5735,7 +5928,28 @@
           </m:e>
           <m:sub>
             <m:r>
+              <m:rPr>
+                <m:sty m:val="p"/>
+              </m:rPr>
               <m:t>s</m:t>
+            </m:r>
+            <m:r>
+              <m:rPr>
+                <m:sty m:val="p"/>
+              </m:rPr>
+              <m:t>i</m:t>
+            </m:r>
+            <m:r>
+              <m:rPr>
+                <m:sty m:val="p"/>
+              </m:rPr>
+              <m:t>d</m:t>
+            </m:r>
+            <m:r>
+              <m:rPr>
+                <m:sty m:val="p"/>
+              </m:rPr>
+              <m:t>e</m:t>
             </m:r>
           </m:sub>
         </m:sSub>
@@ -5819,7 +6033,28 @@
           </m:e>
           <m:sub>
             <m:r>
-              <m:t>c</m:t>
+              <m:rPr>
+                <m:sty m:val="p"/>
+              </m:rPr>
+              <m:t>m</m:t>
+            </m:r>
+            <m:r>
+              <m:rPr>
+                <m:sty m:val="p"/>
+              </m:rPr>
+              <m:t>a</m:t>
+            </m:r>
+            <m:r>
+              <m:rPr>
+                <m:sty m:val="p"/>
+              </m:rPr>
+              <m:t>i</m:t>
+            </m:r>
+            <m:r>
+              <m:rPr>
+                <m:sty m:val="p"/>
+              </m:rPr>
+              <m:t>n</m:t>
             </m:r>
           </m:sub>
         </m:sSub>
@@ -5840,7 +6075,28 @@
           </m:e>
           <m:sub>
             <m:r>
+              <m:rPr>
+                <m:sty m:val="p"/>
+              </m:rPr>
               <m:t>s</m:t>
+            </m:r>
+            <m:r>
+              <m:rPr>
+                <m:sty m:val="p"/>
+              </m:rPr>
+              <m:t>i</m:t>
+            </m:r>
+            <m:r>
+              <m:rPr>
+                <m:sty m:val="p"/>
+              </m:rPr>
+              <m:t>d</m:t>
+            </m:r>
+            <m:r>
+              <m:rPr>
+                <m:sty m:val="p"/>
+              </m:rPr>
+              <m:t>e</m:t>
             </m:r>
           </m:sub>
         </m:sSub>
@@ -11360,7 +11616,66 @@
         </m:sSubSup>
       </m:oMath>
       <w:r>
-        <w:t xml:space="preserve">.</w:t>
+        <w:t xml:space="preserve">, where</w:t>
+      </w:r>
+      <w:r>
+        <w:t xml:space="preserve"> </w:t>
+      </w:r>
+      <m:oMath>
+        <m:sSub>
+          <m:e>
+            <m:r>
+              <m:t>σ</m:t>
+            </m:r>
+          </m:e>
+          <m:sub>
+            <m:r>
+              <m:t>P</m:t>
+            </m:r>
+            <m:r>
+              <m:rPr>
+                <m:sty m:val="p"/>
+              </m:rPr>
+              <m:t>,</m:t>
+            </m:r>
+            <m:r>
+              <m:rPr>
+                <m:sty m:val="p"/>
+              </m:rPr>
+              <m:t>n</m:t>
+            </m:r>
+            <m:r>
+              <m:rPr>
+                <m:sty m:val="p"/>
+              </m:rPr>
+              <m:t>o</m:t>
+            </m:r>
+            <m:r>
+              <m:rPr>
+                <m:sty m:val="p"/>
+              </m:rPr>
+              <m:t>i</m:t>
+            </m:r>
+            <m:r>
+              <m:rPr>
+                <m:sty m:val="p"/>
+              </m:rPr>
+              <m:t>s</m:t>
+            </m:r>
+            <m:r>
+              <m:rPr>
+                <m:sty m:val="p"/>
+              </m:rPr>
+              <m:t>e</m:t>
+            </m:r>
+          </m:sub>
+        </m:sSub>
+      </m:oMath>
+      <w:r>
+        <w:t xml:space="preserve"> </w:t>
+      </w:r>
+      <w:r>
+        <w:t xml:space="preserve">is the standard deviation of the load estimate caused by white noise.</w:t>
       </w:r>
     </w:p>
     <w:p>
@@ -11409,7 +11724,7 @@
         <w:t xml:space="preserve"> </w:t>
       </w:r>
       <w:r>
-        <w:t xml:space="preserve">keeps the estimate independent of the axle configuration for every structure, and SLM relies on this invariance. It also links SLM to transmissibility-based weighing [34]: a transmissibility is a ratio of response spectra, and at zero frequency it equals the ratio of record integrals. A record integrated uniformly in time weights space by</w:t>
+        <w:t xml:space="preserve">keeps the estimate independent of the axle configuration for every structure, and SLM relies on this invariance. Appendix B also links SLM to transmissibility-based weighing [34]: a transmissibility is a ratio of response spectra, and at zero frequency it equals the ratio of record integrals. A record integrated uniformly in time weights space by</w:t>
       </w:r>
       <w:r>
         <w:t xml:space="preserve"> </w:t>
@@ -13394,7 +13709,28 @@
                       </m:e>
                       <m:sub>
                         <m:r>
+                          <m:rPr>
+                            <m:sty m:val="p"/>
+                          </m:rPr>
                           <m:t>s</m:t>
+                        </m:r>
+                        <m:r>
+                          <m:rPr>
+                            <m:sty m:val="p"/>
+                          </m:rPr>
+                          <m:t>i</m:t>
+                        </m:r>
+                        <m:r>
+                          <m:rPr>
+                            <m:sty m:val="p"/>
+                          </m:rPr>
+                          <m:t>d</m:t>
+                        </m:r>
+                        <m:r>
+                          <m:rPr>
+                            <m:sty m:val="p"/>
+                          </m:rPr>
+                          <m:t>e</m:t>
                         </m:r>
                       </m:sub>
                     </m:sSub>
@@ -13411,7 +13747,28 @@
                       </m:e>
                       <m:sub>
                         <m:r>
+                          <m:rPr>
+                            <m:sty m:val="p"/>
+                          </m:rPr>
                           <m:t>s</m:t>
+                        </m:r>
+                        <m:r>
+                          <m:rPr>
+                            <m:sty m:val="p"/>
+                          </m:rPr>
+                          <m:t>i</m:t>
+                        </m:r>
+                        <m:r>
+                          <m:rPr>
+                            <m:sty m:val="p"/>
+                          </m:rPr>
+                          <m:t>d</m:t>
+                        </m:r>
+                        <m:r>
+                          <m:rPr>
+                            <m:sty m:val="p"/>
+                          </m:rPr>
+                          <m:t>e</m:t>
                         </m:r>
                       </m:sub>
                     </m:sSub>
@@ -14274,7 +14631,7 @@
         <w:t xml:space="preserve">”</w:t>
       </w:r>
       <w:r>
-        <w:t xml:space="preserve">. They fall into three groups: four wheel-path gauges with clear axle spikes (ch4, ch5, ch11, ch12), a partner gauge at each of these four stations, and four further gauges without axle spikes (ch1, ch2, ch8, ch9). Day 2 has four in-line channels, labelled with the prefix</w:t>
+        <w:t xml:space="preserve">. They fall into three groups: four wheel-path gauges with clear axle spikes (ch4, ch5, ch11, ch12), a partner gauge at each of these four stations, and four further gauges without axle spikes (ch1, ch2, ch8, ch9). Day 2 has four channels in one longitudinal line under the wheel path, labelled with the prefix</w:t>
       </w:r>
       <w:r>
         <w:t xml:space="preserve"> </w:t>
@@ -14300,7 +14657,7 @@
         <w:pStyle w:val="BodyText"/>
       </w:pPr>
       <w:r>
-        <w:t xml:space="preserve">The reference weights differ in quality between the days. On day 1, two 3-axle trucks ran in the instrumented lane, and their gross weights were reported by the drivers [50]. On day 2, a 3-axle truck of 26.8 t and a 5-axle truck of 25.9 t were weighed on a static scale [50]. They ran in the instrumented lane (lane A), on the return trip in the other lane (lane B), and in two in-line two-truck runs.</w:t>
+        <w:t xml:space="preserve">The reference weights differ in quality between the days. On day 1, two 3-axle trucks ran in the instrumented lane, and their gross weights were reported by the drivers [50]. On day 2, a 3-axle truck of 26.8 t and a 5-axle truck of 25.9 t were weighed on a static scale [50]. They ran in the instrumented lane (lane A), on the return trip in the other lane (lane B), and in two runs with the two trucks one behind the other.</w:t>
       </w:r>
     </w:p>
     <w:p>
@@ -14366,7 +14723,7 @@
         <w:pStyle w:val="FirstParagraph"/>
       </w:pPr>
       <w:r>
-        <w:t xml:space="preserve">The constant is stable within the noise for most gauges, but invariance between trucks can be shown only within margins of 10–27 %. On day 1, the χ² test accepts consistency with the measured noise for eight of the twelve gauges, but only one gauge, ch11, shows that both trucks give the same constant within ±10 % (Fig. 6a).</w:t>
+        <w:t xml:space="preserve">The constant is stable within the noise for most gauges, but invariance between trucks can be shown only within margins of 10–27 %. On day 1, the χ² test does not reject consistency with the measured noise for eight of the twelve gauges, but only one gauge, ch11, shows that both trucks give the same constant within ±10 % (Fig. 6a).</w:t>
       </w:r>
     </w:p>
     <w:p>
@@ -14390,7 +14747,7 @@
         <w:pStyle w:val="BodyText"/>
       </w:pPr>
       <w:r>
-        <w:t xml:space="preserve">Each lane needs its own constant. For the gauge average, return trips in lane B gave constants 0.79 times those of lane A (95 % CI 0.59–1.00), as also found on another continuous girder [40]. The lane effect is clearly resolved for one gauge only (st36: 0.64, 95 % CI 0.47–0.81). For the gauge average, the two in-line two-truck runs gave 0.92 of the summed single-truck predictions (pooled 95 % CI 0.77–1.06), consistent with superposition although both fall below the prediction.</w:t>
+        <w:t xml:space="preserve">Each lane needs its own constant. For the gauge average, return trips in lane B gave constants 0.79 times those of lane A (95 % CI 0.59–1.00), as also found on another continuous girder [40]. The lane effect is clearly resolved for one gauge only (st36: 0.64, 95 % CI 0.47–0.81). For the gauge average, the two runs with the trucks one behind the other gave 0.92 of the summed single-truck predictions (pooled 95 % CI 0.77–1.06), consistent with superposition although both fall below the prediction.</w:t>
       </w:r>
     </w:p>
     <w:p>
@@ -14444,7 +14801,7 @@
         <w:pStyle w:val="FirstParagraph"/>
       </w:pPr>
       <w:r>
-        <w:t xml:space="preserve">Combining gauges did not help on these records. Four kinds of estimator were compared by leave-one-run-out cross-validation: single gauges, the gauge average, GLS (Eq. 13) and the zero-sum estimator (Eq. 14). In each fold the constants were calibrated without the test run, and</w:t>
+        <w:t xml:space="preserve">Combining gauges did not help on these records. Four kinds of estimator were compared by leave-one-run-out cross-validation: single gauges, the gauge average, GLS (Eq. (13)) and the zero-sum estimator (Eq. (14)). In each fold the constants were calibrated without the test run, and</w:t>
       </w:r>
       <w:r>
         <w:t xml:space="preserve"> </w:t>
@@ -14960,7 +15317,7 @@
         <w:pStyle w:val="BodyText"/>
       </w:pPr>
       <w:r>
-        <w:t xml:space="preserve">On day 2, GLS with the measured covariance was worse than the gauge average: 20.4 % against 11.9 % MAE. The paired difference is +8.5 points (95 % CI +2.3 to +15.1), so GLS and the zero-sum estimator are both significantly worse than the average. On day 1 the estimators cannot be told apart, and on both days every estimator is worse than the mean-weight predictor.</w:t>
+        <w:t xml:space="preserve">On day 2, GLS with the measured covariance was worse than the gauge average: 20.4 % against 11.9 % MAE. The paired difference is +8.5 percentage points (95 % CI +2.3 to +15.1), so GLS and the zero-sum estimator are both significantly worse than the average. On day 1 the estimators cannot be told apart, and on both days every estimator is worse than the mean-weight predictor.</w:t>
       </w:r>
     </w:p>
     <w:p>
@@ -15052,7 +15409,7 @@
         <w:pStyle w:val="FirstParagraph"/>
       </w:pPr>
       <w:r>
-        <w:t xml:space="preserve">The Cầu Mây Bridge carries provincial road DT389 over the Kinh Môn River in Hải Dương, Viet Nam. Its main bridge is a three-span continuous prestressed concrete box girder of 55 + 90 + 55 m, built by balanced cantilever (</w:t>
+        <w:t xml:space="preserve">The Cầu Mây Bridge carries provincial road ĐT389 over the Kinh Môn River in Hải Dương, Viet Nam. Its main bridge is a three-span continuous prestressed concrete box girder of 55 + 90 + 55 m, built by balanced cantilever (</w:t>
       </w:r>
       <m:oMath>
         <m:r>
@@ -15077,7 +15434,7 @@
         <w:pStyle w:val="BodyText"/>
       </w:pPr>
       <w:r>
-        <w:t xml:space="preserve">Two deflection gauges were read: N8 at 0.4L of the side span between pier T7 and end support T8, and N7 at mid main span. In the June 2020 acceptance test, four trucks stood in the side span (gauge N8) and six in the main span (gauge N7). The trucks were 3-axle, nominally 5 + 10 + 10 t, with a weighed mean of 25.06 t. Dial gauges read the peak deflection under centric and eccentric transverse positions [NEED VALUE: instrument type and fixed reference datum of the dial gauges, temperature correction, load-hold time and zero-reading procedure]. Each gauge has six readings (three lines, each centric and eccentric); their mean is 5.55 mm at N8 and 15.42 mm at N7.</w:t>
+        <w:t xml:space="preserve">Two deflection gauges were read: N8 in the side span between pier T7 and end support T8, at 0.4L (22 m) from T8, and N7 at mid main span. In the June 2020 acceptance test, four trucks stood in the side span (gauge N8) and six in the main span (gauge N7). The trucks were 3-axle, nominally 5 + 10 + 10 t, with a weighed mean of 25.06 t. Dial gauges read the peak deflection under centric and eccentric transverse positions [NEED VALUE: instrument type and fixed reference datum of the dial gauges, temperature correction, load-hold time and zero-reading procedure]. Each gauge section has six readings (three measuring points across the section, on the axis and at both edges, under centric and eccentric truck arrangements); their mean is 5.55 mm at N8 and 15.42 mm at N7.</w:t>
       </w:r>
     </w:p>
     <w:p>
@@ -15390,7 +15747,7 @@
         <w:pStyle w:val="FirstParagraph"/>
       </w:pPr>
       <w:r>
-        <w:t xml:space="preserve">The static data leave the constant of the side-span gauge N8 uncertain by a factor of 6.6, whereas the constant of the centre-span gauge N7 is well determined. Two facts explain this: a model-form misfit that no pier stiffness removes, and the Möbius law of Eq. (15).</w:t>
+        <w:t xml:space="preserve">The static data leave the constant of the side-span gauge N8 uncertain by a factor of 6.6, whereas the constant of the main-span gauge N7 is well determined. Two facts explain this: a model-form misfit that no pier stiffness removes, and the Möbius law of Eq. (15).</w:t>
       </w:r>
     </w:p>
     <w:p>
@@ -15481,7 +15838,7 @@
         <w:t xml:space="preserve"> </w:t>
       </w:r>
       <w:r>
-        <w:t xml:space="preserve">would mean a 28 % loss of rigidity in a young prestressed girder.</w:t>
+        <w:t xml:space="preserve">would mean a 28 % loss of rigidity in a recently built prestressed girder.</w:t>
       </w:r>
     </w:p>
     <w:p>
@@ -15500,7 +15857,7 @@
         </m:r>
       </m:oMath>
       <w:r>
-        <w:t xml:space="preserve">. The six readings of each gauge spread by 1.9–2.0 % about their mean. This spread comes from the transverse positions and is not a repeatability, because the readings are not replicates. Combined in quadrature with a model-form spread of 1.75 %, it gives a standard uncertainty of 2.64 % per reading, and</w:t>
+        <w:t xml:space="preserve">. The six readings of each gauge section spread by 1.9–2.0 % about their mean. This spread comes from the transverse positions and is not a measure of repeatability, because the readings are not replicates. Combined in quadrature with a model-form spread of 1.75 %, it gives a standard uncertainty of 2.64 % per reading, and</w:t>
       </w:r>
       <w:r>
         <w:t xml:space="preserve"> </w:t>
@@ -17104,7 +17461,7 @@
         <w:pStyle w:val="BodyText"/>
       </w:pPr>
       <w:r>
-        <w:t xml:space="preserve">The centre-span indicator is low (0.19–0.29) although</w:t>
+        <w:t xml:space="preserve">The main-span indicator is low (0.19–0.29) although</w:t>
       </w:r>
       <w:r>
         <w:t xml:space="preserve"> </w:t>
@@ -17786,7 +18143,7 @@
         <w:pStyle w:val="BodyText"/>
       </w:pPr>
       <w:r>
-        <w:t xml:space="preserve">A moving-load test with weighed trucks has been designed for this bridge, and Table 6 gives the predicted values that would decide between the reference calibrations. These are predictions, not results. The ratio of integrals at the side-span and centre-span deflection gauges is independent of truck weight and absolute rigidity, and it differs by a factor of 2.3 between calibrations A and B.</w:t>
+        <w:t xml:space="preserve">A moving-load test with weighed trucks has been designed for this bridge, and Table 6 gives the predicted values that would decide between the reference calibrations. These are predictions, not results. The ratio of integrals at the side-span and main-span deflection gauges is independent of truck weight and absolute rigidity, and it differs by a factor of 2.3 between calibrations A and B.</w:t>
       </w:r>
     </w:p>
     <w:p>
@@ -18030,7 +18387,7 @@
         <w:pStyle w:val="BodyText"/>
       </w:pPr>
       <w:r>
-        <w:t xml:space="preserve">The in-service girder shows that a side-span deflection gauge on a layout near the prismatic blind locus is not identifiable from static acceptance data, whereas a centre-span gauge is. One tiltmeter or one integral ratio would discriminate between the reference calibrations.</w:t>
+        <w:t xml:space="preserve">The in-service girder shows that a side-span deflection gauge on a layout near the prismatic blind locus is not identifiable from static acceptance data, whereas a main-span gauge is. One tiltmeter or one integral ratio would discriminate between the reference calibrations.</w:t>
       </w:r>
     </w:p>
     <w:bookmarkEnd w:id="37"/>
@@ -18719,7 +19076,7 @@
         <w:t xml:space="preserve"> </w:t>
       </w:r>
       <w:r>
-        <w:t xml:space="preserve">mm a single centre-span gauge biases a 25 t truck by 16–25 %, and a single side-span gauge by 41–271 %. With present absolute-deflection technology, single-point integral weighing on a long-span girder is therefore marginal even at the best location. The zero-sum pair addresses this term only to the extent that the offset is common-mode during crossings (Section 4.3).</w:t>
+        <w:t xml:space="preserve">mm a single main-span gauge biases a 25 t truck by 16–25 %, and a single side-span gauge by 41–271 %. With present absolute-deflection technology, single-point integral weighing on a long-span girder is therefore marginal even at the best location. The zero-sum pair addresses this term only to the extent that the offset is common-mode during crossings (Section 4.3).</w:t>
       </w:r>
     </w:p>
     <w:p>
@@ -20483,7 +20840,7 @@
         <w:pStyle w:val="FirstParagraph"/>
       </w:pPr>
       <w:r>
-        <w:t xml:space="preserve">The integral is a reduced alternative to influence-line BWIM, not a competitor. It returns the gross weight of a vehicle or group from one scalar constant per channel and one weighted sum. Its natural role is low-cost screening across many continuous structures, with instrumented BWIM or enforcement weighing for the vehicles it flags. Influence-line BWIM does not suffer the blindness of Table 1, because it fits the whole record shape.</w:t>
+        <w:t xml:space="preserve">The integral is a simplified alternative to influence-line BWIM, not a competitor. It returns the gross weight of a vehicle or group from one scalar constant per channel and one weighted sum. Its natural role is low-cost screening across many continuous structures, with instrumented BWIM or enforcement weighing for the vehicles it flags. Influence-line BWIM does not suffer the blindness of Table 1, because it fits the whole record shape.</w:t>
       </w:r>
     </w:p>
     <w:p>
@@ -20638,7 +20995,7 @@
         <w:t xml:space="preserve"> </w:t>
       </w:r>
       <w:r>
-        <w:t xml:space="preserve">needs no reference stiffness, and the cancellation ratio</w:t>
+        <w:t xml:space="preserve">needs no reference rigidity, and the cancellation ratio</w:t>
       </w:r>
       <w:r>
         <w:t xml:space="preserve"> </w:t>
@@ -20723,7 +21080,7 @@
         <w:pStyle w:val="BodyText"/>
       </w:pPr>
       <w:r>
-        <w:t xml:space="preserve">On a 55 + 90 + 55 m box girder, two static readings bound the scaled pier stiffness only from below at a 5.3 % tolerance, leaving the constant of the side-span deflection gauge uncertain by a factor of 6.6, whereas the centre-span gauge is well determined. A pier tiltmeter would reduce the Cramér–Rao bound on</w:t>
+        <w:t xml:space="preserve">On a 55 + 90 + 55 m box girder, two static readings bound the scaled pier stiffness only from below at a 5.3 % tolerance, leaving the constant of the side-span deflection gauge uncertain by a factor of 6.6, whereas the main-span gauge is well determined. A pier tiltmeter would reduce the Cramér–Rao bound on</w:t>
       </w:r>
       <w:r>
         <w:t xml:space="preserve"> </w:t>
@@ -21582,7 +21939,7 @@
         <w:t xml:space="preserve"> </w:t>
       </w:r>
       <w:r>
-        <w:t xml:space="preserve">from 0.5 to 2.0, whereas the negative contribution of the adjacent span sweeps from −0.125 to −4.00; the degeneracy is driven almost entirely by the adjacent span.</w:t>
+        <w:t xml:space="preserve">from 0.5 to 2.0, whereas the negative contribution of the adjacent span sweeps from −0.125 to −4.00; the cancellation is driven almost entirely by the adjacent span.</w:t>
       </w:r>
     </w:p>
     <w:p>
@@ -21658,7 +22015,28 @@
           </m:e>
           <m:sub>
             <m:r>
+              <m:rPr>
+                <m:sty m:val="p"/>
+              </m:rPr>
               <m:t>s</m:t>
+            </m:r>
+            <m:r>
+              <m:rPr>
+                <m:sty m:val="p"/>
+              </m:rPr>
+              <m:t>i</m:t>
+            </m:r>
+            <m:r>
+              <m:rPr>
+                <m:sty m:val="p"/>
+              </m:rPr>
+              <m:t>d</m:t>
+            </m:r>
+            <m:r>
+              <m:rPr>
+                <m:sty m:val="p"/>
+              </m:rPr>
+              <m:t>e</m:t>
             </m:r>
           </m:sub>
           <m:sup>
@@ -22030,7 +22408,28 @@
           </m:e>
           <m:sub>
             <m:r>
-              <m:t>c</m:t>
+              <m:rPr>
+                <m:sty m:val="p"/>
+              </m:rPr>
+              <m:t>m</m:t>
+            </m:r>
+            <m:r>
+              <m:rPr>
+                <m:sty m:val="p"/>
+              </m:rPr>
+              <m:t>a</m:t>
+            </m:r>
+            <m:r>
+              <m:rPr>
+                <m:sty m:val="p"/>
+              </m:rPr>
+              <m:t>i</m:t>
+            </m:r>
+            <m:r>
+              <m:rPr>
+                <m:sty m:val="p"/>
+              </m:rPr>
+              <m:t>n</m:t>
             </m:r>
           </m:sub>
         </m:sSub>
@@ -22089,7 +22488,28 @@
           </m:e>
           <m:sub>
             <m:r>
-              <m:t>c</m:t>
+              <m:rPr>
+                <m:sty m:val="p"/>
+              </m:rPr>
+              <m:t>m</m:t>
+            </m:r>
+            <m:r>
+              <m:rPr>
+                <m:sty m:val="p"/>
+              </m:rPr>
+              <m:t>a</m:t>
+            </m:r>
+            <m:r>
+              <m:rPr>
+                <m:sty m:val="p"/>
+              </m:rPr>
+              <m:t>i</m:t>
+            </m:r>
+            <m:r>
+              <m:rPr>
+                <m:sty m:val="p"/>
+              </m:rPr>
+              <m:t>n</m:t>
             </m:r>
           </m:sub>
           <m:sup>
@@ -22440,7 +22860,7 @@
         <w:t xml:space="preserve"> </w:t>
       </w:r>
       <w:r>
-        <w:t xml:space="preserve">(Eq. 10; 2.5 for a simply supported mid-span).</w:t>
+        <w:t xml:space="preserve">(Eq. (10); 2.5 for a simply supported mid-span).</w:t>
       </w:r>
     </w:p>
     <w:tbl>
@@ -24378,7 +24798,7 @@
           </m:naryPr>
           <m:sub>
             <m:r>
-              <m:t>a</m:t>
+              <m:t>i</m:t>
             </m:r>
           </m:sub>
           <m:sup>
@@ -24395,7 +24815,7 @@
               </m:e>
               <m:sub>
                 <m:r>
-                  <m:t>a</m:t>
+                  <m:t>i</m:t>
                 </m:r>
               </m:sub>
             </m:sSub>
@@ -24420,7 +24840,7 @@
               </m:e>
               <m:sub>
                 <m:r>
-                  <m:t>a</m:t>
+                  <m:t>i</m:t>
                 </m:r>
               </m:sub>
             </m:sSub>
@@ -25807,7 +26227,7 @@
         <w:pStyle w:val="FirstParagraph"/>
       </w:pPr>
       <w:r>
-        <w:t xml:space="preserve">The Cầu Mây load test analysed in Section 5 was performed by the authors’ team as part of inspection work carried out by Công ty TNHH Tư vấn Đại học Xây dựng (HUCE consultancy) [NEED VALUE: name(s) of authors involved and nature of relationship]. The authors declare that there is no other conflict of interest regarding the publication of this article.</w:t>
+        <w:t xml:space="preserve">The Cầu Mây load test analysed in Section 5 was performed by an author of this paper as part of inspection work carried out by Công ty TNHH Tư vấn Đại học Xây dựng (HUCE consultancy) [NEED VALUE: name(s) of authors involved and nature of relationship]. The authors declare that there is no other conflict of interest regarding the publication of this article.</w:t>
       </w:r>
     </w:p>
     <w:bookmarkEnd w:id="47"/>
@@ -25939,7 +26359,7 @@
         <w:pStyle w:val="FirstParagraph"/>
       </w:pPr>
       <w:r>
-        <w:t xml:space="preserve">The supplementary material contains: (i) the analysis scripts and the console output of each run, with a README that maps every table and figure to a script and log; (ii) the derived data behind every figure and table; (iii) the laboratory specimen, influence line, quadrature study and full data; (iv) the field-record tables: per-channel constants and scatter with χ² tests (Table S1), truck-to-truck ratios with equivalence tests (Table S2), correlations of vehicle-free noise and crossing residuals (Table S3) the per-crossing standard deviations predicted by both covariance models (Table S4) and the full table of estimator errors (Table S5); the processing details and excluded runs, the speed regressions, lane-B and two-truck results, and all estimator results including leave-one-truck-out, in-sample and GLS with the covariance estimated from crossing residuals (Figs. S1–S2); (v) the beam model of the five-span girder, including the strain constant of the gauges relative to the largest on the girder, and the synthetic records of the dataset authors (Figs. S3–S4); (vi) strain blind-locus maps (Figs. S5–S6); (vii) the multi-channel placement study (brute-force search over all cases), Monte Carlo verification and structure-aware weighting functions (Figs. S7–S9); (viii) the asymmetric three-span closed forms; (ix) the Cầu Mây design section properties and concrete modulus, the model-form variants (depth lengths, exponents, rigid pier zone), the frequency interpretation, admissible sets against tolerance (3 %, 4 % and 5.3 %, with and without a prior on</w:t>
+        <w:t xml:space="preserve">The supplementary material contains: (i) the analysis scripts and the console output of each run, with a README that maps every table and figure to a script and log; (ii) the derived data behind every figure and table; (iii) the laboratory specimen, influence line, quadrature study and full data; (iv) the field-record tables: per-channel constants and scatter with χ² tests (Table S1), truck-to-truck ratios with equivalence tests (Table S2), correlations of vehicle-free noise and crossing residuals (Table S3), the per-crossing standard deviations predicted by both covariance models (Table S4) and the full table of estimator errors (Table S5); the processing details and excluded runs, the speed regressions, lane-B and two-truck results, and all estimator results including leave-one-truck-out, in-sample and GLS with the covariance estimated from crossing residuals (Figs. S1–S2); (v) the beam model of the five-span girder, including the strain constant of the gauges relative to the largest on the girder, and the synthetic records of the dataset authors (Figs. S3–S4); (vi) strain blind-locus maps (Figs. S5–S6); (vii) the multi-channel placement study (brute-force search over all cases), Monte Carlo verification and structure-aware weighting functions (Figs. S7–S9); (viii) the asymmetric three-span closed forms; (ix) the Cầu Mây design section properties and concrete modulus, the model-form variants (depth lengths, exponents, rigid pier zone), the frequency interpretation, admissible sets against tolerance (3 %, 4 % and 5.3 %, with and without a prior on</w:t>
       </w:r>
       <w:r>
         <w:t xml:space="preserve"> </w:t>
@@ -26109,7 +26529,7 @@
         <w:pStyle w:val="BodyText"/>
       </w:pPr>
       <w:r>
-        <w:t xml:space="preserve">[14] W. He, T. Ling, E.J. OBrien, et al., Virtual axle method for bridge weigh-in-motion systems requiring no axle detector, J. Bridge Eng. 24 (9) (2019) 04019086. https://doi.org/10.1061/(asce)be.1943-5592.0001474</w:t>
+        <w:t xml:space="preserve">[14] W. He, T. Ling, E.J. OBrien, et al., Virtual axle method for bridge weigh-in-motion systems requiring no axle detector, J. Bridge Eng. 24 (9) (2019) 04019086. https://doi.org/10.1061/(ASCE)BE.1943-5592.0001474</w:t>
       </w:r>
     </w:p>
     <w:p>
@@ -26229,7 +26649,7 @@
         <w:pStyle w:val="BodyText"/>
       </w:pPr>
       <w:r>
-        <w:t xml:space="preserve">[29] P. Agüero-Barrantes, R.E. Christenson, S. Lobo-Aguilar, Utilizing Kriging metamodeling to provide practical and effective bridge weigh-in-motion, J. Bridge Eng. 28 (2) (2023) 04022138. https://doi.org/10.1061/jbenf2.beeng-5760</w:t>
+        <w:t xml:space="preserve">[29] P. Agüero-Barrantes, R.E. Christenson, S. Lobo-Aguilar, Utilizing Kriging metamodeling to provide practical and effective bridge weigh-in-motion, J. Bridge Eng. 28 (2) (2023) 04022138. https://doi.org/10.1061/JBENF2.BEENG-5760</w:t>
       </w:r>
     </w:p>
     <w:p>
@@ -26253,7 +26673,7 @@
         <w:pStyle w:val="BodyText"/>
       </w:pPr>
       <w:r>
-        <w:t xml:space="preserve">[32] N. Zolghadri, M.W. Halling, N.R. Johnson, P.J. Barr, Field verification of simplified bridge weigh-in-motion techniques, J. Bridge Eng. 21 (6) (2016) 04016063. https://doi.org/10.1061/(asce)be.1943-5592.0000930</w:t>
+        <w:t xml:space="preserve">[32] N. Zolghadri, M.W. Halling, N.R. Johnson, P.J. Barr, Field verification of simplified bridge weigh-in-motion techniques, J. Bridge Eng. 21 (6) (2016) 04016063. https://doi.org/10.1061/(ASCE)BE.1943-5592.0000930</w:t>
       </w:r>
     </w:p>
     <w:p>
@@ -26293,7 +26713,7 @@
         <w:pStyle w:val="BodyText"/>
       </w:pPr>
       <w:r>
-        <w:t xml:space="preserve">[37] Q.B. Nguyen, T. Hoang, H.S. Nguyen, [Determination of the load applied on a simply supported beam based on measured deflection data], J. Sci. Technol. Civ. Eng. (HUCE) 18 (2V) (2024) 61–71 (in Vietnamese). https://doi.org/10.31814/stce.huce2024-18(2V)-05</w:t>
+        <w:t xml:space="preserve">[37] Q.-B. Nguyen, T. Hoang, H.-S. Nguyen, [Determination of the load applied on a simply supported beam based on measured deflection data], J. Sci. Technol. Civ. Eng. (HUCE) 18 (2V) (2024) 61–71 (in Vietnamese). https://doi.org/10.31814/stce.huce2024-18(2V)-05</w:t>
       </w:r>
     </w:p>
     <w:p>
@@ -26574,7 +26994,28 @@
           </m:e>
           <m:sub>
             <m:r>
+              <m:rPr>
+                <m:sty m:val="p"/>
+              </m:rPr>
               <m:t>s</m:t>
+            </m:r>
+            <m:r>
+              <m:rPr>
+                <m:sty m:val="p"/>
+              </m:rPr>
+              <m:t>i</m:t>
+            </m:r>
+            <m:r>
+              <m:rPr>
+                <m:sty m:val="p"/>
+              </m:rPr>
+              <m:t>d</m:t>
+            </m:r>
+            <m:r>
+              <m:rPr>
+                <m:sty m:val="p"/>
+              </m:rPr>
+              <m:t>e</m:t>
             </m:r>
           </m:sub>
         </m:sSub>
@@ -26594,7 +27035,28 @@
           </m:e>
           <m:sub>
             <m:r>
-              <m:t>c</m:t>
+              <m:rPr>
+                <m:sty m:val="p"/>
+              </m:rPr>
+              <m:t>m</m:t>
+            </m:r>
+            <m:r>
+              <m:rPr>
+                <m:sty m:val="p"/>
+              </m:rPr>
+              <m:t>a</m:t>
+            </m:r>
+            <m:r>
+              <m:rPr>
+                <m:sty m:val="p"/>
+              </m:rPr>
+              <m:t>i</m:t>
+            </m:r>
+            <m:r>
+              <m:rPr>
+                <m:sty m:val="p"/>
+              </m:rPr>
+              <m:t>n</m:t>
             </m:r>
           </m:sub>
         </m:sSub>
@@ -26615,7 +27077,28 @@
           </m:e>
           <m:sub>
             <m:r>
+              <m:rPr>
+                <m:sty m:val="p"/>
+              </m:rPr>
               <m:t>s</m:t>
+            </m:r>
+            <m:r>
+              <m:rPr>
+                <m:sty m:val="p"/>
+              </m:rPr>
+              <m:t>i</m:t>
+            </m:r>
+            <m:r>
+              <m:rPr>
+                <m:sty m:val="p"/>
+              </m:rPr>
+              <m:t>d</m:t>
+            </m:r>
+            <m:r>
+              <m:rPr>
+                <m:sty m:val="p"/>
+              </m:rPr>
+              <m:t>e</m:t>
             </m:r>
           </m:sub>
         </m:sSub>
@@ -26641,7 +27124,28 @@
           </m:e>
           <m:sub>
             <m:r>
+              <m:rPr>
+                <m:sty m:val="p"/>
+              </m:rPr>
               <m:t>s</m:t>
+            </m:r>
+            <m:r>
+              <m:rPr>
+                <m:sty m:val="p"/>
+              </m:rPr>
+              <m:t>i</m:t>
+            </m:r>
+            <m:r>
+              <m:rPr>
+                <m:sty m:val="p"/>
+              </m:rPr>
+              <m:t>d</m:t>
+            </m:r>
+            <m:r>
+              <m:rPr>
+                <m:sty m:val="p"/>
+              </m:rPr>
+              <m:t>e</m:t>
             </m:r>
           </m:sub>
         </m:sSub>
@@ -26841,7 +27345,7 @@
         <w:t xml:space="preserve"> </w:t>
       </w:r>
       <w:r>
-        <w:t xml:space="preserve">(dashed) and the Cầu Mây layout with a mid side-span sensor (open circle); (b) asymmetric beam, sensor at mid span 1, over</w:t>
+        <w:t xml:space="preserve">(dashed) and the Cầu Mây layout with a mid side-span sensor (open circle); (b) asymmetric beam, sensor at mid-span of span 1, over</w:t>
       </w:r>
       <w:r>
         <w:t xml:space="preserve"> </w:t>
@@ -27008,7 +27512,7 @@
         <w:t xml:space="preserve"> </w:t>
       </w:r>
       <w:r>
-        <w:t xml:space="preserve">(Eq. 10; 2.5 at a simply supported mid-span), rotation</w:t>
+        <w:t xml:space="preserve">(Eq. (10); 2.5 at a simply supported mid-span), rotation</w:t>
       </w:r>
       <w:r>
         <w:t xml:space="preserve"> </w:t>

--- a/manuscript/v4/word/Manuscript_v4.docx
+++ b/manuscript/v4/word/Manuscript_v4.docx
@@ -659,6 +659,61 @@
             </w:pPr>
             <w:r>
               <w:t xml:space="preserve">distance of the gauged fibre from the neutral axis (m)</w:t>
+            </w:r>
+          </w:p>
+        </w:tc>
+      </w:tr>
+      <w:tr>
+        <w:tc>
+          <w:tcPr>
+            <w:tcW w:type="dxa" w:w="2892"/>
+          </w:tcPr>
+          <w:p>
+            <w:pPr>
+              <w:pStyle w:val="Compact"/>
+              <w:jc w:val="left"/>
+            </w:pPr>
+            <m:oMath>
+              <m:sSub>
+                <m:e>
+                  <m:r>
+                    <m:t>d</m:t>
+                  </m:r>
+                </m:e>
+                <m:sub>
+                  <m:r>
+                    <m:t>i</m:t>
+                  </m:r>
+                </m:sub>
+              </m:sSub>
+            </m:oMath>
+          </w:p>
+        </w:tc>
+        <w:tc>
+          <w:tcPr>
+            <w:tcW w:type="dxa" w:w="6177"/>
+          </w:tcPr>
+          <w:p>
+            <w:pPr>
+              <w:pStyle w:val="Compact"/>
+              <w:jc w:val="left"/>
+            </w:pPr>
+            <w:r>
+              <w:t xml:space="preserve">distance of axle</w:t>
+            </w:r>
+            <w:r>
+              <w:t xml:space="preserve"> </w:t>
+            </w:r>
+            <m:oMath>
+              <m:r>
+                <m:t>i</m:t>
+              </m:r>
+            </m:oMath>
+            <w:r>
+              <w:t xml:space="preserve"> </w:t>
+            </w:r>
+            <w:r>
+              <w:t xml:space="preserve">behind the first axle (m)</w:t>
             </w:r>
           </w:p>
         </w:tc>
@@ -4323,7 +4378,7 @@
         <m:sSub>
           <m:e>
             <m:r>
-              <m:t>a</m:t>
+              <m:t>d</m:t>
             </m:r>
           </m:e>
           <m:sub>
@@ -4343,7 +4398,7 @@
         <m:sSub>
           <m:e>
             <m:r>
-              <m:t>a</m:t>
+              <m:t>d</m:t>
             </m:r>
           </m:e>
           <m:sub>
@@ -4507,7 +4562,7 @@
                     <m:sSub>
                       <m:e>
                         <m:r>
-                          <m:t>a</m:t>
+                          <m:t>d</m:t>
                         </m:r>
                       </m:e>
                       <m:sub>
@@ -4576,7 +4631,7 @@
         <m:sSub>
           <m:e>
             <m:r>
-              <m:t>a</m:t>
+              <m:t>d</m:t>
             </m:r>
           </m:e>
           <m:sub>
@@ -4679,7 +4734,7 @@
                     <m:sSub>
                       <m:e>
                         <m:r>
-                          <m:t>a</m:t>
+                          <m:t>d</m:t>
                         </m:r>
                       </m:e>
                       <m:sub>
@@ -7076,7 +7131,7 @@
         </m:r>
       </m:oMath>
       <w:r>
-        <w:t xml:space="preserve">. For a mid-span sensor on two spans of equal rigidity, the blind span ratio and the optimal sensor position are</w:t>
+        <w:t xml:space="preserve">. For a mid-span sensor on two spans of equal rigidity, the blind span ratio and, for equal spans, the optimal sensor position are</w:t>
       </w:r>
     </w:p>
     <w:tbl>
@@ -10168,7 +10223,7 @@
         <w:pStyle w:val="BodyText"/>
       </w:pPr>
       <w:r>
-        <w:t xml:space="preserve">Because the two references differ, a common threshold of 0.2 means different things for the two channels: relative to the simply supported mid-span value, it is 8 % for deflection and 20 % for strain. Both thresholds are design conventions and are used as stated throughout.</w:t>
+        <w:t xml:space="preserve">Because the two reference values (2.5 and 1) differ, a common threshold of 0.2 means different things for the two channels: relative to the simply supported mid-span value, it is 8 % for deflection and 20 % for strain. Both thresholds are design conventions and are used as stated throughout.</w:t>
       </w:r>
     </w:p>
     <w:p>
@@ -10558,7 +10613,7 @@
         <w:t xml:space="preserve"> </w:t>
       </w:r>
       <w:r>
-        <w:t xml:space="preserve">near 1 therefore indicates restraint, not cancellation. The strain influence line is more local than the deflection line, so it cancels less at every prismatic location examined: at mid-span of two equal spans,</w:t>
+        <w:t xml:space="preserve">near 1 therefore indicates restraint, not cancellation. The strain influence line is more local than the deflection influence line, so it cancels less at every prismatic location examined: at mid-span of two equal spans,</w:t>
       </w:r>
       <w:r>
         <w:t xml:space="preserve"> </w:t>
@@ -14082,7 +14137,7 @@
         <w:t xml:space="preserve"> </w:t>
       </w:r>
       <w:r>
-        <w:t xml:space="preserve">is the span length. Deflection at that point was measured with a linear variable differential transformer of 0.005 mm resolution, while calibrated weights were suspended at 250 mm steps along the traverse.</w:t>
+        <w:t xml:space="preserve">is the span length. Deflection at that point was measured with a linear variable differential transformer of 0.005 mm resolution, while calibrated weights were suspended at 250 mm steps along the beam.</w:t>
       </w:r>
     </w:p>
     <w:p>
@@ -14755,7 +14810,7 @@
         <w:pStyle w:val="BodyText"/>
       </w:pPr>
       <w:r>
-        <w:t xml:space="preserve">Each deck gauge also needs its own constant. On day 1 the constant of ch11 is 3.9 times that of ch8, although the two gauges are within 6 m of each other and a one-dimensional beam model predicts nearly equal constants. The ratio of the st36 and st40 constants also changes with the lane, by about 2.5 standard errors, so gauge-factor spread is an unlikely cause; the deck-soffit gauges respond to slab bending and shear lag as well as to girder bending. The constant must therefore come from a weighed reference vehicle or a three-dimensional model, and a beam-model BPM would fail.</w:t>
+        <w:t xml:space="preserve">Each deck gauge also needs its own constant. On day 1 the constant of ch11 is 3.9 times that of ch8, although the two gauges are within 6 m of each other and a one-dimensional beam model predicts nearly equal constants. The ratio of the st36 and st40 constants also changes with the lane, by about 2.5 standard errors, so gauge-factor spread is an unlikely cause of the gauge-to-gauge differences; the deck-soffit gauges respond to slab bending and shear lag as well as to girder bending. The constant must therefore come from a weighed reference vehicle or a three-dimensional model, and a beam-model BPM would fail.</w:t>
       </w:r>
     </w:p>
     <w:p>
@@ -15434,7 +15489,7 @@
         <w:pStyle w:val="BodyText"/>
       </w:pPr>
       <w:r>
-        <w:t xml:space="preserve">Two deflection gauges were read: N8 in the side span between pier T7 and end support T8, at 0.4L (22 m) from T8, and N7 at mid main span. In the June 2020 acceptance test, four trucks stood in the side span (gauge N8) and six in the main span (gauge N7). The trucks were 3-axle, nominally 5 + 10 + 10 t, with a weighed mean of 25.06 t. Dial gauges read the peak deflection under centric and eccentric transverse positions [NEED VALUE: instrument type and fixed reference datum of the dial gauges, temperature correction, load-hold time and zero-reading procedure]. Each gauge section has six readings (three measuring points across the section, on the axis and at both edges, under centric and eccentric truck arrangements); their mean is 5.55 mm at N8 and 15.42 mm at N7.</w:t>
+        <w:t xml:space="preserve">Two deflection gauge sections were read: N8 in the side span between pier T7 and end support T8, at 0.4L (22 m) from T8, and N7 at mid main span. In the June 2020 acceptance test, four trucks stood in the side span (gauge N8) and six in the main span (gauge N7). The trucks were 3-axle, nominally 5 + 10 + 10 t, with a weighed mean of 25.06 t. Dial gauges read the peak deflection under centric and eccentric transverse positions [NEED VALUE: instrument type and fixed reference datum of the dial gauges, temperature correction, load-hold time and zero-reading procedure]. Each gauge section has six readings (three measuring points across the section, on the axis and at both edges, under centric and eccentric truck arrangements); their mean is 5.55 mm at N8 and 15.42 mm at N7.</w:t>
       </w:r>
     </w:p>
     <w:p>
@@ -15857,7 +15912,7 @@
         </m:r>
       </m:oMath>
       <w:r>
-        <w:t xml:space="preserve">. The six readings of each gauge section spread by 1.9–2.0 % about their mean. This spread comes from the transverse positions and is not a measure of repeatability, because the readings are not replicates. Combined in quadrature with a model-form spread of 1.75 %, it gives a standard uncertainty of 2.64 % per reading, and</w:t>
+        <w:t xml:space="preserve">. The six readings of each gauge section have a standard deviation of 1.9–2.0 % about their mean. This scatter comes from the transverse positions and is not a measure of repeatability, because the readings are not replicates. Combined in quadrature with a model-form standard uncertainty of 1.75 %, it gives a standard uncertainty of 2.64 % per reading, and</w:t>
       </w:r>
       <w:r>
         <w:t xml:space="preserve"> </w:t>
@@ -18677,13 +18732,13 @@
         </w:tblBorders>
       </w:tblPr>
       <w:tblGrid>
-        <w:gridCol w:w="1562"/>
-        <w:gridCol w:w="1302"/>
-        <w:gridCol w:w="1302"/>
-        <w:gridCol w:w="1149"/>
-        <w:gridCol w:w="1149"/>
-        <w:gridCol w:w="1149"/>
-        <w:gridCol w:w="1455"/>
+        <w:gridCol w:w="1536"/>
+        <w:gridCol w:w="1431"/>
+        <w:gridCol w:w="1280"/>
+        <w:gridCol w:w="1129"/>
+        <w:gridCol w:w="1129"/>
+        <w:gridCol w:w="1129"/>
+        <w:gridCol w:w="1431"/>
       </w:tblGrid>
       <w:tr>
         <w:trPr>
@@ -18691,7 +18746,7 @@
         </w:trPr>
         <w:tc>
           <w:tcPr>
-            <w:tcW w:type="dxa" w:w="1562"/>
+            <w:tcW w:type="dxa" w:w="1536"/>
             <w:tcBorders>
               <w:top w:val="nil"/>
               <w:left w:val="nil"/>
@@ -18711,7 +18766,7 @@
         </w:tc>
         <w:tc>
           <w:tcPr>
-            <w:tcW w:type="dxa" w:w="1302"/>
+            <w:tcW w:type="dxa" w:w="1431"/>
             <w:tcBorders>
               <w:top w:val="nil"/>
               <w:left w:val="nil"/>
@@ -18739,7 +18794,7 @@
         </w:tc>
         <w:tc>
           <w:tcPr>
-            <w:tcW w:type="dxa" w:w="1302"/>
+            <w:tcW w:type="dxa" w:w="1280"/>
             <w:tcBorders>
               <w:top w:val="nil"/>
               <w:left w:val="nil"/>
@@ -18759,7 +18814,7 @@
         </w:tc>
         <w:tc>
           <w:tcPr>
-            <w:tcW w:type="dxa" w:w="1149"/>
+            <w:tcW w:type="dxa" w:w="1129"/>
             <w:tcBorders>
               <w:top w:val="nil"/>
               <w:left w:val="nil"/>
@@ -18779,7 +18834,7 @@
         </w:tc>
         <w:tc>
           <w:tcPr>
-            <w:tcW w:type="dxa" w:w="1149"/>
+            <w:tcW w:type="dxa" w:w="1129"/>
             <w:tcBorders>
               <w:top w:val="nil"/>
               <w:left w:val="nil"/>
@@ -18799,7 +18854,7 @@
         </w:tc>
         <w:tc>
           <w:tcPr>
-            <w:tcW w:type="dxa" w:w="1149"/>
+            <w:tcW w:type="dxa" w:w="1129"/>
             <w:tcBorders>
               <w:top w:val="nil"/>
               <w:left w:val="nil"/>
@@ -18819,7 +18874,7 @@
         </w:tc>
         <w:tc>
           <w:tcPr>
-            <w:tcW w:type="dxa" w:w="1455"/>
+            <w:tcW w:type="dxa" w:w="1431"/>
             <w:tcBorders>
               <w:top w:val="nil"/>
               <w:left w:val="nil"/>
@@ -18841,7 +18896,7 @@
       <w:tr>
         <w:tc>
           <w:tcPr>
-            <w:tcW w:type="dxa" w:w="1562"/>
+            <w:tcW w:type="dxa" w:w="1536"/>
           </w:tcPr>
           <w:p>
             <w:pPr>
@@ -18855,7 +18910,7 @@
         </w:tc>
         <w:tc>
           <w:tcPr>
-            <w:tcW w:type="dxa" w:w="1302"/>
+            <w:tcW w:type="dxa" w:w="1431"/>
           </w:tcPr>
           <w:p>
             <w:pPr>
@@ -18869,7 +18924,7 @@
         </w:tc>
         <w:tc>
           <w:tcPr>
-            <w:tcW w:type="dxa" w:w="1302"/>
+            <w:tcW w:type="dxa" w:w="1280"/>
           </w:tcPr>
           <w:p>
             <w:pPr>
@@ -18883,7 +18938,7 @@
         </w:tc>
         <w:tc>
           <w:tcPr>
-            <w:tcW w:type="dxa" w:w="1149"/>
+            <w:tcW w:type="dxa" w:w="1129"/>
           </w:tcPr>
           <w:p>
             <w:pPr>
@@ -18897,7 +18952,7 @@
         </w:tc>
         <w:tc>
           <w:tcPr>
-            <w:tcW w:type="dxa" w:w="1149"/>
+            <w:tcW w:type="dxa" w:w="1129"/>
           </w:tcPr>
           <w:p>
             <w:pPr>
@@ -18911,7 +18966,7 @@
         </w:tc>
         <w:tc>
           <w:tcPr>
-            <w:tcW w:type="dxa" w:w="1149"/>
+            <w:tcW w:type="dxa" w:w="1129"/>
           </w:tcPr>
           <w:p>
             <w:pPr>
@@ -18925,7 +18980,7 @@
         </w:tc>
         <w:tc>
           <w:tcPr>
-            <w:tcW w:type="dxa" w:w="1455"/>
+            <w:tcW w:type="dxa" w:w="1431"/>
           </w:tcPr>
           <w:p>
             <w:pPr>
@@ -18941,7 +18996,7 @@
       <w:tr>
         <w:tc>
           <w:tcPr>
-            <w:tcW w:type="dxa" w:w="1562"/>
+            <w:tcW w:type="dxa" w:w="1536"/>
           </w:tcPr>
           <w:p>
             <w:pPr>
@@ -18955,21 +19010,21 @@
         </w:tc>
         <w:tc>
           <w:tcPr>
-            <w:tcW w:type="dxa" w:w="1302"/>
-          </w:tcPr>
-          <w:p>
-            <w:pPr>
-              <w:pStyle w:val="Compact"/>
-              <w:jc w:val="left"/>
-            </w:pPr>
-            <w:r>
-              <w:t xml:space="preserve">3.0–20 × 10⁻⁵</w:t>
-            </w:r>
-          </w:p>
-        </w:tc>
-        <w:tc>
-          <w:tcPr>
-            <w:tcW w:type="dxa" w:w="1302"/>
+            <w:tcW w:type="dxa" w:w="1431"/>
+          </w:tcPr>
+          <w:p>
+            <w:pPr>
+              <w:pStyle w:val="Compact"/>
+              <w:jc w:val="left"/>
+            </w:pPr>
+            <w:r>
+              <w:t xml:space="preserve">0.30–2.0 × 10⁻⁴</w:t>
+            </w:r>
+          </w:p>
+        </w:tc>
+        <w:tc>
+          <w:tcPr>
+            <w:tcW w:type="dxa" w:w="1280"/>
           </w:tcPr>
           <w:p>
             <w:pPr>
@@ -18983,7 +19038,7 @@
         </w:tc>
         <w:tc>
           <w:tcPr>
-            <w:tcW w:type="dxa" w:w="1149"/>
+            <w:tcW w:type="dxa" w:w="1129"/>
           </w:tcPr>
           <w:p>
             <w:pPr>
@@ -18997,7 +19052,7 @@
         </w:tc>
         <w:tc>
           <w:tcPr>
-            <w:tcW w:type="dxa" w:w="1149"/>
+            <w:tcW w:type="dxa" w:w="1129"/>
           </w:tcPr>
           <w:p>
             <w:pPr>
@@ -19011,7 +19066,7 @@
         </w:tc>
         <w:tc>
           <w:tcPr>
-            <w:tcW w:type="dxa" w:w="1149"/>
+            <w:tcW w:type="dxa" w:w="1129"/>
           </w:tcPr>
           <w:p>
             <w:pPr>
@@ -19025,7 +19080,7 @@
         </w:tc>
         <w:tc>
           <w:tcPr>
-            <w:tcW w:type="dxa" w:w="1455"/>
+            <w:tcW w:type="dxa" w:w="1431"/>
           </w:tcPr>
           <w:p>
             <w:pPr>
@@ -19084,7 +19139,7 @@
         <w:pStyle w:val="BodyText"/>
       </w:pPr>
       <w:r>
-        <w:t xml:space="preserve">Transverse position and multiple presence add further terms; Table 8 collects all terms. On the five-span girder the far-lane constant was 0.79 of the near-lane value. At Cầu Mây the readings across one section spread by up to 2.05 mm in the eccentric N7 case, about 13 % of the mean reading.</w:t>
+        <w:t xml:space="preserve">Transverse position and multiple presence add further terms; Table 8 collects all terms. On the five-span girder the far-lane constant was 0.79 of the near-lane value. At Cầu Mây the readings across one section differ by up to 2.05 mm in the eccentric N7 case, about 13 % of the mean reading.</w:t>
       </w:r>
     </w:p>
     <w:p>
@@ -19889,7 +19944,7 @@
               <w:jc w:val="left"/>
             </w:pPr>
             <w:r>
-              <w:t xml:space="preserve">field lane ratio 0.79; Cầu Mây spread 2.05 mm</w:t>
+              <w:t xml:space="preserve">field lane ratio 0.79; Cầu Mây range 2.05 mm across a section</w:t>
             </w:r>
           </w:p>
         </w:tc>
@@ -20005,7 +20060,7 @@
               <w:jc w:val="left"/>
             </w:pPr>
             <w:r>
-              <w:t xml:space="preserve">laboratory step 1.010 → 1.017</w:t>
+              <w:t xml:space="preserve">laboratory integral ratio 1.010 → 1.017</w:t>
             </w:r>
           </w:p>
         </w:tc>
@@ -20016,7 +20071,7 @@
         <w:pStyle w:val="BodyText"/>
       </w:pPr>
       <w:r>
-        <w:t xml:space="preserve">In the laboratory, the reference record and the load-dependent step limit SLM to 0.6–0.7 %. In the field, the noise, the lane and the gauge position dominate, and the weight errors of single crossings, 5–12 % on these records, exceed the spread of the reference weights.</w:t>
+        <w:t xml:space="preserve">In the laboratory, the reference record and the load-dependent growth of the integral ratio cause the SLM deviations of 0.6–0.7 %. In the field, the noise, the lane and the gauge position dominate, and the weight errors of single crossings, 5–12 % on these records, exceed the spread of the reference weights.</w:t>
       </w:r>
     </w:p>
     <w:p>
@@ -20024,7 +20079,7 @@
         <w:pStyle w:val="BodyText"/>
       </w:pPr>
       <w:r>
-        <w:t xml:space="preserve">The method is therefore proposed for preliminary overload screening, with the decision threshold set apart from the legal limit and the design live loads [54,55]. Setting that threshold needs field calibration with trucks of clearly different weights, which this study did not have.</w:t>
+        <w:t xml:space="preserve">The method is therefore proposed for preliminary overload screening, with the decision threshold set with a margin below the legal limit and the design live loads [54,55]. Setting that threshold needs field calibration with trucks of clearly different weights, which this study did not have.</w:t>
       </w:r>
     </w:p>
     <w:bookmarkEnd w:id="39"/>
@@ -20809,7 +20864,7 @@
         <w:t xml:space="preserve"> </w:t>
       </w:r>
       <w:r>
-        <w:t xml:space="preserve">Integrate in space over the complete crossing, re-zero before and after each crossing, remove dynamics with a low-pass filter well below the fundamental frequency</w:t>
+        <w:t xml:space="preserve">Integrate in space over the complete crossing, re-zero before and after each crossing, remove dynamics with a low-pass filter whose cut-off is well below the fundamental frequency</w:t>
       </w:r>
       <w:r>
         <w:t xml:space="preserve"> </w:t>
@@ -22458,7 +22513,28 @@
           </m:e>
           <m:sub>
             <m:r>
-              <m:t>c</m:t>
+              <m:rPr>
+                <m:sty m:val="p"/>
+              </m:rPr>
+              <m:t>m</m:t>
+            </m:r>
+            <m:r>
+              <m:rPr>
+                <m:sty m:val="p"/>
+              </m:rPr>
+              <m:t>a</m:t>
+            </m:r>
+            <m:r>
+              <m:rPr>
+                <m:sty m:val="p"/>
+              </m:rPr>
+              <m:t>i</m:t>
+            </m:r>
+            <m:r>
+              <m:rPr>
+                <m:sty m:val="p"/>
+              </m:rPr>
+              <m:t>n</m:t>
             </m:r>
           </m:sub>
         </m:sSub>
@@ -26191,7 +26267,7 @@
         <w:pStyle w:val="FirstParagraph"/>
       </w:pPr>
       <w:r>
-        <w:t xml:space="preserve">All analyses were implemented by the authors in reproducible scripts: the closed forms and their FE verification, the multi-channel estimators, placement study and Monte Carlo simulation, the identifiability analysis of the in-service girder, the processing of the public field records and the laboratory evaluation. Generative artificial intelligence was used as an assistance tool during code development and debugging. Every equation and numerical output was checked independently against an analytical, finite element or convergence-based route, and the scripts and the console output of each run are provided as supplementary material.</w:t>
+        <w:t xml:space="preserve">All analyses were implemented by the authors in reproducible scripts: the closed forms and their FE verification, the multi-channel estimators, placement study and Monte Carlo simulation, the identifiability analysis of the in-service girder, the processing of the public field records and the laboratory evaluation. Generative artificial intelligence was used as an assistance tool during code development and debugging. Every equation and numerical output was checked independently against an analytical, finite element or convergence-based route, and the scripts and the console output of each run are provided as Supplementary Material.</w:t>
       </w:r>
     </w:p>
     <w:bookmarkEnd w:id="45"/>
@@ -26209,7 +26285,7 @@
         <w:pStyle w:val="FirstParagraph"/>
       </w:pPr>
       <w:r>
-        <w:t xml:space="preserve">The field strain records analysed in Section 4 are publicly available in the NOR-BWIM dataset (figshare, https://doi.org/10.7294/26880898.v1, CC0) [49]. The laboratory deflection data are given in full in the Supplementary Material. The derived data behind every figure and table, the analysis scripts and the console output of each run are provided as supplementary material. The Cầu Mây load test was performed by an author of this paper, and the authors are permitted to publish the processed data (static deflection readings, truck positions, weighed truck masses and reported frequencies), which are available at [NEED VALUE: repository name and DOI].</w:t>
+        <w:t xml:space="preserve">The field strain records analysed in Section 4 are publicly available in the NOR-BWIM dataset (figshare, https://doi.org/10.7294/26880898.v1, CC0) [49]. The laboratory deflection data are given in full in the Supplementary Material. The derived data behind every figure and table, the analysis scripts and the console output of each run are provided as Supplementary Material. The Cầu Mây load test was performed by an author of this paper, and the authors are permitted to publish the processed data (static deflection readings, truck positions, weighed truck masses and reported frequencies), which are available at [NEED VALUE: repository name and DOI].</w:t>
       </w:r>
     </w:p>
     <w:bookmarkEnd w:id="46"/>
@@ -26345,13 +26421,13 @@
       </w:r>
     </w:p>
     <w:bookmarkEnd w:id="51"/>
-    <w:bookmarkStart w:id="52" w:name="supplementary-materials"/>
+    <w:bookmarkStart w:id="52" w:name="supplementary-material"/>
     <w:p>
       <w:pPr>
         <w:pStyle w:val="Heading2"/>
       </w:pPr>
       <w:r>
-        <w:t xml:space="preserve">Supplementary Materials</w:t>
+        <w:t xml:space="preserve">Supplementary Material</w:t>
       </w:r>
     </w:p>
     <w:p>
@@ -26359,7 +26435,7 @@
         <w:pStyle w:val="FirstParagraph"/>
       </w:pPr>
       <w:r>
-        <w:t xml:space="preserve">The supplementary material contains: (i) the analysis scripts and the console output of each run, with a README that maps every table and figure to a script and log; (ii) the derived data behind every figure and table; (iii) the laboratory specimen, influence line, quadrature study and full data; (iv) the field-record tables: per-channel constants and scatter with χ² tests (Table S1), truck-to-truck ratios with equivalence tests (Table S2), correlations of vehicle-free noise and crossing residuals (Table S3), the per-crossing standard deviations predicted by both covariance models (Table S4) and the full table of estimator errors (Table S5); the processing details and excluded runs, the speed regressions, lane-B and two-truck results, and all estimator results including leave-one-truck-out, in-sample and GLS with the covariance estimated from crossing residuals (Figs. S1–S2); (v) the beam model of the five-span girder, including the strain constant of the gauges relative to the largest on the girder, and the synthetic records of the dataset authors (Figs. S3–S4); (vi) strain blind-locus maps (Figs. S5–S6); (vii) the multi-channel placement study (brute-force search over all cases), Monte Carlo verification and structure-aware weighting functions (Figs. S7–S9); (viii) the asymmetric three-span closed forms; (ix) the Cầu Mây design section properties and concrete modulus, the model-form variants (depth lengths, exponents, rigid pier zone), the frequency interpretation, admissible sets against tolerance (3 %, 4 % and 5.3 %, with and without a prior on</w:t>
+        <w:t xml:space="preserve">The Supplementary Material contains: (i) the analysis scripts and the console output of each run, with a README that maps every table and figure to a script and log; (ii) the derived data behind every figure and table; (iii) the laboratory specimen, influence line, quadrature study and full data; (iv) the field-record tables: per-channel constants and scatter with χ² tests (Table S1), truck-to-truck ratios with equivalence tests (Table S2), correlations of vehicle-free noise and crossing residuals (Table S3), the per-crossing standard deviations predicted by both covariance models (Table S4) and the full table of estimator errors (Table S5); the processing details and excluded runs, the speed regressions, lane-B and two-truck results, and all estimator results including leave-one-truck-out, in-sample and GLS with the covariance estimated from crossing residuals (Figs. S1–S2); (v) the beam model of the five-span girder, including the strain constant of the gauges relative to the largest on the girder, and the synthetic records of the dataset authors (Figs. S3–S4); (vi) strain blind-locus maps (Figs. S5–S6); (vii) the multi-channel placement study (brute-force search over all cases), Monte Carlo verification and structure-aware weighting functions (Figs. S7–S9); (viii) the asymmetric three-span closed forms; (ix) the Cầu Mây design section properties and concrete modulus, the model-form variants (depth lengths, exponents, rigid pier zone), the frequency interpretation, admissible sets against tolerance (3 %, 4 % and 5.3 %, with and without a prior on</w:t>
       </w:r>
       <w:r>
         <w:t xml:space="preserve"> </w:t>

--- a/manuscript/v4/word/Manuscript_v4.docx
+++ b/manuscript/v4/word/Manuscript_v4.docx
@@ -2,7 +2,7 @@
 <file path=word/document.xml><?xml version="1.0" encoding="utf-8"?>
 <w:document xmlns:w="http://schemas.openxmlformats.org/wordprocessingml/2006/main" xmlns:m="http://schemas.openxmlformats.org/officeDocument/2006/math" xmlns:r="http://schemas.openxmlformats.org/officeDocument/2006/relationships" xmlns:o="urn:schemas-microsoft-com:office:office" xmlns:v="urn:schemas-microsoft-com:vml" xmlns:w10="urn:schemas-microsoft-com:office:word" xmlns:a="http://schemas.openxmlformats.org/drawingml/2006/main" xmlns:pic="http://schemas.openxmlformats.org/drawingml/2006/picture" xmlns:wp="http://schemas.openxmlformats.org/drawingml/2006/wordprocessingDrawing">
   <w:body>
-    <w:bookmarkStart w:id="79" w:name="Xe84059547080af466f9bb5675d2e24099a46e6a"/>
+    <w:bookmarkStart w:id="82" w:name="Xe84059547080af466f9bb5675d2e24099a46e6a"/>
     <w:p>
       <w:pPr>
         <w:pStyle w:val="Heading1"/>
@@ -14646,7 +14646,7 @@
         <w:pStyle w:val="FirstParagraph"/>
       </w:pPr>
       <w:r>
-        <w:t xml:space="preserve">This section asks what integral estimators deliver on real moving-load records from a continuous girder. It reports the main results with 95 % confidence intervals (CIs) and compares single- and multi-channel estimators out of sample. The per-channel tables, the equivalence tests, the noise correlations and the full estimator table are in Supplementary Tables S1–S5, and the speed regressions in Supplementary Fig. S2.</w:t>
+        <w:t xml:space="preserve">This section asks what integral estimators deliver on real moving-load records from a continuous girder. It reports the main results with 95 % confidence intervals (CIs) and compares single- and multi-channel estimators out of sample. The per-channel tables, the equivalence tests, the noise correlations and the full estimator table are in Supplementary Tables S2–S6, and the speed regressions in Supplementary Fig. S2.</w:t>
       </w:r>
     </w:p>
     <w:bookmarkStart w:id="30" w:name="data-and-reference-weights"/>
@@ -14888,7 +14888,7 @@
         <w:t xml:space="preserve"> </w:t>
       </w:r>
       <w:r>
-        <w:t xml:space="preserve">Mean absolute error of the gross weight (% of GVW), leave-one-run-out, with 95 % bootstrap CIs over the test runs (n = 8 on day 2, n = 7 on day 1). Leave-one-truck-out results and the four wheel-path gauges of day 1: Supplementary Table S5.</w:t>
+        <w:t xml:space="preserve">Mean absolute error of the gross weight (% of GVW), leave-one-run-out, with 95 % bootstrap CIs over the test runs (n = 8 on day 2, n = 7 on day 1). Leave-one-truck-out results and the four wheel-path gauges of day 1: Supplementary Table S6.</w:t>
       </w:r>
     </w:p>
     <w:tbl>
@@ -15380,7 +15380,7 @@
         <w:pStyle w:val="BodyText"/>
       </w:pPr>
       <w:r>
-        <w:t xml:space="preserve">The failure on day 2 is itself a finding. The vehicle-free noise of the four channels is strongly common-mode, but the crossing residuals are much less correlated between gauges: 0.63 against 0.90 for vehicle-free noise at the same window length. The vehicle-free covariance therefore predicted GLS to beat the average, whereas the covariance of the crossing residuals predicts the observed reverse order (Supplementary Table S4).</w:t>
+        <w:t xml:space="preserve">The failure on day 2 is itself a finding. The vehicle-free noise of the four channels is strongly common-mode, but the crossing residuals are much less correlated between gauges: 0.63 against 0.90 for vehicle-free noise at the same window length. The vehicle-free covariance therefore predicted GLS to beat the average, whereas the covariance of the crossing residuals predicts the observed reverse order (Supplementary Table S5).</w:t>
       </w:r>
     </w:p>
     <w:p>
@@ -26435,7 +26435,7 @@
         <w:pStyle w:val="FirstParagraph"/>
       </w:pPr>
       <w:r>
-        <w:t xml:space="preserve">The Supplementary Material contains: (i) the analysis scripts and the console output of each run, with a README that maps every table and figure to a script and log; (ii) the derived data behind every figure and table; (iii) the laboratory specimen, influence line, quadrature study and full data; (iv) the field-record tables: per-channel constants and scatter with χ² tests (Table S1), truck-to-truck ratios with equivalence tests (Table S2), correlations of vehicle-free noise and crossing residuals (Table S3), the per-crossing standard deviations predicted by both covariance models (Table S4) and the full table of estimator errors (Table S5); the processing details and excluded runs, the speed regressions, lane-B and two-truck results, and all estimator results including leave-one-truck-out, in-sample and GLS with the covariance estimated from crossing residuals (Figs. S1–S2); (v) the beam model of the five-span girder, including the strain constant of the gauges relative to the largest on the girder, and the synthetic records of the dataset authors (Figs. S3–S4); (vi) strain blind-locus maps (Figs. S5–S6); (vii) the multi-channel placement study (brute-force search over all cases), Monte Carlo verification and structure-aware weighting functions (Figs. S7–S9); (viii) the asymmetric three-span closed forms; (ix) the Cầu Mây design section properties and concrete modulus, the model-form variants (depth lengths, exponents, rigid pier zone), the frequency interpretation, admissible sets against tolerance (3 %, 4 % and 5.3 %, with and without a prior on</w:t>
+        <w:t xml:space="preserve">The Supplementary Material contains: (i) the analysis scripts and the console output of each run, with a README that maps every table and figure to a script and log; (ii) the derived data behind every figure and table; (iii) the laboratory specimen and influence line (Fig. S15), the quadrature study and the full data (Table S1); (iv) the field-record tables: per-channel constants and scatter with χ² tests (Table S2), truck-to-truck ratios with equivalence tests (Table S3), correlations of vehicle-free noise and crossing residuals (Table S4), the per-crossing standard deviations predicted by both covariance models (Table S5) and the full table of estimator errors (Table S6); the processing details and excluded runs, the speed regressions, lane-B and two-truck results, and all estimator results including leave-one-truck-out, in-sample and GLS with the covariance estimated from crossing residuals (Figs. S1–S2); (v) the beam model of the five-span girder, including the strain constant of the gauges relative to the largest on the girder, and the synthetic records of the dataset authors (Figs. S3–S4); (vi) strain blind-locus maps (Figs. S5–S6); (vii) the multi-channel placement study (brute-force search over all cases), Monte Carlo verification and structure-aware weighting functions (Figs. S7–S9); (viii) the asymmetric three-span closed forms; (ix) the Cầu Mây design section properties and concrete modulus, the model-form variants (depth lengths, exponents, rigid pier zone), the frequency interpretation, admissible sets against tolerance (3 %, 4 % and 5.3 %, with and without a prior on</w:t>
       </w:r>
       <w:r>
         <w:t xml:space="preserve"> </w:t>
@@ -26446,7 +26446,7 @@
         </m:r>
       </m:oMath>
       <w:r>
-        <w:t xml:space="preserve">), the misfit ratio</w:t>
+        <w:t xml:space="preserve">; Table S7), the misfit ratio</w:t>
       </w:r>
       <w:r>
         <w:t xml:space="preserve"> </w:t>
@@ -26937,7 +26937,7 @@
       </w:r>
     </w:p>
     <w:bookmarkEnd w:id="53"/>
-    <w:bookmarkStart w:id="78" w:name="figures"/>
+    <w:bookmarkStart w:id="81" w:name="figures"/>
     <w:p>
       <w:pPr>
         <w:pStyle w:val="Heading2"/>
@@ -26948,309 +26948,348 @@
     </w:p>
     <w:p>
       <w:pPr>
-        <w:pStyle w:val="Figureplaceholder"/>
-      </w:pPr>
-      <w:r>
-        <w:t xml:space="preserve">[Figure 1 to be inserted: source file supplied by the authors]</w:t>
-      </w:r>
-    </w:p>
-    <w:p>
-      <w:pPr>
-        <w:pStyle w:val="BodyText"/>
-      </w:pPr>
-      <w:r>
-        <w:rPr>
-          <w:bCs/>
-          <w:b/>
-        </w:rPr>
-        <w:t xml:space="preserve">Fig. 1.</w:t>
-      </w:r>
-      <w:r>
-        <w:t xml:space="preserve"> </w:t>
-      </w:r>
-      <w:r>
-        <w:t xml:space="preserve">Continuous beams considered: (a) two-span beam with instrumented span</w:t>
-      </w:r>
-      <w:r>
-        <w:t xml:space="preserve"> </w:t>
-      </w:r>
-      <m:oMath>
-        <m:sSub>
-          <m:e>
-            <m:r>
-              <m:t>L</m:t>
-            </m:r>
-          </m:e>
-          <m:sub>
-            <m:r>
-              <m:t>1</m:t>
-            </m:r>
-          </m:sub>
-        </m:sSub>
-      </m:oMath>
-      <w:r>
-        <w:t xml:space="preserve">, adjacent span</w:t>
-      </w:r>
-      <w:r>
-        <w:t xml:space="preserve"> </w:t>
-      </w:r>
-      <m:oMath>
-        <m:sSub>
-          <m:e>
-            <m:r>
-              <m:t>L</m:t>
-            </m:r>
-          </m:e>
-          <m:sub>
-            <m:r>
-              <m:t>2</m:t>
-            </m:r>
-          </m:sub>
-        </m:sSub>
-        <m:r>
-          <m:rPr>
-            <m:sty m:val="p"/>
-          </m:rPr>
-          <m:t>=</m:t>
-        </m:r>
-        <m:r>
-          <m:t>λ</m:t>
-        </m:r>
-        <m:sSub>
-          <m:e>
-            <m:r>
-              <m:t>L</m:t>
-            </m:r>
-          </m:e>
-          <m:sub>
-            <m:r>
-              <m:t>1</m:t>
-            </m:r>
-          </m:sub>
-        </m:sSub>
-      </m:oMath>
-      <w:r>
-        <w:t xml:space="preserve"> </w:t>
-      </w:r>
-      <w:r>
-        <w:t xml:space="preserve">and sensor at</w:t>
-      </w:r>
-      <w:r>
-        <w:t xml:space="preserve"> </w:t>
-      </w:r>
-      <m:oMath>
-        <m:r>
-          <m:t>ξ</m:t>
-        </m:r>
-        <m:sSub>
-          <m:e>
-            <m:r>
-              <m:t>L</m:t>
-            </m:r>
-          </m:e>
-          <m:sub>
-            <m:r>
-              <m:t>1</m:t>
-            </m:r>
-          </m:sub>
-        </m:sSub>
-      </m:oMath>
-      <w:r>
-        <w:t xml:space="preserve">; (b) symmetric three-span beam with side spans</w:t>
-      </w:r>
-      <w:r>
-        <w:t xml:space="preserve"> </w:t>
-      </w:r>
-      <m:oMath>
-        <m:sSub>
-          <m:e>
-            <m:r>
-              <m:t>L</m:t>
-            </m:r>
-          </m:e>
-          <m:sub>
-            <m:r>
-              <m:rPr>
-                <m:sty m:val="p"/>
-              </m:rPr>
-              <m:t>s</m:t>
-            </m:r>
-            <m:r>
-              <m:rPr>
-                <m:sty m:val="p"/>
-              </m:rPr>
-              <m:t>i</m:t>
-            </m:r>
-            <m:r>
-              <m:rPr>
-                <m:sty m:val="p"/>
-              </m:rPr>
-              <m:t>d</m:t>
-            </m:r>
-            <m:r>
-              <m:rPr>
-                <m:sty m:val="p"/>
-              </m:rPr>
-              <m:t>e</m:t>
-            </m:r>
-          </m:sub>
-        </m:sSub>
-      </m:oMath>
-      <w:r>
-        <w:t xml:space="preserve">, main span</w:t>
-      </w:r>
-      <w:r>
-        <w:t xml:space="preserve"> </w:t>
-      </w:r>
-      <m:oMath>
-        <m:sSub>
-          <m:e>
-            <m:r>
-              <m:t>L</m:t>
-            </m:r>
-          </m:e>
-          <m:sub>
-            <m:r>
-              <m:rPr>
-                <m:sty m:val="p"/>
-              </m:rPr>
-              <m:t>m</m:t>
-            </m:r>
-            <m:r>
-              <m:rPr>
-                <m:sty m:val="p"/>
-              </m:rPr>
-              <m:t>a</m:t>
-            </m:r>
-            <m:r>
-              <m:rPr>
-                <m:sty m:val="p"/>
-              </m:rPr>
-              <m:t>i</m:t>
-            </m:r>
-            <m:r>
-              <m:rPr>
-                <m:sty m:val="p"/>
-              </m:rPr>
-              <m:t>n</m:t>
-            </m:r>
-          </m:sub>
-        </m:sSub>
-        <m:r>
-          <m:rPr>
-            <m:sty m:val="p"/>
-          </m:rPr>
-          <m:t>=</m:t>
-        </m:r>
-        <m:r>
-          <m:t>β</m:t>
-        </m:r>
-        <m:sSub>
-          <m:e>
-            <m:r>
-              <m:t>L</m:t>
-            </m:r>
-          </m:e>
-          <m:sub>
-            <m:r>
-              <m:rPr>
-                <m:sty m:val="p"/>
-              </m:rPr>
-              <m:t>s</m:t>
-            </m:r>
-            <m:r>
-              <m:rPr>
-                <m:sty m:val="p"/>
-              </m:rPr>
-              <m:t>i</m:t>
-            </m:r>
-            <m:r>
-              <m:rPr>
-                <m:sty m:val="p"/>
-              </m:rPr>
-              <m:t>d</m:t>
-            </m:r>
-            <m:r>
-              <m:rPr>
-                <m:sty m:val="p"/>
-              </m:rPr>
-              <m:t>e</m:t>
-            </m:r>
-          </m:sub>
-        </m:sSub>
-      </m:oMath>
-      <w:r>
-        <w:t xml:space="preserve"> </w:t>
-      </w:r>
-      <w:r>
-        <w:t xml:space="preserve">and side-span sensor at</w:t>
-      </w:r>
-      <w:r>
-        <w:t xml:space="preserve"> </w:t>
-      </w:r>
-      <m:oMath>
-        <m:r>
-          <m:t>ξ</m:t>
-        </m:r>
-        <m:sSub>
-          <m:e>
-            <m:r>
-              <m:t>L</m:t>
-            </m:r>
-          </m:e>
-          <m:sub>
-            <m:r>
-              <m:rPr>
-                <m:sty m:val="p"/>
-              </m:rPr>
-              <m:t>s</m:t>
-            </m:r>
-            <m:r>
-              <m:rPr>
-                <m:sty m:val="p"/>
-              </m:rPr>
-              <m:t>i</m:t>
-            </m:r>
-            <m:r>
-              <m:rPr>
-                <m:sty m:val="p"/>
-              </m:rPr>
-              <m:t>d</m:t>
-            </m:r>
-            <m:r>
-              <m:rPr>
-                <m:sty m:val="p"/>
-              </m:rPr>
-              <m:t>e</m:t>
-            </m:r>
-          </m:sub>
-        </m:sSub>
-      </m:oMath>
-      <w:r>
-        <w:t xml:space="preserve">.</w:t>
-      </w:r>
-    </w:p>
-    <w:p>
-      <w:pPr>
-        <w:pStyle w:val="BodyText"/>
+        <w:pStyle w:val="FirstParagraph"/>
       </w:pPr>
       <w:r>
         <w:drawing>
           <wp:inline>
-            <wp:extent cx="5753100" cy="2363323"/>
+            <wp:extent cx="5753100" cy="2584601"/>
             <wp:effectExtent b="0" l="0" r="0" t="0"/>
             <wp:docPr descr="" title="" id="55" name="Picture"/>
             <a:graphic>
               <a:graphicData uri="http://schemas.openxmlformats.org/drawingml/2006/picture">
                 <pic:pic>
                   <pic:nvPicPr>
-                    <pic:cNvPr descr="/home/user/SHM-Paper1-1D/manuscript/v4/figures/Fig2_obs_map_3span.png" id="56" name="Picture"/>
+                    <pic:cNvPr descr="/home/user/SHM-Paper1-1D/manuscript/v4/figures/Fig1_beams.png" id="56" name="Picture"/>
                     <pic:cNvPicPr>
                       <a:picLocks noChangeArrowheads="1" noChangeAspect="1"/>
                     </pic:cNvPicPr>
                   </pic:nvPicPr>
                   <pic:blipFill>
                     <a:blip r:embed="rId54"/>
+                    <a:stretch>
+                      <a:fillRect/>
+                    </a:stretch>
+                  </pic:blipFill>
+                  <pic:spPr bwMode="auto">
+                    <a:xfrm>
+                      <a:off x="0" y="0"/>
+                      <a:ext cx="5753100" cy="2584601"/>
+                    </a:xfrm>
+                    <a:prstGeom prst="rect">
+                      <a:avLst/>
+                    </a:prstGeom>
+                    <a:noFill/>
+                    <a:ln w="9525">
+                      <a:noFill/>
+                      <a:headEnd/>
+                      <a:tailEnd/>
+                    </a:ln>
+                  </pic:spPr>
+                </pic:pic>
+              </a:graphicData>
+            </a:graphic>
+          </wp:inline>
+        </w:drawing>
+      </w:r>
+    </w:p>
+    <w:p>
+      <w:pPr>
+        <w:pStyle w:val="BodyText"/>
+      </w:pPr>
+      <w:r>
+        <w:rPr>
+          <w:bCs/>
+          <w:b/>
+        </w:rPr>
+        <w:t xml:space="preserve">Fig. 1.</w:t>
+      </w:r>
+      <w:r>
+        <w:t xml:space="preserve"> </w:t>
+      </w:r>
+      <w:r>
+        <w:t xml:space="preserve">Continuous beams considered: (a) two-span beam with instrumented span</w:t>
+      </w:r>
+      <w:r>
+        <w:t xml:space="preserve"> </w:t>
+      </w:r>
+      <m:oMath>
+        <m:sSub>
+          <m:e>
+            <m:r>
+              <m:t>L</m:t>
+            </m:r>
+          </m:e>
+          <m:sub>
+            <m:r>
+              <m:t>1</m:t>
+            </m:r>
+          </m:sub>
+        </m:sSub>
+      </m:oMath>
+      <w:r>
+        <w:t xml:space="preserve">, adjacent span</w:t>
+      </w:r>
+      <w:r>
+        <w:t xml:space="preserve"> </w:t>
+      </w:r>
+      <m:oMath>
+        <m:sSub>
+          <m:e>
+            <m:r>
+              <m:t>L</m:t>
+            </m:r>
+          </m:e>
+          <m:sub>
+            <m:r>
+              <m:t>2</m:t>
+            </m:r>
+          </m:sub>
+        </m:sSub>
+        <m:r>
+          <m:rPr>
+            <m:sty m:val="p"/>
+          </m:rPr>
+          <m:t>=</m:t>
+        </m:r>
+        <m:r>
+          <m:t>λ</m:t>
+        </m:r>
+        <m:sSub>
+          <m:e>
+            <m:r>
+              <m:t>L</m:t>
+            </m:r>
+          </m:e>
+          <m:sub>
+            <m:r>
+              <m:t>1</m:t>
+            </m:r>
+          </m:sub>
+        </m:sSub>
+      </m:oMath>
+      <w:r>
+        <w:t xml:space="preserve"> </w:t>
+      </w:r>
+      <w:r>
+        <w:t xml:space="preserve">and sensor at</w:t>
+      </w:r>
+      <w:r>
+        <w:t xml:space="preserve"> </w:t>
+      </w:r>
+      <m:oMath>
+        <m:r>
+          <m:t>ξ</m:t>
+        </m:r>
+        <m:sSub>
+          <m:e>
+            <m:r>
+              <m:t>L</m:t>
+            </m:r>
+          </m:e>
+          <m:sub>
+            <m:r>
+              <m:t>1</m:t>
+            </m:r>
+          </m:sub>
+        </m:sSub>
+      </m:oMath>
+      <w:r>
+        <w:t xml:space="preserve">; (b) symmetric three-span beam with side spans</w:t>
+      </w:r>
+      <w:r>
+        <w:t xml:space="preserve"> </w:t>
+      </w:r>
+      <m:oMath>
+        <m:sSub>
+          <m:e>
+            <m:r>
+              <m:t>L</m:t>
+            </m:r>
+          </m:e>
+          <m:sub>
+            <m:r>
+              <m:rPr>
+                <m:sty m:val="p"/>
+              </m:rPr>
+              <m:t>s</m:t>
+            </m:r>
+            <m:r>
+              <m:rPr>
+                <m:sty m:val="p"/>
+              </m:rPr>
+              <m:t>i</m:t>
+            </m:r>
+            <m:r>
+              <m:rPr>
+                <m:sty m:val="p"/>
+              </m:rPr>
+              <m:t>d</m:t>
+            </m:r>
+            <m:r>
+              <m:rPr>
+                <m:sty m:val="p"/>
+              </m:rPr>
+              <m:t>e</m:t>
+            </m:r>
+          </m:sub>
+        </m:sSub>
+      </m:oMath>
+      <w:r>
+        <w:t xml:space="preserve">, main span</w:t>
+      </w:r>
+      <w:r>
+        <w:t xml:space="preserve"> </w:t>
+      </w:r>
+      <m:oMath>
+        <m:sSub>
+          <m:e>
+            <m:r>
+              <m:t>L</m:t>
+            </m:r>
+          </m:e>
+          <m:sub>
+            <m:r>
+              <m:rPr>
+                <m:sty m:val="p"/>
+              </m:rPr>
+              <m:t>m</m:t>
+            </m:r>
+            <m:r>
+              <m:rPr>
+                <m:sty m:val="p"/>
+              </m:rPr>
+              <m:t>a</m:t>
+            </m:r>
+            <m:r>
+              <m:rPr>
+                <m:sty m:val="p"/>
+              </m:rPr>
+              <m:t>i</m:t>
+            </m:r>
+            <m:r>
+              <m:rPr>
+                <m:sty m:val="p"/>
+              </m:rPr>
+              <m:t>n</m:t>
+            </m:r>
+          </m:sub>
+        </m:sSub>
+        <m:r>
+          <m:rPr>
+            <m:sty m:val="p"/>
+          </m:rPr>
+          <m:t>=</m:t>
+        </m:r>
+        <m:r>
+          <m:t>β</m:t>
+        </m:r>
+        <m:sSub>
+          <m:e>
+            <m:r>
+              <m:t>L</m:t>
+            </m:r>
+          </m:e>
+          <m:sub>
+            <m:r>
+              <m:rPr>
+                <m:sty m:val="p"/>
+              </m:rPr>
+              <m:t>s</m:t>
+            </m:r>
+            <m:r>
+              <m:rPr>
+                <m:sty m:val="p"/>
+              </m:rPr>
+              <m:t>i</m:t>
+            </m:r>
+            <m:r>
+              <m:rPr>
+                <m:sty m:val="p"/>
+              </m:rPr>
+              <m:t>d</m:t>
+            </m:r>
+            <m:r>
+              <m:rPr>
+                <m:sty m:val="p"/>
+              </m:rPr>
+              <m:t>e</m:t>
+            </m:r>
+          </m:sub>
+        </m:sSub>
+      </m:oMath>
+      <w:r>
+        <w:t xml:space="preserve"> </w:t>
+      </w:r>
+      <w:r>
+        <w:t xml:space="preserve">and side-span sensor at</w:t>
+      </w:r>
+      <w:r>
+        <w:t xml:space="preserve"> </w:t>
+      </w:r>
+      <m:oMath>
+        <m:r>
+          <m:t>ξ</m:t>
+        </m:r>
+        <m:sSub>
+          <m:e>
+            <m:r>
+              <m:t>L</m:t>
+            </m:r>
+          </m:e>
+          <m:sub>
+            <m:r>
+              <m:rPr>
+                <m:sty m:val="p"/>
+              </m:rPr>
+              <m:t>s</m:t>
+            </m:r>
+            <m:r>
+              <m:rPr>
+                <m:sty m:val="p"/>
+              </m:rPr>
+              <m:t>i</m:t>
+            </m:r>
+            <m:r>
+              <m:rPr>
+                <m:sty m:val="p"/>
+              </m:rPr>
+              <m:t>d</m:t>
+            </m:r>
+            <m:r>
+              <m:rPr>
+                <m:sty m:val="p"/>
+              </m:rPr>
+              <m:t>e</m:t>
+            </m:r>
+          </m:sub>
+        </m:sSub>
+      </m:oMath>
+      <w:r>
+        <w:t xml:space="preserve">.</w:t>
+      </w:r>
+    </w:p>
+    <w:p>
+      <w:pPr>
+        <w:pStyle w:val="BodyText"/>
+      </w:pPr>
+      <w:r>
+        <w:drawing>
+          <wp:inline>
+            <wp:extent cx="5753100" cy="2363323"/>
+            <wp:effectExtent b="0" l="0" r="0" t="0"/>
+            <wp:docPr descr="" title="" id="58" name="Picture"/>
+            <a:graphic>
+              <a:graphicData uri="http://schemas.openxmlformats.org/drawingml/2006/picture">
+                <pic:pic>
+                  <pic:nvPicPr>
+                    <pic:cNvPr descr="/home/user/SHM-Paper1-1D/manuscript/v4/figures/Fig2_obs_map_3span.png" id="59" name="Picture"/>
+                    <pic:cNvPicPr>
+                      <a:picLocks noChangeArrowheads="1" noChangeAspect="1"/>
+                    </pic:cNvPicPr>
+                  </pic:nvPicPr>
+                  <pic:blipFill>
+                    <a:blip r:embed="rId57"/>
                     <a:stretch>
                       <a:fillRect/>
                     </a:stretch>
@@ -27512,18 +27551,18 @@
           <wp:inline>
             <wp:extent cx="5753100" cy="2121274"/>
             <wp:effectExtent b="0" l="0" r="0" t="0"/>
-            <wp:docPr descr="" title="" id="58" name="Picture"/>
+            <wp:docPr descr="" title="" id="61" name="Picture"/>
             <a:graphic>
               <a:graphicData uri="http://schemas.openxmlformats.org/drawingml/2006/picture">
                 <pic:pic>
                   <pic:nvPicPr>
-                    <pic:cNvPr descr="/home/user/SHM-Paper1-1D/manuscript/v4/figures/Fig3_channels_prismatic.png" id="59" name="Picture"/>
+                    <pic:cNvPr descr="/home/user/SHM-Paper1-1D/manuscript/v4/figures/Fig3_channels_prismatic.png" id="62" name="Picture"/>
                     <pic:cNvPicPr>
                       <a:picLocks noChangeArrowheads="1" noChangeAspect="1"/>
                     </pic:cNvPicPr>
                   </pic:nvPicPr>
                   <pic:blipFill>
-                    <a:blip r:embed="rId57"/>
+                    <a:blip r:embed="rId60"/>
                     <a:stretch>
                       <a:fillRect/>
                     </a:stretch>
@@ -27716,18 +27755,18 @@
           <wp:inline>
             <wp:extent cx="5753100" cy="2635498"/>
             <wp:effectExtent b="0" l="0" r="0" t="0"/>
-            <wp:docPr descr="" title="" id="61" name="Picture"/>
+            <wp:docPr descr="" title="" id="64" name="Picture"/>
             <a:graphic>
               <a:graphicData uri="http://schemas.openxmlformats.org/drawingml/2006/picture">
                 <pic:pic>
                   <pic:nvPicPr>
-                    <pic:cNvPr descr="/home/user/SHM-Paper1-1D/manuscript/v4/figures/Fig4_multichannel_gain.png" id="62" name="Picture"/>
+                    <pic:cNvPr descr="/home/user/SHM-Paper1-1D/manuscript/v4/figures/Fig4_multichannel_gain.png" id="65" name="Picture"/>
                     <pic:cNvPicPr>
                       <a:picLocks noChangeArrowheads="1" noChangeAspect="1"/>
                     </pic:cNvPicPr>
                   </pic:nvPicPr>
                   <pic:blipFill>
-                    <a:blip r:embed="rId60"/>
+                    <a:blip r:embed="rId63"/>
                     <a:stretch>
                       <a:fillRect/>
                     </a:stretch>
@@ -27838,18 +27877,18 @@
           <wp:inline>
             <wp:extent cx="5753100" cy="5992812"/>
             <wp:effectExtent b="0" l="0" r="0" t="0"/>
-            <wp:docPr descr="" title="" id="64" name="Picture"/>
+            <wp:docPr descr="" title="" id="67" name="Picture"/>
             <a:graphic>
               <a:graphicData uri="http://schemas.openxmlformats.org/drawingml/2006/picture">
                 <pic:pic>
                   <pic:nvPicPr>
-                    <pic:cNvPr descr="/home/user/SHM-Paper1-1D/manuscript/v4/figures/Fig5_norbwim_crossings.png" id="65" name="Picture"/>
+                    <pic:cNvPr descr="/home/user/SHM-Paper1-1D/manuscript/v4/figures/Fig5_norbwim_crossings.png" id="68" name="Picture"/>
                     <pic:cNvPicPr>
                       <a:picLocks noChangeArrowheads="1" noChangeAspect="1"/>
                     </pic:cNvPicPr>
                   </pic:nvPicPr>
                   <pic:blipFill>
-                    <a:blip r:embed="rId63"/>
+                    <a:blip r:embed="rId66"/>
                     <a:stretch>
                       <a:fillRect/>
                     </a:stretch>
@@ -27935,77 +27974,12 @@
           <wp:inline>
             <wp:extent cx="5753100" cy="2556933"/>
             <wp:effectExtent b="0" l="0" r="0" t="0"/>
-            <wp:docPr descr="" title="" id="67" name="Picture"/>
-            <a:graphic>
-              <a:graphicData uri="http://schemas.openxmlformats.org/drawingml/2006/picture">
-                <pic:pic>
-                  <pic:nvPicPr>
-                    <pic:cNvPr descr="/home/user/SHM-Paper1-1D/manuscript/v4/figures/Fig6_norbwim_invariance.png" id="68" name="Picture"/>
-                    <pic:cNvPicPr>
-                      <a:picLocks noChangeArrowheads="1" noChangeAspect="1"/>
-                    </pic:cNvPicPr>
-                  </pic:nvPicPr>
-                  <pic:blipFill>
-                    <a:blip r:embed="rId66"/>
-                    <a:stretch>
-                      <a:fillRect/>
-                    </a:stretch>
-                  </pic:blipFill>
-                  <pic:spPr bwMode="auto">
-                    <a:xfrm>
-                      <a:off x="0" y="0"/>
-                      <a:ext cx="5753100" cy="2556933"/>
-                    </a:xfrm>
-                    <a:prstGeom prst="rect">
-                      <a:avLst/>
-                    </a:prstGeom>
-                    <a:noFill/>
-                    <a:ln w="9525">
-                      <a:noFill/>
-                      <a:headEnd/>
-                      <a:tailEnd/>
-                    </a:ln>
-                  </pic:spPr>
-                </pic:pic>
-              </a:graphicData>
-            </a:graphic>
-          </wp:inline>
-        </w:drawing>
-      </w:r>
-    </w:p>
-    <w:p>
-      <w:pPr>
-        <w:pStyle w:val="BodyText"/>
-      </w:pPr>
-      <w:r>
-        <w:rPr>
-          <w:bCs/>
-          <w:b/>
-        </w:rPr>
-        <w:t xml:space="preserve">Fig. 6.</w:t>
-      </w:r>
-      <w:r>
-        <w:t xml:space="preserve"> </w:t>
-      </w:r>
-      <w:r>
-        <w:t xml:space="preserve">Ratio of the integral constants of two trucks, per gauge, with 95 % confidence intervals: (a) day 1, second to first 3-axle truck, 12 gauges and the gauge average of the four wheel-path gauges; (b) day 2, 5-axle to 3-axle truck, 4 gauges and their average. Grey bands: ±5 % and ±10 %. Red: invariance rejected; blue: equivalent within ±10 %; orange: inconclusive.</w:t>
-      </w:r>
-    </w:p>
-    <w:p>
-      <w:pPr>
-        <w:pStyle w:val="BodyText"/>
-      </w:pPr>
-      <w:r>
-        <w:drawing>
-          <wp:inline>
-            <wp:extent cx="5753100" cy="2556933"/>
-            <wp:effectExtent b="0" l="0" r="0" t="0"/>
             <wp:docPr descr="" title="" id="70" name="Picture"/>
             <a:graphic>
               <a:graphicData uri="http://schemas.openxmlformats.org/drawingml/2006/picture">
                 <pic:pic>
                   <pic:nvPicPr>
-                    <pic:cNvPr descr="/home/user/SHM-Paper1-1D/manuscript/v4/figures/Fig7_norbwim_estimators.png" id="71" name="Picture"/>
+                    <pic:cNvPr descr="/home/user/SHM-Paper1-1D/manuscript/v4/figures/Fig6_norbwim_invariance.png" id="71" name="Picture"/>
                     <pic:cNvPicPr>
                       <a:picLocks noChangeArrowheads="1" noChangeAspect="1"/>
                     </pic:cNvPicPr>
@@ -28047,24 +28021,13 @@
           <w:bCs/>
           <w:b/>
         </w:rPr>
-        <w:t xml:space="preserve">Fig. 7.</w:t>
-      </w:r>
-      <w:r>
-        <w:t xml:space="preserve"> </w:t>
-      </w:r>
-      <w:r>
-        <w:t xml:space="preserve">Mean absolute error of the gross weight for single-gauge, gauge-average, GLS, zero-sum and mean-weight (mean-GVW) predictors, with 95 % bootstrap confidence intervals: in sample (IN), leave-one-run-out (LOO) and leave-one-truck-out (LOTO). (a) Day 2, 4 gauges; (b) day 1, 4 wheel-path gauges; (c) day 1, 12 gauges. GLS-diag: diagonal covariance; immune-eq: zero-sum estimator with equal noise (</w:t>
-      </w:r>
-      <m:oMath>
-        <m:r>
-          <m:t>Σ</m:t>
-        </m:r>
-      </m:oMath>
-      <w:r>
-        <w:t xml:space="preserve"> </w:t>
-      </w:r>
-      <w:r>
-        <w:t xml:space="preserve">= identity matrix); GLS-resid: covariance from crossing residuals.</w:t>
+        <w:t xml:space="preserve">Fig. 6.</w:t>
+      </w:r>
+      <w:r>
+        <w:t xml:space="preserve"> </w:t>
+      </w:r>
+      <w:r>
+        <w:t xml:space="preserve">Ratio of the integral constants of two trucks, per gauge, with 95 % confidence intervals: (a) day 1, second to first 3-axle truck, 12 gauges and the gauge average of the four wheel-path gauges; (b) day 2, 5-axle to 3-axle truck, 4 gauges and their average. Grey bands: ±5 % and ±10 %. Red: invariance rejected; blue: equivalent within ±10 %; orange: inconclusive.</w:t>
       </w:r>
     </w:p>
     <w:p>
@@ -28074,20 +28037,96 @@
       <w:r>
         <w:drawing>
           <wp:inline>
-            <wp:extent cx="5753100" cy="6036736"/>
+            <wp:extent cx="5753100" cy="2556933"/>
             <wp:effectExtent b="0" l="0" r="0" t="0"/>
             <wp:docPr descr="" title="" id="73" name="Picture"/>
             <a:graphic>
               <a:graphicData uri="http://schemas.openxmlformats.org/drawingml/2006/picture">
                 <pic:pic>
                   <pic:nvPicPr>
-                    <pic:cNvPr descr="/home/user/SHM-Paper1-1D/manuscript/v4/figures/Fig8_caumay_channels.png" id="74" name="Picture"/>
+                    <pic:cNvPr descr="/home/user/SHM-Paper1-1D/manuscript/v4/figures/Fig7_norbwim_estimators.png" id="74" name="Picture"/>
                     <pic:cNvPicPr>
                       <a:picLocks noChangeArrowheads="1" noChangeAspect="1"/>
                     </pic:cNvPicPr>
                   </pic:nvPicPr>
                   <pic:blipFill>
                     <a:blip r:embed="rId72"/>
+                    <a:stretch>
+                      <a:fillRect/>
+                    </a:stretch>
+                  </pic:blipFill>
+                  <pic:spPr bwMode="auto">
+                    <a:xfrm>
+                      <a:off x="0" y="0"/>
+                      <a:ext cx="5753100" cy="2556933"/>
+                    </a:xfrm>
+                    <a:prstGeom prst="rect">
+                      <a:avLst/>
+                    </a:prstGeom>
+                    <a:noFill/>
+                    <a:ln w="9525">
+                      <a:noFill/>
+                      <a:headEnd/>
+                      <a:tailEnd/>
+                    </a:ln>
+                  </pic:spPr>
+                </pic:pic>
+              </a:graphicData>
+            </a:graphic>
+          </wp:inline>
+        </w:drawing>
+      </w:r>
+    </w:p>
+    <w:p>
+      <w:pPr>
+        <w:pStyle w:val="BodyText"/>
+      </w:pPr>
+      <w:r>
+        <w:rPr>
+          <w:bCs/>
+          <w:b/>
+        </w:rPr>
+        <w:t xml:space="preserve">Fig. 7.</w:t>
+      </w:r>
+      <w:r>
+        <w:t xml:space="preserve"> </w:t>
+      </w:r>
+      <w:r>
+        <w:t xml:space="preserve">Mean absolute error of the gross weight for single-gauge, gauge-average, GLS, zero-sum and mean-weight (mean-GVW) predictors, with 95 % bootstrap confidence intervals: in sample (IN), leave-one-run-out (LOO) and leave-one-truck-out (LOTO). (a) Day 2, 4 gauges; (b) day 1, 4 wheel-path gauges; (c) day 1, 12 gauges. GLS-diag: diagonal covariance; immune-eq: zero-sum estimator with equal noise (</w:t>
+      </w:r>
+      <m:oMath>
+        <m:r>
+          <m:t>Σ</m:t>
+        </m:r>
+      </m:oMath>
+      <w:r>
+        <w:t xml:space="preserve"> </w:t>
+      </w:r>
+      <w:r>
+        <w:t xml:space="preserve">= identity matrix); GLS-resid: covariance from crossing residuals.</w:t>
+      </w:r>
+    </w:p>
+    <w:p>
+      <w:pPr>
+        <w:pStyle w:val="BodyText"/>
+      </w:pPr>
+      <w:r>
+        <w:drawing>
+          <wp:inline>
+            <wp:extent cx="5753100" cy="6036736"/>
+            <wp:effectExtent b="0" l="0" r="0" t="0"/>
+            <wp:docPr descr="" title="" id="76" name="Picture"/>
+            <a:graphic>
+              <a:graphicData uri="http://schemas.openxmlformats.org/drawingml/2006/picture">
+                <pic:pic>
+                  <pic:nvPicPr>
+                    <pic:cNvPr descr="/home/user/SHM-Paper1-1D/manuscript/v4/figures/Fig8_caumay_channels.png" id="77" name="Picture"/>
+                    <pic:cNvPicPr>
+                      <a:picLocks noChangeArrowheads="1" noChangeAspect="1"/>
+                    </pic:cNvPicPr>
+                  </pic:nvPicPr>
+                  <pic:blipFill>
+                    <a:blip r:embed="rId75"/>
                     <a:stretch>
                       <a:fillRect/>
                     </a:stretch>
@@ -28224,18 +28263,18 @@
           <wp:inline>
             <wp:extent cx="5753100" cy="4881418"/>
             <wp:effectExtent b="0" l="0" r="0" t="0"/>
-            <wp:docPr descr="" title="" id="76" name="Picture"/>
+            <wp:docPr descr="" title="" id="79" name="Picture"/>
             <a:graphic>
               <a:graphicData uri="http://schemas.openxmlformats.org/drawingml/2006/picture">
                 <pic:pic>
                   <pic:nvPicPr>
-                    <pic:cNvPr descr="/home/user/SHM-Paper1-1D/manuscript/v4/figures/Fig9_caumay_identifiability.png" id="77" name="Picture"/>
+                    <pic:cNvPr descr="/home/user/SHM-Paper1-1D/manuscript/v4/figures/Fig9_caumay_identifiability.png" id="80" name="Picture"/>
                     <pic:cNvPicPr>
                       <a:picLocks noChangeArrowheads="1" noChangeAspect="1"/>
                     </pic:cNvPicPr>
                   </pic:nvPicPr>
                   <pic:blipFill>
-                    <a:blip r:embed="rId75"/>
+                    <a:blip r:embed="rId78"/>
                     <a:stretch>
                       <a:fillRect/>
                     </a:stretch>
@@ -28466,8 +28505,8 @@
         <w:t xml:space="preserve">.</w:t>
       </w:r>
     </w:p>
-    <w:bookmarkEnd w:id="78"/>
-    <w:bookmarkEnd w:id="79"/>
+    <w:bookmarkEnd w:id="81"/>
+    <w:bookmarkEnd w:id="82"/>
     <w:sectPr>
       <w:footerReference r:id="rId9" w:type="default"/>
       <w:pgSz w:h="16838" w:w="11906"/>

--- a/manuscript/v4/word/Manuscript_v4.docx
+++ b/manuscript/v4/word/Manuscript_v4.docx
@@ -14137,7 +14137,7 @@
         <w:t xml:space="preserve"> </w:t>
       </w:r>
       <w:r>
-        <w:t xml:space="preserve">is the span length. Deflection at that point was measured with a linear variable differential transformer of 0.005 mm resolution, while calibrated weights were suspended at 250 mm steps along the beam.</w:t>
+        <w:t xml:space="preserve">is the span length. Deflection at that point was measured with a linear variable differential transformer of 0.005 mm resolution, while calibrated weights of OIML class M1 were suspended at 250 mm steps along the beam.</w:t>
       </w:r>
     </w:p>
     <w:p>
@@ -15428,7 +15428,7 @@
         <w:pStyle w:val="BodyText"/>
       </w:pPr>
       <w:r>
-        <w:t xml:space="preserve">The tests rest on four trucks, two axle counts and seven or eight runs per day. The gauge calibration factors and exact positions are not published, so absolute constants cannot be checked. The GVW accuracy that the dataset authors reported for their influence-line system on this bridge [41–43] was not compared [NEED VALUE: GVW accuracy reported in [41–43] for the same runs, if the authors wish to add it].</w:t>
+        <w:t xml:space="preserve">The tests rest on four trucks, two axle counts and seven or eight runs per day. The gauge calibration factors and exact positions are not published, so absolute constants cannot be checked. The dataset authors reported a mean absolute GVW error of 4.6 % for their influence-line system on this bridge [42]; it was obtained on different runs and is not compared directly with the results above.</w:t>
       </w:r>
     </w:p>
     <w:bookmarkEnd w:id="33"/>
@@ -15489,7 +15489,7 @@
         <w:pStyle w:val="BodyText"/>
       </w:pPr>
       <w:r>
-        <w:t xml:space="preserve">Two deflection gauge sections were read: N8 in the side span between pier T7 and end support T8, at 0.4L (22 m) from T8, and N7 at mid main span. In the June 2020 acceptance test, four trucks stood in the side span (gauge N8) and six in the main span (gauge N7). The trucks were 3-axle, nominally 5 + 10 + 10 t, with a weighed mean of 25.06 t. Dial gauges read the peak deflection under centric and eccentric transverse positions [NEED VALUE: instrument type and fixed reference datum of the dial gauges, temperature correction, load-hold time and zero-reading procedure]. Each gauge section has six readings (three measuring points across the section, on the axis and at both edges, under centric and eccentric truck arrangements); their mean is 5.55 mm at N8 and 15.42 mm at N7.</w:t>
+        <w:t xml:space="preserve">Two deflection gauge sections were read: N8 in the side span between pier T7 and end support T8, at 0.4L (22 m) from T8, and N7 at mid main span. In the June 2020 acceptance test, four trucks stood in the side span (gauge N8) and six in the main span (gauge N7). The trucks were 3-axle, nominally 5 + 10 + 10 t, with a weighed mean of 25.06 t. Mitutoyo dial gauges, mounted on independent frames fixed to the ground, read the peak deflection under centric and eccentric transverse positions. Each gauge section has six readings (three measuring points across the section, on the axis and at both edges, under centric and eccentric truck arrangements); their mean is 5.55 mm at N8 and 15.42 mm at N7.</w:t>
       </w:r>
     </w:p>
     <w:p>
@@ -19529,7 +19529,7 @@
               <w:jc w:val="left"/>
             </w:pPr>
             <w:r>
-              <w:t xml:space="preserve">laboratory: accuracy class [NEED VALUE]; field: day-1 weights driver-reported</w:t>
+              <w:t xml:space="preserve">laboratory: OIML class M1 weights; field: day-1 weights driver-reported</w:t>
             </w:r>
           </w:p>
         </w:tc>
@@ -26285,7 +26285,7 @@
         <w:pStyle w:val="FirstParagraph"/>
       </w:pPr>
       <w:r>
-        <w:t xml:space="preserve">The field strain records analysed in Section 4 are publicly available in the NOR-BWIM dataset (figshare, https://doi.org/10.7294/26880898.v1, CC0) [49]. The laboratory deflection data are given in full in the Supplementary Material. The derived data behind every figure and table, the analysis scripts and the console output of each run are provided as Supplementary Material. The Cầu Mây load test was performed by an author of this paper, and the authors are permitted to publish the processed data (static deflection readings, truck positions, weighed truck masses and reported frequencies), which are available at [NEED VALUE: repository name and DOI].</w:t>
+        <w:t xml:space="preserve">The field strain records analysed in Section 4 are publicly available in the NOR-BWIM dataset (figshare, https://doi.org/10.7294/26880898.v1, CC0) [49]. The laboratory deflection data are given in full in the Supplementary Material. The derived data behind every figure and table, the analysis scripts and the console output of each run are provided as Supplementary Material. The Cầu Mây load test was performed by an author of this paper, and the authors are permitted to publish the processed data; the static deflection readings, the weighed truck masses and axle spacings, and the reported frequencies are given in the Supplementary Material (Tables S8–S10).</w:t>
       </w:r>
     </w:p>
     <w:bookmarkEnd w:id="46"/>
@@ -26303,7 +26303,7 @@
         <w:pStyle w:val="FirstParagraph"/>
       </w:pPr>
       <w:r>
-        <w:t xml:space="preserve">The Cầu Mây load test analysed in Section 5 was performed by an author of this paper as part of inspection work carried out by Công ty TNHH Tư vấn Đại học Xây dựng (HUCE consultancy) [NEED VALUE: name(s) of authors involved and nature of relationship]. The authors declare that there is no other conflict of interest regarding the publication of this article.</w:t>
+        <w:t xml:space="preserve">The Cầu Mây load test analysed in Section 5 was performed by an author of this paper (Q.-B. Nguyen) as part of inspection work carried out by Công ty TNHH Tư vấn Đại học Xây dựng (HUCE consultancy). The authors declare that there is no other conflict of interest regarding the publication of this article.</w:t>
       </w:r>
     </w:p>
     <w:bookmarkEnd w:id="47"/>
@@ -26321,7 +26321,7 @@
         <w:pStyle w:val="FirstParagraph"/>
       </w:pPr>
       <w:r>
-        <w:t xml:space="preserve">This research did not receive any specific grant from funding agencies in the public, commercial or not-for-profit sectors. [NEED VALUE: name the employer under whose employment the work was performed, and the source of the article processing charge, if any.]</w:t>
+        <w:t xml:space="preserve">This research did not receive any specific grant from funding agencies in the public, commercial or not-for-profit sectors. The work was carried out as part of the authors’ employment at Hanoi University of Civil Engineering.</w:t>
       </w:r>
     </w:p>
     <w:bookmarkEnd w:id="48"/>
@@ -26417,7 +26417,7 @@
         <w:pStyle w:val="FirstParagraph"/>
       </w:pPr>
       <w:r>
-        <w:t xml:space="preserve">The authors gratefully acknowledge the Laboratory of Transportation Technology and Systems, Faculty of Bridge and Road Engineering, Hanoi University of Civil Engineering, for providing the test facilities used in this study, and A. Moghadam and R. Sarlo for making the NOR-BWIM dataset publicly available. [NEED VALUE: whether to acknowledge Hai Duong PMU and the testing consultant for access to the acceptance-test report.]</w:t>
+        <w:t xml:space="preserve">The authors gratefully acknowledge the Laboratory of Transportation Technology and Systems, Faculty of Bridge and Road Engineering, Hanoi University of Civil Engineering, for providing the test facilities used in this study, and A. Moghadam and R. Sarlo for making the NOR-BWIM dataset publicly available. They also thank the Hải Dương provincial project management unit and Công ty TNHH Tư vấn Đại học Xây dựng for permission to use the acceptance-test data of the Cầu Mây Bridge.</w:t>
       </w:r>
     </w:p>
     <w:bookmarkEnd w:id="51"/>
@@ -26435,7 +26435,7 @@
         <w:pStyle w:val="FirstParagraph"/>
       </w:pPr>
       <w:r>
-        <w:t xml:space="preserve">The Supplementary Material contains: (i) the analysis scripts and the console output of each run, with a README that maps every table and figure to a script and log; (ii) the derived data behind every figure and table; (iii) the laboratory specimen and influence line (Fig. S15), the quadrature study and the full data (Table S1); (iv) the field-record tables: per-channel constants and scatter with χ² tests (Table S2), truck-to-truck ratios with equivalence tests (Table S3), correlations of vehicle-free noise and crossing residuals (Table S4), the per-crossing standard deviations predicted by both covariance models (Table S5) and the full table of estimator errors (Table S6); the processing details and excluded runs, the speed regressions, lane-B and two-truck results, and all estimator results including leave-one-truck-out, in-sample and GLS with the covariance estimated from crossing residuals (Figs. S1–S2); (v) the beam model of the five-span girder, including the strain constant of the gauges relative to the largest on the girder, and the synthetic records of the dataset authors (Figs. S3–S4); (vi) strain blind-locus maps (Figs. S5–S6); (vii) the multi-channel placement study (brute-force search over all cases), Monte Carlo verification and structure-aware weighting functions (Figs. S7–S9); (viii) the asymmetric three-span closed forms; (ix) the Cầu Mây design section properties and concrete modulus, the model-form variants (depth lengths, exponents, rigid pier zone), the frequency interpretation, admissible sets against tolerance (3 %, 4 % and 5.3 %, with and without a prior on</w:t>
+        <w:t xml:space="preserve">The Supplementary Material contains: (i) the analysis scripts and the console output of each run, with a README that maps every table and figure to a script and log; (ii) the derived data behind every figure and table; (iii) the laboratory influence line (Fig. S15), the full laboratory data (Table S1) and the quadrature study; (iv) the field-record tables: per-channel constants and scatter with χ² tests (Table S2), truck-to-truck ratios with equivalence tests (Table S3), correlations of vehicle-free noise and crossing residuals (Table S4), the per-crossing standard deviations predicted by both covariance models (Table S5) and the full table of estimator errors (Table S6); the processing details and excluded runs, the speed regressions, lane-B and two-truck results, and all estimator results including leave-one-truck-out, in-sample and GLS with the covariance estimated from crossing residuals (Figs. S1–S2); (v) the beam model of the five-span girder, including the strain constant of the gauges relative to the largest on the girder, and the synthetic records of the dataset authors (Figs. S3–S4); (vi) strain blind-locus maps (Figs. S5–S6); (vii) the multi-channel placement study (brute-force search over all cases), Monte Carlo verification and structure-aware weighting functions (Figs. S7–S9); (viii) the asymmetric three-span closed forms; (ix) the Cầu Mây design section properties and concrete modulus, the model-form variants (depth lengths, exponents, rigid pier zone), the frequency interpretation, admissible sets against tolerance (3 %, 4 % and 5.3 %, with and without a prior on</w:t>
       </w:r>
       <w:r>
         <w:t xml:space="preserve"> </w:t>
@@ -26480,10 +26480,7 @@
         </m:r>
       </m:oMath>
       <w:r>
-        <w:t xml:space="preserve"> </w:t>
-      </w:r>
-      <w:r>
-        <w:t xml:space="preserve">and the closed-form Möbius law (Figs. S10–S12); (x) the moving-force analysis behind the dynamic bound; (xi) the deflection records of two simply supported bridges, which illustrate baseline handling and low-pass filtering (Figs. S13–S14).</w:t>
+        <w:t xml:space="preserve">, the closed-form Möbius law (Figs. S10–S12) and the processed acceptance-test data (Tables S8–S10); (x) the moving-force analysis behind the dynamic bound; (xi) the deflection records of two simply supported bridges, which illustrate baseline handling and low-pass filtering (Figs. S13–S14).</w:t>
       </w:r>
     </w:p>
     <w:bookmarkEnd w:id="52"/>
@@ -27028,6 +27025,32 @@
         </m:sSub>
       </m:oMath>
       <w:r>
+        <w:t xml:space="preserve"> </w:t>
+      </w:r>
+      <w:r>
+        <w:t xml:space="preserve">of rigidity</w:t>
+      </w:r>
+      <w:r>
+        <w:t xml:space="preserve"> </w:t>
+      </w:r>
+      <m:oMath>
+        <m:r>
+          <m:t>E</m:t>
+        </m:r>
+        <m:sSub>
+          <m:e>
+            <m:r>
+              <m:t>I</m:t>
+            </m:r>
+          </m:e>
+          <m:sub>
+            <m:r>
+              <m:t>1</m:t>
+            </m:r>
+          </m:sub>
+        </m:sSub>
+      </m:oMath>
+      <w:r>
         <w:t xml:space="preserve">, adjacent span</w:t>
       </w:r>
       <w:r>
@@ -27072,7 +27095,54 @@
         <w:t xml:space="preserve"> </w:t>
       </w:r>
       <w:r>
-        <w:t xml:space="preserve">and sensor at</w:t>
+        <w:t xml:space="preserve">of rigidity</w:t>
+      </w:r>
+      <w:r>
+        <w:t xml:space="preserve"> </w:t>
+      </w:r>
+      <m:oMath>
+        <m:r>
+          <m:t>E</m:t>
+        </m:r>
+        <m:sSub>
+          <m:e>
+            <m:r>
+              <m:t>I</m:t>
+            </m:r>
+          </m:e>
+          <m:sub>
+            <m:r>
+              <m:t>2</m:t>
+            </m:r>
+          </m:sub>
+        </m:sSub>
+        <m:r>
+          <m:rPr>
+            <m:sty m:val="p"/>
+          </m:rPr>
+          <m:t>=</m:t>
+        </m:r>
+        <m:r>
+          <m:t>γ</m:t>
+        </m:r>
+        <m:r>
+          <m:t>E</m:t>
+        </m:r>
+        <m:sSub>
+          <m:e>
+            <m:r>
+              <m:t>I</m:t>
+            </m:r>
+          </m:e>
+          <m:sub>
+            <m:r>
+              <m:t>1</m:t>
+            </m:r>
+          </m:sub>
+        </m:sSub>
+      </m:oMath>
+      <w:r>
+        <w:t xml:space="preserve">, and sensor at</w:t>
       </w:r>
       <w:r>
         <w:t xml:space="preserve"> </w:t>
@@ -27136,6 +27206,53 @@
         </m:sSub>
       </m:oMath>
       <w:r>
+        <w:t xml:space="preserve"> </w:t>
+      </w:r>
+      <w:r>
+        <w:t xml:space="preserve">of rigidity</w:t>
+      </w:r>
+      <w:r>
+        <w:t xml:space="preserve"> </w:t>
+      </w:r>
+      <m:oMath>
+        <m:r>
+          <m:t>E</m:t>
+        </m:r>
+        <m:sSub>
+          <m:e>
+            <m:r>
+              <m:t>I</m:t>
+            </m:r>
+          </m:e>
+          <m:sub>
+            <m:r>
+              <m:rPr>
+                <m:sty m:val="p"/>
+              </m:rPr>
+              <m:t>s</m:t>
+            </m:r>
+            <m:r>
+              <m:rPr>
+                <m:sty m:val="p"/>
+              </m:rPr>
+              <m:t>i</m:t>
+            </m:r>
+            <m:r>
+              <m:rPr>
+                <m:sty m:val="p"/>
+              </m:rPr>
+              <m:t>d</m:t>
+            </m:r>
+            <m:r>
+              <m:rPr>
+                <m:sty m:val="p"/>
+              </m:rPr>
+              <m:t>e</m:t>
+            </m:r>
+          </m:sub>
+        </m:sSub>
+      </m:oMath>
+      <w:r>
         <w:t xml:space="preserve">, main span</w:t>
       </w:r>
       <w:r>
@@ -27222,7 +27339,96 @@
         <w:t xml:space="preserve"> </w:t>
       </w:r>
       <w:r>
-        <w:t xml:space="preserve">and side-span sensor at</w:t>
+        <w:t xml:space="preserve">of rigidity</w:t>
+      </w:r>
+      <w:r>
+        <w:t xml:space="preserve"> </w:t>
+      </w:r>
+      <m:oMath>
+        <m:r>
+          <m:t>E</m:t>
+        </m:r>
+        <m:sSub>
+          <m:e>
+            <m:r>
+              <m:t>I</m:t>
+            </m:r>
+          </m:e>
+          <m:sub>
+            <m:r>
+              <m:rPr>
+                <m:sty m:val="p"/>
+              </m:rPr>
+              <m:t>m</m:t>
+            </m:r>
+            <m:r>
+              <m:rPr>
+                <m:sty m:val="p"/>
+              </m:rPr>
+              <m:t>a</m:t>
+            </m:r>
+            <m:r>
+              <m:rPr>
+                <m:sty m:val="p"/>
+              </m:rPr>
+              <m:t>i</m:t>
+            </m:r>
+            <m:r>
+              <m:rPr>
+                <m:sty m:val="p"/>
+              </m:rPr>
+              <m:t>n</m:t>
+            </m:r>
+          </m:sub>
+        </m:sSub>
+        <m:r>
+          <m:rPr>
+            <m:sty m:val="p"/>
+          </m:rPr>
+          <m:t>=</m:t>
+        </m:r>
+        <m:r>
+          <m:t>γ</m:t>
+        </m:r>
+        <m:r>
+          <m:t>E</m:t>
+        </m:r>
+        <m:sSub>
+          <m:e>
+            <m:r>
+              <m:t>I</m:t>
+            </m:r>
+          </m:e>
+          <m:sub>
+            <m:r>
+              <m:rPr>
+                <m:sty m:val="p"/>
+              </m:rPr>
+              <m:t>s</m:t>
+            </m:r>
+            <m:r>
+              <m:rPr>
+                <m:sty m:val="p"/>
+              </m:rPr>
+              <m:t>i</m:t>
+            </m:r>
+            <m:r>
+              <m:rPr>
+                <m:sty m:val="p"/>
+              </m:rPr>
+              <m:t>d</m:t>
+            </m:r>
+            <m:r>
+              <m:rPr>
+                <m:sty m:val="p"/>
+              </m:rPr>
+              <m:t>e</m:t>
+            </m:r>
+          </m:sub>
+        </m:sSub>
+      </m:oMath>
+      <w:r>
+        <w:t xml:space="preserve">, and side-span sensor at</w:t>
       </w:r>
       <w:r>
         <w:t xml:space="preserve"> </w:t>

--- a/manuscript/v4/word/Manuscript_v4.docx
+++ b/manuscript/v4/word/Manuscript_v4.docx
@@ -90,7 +90,7 @@
         <w:pStyle w:val="FirstParagraph"/>
       </w:pPr>
       <w:r>
-        <w:t xml:space="preserve">Influence-area weigh-in-motion estimates gross vehicle weight from the area under a response record. On a continuous girder, positive and negative parts of the influence line can cancel, leaving a gauge blind to the load. This paper gives criteria for choosing, before installation, channels that observe the total load. They build on the influence-area identity: the area under a record equals the load times the channel’s response to a uniform unit load, the integral constant. Closed forms give the blind loci of five channel types (deflection, strain, rotation, shear, reaction) on continuous and haunched girders. Strain gauges are blind wherever the uniform-load moment vanishes, and nearly blind in a band around these points. A cancellation ratio separates cancellation from restraint. Optimal sensors lie at the extremes of the uniform-load response. A closed-form law gives the integral constant as a function of uncertain pier stiffness. A static test on a laboratory two-span beam confirms the identity. On public moving-truck records from a five-span box girder, invariance of the constant could be shown only within margins of 10–27 %, and the narrow range of reference weights did not allow weight discrimination to be tested. Generalised least-squares weights estimated from vehicle-free noise performed worse out of sample than the gauge average, because crossing residuals are much less correlated between gauges than vehicle-free noise. On an in-service three-span box girder, two static readings leave the constant of a side-span deflection gauge uncertain by a factor of 6.6, while the main-span gauge is well determined.</w:t>
+        <w:t xml:space="preserve">Influence-area weigh-in-motion estimates gross vehicle weight from the area under a response record. On a continuous girder, positive and negative parts of the influence line can cancel, leaving a gauge blind to the load. This paper gives criteria for choosing, before installation, channels that observe the total load. The criteria build on the influence-area identity: the area under a record equals the load times the channel’s response to a uniform unit load, the integral constant. Closed forms give the blind loci of five channel types (deflection, strain, rotation, shear, reaction) on continuous and haunched girders. Strain gauges are blind wherever the uniform-load moment vanishes, and nearly blind in a band around these points. A cancellation ratio separates cancellation from restraint. Optimal sensors lie at the extremes of the uniform-load response. A closed-form law gives the integral constant as a function of uncertain pier stiffness. A static test on a laboratory two-span beam confirms the identity. On public moving-truck records from a five-span box girder, invariance of the constant could be shown only within margins of 10–27 %, and the narrow range of reference weights did not allow weight discrimination to be tested. Generalised least-squares weights estimated from vehicle-free noise performed worse out of sample than the gauge average, because crossing residuals are much less correlated between gauges than vehicle-free noise. On an in-service three-span box girder, two static readings leave the constant of a side-span deflection gauge uncertain by a factor of 6.6, while the main-span gauge is well determined.</w:t>
       </w:r>
     </w:p>
     <w:p>
@@ -995,6 +995,38 @@
             </w:pPr>
             <w:r>
               <w:t xml:space="preserve">weighting function applied along a record</w:t>
+            </w:r>
+          </w:p>
+        </w:tc>
+      </w:tr>
+      <w:tr>
+        <w:tc>
+          <w:tcPr>
+            <w:tcW w:type="dxa" w:w="2892"/>
+          </w:tcPr>
+          <w:p>
+            <w:pPr>
+              <w:pStyle w:val="Compact"/>
+              <w:jc w:val="left"/>
+            </w:pPr>
+            <m:oMath>
+              <m:r>
+                <m:t>h</m:t>
+              </m:r>
+            </m:oMath>
+          </w:p>
+        </w:tc>
+        <w:tc>
+          <w:tcPr>
+            <w:tcW w:type="dxa" w:w="6177"/>
+          </w:tcPr>
+          <w:p>
+            <w:pPr>
+              <w:pStyle w:val="Compact"/>
+              <w:jc w:val="left"/>
+            </w:pPr>
+            <w:r>
+              <w:t xml:space="preserve">girder depth (m)</w:t>
             </w:r>
           </w:p>
         </w:tc>
@@ -3866,7 +3898,7 @@
         <w:pStyle w:val="BodyText"/>
       </w:pPr>
       <w:r>
-        <w:t xml:space="preserve">A simpler family estimates only the gross weight from the area under the response. Ojio and Yamada integrated the strain records of plate-girder stringers, multiplied the result by the speed and calibrated it against a truck of known weight [23]; this calibration is called the standard-load method (SLM) below. The method has been used in long-term monitoring [24]. On a seven-span slab-on-girder bridge it was accurate to within 5 % for test trucks with well-estimated speeds [25,26]. Later work added strain-area and strain-integral variants [27–29], shear-strain weighing [30], a sparse-sensing influence-area system that chose the number and location of strain gauges on a single-span bridge [31], simplified BWIM in the field [32] and load-cell reactions [33]. Yan et al. proposed a probabilistic, influence-line-free gross-weight scheme based on a transmissibility-like index [34]. The integral of the influence line has also served as a damage feature [35,36], and the present authors used the integral of mid-span deflection on a simply supported beam [37].</w:t>
+        <w:t xml:space="preserve">A simpler family estimates only the gross weight from the area under the response. Ojio and Yamada integrated the strain records of plate-girder stringers, multiplied the result by the speed and calibrated it against a truck of known weight [23]; this calibration is called the standard-load method (SLM) below. The method has been used in long-term monitoring [24]. On a seven-span slab-on-girder bridge it was accurate to within 5 % for test trucks with well-estimated speeds [25,26]. Later work added strain-area and strain-integral variants [27–29], shear-strain weighing [30], a sparse-sensing influence-area system that chose the number and location of strain gauges on a single-span bridge [31], simplified BWIM in the field [32] and load-cell reactions [33]. Yan et al. proposed a probabilistic, influence-line-free gross-weight scheme based on a transmissibility-like index [34]. The integral of the influence line has also served as a damage feature [35,36], and two of the present authors used the integral of mid-span deflection on a simply supported beam [37].</w:t>
       </w:r>
     </w:p>
     <w:p>
@@ -4004,7 +4036,21 @@
         <w:pStyle w:val="BodyText"/>
       </w:pPr>
       <w:r>
-        <w:t xml:space="preserve">an identifiability analysis of the constant under boundary uncertainty: the constant depends on pier stiffness only through the scaled pier stiffness</w:t>
+        <w:t xml:space="preserve">an identifiability analysis of the integral constant under boundary uncertainty: the constant depends on the rotational stiffness</w:t>
+      </w:r>
+      <w:r>
+        <w:t xml:space="preserve"> </w:t>
+      </w:r>
+      <m:oMath>
+        <m:r>
+          <m:t>k</m:t>
+        </m:r>
+      </m:oMath>
+      <w:r>
+        <w:t xml:space="preserve"> </w:t>
+      </w:r>
+      <w:r>
+        <w:t xml:space="preserve">of the piers only through the scaled pier stiffness</w:t>
       </w:r>
       <w:r>
         <w:t xml:space="preserve"> </w:t>
@@ -4033,7 +4079,21 @@
         </m:r>
       </m:oMath>
       <w:r>
-        <w:t xml:space="preserve">, following a linear-fractional (Möbius) law, and the analysis names the measurement that resolves it;</w:t>
+        <w:t xml:space="preserve">, where</w:t>
+      </w:r>
+      <w:r>
+        <w:t xml:space="preserve"> </w:t>
+      </w:r>
+      <m:oMath>
+        <m:r>
+          <m:t>α</m:t>
+        </m:r>
+      </m:oMath>
+      <w:r>
+        <w:t xml:space="preserve"> </w:t>
+      </w:r>
+      <w:r>
+        <w:t xml:space="preserve">is the ratio of effective to design girder rigidity, following a linear-fractional (Möbius) law, and the analysis names the measurement that resolves it;</w:t>
       </w:r>
     </w:p>
     <w:p>
@@ -14646,7 +14706,7 @@
         <w:pStyle w:val="FirstParagraph"/>
       </w:pPr>
       <w:r>
-        <w:t xml:space="preserve">This section asks what integral estimators deliver on real moving-load records from a continuous girder. It reports the main results with 95 % confidence intervals (CIs) and compares single- and multi-channel estimators out of sample. The per-channel tables, the equivalence tests, the noise correlations and the full estimator table are in Supplementary Tables S2–S6, and the speed regressions in Supplementary Fig. S2.</w:t>
+        <w:t xml:space="preserve">This section asks what integral estimators deliver on real moving-load records from a continuous girder. It reports the main results with 95 % confidence intervals (CIs) and compares single- and multi-channel estimators out of sample. The per-channel tables, the equivalence tests, the noise correlations and the full estimator table are in Supplementary Tables S2–S6, and the speed regressions in Supplementary Fig. S3.</w:t>
       </w:r>
     </w:p>
     <w:bookmarkStart w:id="30" w:name="data-and-reference-weights"/>
@@ -14663,7 +14723,7 @@
         <w:pStyle w:val="FirstParagraph"/>
       </w:pPr>
       <w:r>
-        <w:t xml:space="preserve">The Nothing-on-Road BWIM (NOR-BWIM) dataset [49] (CC0 licence) contains strain records of the Virginia Smart Road Bridge, documented in [41–43,50]. The bridge is a post-tensioned concrete box girder continuous over five spans of 86.5 + 3 × 144 + 86.5 m = 605 m. Strain transducers on the soffit of the top slab lie near mid-span of span 2, 158.5 m from the first abutment, in longitudinal stations about 2 m apart under the wheel path.</w:t>
+        <w:t xml:space="preserve">The Nothing-on-Road BWIM (NOR-BWIM) dataset [49] (CC0 licence) contains strain records of the Virginia Smart Road Bridge, documented in [41–43,50]. The bridge is a post-tensioned concrete box girder continuous over five spans of 86.5 + 3 × 144 + 86.5 m = 605 m. Strain transducers on the soffit of the top slab lie near mid-span of span 2, 158.5 m from the first abutment, at longitudinal stations about 2 m apart under the wheel path.</w:t>
       </w:r>
     </w:p>
     <w:p>
@@ -14794,7 +14854,7 @@
         <w:pStyle w:val="BodyText"/>
       </w:pPr>
       <w:r>
-        <w:t xml:space="preserve">On day 2, the ratio of the gauge-average constants of the 5-axle and the 3-axle truck is 0.98 (95 % CI 0.70–1.37; Fig. 6b). The result is consistent with Eq. (2), but with eight runs it cannot exclude differences of up to about 27 %. It is therefore a coarse check of linearity and processing, not a sharp test of the identity. No speed effect was resolved, but the confidence interval of the slope is too wide to call the constant speed-independent (Supplementary Fig. S2).</w:t>
+        <w:t xml:space="preserve">On day 2, the ratio of the gauge-average constants of the 5-axle and the 3-axle truck is 0.98 (95 % CI 0.70–1.37; Fig. 6b). The result is consistent with Eq. (2), but with eight runs it cannot exclude differences of up to about 27 %. It is therefore a coarse check of linearity and processing, not a sharp test of the identity. No speed effect was resolved, but the confidence interval of the slope is too wide to call the constant speed-independent (Supplementary Fig. S3).</w:t>
       </w:r>
     </w:p>
     <w:p>
@@ -15372,7 +15432,7 @@
         <w:pStyle w:val="BodyText"/>
       </w:pPr>
       <w:r>
-        <w:t xml:space="preserve">On day 2, GLS with the measured covariance was worse than the gauge average: 20.4 % against 11.9 % MAE. The paired difference is +8.5 percentage points (95 % CI +2.3 to +15.1), so GLS and the zero-sum estimator are both significantly worse than the average. On day 1 the estimators cannot be told apart, and on both days every estimator is worse than the mean-weight predictor.</w:t>
+        <w:t xml:space="preserve">On day 2, GLS with the measured covariance was worse than the gauge average: 20.4 % against 11.9 % MAE. The paired difference is +8.5 percentage points (95 % CI +2.3 to +15.1), so GLS is significantly worse than the average; the zero-sum estimator, with almost the same error (20.3 %), is worse as well. On day 1 the estimators cannot be told apart, and on both days every estimator is worse than the mean-weight predictor.</w:t>
       </w:r>
     </w:p>
     <w:p>
@@ -15549,10 +15609,21 @@
         </m:sSup>
       </m:oMath>
       <w:r>
-        <w:t xml:space="preserve"> </w:t>
-      </w:r>
-      <w:r>
-        <w:t xml:space="preserve">fitted to the two design sections, and a rotational spring</w:t>
+        <w:t xml:space="preserve">, where</w:t>
+      </w:r>
+      <w:r>
+        <w:t xml:space="preserve"> </w:t>
+      </w:r>
+      <m:oMath>
+        <m:r>
+          <m:t>h</m:t>
+        </m:r>
+      </m:oMath>
+      <w:r>
+        <w:t xml:space="preserve"> </w:t>
+      </w:r>
+      <w:r>
+        <w:t xml:space="preserve">is the girder depth, fitted to the two design sections, and a rotational spring</w:t>
       </w:r>
       <w:r>
         <w:t xml:space="preserve"> </w:t>
@@ -15566,7 +15637,7 @@
         <w:t xml:space="preserve"> </w:t>
       </w:r>
       <w:r>
-        <w:t xml:space="preserve">at each inner pier. The depth law and the pier dimensions are not documented, so other depth lengths and exponents and a rigid pier zone were tested as model-form variants (Supplementary Material).</w:t>
+        <w:t xml:space="preserve">at each inner pier. The depth law and the pier dimensions are not documented, so other haunch lengths and exponents and a rigid pier zone were tested as model-form variants (Supplementary Material).</w:t>
       </w:r>
     </w:p>
     <w:p>
@@ -17556,7 +17627,7 @@
         <w:pStyle w:val="BodyText"/>
       </w:pPr>
       <w:r>
-        <w:t xml:space="preserve">Strain channels behave differently (Fig. 8). The haunches move every zero-moment point towards mid-span. Over the range of pier stiffness the side-span zero lies 26.0–33.3 m from the abutment, so a strain gauge at mid side span would be practically blind under calibration A (</w:t>
+        <w:t xml:space="preserve">Strain channels behave differently (Fig. 8). The haunches move every zero-moment point towards mid-span. Over the range of pier stiffness the side-span zero lies 26.0–33.3 m from the end support, so a strain gauge at mid side span would be practically blind under calibration A (</w:t>
       </w:r>
       <m:oMath>
         <m:sSub>
@@ -17582,7 +17653,7 @@
         </m:r>
       </m:oMath>
       <w:r>
-        <w:t xml:space="preserve">) and would change sign with pinned piers. The centre of the main span lies in the strain near-blind band in every haunched model (</w:t>
+        <w:t xml:space="preserve">) and would change sign with pinned piers. The centre of the main span lies in or at the edge of the strain near-blind band in every haunched model (</w:t>
       </w:r>
       <m:oMath>
         <m:sSub>
@@ -18442,7 +18513,7 @@
         <w:pStyle w:val="BodyText"/>
       </w:pPr>
       <w:r>
-        <w:t xml:space="preserve">The in-service girder shows that a side-span deflection gauge on a layout near the prismatic blind locus is not identifiable from static acceptance data, whereas a main-span gauge is. One tiltmeter or one integral ratio would discriminate between the reference calibrations.</w:t>
+        <w:t xml:space="preserve">The in-service girder shows that a side-span deflection gauge on a layout near the prismatic blind locus has a constant that is not identifiable from static acceptance data, whereas a main-span gauge is. One tiltmeter or one integral ratio would discriminate between the reference calibrations.</w:t>
       </w:r>
     </w:p>
     <w:bookmarkEnd w:id="37"/>
@@ -18732,13 +18803,13 @@
         </w:tblBorders>
       </w:tblPr>
       <w:tblGrid>
-        <w:gridCol w:w="1536"/>
-        <w:gridCol w:w="1431"/>
-        <w:gridCol w:w="1280"/>
-        <w:gridCol w:w="1129"/>
-        <w:gridCol w:w="1129"/>
-        <w:gridCol w:w="1129"/>
-        <w:gridCol w:w="1431"/>
+        <w:gridCol w:w="1461"/>
+        <w:gridCol w:w="1805"/>
+        <w:gridCol w:w="1217"/>
+        <w:gridCol w:w="1074"/>
+        <w:gridCol w:w="1074"/>
+        <w:gridCol w:w="1074"/>
+        <w:gridCol w:w="1361"/>
       </w:tblGrid>
       <w:tr>
         <w:trPr>
@@ -18746,7 +18817,7 @@
         </w:trPr>
         <w:tc>
           <w:tcPr>
-            <w:tcW w:type="dxa" w:w="1536"/>
+            <w:tcW w:type="dxa" w:w="1461"/>
             <w:tcBorders>
               <w:top w:val="nil"/>
               <w:left w:val="nil"/>
@@ -18766,7 +18837,7 @@
         </w:tc>
         <w:tc>
           <w:tcPr>
-            <w:tcW w:type="dxa" w:w="1431"/>
+            <w:tcW w:type="dxa" w:w="1805"/>
             <w:tcBorders>
               <w:top w:val="nil"/>
               <w:left w:val="nil"/>
@@ -18794,7 +18865,7 @@
         </w:tc>
         <w:tc>
           <w:tcPr>
-            <w:tcW w:type="dxa" w:w="1280"/>
+            <w:tcW w:type="dxa" w:w="1217"/>
             <w:tcBorders>
               <w:top w:val="nil"/>
               <w:left w:val="nil"/>
@@ -18814,7 +18885,7 @@
         </w:tc>
         <w:tc>
           <w:tcPr>
-            <w:tcW w:type="dxa" w:w="1129"/>
+            <w:tcW w:type="dxa" w:w="1074"/>
             <w:tcBorders>
               <w:top w:val="nil"/>
               <w:left w:val="nil"/>
@@ -18834,7 +18905,7 @@
         </w:tc>
         <w:tc>
           <w:tcPr>
-            <w:tcW w:type="dxa" w:w="1129"/>
+            <w:tcW w:type="dxa" w:w="1074"/>
             <w:tcBorders>
               <w:top w:val="nil"/>
               <w:left w:val="nil"/>
@@ -18854,7 +18925,7 @@
         </w:tc>
         <w:tc>
           <w:tcPr>
-            <w:tcW w:type="dxa" w:w="1129"/>
+            <w:tcW w:type="dxa" w:w="1074"/>
             <w:tcBorders>
               <w:top w:val="nil"/>
               <w:left w:val="nil"/>
@@ -18874,7 +18945,7 @@
         </w:tc>
         <w:tc>
           <w:tcPr>
-            <w:tcW w:type="dxa" w:w="1431"/>
+            <w:tcW w:type="dxa" w:w="1361"/>
             <w:tcBorders>
               <w:top w:val="nil"/>
               <w:left w:val="nil"/>
@@ -18896,7 +18967,7 @@
       <w:tr>
         <w:tc>
           <w:tcPr>
-            <w:tcW w:type="dxa" w:w="1536"/>
+            <w:tcW w:type="dxa" w:w="1461"/>
           </w:tcPr>
           <w:p>
             <w:pPr>
@@ -18910,7 +18981,7 @@
         </w:tc>
         <w:tc>
           <w:tcPr>
-            <w:tcW w:type="dxa" w:w="1431"/>
+            <w:tcW w:type="dxa" w:w="1805"/>
           </w:tcPr>
           <w:p>
             <w:pPr>
@@ -18924,7 +18995,7 @@
         </w:tc>
         <w:tc>
           <w:tcPr>
-            <w:tcW w:type="dxa" w:w="1280"/>
+            <w:tcW w:type="dxa" w:w="1217"/>
           </w:tcPr>
           <w:p>
             <w:pPr>
@@ -18938,7 +19009,7 @@
         </w:tc>
         <w:tc>
           <w:tcPr>
-            <w:tcW w:type="dxa" w:w="1129"/>
+            <w:tcW w:type="dxa" w:w="1074"/>
           </w:tcPr>
           <w:p>
             <w:pPr>
@@ -18952,7 +19023,7 @@
         </w:tc>
         <w:tc>
           <w:tcPr>
-            <w:tcW w:type="dxa" w:w="1129"/>
+            <w:tcW w:type="dxa" w:w="1074"/>
           </w:tcPr>
           <w:p>
             <w:pPr>
@@ -18966,7 +19037,7 @@
         </w:tc>
         <w:tc>
           <w:tcPr>
-            <w:tcW w:type="dxa" w:w="1129"/>
+            <w:tcW w:type="dxa" w:w="1074"/>
           </w:tcPr>
           <w:p>
             <w:pPr>
@@ -18980,7 +19051,7 @@
         </w:tc>
         <w:tc>
           <w:tcPr>
-            <w:tcW w:type="dxa" w:w="1431"/>
+            <w:tcW w:type="dxa" w:w="1361"/>
           </w:tcPr>
           <w:p>
             <w:pPr>
@@ -18996,7 +19067,7 @@
       <w:tr>
         <w:tc>
           <w:tcPr>
-            <w:tcW w:type="dxa" w:w="1536"/>
+            <w:tcW w:type="dxa" w:w="1461"/>
           </w:tcPr>
           <w:p>
             <w:pPr>
@@ -19010,21 +19081,21 @@
         </w:tc>
         <w:tc>
           <w:tcPr>
-            <w:tcW w:type="dxa" w:w="1431"/>
-          </w:tcPr>
-          <w:p>
-            <w:pPr>
-              <w:pStyle w:val="Compact"/>
-              <w:jc w:val="left"/>
-            </w:pPr>
-            <w:r>
-              <w:t xml:space="preserve">0.30–2.0 × 10⁻⁴</w:t>
-            </w:r>
-          </w:p>
-        </w:tc>
-        <w:tc>
-          <w:tcPr>
-            <w:tcW w:type="dxa" w:w="1280"/>
+            <w:tcW w:type="dxa" w:w="1805"/>
+          </w:tcPr>
+          <w:p>
+            <w:pPr>
+              <w:pStyle w:val="Compact"/>
+              <w:jc w:val="left"/>
+            </w:pPr>
+            <w:r>
+              <w:t xml:space="preserve">3.0 × 10⁻⁵–2.0 × 10⁻⁴</w:t>
+            </w:r>
+          </w:p>
+        </w:tc>
+        <w:tc>
+          <w:tcPr>
+            <w:tcW w:type="dxa" w:w="1217"/>
           </w:tcPr>
           <w:p>
             <w:pPr>
@@ -19038,7 +19109,7 @@
         </w:tc>
         <w:tc>
           <w:tcPr>
-            <w:tcW w:type="dxa" w:w="1129"/>
+            <w:tcW w:type="dxa" w:w="1074"/>
           </w:tcPr>
           <w:p>
             <w:pPr>
@@ -19052,7 +19123,7 @@
         </w:tc>
         <w:tc>
           <w:tcPr>
-            <w:tcW w:type="dxa" w:w="1129"/>
+            <w:tcW w:type="dxa" w:w="1074"/>
           </w:tcPr>
           <w:p>
             <w:pPr>
@@ -19066,7 +19137,7 @@
         </w:tc>
         <w:tc>
           <w:tcPr>
-            <w:tcW w:type="dxa" w:w="1129"/>
+            <w:tcW w:type="dxa" w:w="1074"/>
           </w:tcPr>
           <w:p>
             <w:pPr>
@@ -19080,7 +19151,7 @@
         </w:tc>
         <w:tc>
           <w:tcPr>
-            <w:tcW w:type="dxa" w:w="1431"/>
+            <w:tcW w:type="dxa" w:w="1361"/>
           </w:tcPr>
           <w:p>
             <w:pPr>
@@ -21767,7 +21838,7 @@
         <w:t xml:space="preserve"> </w:t>
       </w:r>
       <w:r>
-        <w:t xml:space="preserve">gives Eq. (6). With uniform stiffness, the blind condition for a mid-span sensor is</w:t>
+        <w:t xml:space="preserve">gives Eq. (6). With uniform rigidity, the blind condition for a mid-span sensor is</w:t>
       </w:r>
       <w:r>
         <w:t xml:space="preserve"> </w:t>
@@ -24898,7 +24969,7 @@
           </m:e>
         </m:nary>
         <m:r>
-          <m:t>h</m:t>
+          <m:t>ψ</m:t>
         </m:r>
         <m:d>
           <m:dPr>
@@ -24924,17 +24995,51 @@
         </m:d>
       </m:oMath>
       <w:r>
-        <w:t xml:space="preserve"> </w:t>
-      </w:r>
-      <w:r>
-        <w:t xml:space="preserve">with</w:t>
-      </w:r>
-      <w:r>
-        <w:t xml:space="preserve"> </w:t>
-      </w:r>
-      <m:oMath>
-        <m:r>
-          <m:t>h</m:t>
+        <w:t xml:space="preserve">, with</w:t>
+      </w:r>
+      <w:r>
+        <w:t xml:space="preserve"> </w:t>
+      </w:r>
+      <m:oMath>
+        <m:sSub>
+          <m:e>
+            <m:r>
+              <m:t>s</m:t>
+            </m:r>
+          </m:e>
+          <m:sub>
+            <m:r>
+              <m:t>i</m:t>
+            </m:r>
+          </m:sub>
+        </m:sSub>
+      </m:oMath>
+      <w:r>
+        <w:t xml:space="preserve"> </w:t>
+      </w:r>
+      <w:r>
+        <w:t xml:space="preserve">the position of axle</w:t>
+      </w:r>
+      <w:r>
+        <w:t xml:space="preserve"> </w:t>
+      </w:r>
+      <m:oMath>
+        <m:r>
+          <m:t>i</m:t>
+        </m:r>
+      </m:oMath>
+      <w:r>
+        <w:t xml:space="preserve"> </w:t>
+      </w:r>
+      <w:r>
+        <w:t xml:space="preserve">and</w:t>
+      </w:r>
+      <w:r>
+        <w:t xml:space="preserve"> </w:t>
+      </w:r>
+      <m:oMath>
+        <m:r>
+          <m:t>ψ</m:t>
         </m:r>
         <m:d>
           <m:dPr>
@@ -25061,7 +25166,7 @@
       </w:r>
       <m:oMath>
         <m:r>
-          <m:t>h</m:t>
+          <m:t>ψ</m:t>
         </m:r>
       </m:oMath>
       <w:r>
@@ -25377,7 +25482,7 @@
         <w:t xml:space="preserve"> </w:t>
       </w:r>
       <w:r>
-        <w:t xml:space="preserve">is therefore constant, and the only freedom lies across channels. An estimate built on the absolute value of the record [44] is not linear in the axle loads, so it loses this invariance whenever contributions of opposite sign overlap. When the influence line is known, other invariant weighting functions exist; for two equal spans their white-noise variance is 1.5–6.6 times smaller, but a 20 % stiffness error in the adjacent span then produces configuration-dependent errors of −1.1 % to +2.0 % (Supplementary Material).</w:t>
+        <w:t xml:space="preserve">is therefore constant, and the only freedom lies across channels. An estimate built on the absolute value of the record [44] is not linear in the axle loads, so it loses this invariance whenever contributions of opposite sign overlap. When the influence line is known, other invariant weighting functions exist; for two equal spans their white-noise variance is 1.5–6.6 times smaller, but a 20 % rigidity error in the adjacent span then produces configuration-dependent errors of −1.1 % to +2.0 % (Supplementary Material).</w:t>
       </w:r>
     </w:p>
     <w:bookmarkEnd w:id="43"/>
@@ -26435,7 +26540,7 @@
         <w:pStyle w:val="FirstParagraph"/>
       </w:pPr>
       <w:r>
-        <w:t xml:space="preserve">The Supplementary Material contains: (i) the analysis scripts and the console output of each run, with a README that maps every table and figure to a script and log; (ii) the derived data behind every figure and table; (iii) the laboratory influence line (Fig. S15), the full laboratory data (Table S1) and the quadrature study; (iv) the field-record tables: per-channel constants and scatter with χ² tests (Table S2), truck-to-truck ratios with equivalence tests (Table S3), correlations of vehicle-free noise and crossing residuals (Table S4), the per-crossing standard deviations predicted by both covariance models (Table S5) and the full table of estimator errors (Table S6); the processing details and excluded runs, the speed regressions, lane-B and two-truck results, and all estimator results including leave-one-truck-out, in-sample and GLS with the covariance estimated from crossing residuals (Figs. S1–S2); (v) the beam model of the five-span girder, including the strain constant of the gauges relative to the largest on the girder, and the synthetic records of the dataset authors (Figs. S3–S4); (vi) strain blind-locus maps (Figs. S5–S6); (vii) the multi-channel placement study (brute-force search over all cases), Monte Carlo verification and structure-aware weighting functions (Figs. S7–S9); (viii) the asymmetric three-span closed forms; (ix) the Cầu Mây design section properties and concrete modulus, the model-form variants (depth lengths, exponents, rigid pier zone), the frequency interpretation, admissible sets against tolerance (3 %, 4 % and 5.3 %, with and without a prior on</w:t>
+        <w:t xml:space="preserve">The Supplementary Material contains: (i) the analysis scripts and the console output of each run, with a README that maps every table and figure to a script and log; (ii) the derived data behind every figure and table; (iii) the laboratory influence line (Fig. S1), the full laboratory data (Table S1) and the quadrature study; (iv) the field-record tables: per-channel constants and scatter with χ² tests (Table S2), truck-to-truck ratios with equivalence tests (Table S3), correlations of vehicle-free noise and crossing residuals (Table S4), the per-crossing standard deviations predicted by both covariance models (Table S5) and the full table of estimator errors (Table S6); the processing details and excluded runs, the speed regressions, lane-B and two-truck results, and all estimator results including leave-one-truck-out, in-sample and GLS with the covariance estimated from crossing residuals (Figs. S2–S3); (v) the beam model of the five-span girder, including the strain constant of the gauges relative to the largest on the girder, and the synthetic records of the dataset authors (Figs. S4–S5); (vi) strain blind-locus maps (Figs. S6–S7); (vii) the multi-channel placement study (brute-force search over all cases), Monte Carlo verification and structure-aware weighting functions (Figs. S8–S10); (viii) the asymmetric three-span closed forms; (ix) the Cầu Mây design section properties and concrete modulus, the model-form variants (haunch lengths, exponents, rigid pier zone), the frequency interpretation, admissible sets against tolerance (3 %, 4 % and 5.3 %, with and without a prior on</w:t>
       </w:r>
       <w:r>
         <w:t xml:space="preserve"> </w:t>
@@ -26480,7 +26585,7 @@
         </m:r>
       </m:oMath>
       <w:r>
-        <w:t xml:space="preserve">, the closed-form Möbius law (Figs. S10–S12) and the processed acceptance-test data (Tables S8–S10); (x) the moving-force analysis behind the dynamic bound; (xi) the deflection records of two simply supported bridges, which illustrate baseline handling and low-pass filtering (Figs. S13–S14).</w:t>
+        <w:t xml:space="preserve">, the closed-form Möbius law (Figs. S11–S13) and the processed acceptance-test data (Tables S8–S10); (x) the moving-force analysis behind the dynamic bound; (xi) the deflection records of two simply supported bridges, which illustrate baseline handling and low-pass filtering (Figs. S14–S15).</w:t>
       </w:r>
     </w:p>
     <w:bookmarkEnd w:id="52"/>
@@ -26866,7 +26971,7 @@
         <w:pStyle w:val="BodyText"/>
       </w:pPr>
       <w:r>
-        <w:t xml:space="preserve">[47] Z. Shen, W. Peng, X. Zhang, et al., A lightweight weigh-in-motion system based on vehicle-induced bridge deflection and impact dynamic responses, Int. J. Struct. Stab. Dyn. (2026), online. https://doi.org/10.1142/s0219455427503664</w:t>
+        <w:t xml:space="preserve">[47] Z. Shen, W. Peng, X. Zhang, et al., A lightweight weigh-in-motion system based on vehicle-induced bridge deflection and impact dynamic responses, Int. J. Struct. Stab. Dyn. (2026), online first. https://doi.org/10.1142/s0219455427503664</w:t>
       </w:r>
     </w:p>
     <w:p>

--- a/manuscript/v4/word/Manuscript_v4.docx
+++ b/manuscript/v4/word/Manuscript_v4.docx
@@ -15549,7 +15549,7 @@
         <w:pStyle w:val="BodyText"/>
       </w:pPr>
       <w:r>
-        <w:t xml:space="preserve">Two deflection gauge sections were read: N8 in the side span between pier T7 and end support T8, at 0.4L (22 m) from T8, and N7 at mid main span. In the June 2020 acceptance test, four trucks stood in the side span (gauge N8) and six in the main span (gauge N7). The trucks were 3-axle, nominally 5 + 10 + 10 t, with a weighed mean of 25.06 t. Mitutoyo dial gauges, mounted on independent frames fixed to the ground, read the peak deflection under centric and eccentric transverse positions. Each gauge section has six readings (three measuring points across the section, on the axis and at both edges, under centric and eccentric truck arrangements); their mean is 5.55 mm at N8 and 15.42 mm at N7.</w:t>
+        <w:t xml:space="preserve">Two deflection gauge sections were read: N8 in the side span between pier T7 and end support T8, at 0.4L (22 m) from T8, and N7 at mid main span. In the June 2020 acceptance test, four trucks stood in the side span (gauge N8) and six in the main span (gauge N7). The trucks were 3-axle, nominally 5 + 10 + 10 t, with a weighed mean of 25.06 t. Mitutoyo dial gauges, mounted on independent frames fixed to the ground, read the peak deflection under central and eccentric transverse positions. Each gauge section has six readings (three measuring points across the section, on the axis and at both edges, under central and eccentric truck arrangements); their mean is 5.55 mm at N8 and 15.42 mm at N7.</w:t>
       </w:r>
     </w:p>
     <w:p>
@@ -15709,7 +15709,7 @@
         <w:t xml:space="preserve"> </w:t>
       </w:r>
       <w:r>
-        <w:t xml:space="preserve">kN m/rad fitted to the designer’s FE output; it misfits the measurements by +2.4 % at N8 and +12.3 % at N7. Calibration B is the joint least-squares fit to the two readings, with</w:t>
+        <w:t xml:space="preserve">kN m/rad fitted to the designer’s FE output; it deviates from the measurements by +2.4 % at N8 and +12.3 % at N7. Calibration B is the joint least-squares fit to the two readings, with</w:t>
       </w:r>
       <w:r>
         <w:t xml:space="preserve"> </w:t>
@@ -28133,7 +28133,7 @@
         <w:t xml:space="preserve"> </w:t>
       </w:r>
       <w:r>
-        <w:t xml:space="preserve">of the offset; (b) standard deviation of the load against the offset level for single sensors and three-sensor designs; (c) zero-sum pair (labelled offset-immune in the panel) at</w:t>
+        <w:t xml:space="preserve">of the offset; (b) standard deviation of the load against the offset level for single sensors and three-sensor designs; (c) zero-sum pair at</w:t>
       </w:r>
       <w:r>
         <w:t xml:space="preserve"> </w:t>
